--- a/machine learning/ml.docx
+++ b/machine learning/ml.docx
@@ -1,6 +1,6 @@
 
 <file path=word/document.xml><?xml version="1.0" encoding="utf-8"?>
-<w:document xmlns:wpc="http://schemas.microsoft.com/office/word/2010/wordprocessingCanvas" xmlns:cx="http://schemas.microsoft.com/office/drawing/2014/chartex" xmlns:cx1="http://schemas.microsoft.com/office/drawing/2015/9/8/chartex" xmlns:mc="http://schemas.openxmlformats.org/markup-compatibility/2006" xmlns:o="urn:schemas-microsoft-com:office:office" xmlns:r="http://schemas.openxmlformats.org/officeDocument/2006/relationships" xmlns:m="http://schemas.openxmlformats.org/officeDocument/2006/math" xmlns:v="urn:schemas-microsoft-com:vml" xmlns:wp14="http://schemas.microsoft.com/office/word/2010/wordprocessingDrawing" xmlns:wp="http://schemas.openxmlformats.org/drawingml/2006/wordprocessingDrawing" xmlns:w10="urn:schemas-microsoft-com:office:word" xmlns:w="http://schemas.openxmlformats.org/wordprocessingml/2006/main" xmlns:w14="http://schemas.microsoft.com/office/word/2010/wordml" xmlns:w15="http://schemas.microsoft.com/office/word/2012/wordml" xmlns:w16se="http://schemas.microsoft.com/office/word/2015/wordml/symex" xmlns:wpg="http://schemas.microsoft.com/office/word/2010/wordprocessingGroup" xmlns:wpi="http://schemas.microsoft.com/office/word/2010/wordprocessingInk" xmlns:wne="http://schemas.microsoft.com/office/word/2006/wordml" xmlns:wps="http://schemas.microsoft.com/office/word/2010/wordprocessingShape" mc:Ignorable="w14 w15 w16se wp14">
+<w:document xmlns:wpc="http://schemas.microsoft.com/office/word/2010/wordprocessingCanvas" xmlns:cx="http://schemas.microsoft.com/office/drawing/2014/chartex" xmlns:cx1="http://schemas.microsoft.com/office/drawing/2015/9/8/chartex" xmlns:cx2="http://schemas.microsoft.com/office/drawing/2015/10/21/chartex" xmlns:cx3="http://schemas.microsoft.com/office/drawing/2016/5/9/chartex" xmlns:cx4="http://schemas.microsoft.com/office/drawing/2016/5/10/chartex" xmlns:cx5="http://schemas.microsoft.com/office/drawing/2016/5/11/chartex" xmlns:cx6="http://schemas.microsoft.com/office/drawing/2016/5/12/chartex" xmlns:cx7="http://schemas.microsoft.com/office/drawing/2016/5/13/chartex" xmlns:cx8="http://schemas.microsoft.com/office/drawing/2016/5/14/chartex" xmlns:mc="http://schemas.openxmlformats.org/markup-compatibility/2006" xmlns:aink="http://schemas.microsoft.com/office/drawing/2016/ink" xmlns:am3d="http://schemas.microsoft.com/office/drawing/2017/model3d" xmlns:o="urn:schemas-microsoft-com:office:office" xmlns:r="http://schemas.openxmlformats.org/officeDocument/2006/relationships" xmlns:m="http://schemas.openxmlformats.org/officeDocument/2006/math" xmlns:v="urn:schemas-microsoft-com:vml" xmlns:wp14="http://schemas.microsoft.com/office/word/2010/wordprocessingDrawing" xmlns:wp="http://schemas.openxmlformats.org/drawingml/2006/wordprocessingDrawing" xmlns:w10="urn:schemas-microsoft-com:office:word" xmlns:w="http://schemas.openxmlformats.org/wordprocessingml/2006/main" xmlns:w14="http://schemas.microsoft.com/office/word/2010/wordml" xmlns:w15="http://schemas.microsoft.com/office/word/2012/wordml" xmlns:w16cex="http://schemas.microsoft.com/office/word/2018/wordml/cex" xmlns:w16cid="http://schemas.microsoft.com/office/word/2016/wordml/cid" xmlns:w16="http://schemas.microsoft.com/office/word/2018/wordml" xmlns:w16sdtdh="http://schemas.microsoft.com/office/word/2020/wordml/sdtdatahash" xmlns:w16se="http://schemas.microsoft.com/office/word/2015/wordml/symex" xmlns:wpg="http://schemas.microsoft.com/office/word/2010/wordprocessingGroup" xmlns:wpi="http://schemas.microsoft.com/office/word/2010/wordprocessingInk" xmlns:wne="http://schemas.microsoft.com/office/word/2006/wordml" xmlns:wps="http://schemas.microsoft.com/office/word/2010/wordprocessingShape" mc:Ignorable="w14 w15 w16se w16cid w16 w16cex w16sdtdh wp14">
   <w:body>
     <w:p>
       <w:pPr>
@@ -88,21 +88,8 @@
         </w:rPr>
       </w:pPr>
     </w:p>
-    <w:p>
-      <w:pPr>
-        <w:pStyle w:val="Heading1"/>
-      </w:pPr>
-      <w:r>
-        <w:t>Math</w:t>
-      </w:r>
-    </w:p>
-    <w:p>
-      <w:pPr>
-        <w:rPr>
-          <w:rFonts w:cstheme="minorHAnsi"/>
-        </w:rPr>
-      </w:pPr>
-    </w:p>
+    <w:p/>
+    <w:p/>
     <w:p>
       <w:pPr>
         <w:rPr>
@@ -113,7 +100,9 @@
           <w:szCs w:val="24"/>
         </w:rPr>
       </w:pPr>
-      <w:r>
+    </w:p>
+    <w:p>
+      <w:pPr>
         <w:rPr>
           <w:rFonts w:cstheme="minorHAnsi"/>
           <w:b/>
@@ -121,83 +110,6 @@
           <w:sz w:val="24"/>
           <w:szCs w:val="24"/>
         </w:rPr>
-        <w:t>Linear algebra:</w:t>
-      </w:r>
-    </w:p>
-    <w:p>
-      <w:pPr>
-        <w:pStyle w:val="ListParagraph"/>
-        <w:numPr>
-          <w:ilvl w:val="0"/>
-          <w:numId w:val="1"/>
-        </w:numPr>
-        <w:rPr>
-          <w:rFonts w:cstheme="minorHAnsi"/>
-        </w:rPr>
-      </w:pPr>
-      <w:r>
-        <w:rPr>
-          <w:rFonts w:cstheme="minorHAnsi"/>
-        </w:rPr>
-        <w:t>Vector</w:t>
-      </w:r>
-    </w:p>
-    <w:p>
-      <w:pPr>
-        <w:pStyle w:val="ListParagraph"/>
-        <w:numPr>
-          <w:ilvl w:val="0"/>
-          <w:numId w:val="1"/>
-        </w:numPr>
-        <w:rPr>
-          <w:rFonts w:cstheme="minorHAnsi"/>
-        </w:rPr>
-      </w:pPr>
-      <w:r>
-        <w:t>Matrix</w:t>
-      </w:r>
-    </w:p>
-    <w:p>
-      <w:pPr>
-        <w:pStyle w:val="ListParagraph"/>
-        <w:numPr>
-          <w:ilvl w:val="0"/>
-          <w:numId w:val="1"/>
-        </w:numPr>
-        <w:rPr>
-          <w:rFonts w:cstheme="minorHAnsi"/>
-        </w:rPr>
-      </w:pPr>
-      <w:r>
-        <w:rPr>
-          <w:rFonts w:cstheme="minorHAnsi"/>
-        </w:rPr>
-        <w:t>Operation (addition, multiplication, inversion)</w:t>
-      </w:r>
-    </w:p>
-    <w:p>
-      <w:pPr>
-        <w:pStyle w:val="ListParagraph"/>
-        <w:numPr>
-          <w:ilvl w:val="0"/>
-          <w:numId w:val="1"/>
-        </w:numPr>
-        <w:rPr>
-          <w:rFonts w:cstheme="minorHAnsi"/>
-        </w:rPr>
-      </w:pPr>
-      <w:r>
-        <w:rPr>
-          <w:rFonts w:cstheme="minorHAnsi"/>
-        </w:rPr>
-        <w:t>Eigenvalues and Eigenvector</w:t>
-      </w:r>
-    </w:p>
-    <w:p>
-      <w:pPr>
-        <w:rPr>
-          <w:rFonts w:cstheme="minorHAnsi"/>
-        </w:rPr>
       </w:pPr>
     </w:p>
     <w:p>
@@ -210,359 +122,6 @@
           <w:szCs w:val="24"/>
         </w:rPr>
       </w:pPr>
-      <w:r>
-        <w:rPr>
-          <w:rFonts w:cstheme="minorHAnsi"/>
-          <w:b/>
-          <w:bCs/>
-          <w:sz w:val="24"/>
-          <w:szCs w:val="24"/>
-        </w:rPr>
-        <w:t>Calculus:</w:t>
-      </w:r>
-    </w:p>
-    <w:p>
-      <w:pPr>
-        <w:pStyle w:val="ListParagraph"/>
-        <w:numPr>
-          <w:ilvl w:val="0"/>
-          <w:numId w:val="2"/>
-        </w:numPr>
-        <w:rPr>
-          <w:rFonts w:cstheme="minorHAnsi"/>
-        </w:rPr>
-      </w:pPr>
-      <w:r>
-        <w:rPr>
-          <w:rFonts w:cstheme="minorHAnsi"/>
-        </w:rPr>
-        <w:t xml:space="preserve">Differentiation and Integration </w:t>
-      </w:r>
-    </w:p>
-    <w:p>
-      <w:pPr>
-        <w:pStyle w:val="ListParagraph"/>
-        <w:numPr>
-          <w:ilvl w:val="0"/>
-          <w:numId w:val="2"/>
-        </w:numPr>
-        <w:rPr>
-          <w:rFonts w:cstheme="minorHAnsi"/>
-        </w:rPr>
-      </w:pPr>
-      <w:r>
-        <w:rPr>
-          <w:rFonts w:cstheme="minorHAnsi"/>
-        </w:rPr>
-        <w:t xml:space="preserve">Partial derivatives and gradient descent. </w:t>
-      </w:r>
-    </w:p>
-    <w:p>
-      <w:pPr>
-        <w:rPr>
-          <w:rFonts w:cstheme="minorHAnsi"/>
-        </w:rPr>
-      </w:pPr>
-    </w:p>
-    <w:p>
-      <w:pPr>
-        <w:pStyle w:val="Heading2"/>
-        <w:rPr>
-          <w:rFonts w:cstheme="minorHAnsi"/>
-        </w:rPr>
-      </w:pPr>
-      <w:r>
-        <w:t>Probability</w:t>
-      </w:r>
-    </w:p>
-    <w:p>
-      <w:pPr>
-        <w:rPr>
-          <w:rFonts w:cstheme="minorHAnsi"/>
-        </w:rPr>
-      </w:pPr>
-    </w:p>
-    <w:p>
-      <w:pPr>
-        <w:rPr>
-          <w:rFonts w:cstheme="minorHAnsi"/>
-        </w:rPr>
-      </w:pPr>
-    </w:p>
-    <w:p>
-      <w:pPr>
-        <w:pStyle w:val="Heading2"/>
-      </w:pPr>
-      <w:r>
-        <w:t xml:space="preserve">Statistics </w:t>
-      </w:r>
-    </w:p>
-    <w:p>
-      <w:pPr>
-        <w:rPr>
-          <w:rFonts w:cstheme="minorHAnsi"/>
-        </w:rPr>
-      </w:pPr>
-    </w:p>
-    <w:p>
-      <w:bookmarkStart w:id="0" w:name="_GoBack"/>
-      <w:r>
-        <w:t>Basics</w:t>
-      </w:r>
-    </w:p>
-    <w:p>
-      <w:r>
-        <w:t>Descriptive Statistics</w:t>
-      </w:r>
-    </w:p>
-    <w:p>
-      <w:r>
-        <w:t>Inferential Statistics</w:t>
-      </w:r>
-    </w:p>
-    <w:p>
-      <w:r>
-        <w:t>Types of Data (Qualitative &amp; Quantitative)</w:t>
-      </w:r>
-    </w:p>
-    <w:p>
-      <w:r>
-        <w:t>2. Measures of Central Tendency</w:t>
-      </w:r>
-    </w:p>
-    <w:p>
-      <w:r>
-        <w:t>Mean</w:t>
-      </w:r>
-    </w:p>
-    <w:p>
-      <w:r>
-        <w:t>Median</w:t>
-      </w:r>
-    </w:p>
-    <w:p>
-      <w:r>
-        <w:t>Mode</w:t>
-      </w:r>
-    </w:p>
-    <w:p>
-      <w:r>
-        <w:t>3. Measures of Dispersion</w:t>
-      </w:r>
-    </w:p>
-    <w:p>
-      <w:r>
-        <w:t>Range</w:t>
-      </w:r>
-    </w:p>
-    <w:p>
-      <w:r>
-        <w:t>Variance</w:t>
-      </w:r>
-    </w:p>
-    <w:p>
-      <w:r>
-        <w:t>Standard Deviation</w:t>
-      </w:r>
-    </w:p>
-    <w:p>
-      <w:r>
-        <w:t>Quartiles &amp; Interquartile Range (IQR)</w:t>
-      </w:r>
-    </w:p>
-    <w:p>
-      <w:r>
-        <w:t>4. Probability &amp; Distributions</w:t>
-      </w:r>
-    </w:p>
-    <w:p>
-      <w:r>
-        <w:t>Probability Basics</w:t>
-      </w:r>
-    </w:p>
-    <w:p>
-      <w:r>
-        <w:t>Probability Distributions: Normal, Uniform, Binomial, Poisson, Exponential</w:t>
-      </w:r>
-    </w:p>
-    <w:p>
-      <w:r>
-        <w:t>Expected Value &amp; Variance</w:t>
-      </w:r>
-    </w:p>
-    <w:p>
-      <w:r>
-        <w:t>5. Data Visualization</w:t>
-      </w:r>
-    </w:p>
-    <w:p>
-      <w:r>
-        <w:t>Histograms</w:t>
-      </w:r>
-    </w:p>
-    <w:p>
-      <w:r>
-        <w:t>Box Plots</w:t>
-      </w:r>
-    </w:p>
-    <w:p>
-      <w:r>
-        <w:t>Scatter Plots</w:t>
-      </w:r>
-    </w:p>
-    <w:p>
-      <w:r>
-        <w:t>Bar Charts &amp; Pie Charts</w:t>
-      </w:r>
-    </w:p>
-    <w:p>
-      <w:r>
-        <w:t>6. Correlation &amp; Covariance</w:t>
-      </w:r>
-    </w:p>
-    <w:p>
-      <w:r>
-        <w:t>7. Sampling</w:t>
-      </w:r>
-    </w:p>
-    <w:p>
-      <w:r>
-        <w:t>Population vs Sample</w:t>
-      </w:r>
-    </w:p>
-    <w:p>
-      <w:r>
-        <w:t>Sampling Techniques: Simple, Stratified, Cluster, Systematic</w:t>
-      </w:r>
-    </w:p>
-    <w:p>
-      <w:r>
-        <w:t>8. Hypothesis Testing</w:t>
-      </w:r>
-    </w:p>
-    <w:p>
-      <w:r>
-        <w:t>Null &amp; Alternative Hypothesis</w:t>
-      </w:r>
-    </w:p>
-    <w:p>
-      <w:r>
-        <w:lastRenderedPageBreak/>
-        <w:t>t-test, z-test, chi-square test, ANOVA</w:t>
-      </w:r>
-    </w:p>
-    <w:p>
-      <w:r>
-        <w:t>p-value &amp; Significance Level</w:t>
-      </w:r>
-    </w:p>
-    <w:p>
-      <w:r>
-        <w:t>9. Confidence Intervals</w:t>
-      </w:r>
-    </w:p>
-    <w:p>
-      <w:r>
-        <w:t>10. Regression Analysis</w:t>
-      </w:r>
-    </w:p>
-    <w:p>
-      <w:r>
-        <w:t>Simple Linear Regression</w:t>
-      </w:r>
-    </w:p>
-    <w:p>
-      <w:r>
-        <w:t>Multiple Linear Regression</w:t>
-      </w:r>
-    </w:p>
-    <w:p>
-      <w:r>
-        <w:t>Regression Assumptions</w:t>
-      </w:r>
-    </w:p>
-    <w:p>
-      <w:r>
-        <w:t>Evaluation Metrics: MSE, RMSE, R²</w:t>
-      </w:r>
-    </w:p>
-    <w:p>
-      <w:r>
-        <w:t>11. ANOVA (Analysis of Variance)</w:t>
-      </w:r>
-    </w:p>
-    <w:p>
-      <w:r>
-        <w:t>12. Non-Parametric Tests</w:t>
-      </w:r>
-    </w:p>
-    <w:p>
-      <w:r>
-        <w:t>Mann-Whitney U test</w:t>
-      </w:r>
-    </w:p>
-    <w:p>
-      <w:proofErr w:type="spellStart"/>
-      <w:r>
-        <w:t>Kruskal</w:t>
-      </w:r>
-      <w:proofErr w:type="spellEnd"/>
-      <w:r>
-        <w:t>-Wallis test</w:t>
-      </w:r>
-    </w:p>
-    <w:p>
-      <w:r>
-        <w:t>Wilcoxon test</w:t>
-      </w:r>
-    </w:p>
-    <w:p>
-      <w:r>
-        <w:t>13. Advanced Topics</w:t>
-      </w:r>
-    </w:p>
-    <w:p>
-      <w:r>
-        <w:t>Bayesian Statistics</w:t>
-      </w:r>
-    </w:p>
-    <w:p>
-      <w:r>
-        <w:t>Time Series Analysis</w:t>
-      </w:r>
-    </w:p>
-    <w:p>
-      <w:r>
-        <w:t>Multivariate Statistics (PCA, Factor Analysis)</w:t>
-      </w:r>
-    </w:p>
-    <w:p>
-      <w:r>
-        <w:t>Statistical Quality Control</w:t>
-      </w:r>
-    </w:p>
-    <w:bookmarkEnd w:id="0"/>
-    <w:p>
-      <w:pPr>
-        <w:rPr>
-          <w:rFonts w:cstheme="minorHAnsi"/>
-          <w:b/>
-          <w:bCs/>
-          <w:sz w:val="24"/>
-          <w:szCs w:val="24"/>
-        </w:rPr>
-      </w:pPr>
-    </w:p>
-    <w:p>
-      <w:pPr>
-        <w:pStyle w:val="Heading1"/>
-      </w:pPr>
-      <w:r>
-        <w:t xml:space="preserve">Data Handling and </w:t>
-      </w:r>
-      <w:r>
-        <w:t>Visualization</w:t>
-      </w:r>
     </w:p>
     <w:p>
       <w:pPr>
@@ -594,6 +153,7 @@
           <w:sz w:val="24"/>
           <w:szCs w:val="24"/>
         </w:rPr>
+        <w:lastRenderedPageBreak/>
         <w:drawing>
           <wp:anchor distT="0" distB="0" distL="114300" distR="114300" simplePos="0" relativeHeight="251660288" behindDoc="0" locked="0" layoutInCell="1" allowOverlap="1" wp14:anchorId="7A1152B5" wp14:editId="5D7378B4">
             <wp:simplePos x="0" y="0"/>
@@ -725,8 +285,94 @@
         <w:pStyle w:val="ListParagraph"/>
         <w:numPr>
           <w:ilvl w:val="0"/>
+          <w:numId w:val="29"/>
+        </w:numPr>
+        <w:rPr>
+          <w:b/>
+        </w:rPr>
+      </w:pPr>
+      <w:r>
+        <w:rPr>
+          <w:b/>
+        </w:rPr>
+        <w:t>Data Handling &amp; Analysis</w:t>
+      </w:r>
+      <w:r>
+        <w:rPr>
+          <w:b/>
+        </w:rPr>
+        <w:t>:</w:t>
+      </w:r>
+    </w:p>
+    <w:p>
+      <w:pPr>
+        <w:pStyle w:val="ListParagraph"/>
+        <w:numPr>
+          <w:ilvl w:val="0"/>
           <w:numId w:val="31"/>
         </w:numPr>
+      </w:pPr>
+      <w:r>
+        <w:t>NumPy → For numerical computing (arrays, linear algebra, math operations).</w:t>
+      </w:r>
+    </w:p>
+    <w:p>
+      <w:pPr>
+        <w:pStyle w:val="ListParagraph"/>
+        <w:numPr>
+          <w:ilvl w:val="0"/>
+          <w:numId w:val="31"/>
+        </w:numPr>
+      </w:pPr>
+      <w:r>
+        <w:t>Pandas → For data manipulation, cleaning, and analysis (</w:t>
+      </w:r>
+      <w:proofErr w:type="spellStart"/>
+      <w:r>
+        <w:t>DataFrames</w:t>
+      </w:r>
+      <w:proofErr w:type="spellEnd"/>
+      <w:r>
+        <w:t>).</w:t>
+      </w:r>
+    </w:p>
+    <w:p>
+      <w:pPr>
+        <w:pStyle w:val="ListParagraph"/>
+        <w:numPr>
+          <w:ilvl w:val="0"/>
+          <w:numId w:val="31"/>
+        </w:numPr>
+      </w:pPr>
+      <w:proofErr w:type="spellStart"/>
+      <w:r>
+        <w:t>Dask</w:t>
+      </w:r>
+      <w:proofErr w:type="spellEnd"/>
+      <w:r>
+        <w:t xml:space="preserve"> → For parallel computing; handles large datasets that don’t fit in memory.</w:t>
+      </w:r>
+    </w:p>
+    <w:p>
+      <w:pPr>
+        <w:pStyle w:val="ListParagraph"/>
+        <w:numPr>
+          <w:ilvl w:val="0"/>
+          <w:numId w:val="31"/>
+        </w:numPr>
+        <w:spacing w:after="0" w:line="480" w:lineRule="auto"/>
+      </w:pPr>
+      <w:r>
+        <w:t>Polars → Fast alternative to Pandas (built in Rust).</w:t>
+      </w:r>
+    </w:p>
+    <w:p>
+      <w:pPr>
+        <w:pStyle w:val="ListParagraph"/>
+        <w:numPr>
+          <w:ilvl w:val="0"/>
+          <w:numId w:val="29"/>
+        </w:numPr>
         <w:rPr>
           <w:b/>
         </w:rPr>
@@ -735,7 +381,7 @@
         <w:rPr>
           <w:b/>
         </w:rPr>
-        <w:t>Data Handling &amp; Analysis</w:t>
+        <w:t>Data Visualization</w:t>
       </w:r>
       <w:r>
         <w:rPr>
@@ -749,16 +395,113 @@
         <w:pStyle w:val="ListParagraph"/>
         <w:numPr>
           <w:ilvl w:val="0"/>
+          <w:numId w:val="32"/>
+        </w:numPr>
+      </w:pPr>
+      <w:r>
+        <w:t>Matplotlib → Basic plotting library (line, bar, scatter, etc.).</w:t>
+      </w:r>
+    </w:p>
+    <w:p>
+      <w:pPr>
+        <w:pStyle w:val="ListParagraph"/>
+        <w:numPr>
+          <w:ilvl w:val="0"/>
+          <w:numId w:val="32"/>
+        </w:numPr>
+      </w:pPr>
+      <w:r>
+        <w:t>Seaborn → Beautiful statistical plots built on top of Matplotlib.</w:t>
+      </w:r>
+    </w:p>
+    <w:p>
+      <w:pPr>
+        <w:pStyle w:val="ListParagraph"/>
+        <w:numPr>
+          <w:ilvl w:val="0"/>
+          <w:numId w:val="32"/>
+        </w:numPr>
+      </w:pPr>
+      <w:proofErr w:type="spellStart"/>
+      <w:r>
+        <w:t>Plotly</w:t>
+      </w:r>
+      <w:proofErr w:type="spellEnd"/>
+      <w:r>
+        <w:t xml:space="preserve"> → Interactive graphs for dashboards or notebooks.</w:t>
+      </w:r>
+    </w:p>
+    <w:p>
+      <w:pPr>
+        <w:pStyle w:val="ListParagraph"/>
+        <w:numPr>
+          <w:ilvl w:val="0"/>
+          <w:numId w:val="32"/>
+        </w:numPr>
+        <w:spacing w:line="480" w:lineRule="auto"/>
+      </w:pPr>
+      <w:r>
+        <w:t>Bokeh → Interactive visualizations for web applications.</w:t>
+      </w:r>
+    </w:p>
+    <w:p>
+      <w:pPr>
+        <w:pStyle w:val="ListParagraph"/>
+        <w:numPr>
+          <w:ilvl w:val="0"/>
+          <w:numId w:val="29"/>
+        </w:numPr>
+        <w:rPr>
+          <w:b/>
+        </w:rPr>
+      </w:pPr>
+      <w:r>
+        <w:rPr>
+          <w:b/>
+        </w:rPr>
+        <w:t>Data Preprocessing &amp; Feature Engineering</w:t>
+      </w:r>
+      <w:r>
+        <w:rPr>
+          <w:b/>
+        </w:rPr>
+        <w:t>:</w:t>
+      </w:r>
+    </w:p>
+    <w:p>
+      <w:pPr>
+        <w:pStyle w:val="ListParagraph"/>
+        <w:numPr>
+          <w:ilvl w:val="0"/>
           <w:numId w:val="33"/>
         </w:numPr>
       </w:pPr>
+      <w:r>
+        <w:lastRenderedPageBreak/>
+        <w:t xml:space="preserve">scikit-learn </w:t>
+      </w:r>
+      <w:r>
+        <w:t>→</w:t>
+      </w:r>
+      <w:r>
+        <w:t xml:space="preserve"> Scaling, encoding, and imputing missing data.</w:t>
+      </w:r>
+    </w:p>
+    <w:p>
+      <w:pPr>
+        <w:pStyle w:val="ListParagraph"/>
+        <w:numPr>
+          <w:ilvl w:val="0"/>
+          <w:numId w:val="33"/>
+        </w:numPr>
+      </w:pPr>
       <w:proofErr w:type="spellStart"/>
       <w:r>
-        <w:t>NumPy</w:t>
+        <w:t>category_encoders</w:t>
       </w:r>
       <w:proofErr w:type="spellEnd"/>
       <w:r>
-        <w:t xml:space="preserve"> → For numerical computing (arrays, linear algebra, math operations).</w:t>
+        <w:t xml:space="preserve"> → Advanced categorical encoding (target, count, etc.).</w:t>
       </w:r>
     </w:p>
     <w:p>
@@ -768,60 +511,152 @@
           <w:ilvl w:val="0"/>
           <w:numId w:val="33"/>
         </w:numPr>
-      </w:pPr>
-      <w:r>
-        <w:t>Pandas → For data manipulation, cleaning, and analysis (</w:t>
-      </w:r>
+        <w:spacing w:line="480" w:lineRule="auto"/>
+      </w:pPr>
+      <w:r>
+        <w:t>Feature-engine → Tools for creating and transforming features.</w:t>
+      </w:r>
+    </w:p>
+    <w:p>
+      <w:pPr>
+        <w:pStyle w:val="ListParagraph"/>
+        <w:numPr>
+          <w:ilvl w:val="0"/>
+          <w:numId w:val="29"/>
+        </w:numPr>
+        <w:rPr>
+          <w:b/>
+        </w:rPr>
+      </w:pPr>
+      <w:r>
+        <w:rPr>
+          <w:b/>
+        </w:rPr>
+        <w:t>Core Machine Learning Libraries</w:t>
+      </w:r>
+      <w:r>
+        <w:rPr>
+          <w:b/>
+        </w:rPr>
+        <w:t>:</w:t>
+      </w:r>
+    </w:p>
+    <w:p>
+      <w:pPr>
+        <w:pStyle w:val="ListParagraph"/>
+        <w:numPr>
+          <w:ilvl w:val="0"/>
+          <w:numId w:val="30"/>
+        </w:numPr>
+      </w:pPr>
+      <w:r>
+        <w:t>scikit-learn → Most popular for classical ML (regression, classification, clustering, preprocessing, metrics, model selection).</w:t>
+      </w:r>
+    </w:p>
+    <w:p>
+      <w:pPr>
+        <w:pStyle w:val="ListParagraph"/>
+        <w:numPr>
+          <w:ilvl w:val="0"/>
+          <w:numId w:val="30"/>
+        </w:numPr>
+      </w:pPr>
       <w:proofErr w:type="spellStart"/>
       <w:r>
-        <w:t>DataFrames</w:t>
+        <w:t>XGBoost</w:t>
       </w:r>
       <w:proofErr w:type="spellEnd"/>
       <w:r>
-        <w:t>).</w:t>
-      </w:r>
-    </w:p>
-    <w:p>
-      <w:pPr>
-        <w:pStyle w:val="ListParagraph"/>
-        <w:numPr>
-          <w:ilvl w:val="0"/>
-          <w:numId w:val="33"/>
+        <w:t xml:space="preserve"> → High-performance boosting algorithm, great for Kaggle &amp; tabular data.</w:t>
+      </w:r>
+    </w:p>
+    <w:p>
+      <w:pPr>
+        <w:pStyle w:val="ListParagraph"/>
+        <w:numPr>
+          <w:ilvl w:val="0"/>
+          <w:numId w:val="30"/>
         </w:numPr>
       </w:pPr>
       <w:proofErr w:type="spellStart"/>
       <w:r>
-        <w:t>Dask</w:t>
+        <w:t>LightGBM</w:t>
       </w:r>
       <w:proofErr w:type="spellEnd"/>
       <w:r>
-        <w:t xml:space="preserve"> → For parallel computing; handles large datasets that don’t fit in memory.</w:t>
-      </w:r>
-    </w:p>
-    <w:p>
-      <w:pPr>
-        <w:pStyle w:val="ListParagraph"/>
-        <w:numPr>
-          <w:ilvl w:val="0"/>
-          <w:numId w:val="33"/>
-        </w:numPr>
-        <w:spacing w:after="0" w:line="480" w:lineRule="auto"/>
+        <w:t xml:space="preserve"> → Fast, memory-efficient gradient boosting library from Microsoft.</w:t>
+      </w:r>
+    </w:p>
+    <w:p>
+      <w:pPr>
+        <w:pStyle w:val="ListParagraph"/>
+        <w:numPr>
+          <w:ilvl w:val="0"/>
+          <w:numId w:val="30"/>
+        </w:numPr>
       </w:pPr>
       <w:proofErr w:type="spellStart"/>
       <w:r>
-        <w:t>Polars</w:t>
+        <w:t>CatBoost</w:t>
       </w:r>
       <w:proofErr w:type="spellEnd"/>
       <w:r>
-        <w:t xml:space="preserve"> → Fast alternative to Pandas (built in Rust).</w:t>
-      </w:r>
-    </w:p>
-    <w:p>
-      <w:pPr>
-        <w:pStyle w:val="ListParagraph"/>
-        <w:numPr>
-          <w:ilvl w:val="0"/>
-          <w:numId w:val="31"/>
+        <w:t xml:space="preserve"> → Gradient boosting library that handles categorical data easily.</w:t>
+      </w:r>
+    </w:p>
+    <w:p>
+      <w:pPr>
+        <w:pStyle w:val="ListParagraph"/>
+        <w:numPr>
+          <w:ilvl w:val="0"/>
+          <w:numId w:val="30"/>
+        </w:numPr>
+      </w:pPr>
+      <w:r>
+        <w:t>TensorFlow → Deep learning framework by Google (used for CNNs, RNNs, etc.).</w:t>
+      </w:r>
+    </w:p>
+    <w:p>
+      <w:pPr>
+        <w:pStyle w:val="ListParagraph"/>
+        <w:numPr>
+          <w:ilvl w:val="0"/>
+          <w:numId w:val="30"/>
+        </w:numPr>
+      </w:pPr>
+      <w:proofErr w:type="spellStart"/>
+      <w:r>
+        <w:t>PyTorch</w:t>
+      </w:r>
+      <w:proofErr w:type="spellEnd"/>
+      <w:r>
+        <w:t xml:space="preserve"> → Deep learning framework by Meta; easy syntax, great for research.</w:t>
+      </w:r>
+    </w:p>
+    <w:p>
+      <w:pPr>
+        <w:pStyle w:val="ListParagraph"/>
+        <w:numPr>
+          <w:ilvl w:val="0"/>
+          <w:numId w:val="30"/>
+        </w:numPr>
+        <w:spacing w:after="0" w:line="360" w:lineRule="auto"/>
+      </w:pPr>
+      <w:proofErr w:type="spellStart"/>
+      <w:r>
+        <w:t>Keras</w:t>
+      </w:r>
+      <w:proofErr w:type="spellEnd"/>
+      <w:r>
+        <w:t xml:space="preserve"> → High-level API built on TensorFlow — makes model creation simple.</w:t>
+      </w:r>
+    </w:p>
+    <w:p>
+      <w:pPr>
+        <w:pStyle w:val="ListParagraph"/>
+        <w:numPr>
+          <w:ilvl w:val="0"/>
+          <w:numId w:val="29"/>
         </w:numPr>
         <w:rPr>
           <w:b/>
@@ -831,7 +666,7 @@
         <w:rPr>
           <w:b/>
         </w:rPr>
-        <w:t>Data Visualization</w:t>
+        <w:t>Natural Language Processing (NLP)</w:t>
       </w:r>
       <w:r>
         <w:rPr>
@@ -848,13 +683,16 @@
           <w:numId w:val="34"/>
         </w:numPr>
       </w:pPr>
+      <w:r>
+        <w:t xml:space="preserve">NLTK → Classic NLP toolkit for tokenization, stemming, and </w:t>
+      </w:r>
       <w:proofErr w:type="spellStart"/>
       <w:r>
-        <w:t>Matplotlib</w:t>
+        <w:t>stopword</w:t>
       </w:r>
       <w:proofErr w:type="spellEnd"/>
       <w:r>
-        <w:t xml:space="preserve"> → Basic plotting library (line, bar, scatter, etc.).</w:t>
+        <w:t xml:space="preserve"> removal.</w:t>
       </w:r>
     </w:p>
     <w:p>
@@ -867,62 +705,188 @@
       </w:pPr>
       <w:proofErr w:type="spellStart"/>
       <w:r>
-        <w:t>Seaborn</w:t>
+        <w:t>spaCy</w:t>
       </w:r>
       <w:proofErr w:type="spellEnd"/>
       <w:r>
-        <w:t xml:space="preserve"> → Beautiful statistical plots built on top of </w:t>
-      </w:r>
+        <w:t xml:space="preserve"> → Fast and modern NLP library for text processing.</w:t>
+      </w:r>
+    </w:p>
+    <w:p>
+      <w:pPr>
+        <w:pStyle w:val="ListParagraph"/>
+        <w:numPr>
+          <w:ilvl w:val="0"/>
+          <w:numId w:val="34"/>
+        </w:numPr>
+      </w:pPr>
+      <w:r>
+        <w:t>Transformers (Hugging Face) → State-of-the-art pretrained models like BERT, GPT, etc.</w:t>
+      </w:r>
+    </w:p>
+    <w:p>
+      <w:pPr>
+        <w:pStyle w:val="ListParagraph"/>
+        <w:numPr>
+          <w:ilvl w:val="0"/>
+          <w:numId w:val="34"/>
+        </w:numPr>
+        <w:spacing w:line="480" w:lineRule="auto"/>
+      </w:pPr>
       <w:proofErr w:type="spellStart"/>
       <w:r>
-        <w:t>Matplotlib</w:t>
+        <w:t>gensim</w:t>
       </w:r>
       <w:proofErr w:type="spellEnd"/>
       <w:r>
-        <w:t>.</w:t>
-      </w:r>
-    </w:p>
-    <w:p>
-      <w:pPr>
-        <w:pStyle w:val="ListParagraph"/>
-        <w:numPr>
-          <w:ilvl w:val="0"/>
-          <w:numId w:val="34"/>
-        </w:numPr>
+        <w:t xml:space="preserve"> → Topic modeling and word embedding tools.</w:t>
+      </w:r>
+    </w:p>
+    <w:p>
+      <w:pPr>
+        <w:pStyle w:val="ListParagraph"/>
+        <w:numPr>
+          <w:ilvl w:val="0"/>
+          <w:numId w:val="29"/>
+        </w:numPr>
+        <w:rPr>
+          <w:b/>
+        </w:rPr>
+      </w:pPr>
+      <w:r>
+        <w:rPr>
+          <w:b/>
+        </w:rPr>
+        <w:t>Computer Vision</w:t>
+      </w:r>
+      <w:r>
+        <w:rPr>
+          <w:b/>
+        </w:rPr>
+        <w:t>:</w:t>
+      </w:r>
+    </w:p>
+    <w:p>
+      <w:pPr>
+        <w:pStyle w:val="ListParagraph"/>
+        <w:numPr>
+          <w:ilvl w:val="0"/>
+          <w:numId w:val="35"/>
+        </w:numPr>
+      </w:pPr>
+      <w:r>
+        <w:t>OpenCV → Image processing (reading, transforming, detecting objects).</w:t>
+      </w:r>
+    </w:p>
+    <w:p>
+      <w:pPr>
+        <w:pStyle w:val="ListParagraph"/>
+        <w:numPr>
+          <w:ilvl w:val="0"/>
+          <w:numId w:val="35"/>
+        </w:numPr>
+      </w:pPr>
+      <w:r>
+        <w:t>Pillow (PIL) → Image manipulation and format conversion.</w:t>
+      </w:r>
+    </w:p>
+    <w:p>
+      <w:pPr>
+        <w:pStyle w:val="ListParagraph"/>
+        <w:numPr>
+          <w:ilvl w:val="0"/>
+          <w:numId w:val="35"/>
+        </w:numPr>
+        <w:spacing w:line="480" w:lineRule="auto"/>
       </w:pPr>
       <w:proofErr w:type="spellStart"/>
       <w:r>
-        <w:t>Plotly</w:t>
+        <w:t>Torchvision</w:t>
       </w:r>
       <w:proofErr w:type="spellEnd"/>
       <w:r>
-        <w:t xml:space="preserve"> → Interactive graphs for dashboards or notebooks.</w:t>
-      </w:r>
-    </w:p>
-    <w:p>
-      <w:pPr>
-        <w:pStyle w:val="ListParagraph"/>
-        <w:numPr>
-          <w:ilvl w:val="0"/>
-          <w:numId w:val="34"/>
+        <w:t xml:space="preserve"> / TensorFlow Vision → Pretrained models for image classification tasks.</w:t>
+      </w:r>
+    </w:p>
+    <w:p>
+      <w:pPr>
+        <w:pStyle w:val="ListParagraph"/>
+        <w:numPr>
+          <w:ilvl w:val="0"/>
+          <w:numId w:val="29"/>
+        </w:numPr>
+        <w:rPr>
+          <w:b/>
+        </w:rPr>
+      </w:pPr>
+      <w:r>
+        <w:rPr>
+          <w:b/>
+        </w:rPr>
+        <w:t>Model Evaluation &amp; Experiment Tracking</w:t>
+      </w:r>
+    </w:p>
+    <w:p>
+      <w:pPr>
+        <w:pStyle w:val="ListParagraph"/>
+        <w:numPr>
+          <w:ilvl w:val="0"/>
+          <w:numId w:val="36"/>
+        </w:numPr>
+      </w:pPr>
+      <w:proofErr w:type="spellStart"/>
+      <w:r>
+        <w:t>MLflow</w:t>
+      </w:r>
+      <w:proofErr w:type="spellEnd"/>
+      <w:r>
+        <w:t xml:space="preserve"> → Tracks ML experiments, parameters, and model versions.</w:t>
+      </w:r>
+    </w:p>
+    <w:p>
+      <w:pPr>
+        <w:pStyle w:val="ListParagraph"/>
+        <w:numPr>
+          <w:ilvl w:val="0"/>
+          <w:numId w:val="36"/>
+        </w:numPr>
+      </w:pPr>
+      <w:proofErr w:type="spellStart"/>
+      <w:r>
+        <w:t>Optuna</w:t>
+      </w:r>
+      <w:proofErr w:type="spellEnd"/>
+      <w:r>
+        <w:t xml:space="preserve"> → Hyperparameter optimization tool.</w:t>
+      </w:r>
+    </w:p>
+    <w:p>
+      <w:pPr>
+        <w:pStyle w:val="ListParagraph"/>
+        <w:numPr>
+          <w:ilvl w:val="0"/>
+          <w:numId w:val="36"/>
         </w:numPr>
         <w:spacing w:line="480" w:lineRule="auto"/>
       </w:pPr>
+      <w:r>
+        <w:t>Weights &amp; Biases (</w:t>
+      </w:r>
       <w:proofErr w:type="spellStart"/>
       <w:r>
-        <w:t>Bokeh</w:t>
+        <w:t>wandb</w:t>
       </w:r>
       <w:proofErr w:type="spellEnd"/>
       <w:r>
-        <w:t xml:space="preserve"> → Interactive visualizations for web applications.</w:t>
-      </w:r>
-    </w:p>
-    <w:p>
-      <w:pPr>
-        <w:pStyle w:val="ListParagraph"/>
-        <w:numPr>
-          <w:ilvl w:val="0"/>
-          <w:numId w:val="31"/>
+        <w:t>) → Experiment tracking and performance visualization.</w:t>
+      </w:r>
+    </w:p>
+    <w:p>
+      <w:pPr>
+        <w:pStyle w:val="ListParagraph"/>
+        <w:numPr>
+          <w:ilvl w:val="0"/>
+          <w:numId w:val="29"/>
         </w:numPr>
         <w:rPr>
           <w:b/>
@@ -932,430 +896,109 @@
         <w:rPr>
           <w:b/>
         </w:rPr>
-        <w:t>Data Preprocessing &amp; Feature Engineering</w:t>
-      </w:r>
-      <w:r>
+        <w:t>Deployment &amp; Serving</w:t>
+      </w:r>
+    </w:p>
+    <w:p>
+      <w:pPr>
+        <w:pStyle w:val="ListParagraph"/>
+        <w:numPr>
+          <w:ilvl w:val="0"/>
+          <w:numId w:val="37"/>
+        </w:numPr>
+      </w:pPr>
+      <w:r>
+        <w:t xml:space="preserve">Flask / </w:t>
+      </w:r>
+      <w:proofErr w:type="spellStart"/>
+      <w:r>
+        <w:t>FastAPI</w:t>
+      </w:r>
+      <w:proofErr w:type="spellEnd"/>
+      <w:r>
+        <w:t xml:space="preserve"> → Frameworks to build APIs for ML model deployment.</w:t>
+      </w:r>
+    </w:p>
+    <w:p>
+      <w:pPr>
+        <w:pStyle w:val="ListParagraph"/>
+        <w:numPr>
+          <w:ilvl w:val="0"/>
+          <w:numId w:val="37"/>
+        </w:numPr>
+      </w:pPr>
+      <w:proofErr w:type="spellStart"/>
+      <w:r>
+        <w:t>Streamlit</w:t>
+      </w:r>
+      <w:proofErr w:type="spellEnd"/>
+      <w:r>
+        <w:t xml:space="preserve"> / </w:t>
+      </w:r>
+      <w:proofErr w:type="spellStart"/>
+      <w:r>
+        <w:t>Gradio</w:t>
+      </w:r>
+      <w:proofErr w:type="spellEnd"/>
+      <w:r>
+        <w:t xml:space="preserve"> → Tools to create interactive ML web apps easily.</w:t>
+      </w:r>
+    </w:p>
+    <w:p>
+      <w:pPr>
+        <w:pStyle w:val="ListParagraph"/>
+        <w:numPr>
+          <w:ilvl w:val="0"/>
+          <w:numId w:val="37"/>
+        </w:numPr>
+        <w:spacing w:line="480" w:lineRule="auto"/>
+      </w:pPr>
+      <w:r>
+        <w:t xml:space="preserve">ONNX / </w:t>
+      </w:r>
+      <w:proofErr w:type="spellStart"/>
+      <w:r>
+        <w:t>TorchServe</w:t>
+      </w:r>
+      <w:proofErr w:type="spellEnd"/>
+      <w:r>
+        <w:t xml:space="preserve"> / TensorFlow Serving → Tools for model serving and optimization.</w:t>
+      </w:r>
+    </w:p>
+    <w:p>
+      <w:pPr>
+        <w:pStyle w:val="ListParagraph"/>
+        <w:numPr>
+          <w:ilvl w:val="0"/>
+          <w:numId w:val="29"/>
+        </w:numPr>
         <w:rPr>
           <w:b/>
         </w:rPr>
-        <w:t>:</w:t>
-      </w:r>
-    </w:p>
-    <w:p>
-      <w:pPr>
-        <w:pStyle w:val="ListParagraph"/>
-        <w:numPr>
-          <w:ilvl w:val="0"/>
-          <w:numId w:val="35"/>
-        </w:numPr>
+      </w:pPr>
+      <w:r>
+        <w:rPr>
+          <w:b/>
+        </w:rPr>
+        <w:t>Utilities</w:t>
+      </w:r>
+    </w:p>
+    <w:p>
+      <w:pPr>
+        <w:pStyle w:val="ListParagraph"/>
+        <w:numPr>
+          <w:ilvl w:val="0"/>
+          <w:numId w:val="38"/>
+        </w:numPr>
+        <w:ind w:left="1080"/>
       </w:pPr>
       <w:proofErr w:type="spellStart"/>
       <w:r>
-        <w:t>scikit</w:t>
+        <w:t>joblib</w:t>
       </w:r>
       <w:proofErr w:type="spellEnd"/>
       <w:r>
-        <w:t xml:space="preserve">-learn </w:t>
-      </w:r>
-      <w:r>
-        <w:t>→</w:t>
-      </w:r>
-      <w:r>
-        <w:t xml:space="preserve"> Scaling, encoding, and imputing missing data.</w:t>
-      </w:r>
-    </w:p>
-    <w:p>
-      <w:pPr>
-        <w:pStyle w:val="ListParagraph"/>
-        <w:numPr>
-          <w:ilvl w:val="0"/>
-          <w:numId w:val="35"/>
-        </w:numPr>
-      </w:pPr>
-      <w:proofErr w:type="spellStart"/>
-      <w:r>
-        <w:t>category_encoders</w:t>
-      </w:r>
-      <w:proofErr w:type="spellEnd"/>
-      <w:r>
-        <w:t xml:space="preserve"> → Advanced categorical encoding (target, count, etc.).</w:t>
-      </w:r>
-    </w:p>
-    <w:p>
-      <w:pPr>
-        <w:pStyle w:val="ListParagraph"/>
-        <w:numPr>
-          <w:ilvl w:val="0"/>
-          <w:numId w:val="35"/>
-        </w:numPr>
-        <w:spacing w:line="480" w:lineRule="auto"/>
-      </w:pPr>
-      <w:r>
-        <w:t>Feature-engine → Tools for creating and transforming features.</w:t>
-      </w:r>
-    </w:p>
-    <w:p>
-      <w:pPr>
-        <w:pStyle w:val="ListParagraph"/>
-        <w:numPr>
-          <w:ilvl w:val="0"/>
-          <w:numId w:val="31"/>
-        </w:numPr>
-        <w:rPr>
-          <w:b/>
-        </w:rPr>
-      </w:pPr>
-      <w:r>
-        <w:rPr>
-          <w:b/>
-        </w:rPr>
-        <w:t>Core Machine Learning Libraries</w:t>
-      </w:r>
-      <w:r>
-        <w:rPr>
-          <w:b/>
-        </w:rPr>
-        <w:t>:</w:t>
-      </w:r>
-    </w:p>
-    <w:p>
-      <w:pPr>
-        <w:pStyle w:val="ListParagraph"/>
-        <w:numPr>
-          <w:ilvl w:val="0"/>
-          <w:numId w:val="32"/>
-        </w:numPr>
-      </w:pPr>
-      <w:proofErr w:type="spellStart"/>
-      <w:r>
-        <w:t>scikit</w:t>
-      </w:r>
-      <w:proofErr w:type="spellEnd"/>
-      <w:r>
-        <w:t>-learn → Most popular for classical ML (regression, classification, clustering, preprocessing, metrics, model selection).</w:t>
-      </w:r>
-    </w:p>
-    <w:p>
-      <w:pPr>
-        <w:pStyle w:val="ListParagraph"/>
-        <w:numPr>
-          <w:ilvl w:val="0"/>
-          <w:numId w:val="32"/>
-        </w:numPr>
-      </w:pPr>
-      <w:proofErr w:type="spellStart"/>
-      <w:r>
-        <w:t>XGBoost</w:t>
-      </w:r>
-      <w:proofErr w:type="spellEnd"/>
-      <w:r>
-        <w:t xml:space="preserve"> → High-performance boosting algorithm, great for </w:t>
-      </w:r>
-      <w:proofErr w:type="spellStart"/>
-      <w:r>
-        <w:t>Kaggle</w:t>
-      </w:r>
-      <w:proofErr w:type="spellEnd"/>
-      <w:r>
-        <w:t xml:space="preserve"> &amp; tabular data.</w:t>
-      </w:r>
-    </w:p>
-    <w:p>
-      <w:pPr>
-        <w:pStyle w:val="ListParagraph"/>
-        <w:numPr>
-          <w:ilvl w:val="0"/>
-          <w:numId w:val="32"/>
-        </w:numPr>
-      </w:pPr>
-      <w:proofErr w:type="spellStart"/>
-      <w:r>
-        <w:t>LightGBM</w:t>
-      </w:r>
-      <w:proofErr w:type="spellEnd"/>
-      <w:r>
-        <w:t xml:space="preserve"> → Fast, memory-efficient gradient boosting library from Microsoft.</w:t>
-      </w:r>
-    </w:p>
-    <w:p>
-      <w:pPr>
-        <w:pStyle w:val="ListParagraph"/>
-        <w:numPr>
-          <w:ilvl w:val="0"/>
-          <w:numId w:val="32"/>
-        </w:numPr>
-      </w:pPr>
-      <w:proofErr w:type="spellStart"/>
-      <w:r>
-        <w:t>CatBoost</w:t>
-      </w:r>
-      <w:proofErr w:type="spellEnd"/>
-      <w:r>
-        <w:t xml:space="preserve"> → Gradient boosting library that handles categorical data easily.</w:t>
-      </w:r>
-    </w:p>
-    <w:p>
-      <w:pPr>
-        <w:pStyle w:val="ListParagraph"/>
-        <w:numPr>
-          <w:ilvl w:val="0"/>
-          <w:numId w:val="32"/>
-        </w:numPr>
-      </w:pPr>
-      <w:proofErr w:type="spellStart"/>
-      <w:r>
-        <w:t>TensorFlow</w:t>
-      </w:r>
-      <w:proofErr w:type="spellEnd"/>
-      <w:r>
-        <w:t xml:space="preserve"> → Deep learning framework by Google (used for CNNs, RNNs, etc.).</w:t>
-      </w:r>
-    </w:p>
-    <w:p>
-      <w:pPr>
-        <w:pStyle w:val="ListParagraph"/>
-        <w:numPr>
-          <w:ilvl w:val="0"/>
-          <w:numId w:val="32"/>
-        </w:numPr>
-      </w:pPr>
-      <w:proofErr w:type="spellStart"/>
-      <w:r>
-        <w:t>PyTorch</w:t>
-      </w:r>
-      <w:proofErr w:type="spellEnd"/>
-      <w:r>
-        <w:t xml:space="preserve"> → Deep learning framework by Meta; easy syntax, great for research.</w:t>
-      </w:r>
-    </w:p>
-    <w:p>
-      <w:pPr>
-        <w:pStyle w:val="ListParagraph"/>
-        <w:numPr>
-          <w:ilvl w:val="0"/>
-          <w:numId w:val="32"/>
-        </w:numPr>
-        <w:spacing w:after="0" w:line="360" w:lineRule="auto"/>
-      </w:pPr>
-      <w:proofErr w:type="spellStart"/>
-      <w:r>
-        <w:t>Keras</w:t>
-      </w:r>
-      <w:proofErr w:type="spellEnd"/>
-      <w:r>
-        <w:t xml:space="preserve"> → High-level API built on </w:t>
-      </w:r>
-      <w:proofErr w:type="spellStart"/>
-      <w:r>
-        <w:t>TensorFlow</w:t>
-      </w:r>
-      <w:proofErr w:type="spellEnd"/>
-      <w:r>
-        <w:t xml:space="preserve"> — makes model creation simple.</w:t>
-      </w:r>
-    </w:p>
-    <w:p>
-      <w:pPr>
-        <w:pStyle w:val="ListParagraph"/>
-        <w:numPr>
-          <w:ilvl w:val="0"/>
-          <w:numId w:val="31"/>
-        </w:numPr>
-        <w:rPr>
-          <w:b/>
-        </w:rPr>
-      </w:pPr>
-      <w:r>
-        <w:rPr>
-          <w:b/>
-        </w:rPr>
-        <w:t>Natural Language Processing (NLP)</w:t>
-      </w:r>
-      <w:r>
-        <w:rPr>
-          <w:b/>
-        </w:rPr>
-        <w:t>:</w:t>
-      </w:r>
-    </w:p>
-    <w:p>
-      <w:pPr>
-        <w:pStyle w:val="ListParagraph"/>
-        <w:numPr>
-          <w:ilvl w:val="0"/>
-          <w:numId w:val="36"/>
-        </w:numPr>
-      </w:pPr>
-      <w:r>
-        <w:t xml:space="preserve">NLTK → Classic NLP toolkit for tokenization, stemming, and </w:t>
-      </w:r>
-      <w:proofErr w:type="spellStart"/>
-      <w:r>
-        <w:t>stopword</w:t>
-      </w:r>
-      <w:proofErr w:type="spellEnd"/>
-      <w:r>
-        <w:t xml:space="preserve"> removal.</w:t>
-      </w:r>
-    </w:p>
-    <w:p>
-      <w:pPr>
-        <w:pStyle w:val="ListParagraph"/>
-        <w:numPr>
-          <w:ilvl w:val="0"/>
-          <w:numId w:val="36"/>
-        </w:numPr>
-      </w:pPr>
-      <w:proofErr w:type="spellStart"/>
-      <w:r>
-        <w:t>spaCy</w:t>
-      </w:r>
-      <w:proofErr w:type="spellEnd"/>
-      <w:r>
-        <w:t xml:space="preserve"> → Fast and modern NLP library for text processing.</w:t>
-      </w:r>
-    </w:p>
-    <w:p>
-      <w:pPr>
-        <w:pStyle w:val="ListParagraph"/>
-        <w:numPr>
-          <w:ilvl w:val="0"/>
-          <w:numId w:val="36"/>
-        </w:numPr>
-      </w:pPr>
-      <w:r>
-        <w:t xml:space="preserve">Transformers (Hugging Face) → State-of-the-art </w:t>
-      </w:r>
-      <w:proofErr w:type="spellStart"/>
-      <w:r>
-        <w:t>pretrained</w:t>
-      </w:r>
-      <w:proofErr w:type="spellEnd"/>
-      <w:r>
-        <w:t xml:space="preserve"> models like BERT, GPT, etc.</w:t>
-      </w:r>
-    </w:p>
-    <w:p>
-      <w:pPr>
-        <w:pStyle w:val="ListParagraph"/>
-        <w:numPr>
-          <w:ilvl w:val="0"/>
-          <w:numId w:val="36"/>
-        </w:numPr>
-        <w:spacing w:line="480" w:lineRule="auto"/>
-      </w:pPr>
-      <w:proofErr w:type="spellStart"/>
-      <w:r>
-        <w:t>gensim</w:t>
-      </w:r>
-      <w:proofErr w:type="spellEnd"/>
-      <w:r>
-        <w:t xml:space="preserve"> → Topic modeling and word embedding tools.</w:t>
-      </w:r>
-    </w:p>
-    <w:p>
-      <w:pPr>
-        <w:pStyle w:val="ListParagraph"/>
-        <w:numPr>
-          <w:ilvl w:val="0"/>
-          <w:numId w:val="31"/>
-        </w:numPr>
-        <w:rPr>
-          <w:b/>
-        </w:rPr>
-      </w:pPr>
-      <w:r>
-        <w:rPr>
-          <w:b/>
-        </w:rPr>
-        <w:t>Computer Vision</w:t>
-      </w:r>
-      <w:r>
-        <w:rPr>
-          <w:b/>
-        </w:rPr>
-        <w:t>:</w:t>
-      </w:r>
-    </w:p>
-    <w:p>
-      <w:pPr>
-        <w:pStyle w:val="ListParagraph"/>
-        <w:numPr>
-          <w:ilvl w:val="0"/>
-          <w:numId w:val="37"/>
-        </w:numPr>
-      </w:pPr>
-      <w:proofErr w:type="spellStart"/>
-      <w:r>
-        <w:t>OpenCV</w:t>
-      </w:r>
-      <w:proofErr w:type="spellEnd"/>
-      <w:r>
-        <w:t xml:space="preserve"> → Image processing (reading, transforming, detecting objects).</w:t>
-      </w:r>
-    </w:p>
-    <w:p>
-      <w:pPr>
-        <w:pStyle w:val="ListParagraph"/>
-        <w:numPr>
-          <w:ilvl w:val="0"/>
-          <w:numId w:val="37"/>
-        </w:numPr>
-      </w:pPr>
-      <w:r>
-        <w:t>Pillow (PIL) → Image manipulation and format conversion.</w:t>
-      </w:r>
-    </w:p>
-    <w:p>
-      <w:pPr>
-        <w:pStyle w:val="ListParagraph"/>
-        <w:numPr>
-          <w:ilvl w:val="0"/>
-          <w:numId w:val="37"/>
-        </w:numPr>
-        <w:spacing w:line="480" w:lineRule="auto"/>
-      </w:pPr>
-      <w:proofErr w:type="spellStart"/>
-      <w:r>
-        <w:t>Torchvision</w:t>
-      </w:r>
-      <w:proofErr w:type="spellEnd"/>
-      <w:r>
-        <w:t xml:space="preserve"> / </w:t>
-      </w:r>
-      <w:proofErr w:type="spellStart"/>
-      <w:r>
-        <w:t>TensorFlow</w:t>
-      </w:r>
-      <w:proofErr w:type="spellEnd"/>
-      <w:r>
-        <w:t xml:space="preserve"> Vision → </w:t>
-      </w:r>
-      <w:proofErr w:type="spellStart"/>
-      <w:r>
-        <w:t>Pretrained</w:t>
-      </w:r>
-      <w:proofErr w:type="spellEnd"/>
-      <w:r>
-        <w:t xml:space="preserve"> models for image classification tasks.</w:t>
-      </w:r>
-    </w:p>
-    <w:p>
-      <w:pPr>
-        <w:pStyle w:val="ListParagraph"/>
-        <w:numPr>
-          <w:ilvl w:val="0"/>
-          <w:numId w:val="31"/>
-        </w:numPr>
-        <w:rPr>
-          <w:b/>
-        </w:rPr>
-      </w:pPr>
-      <w:r>
-        <w:rPr>
-          <w:b/>
-        </w:rPr>
-        <w:t>Model Evaluation &amp; Experiment Tracking</w:t>
+        <w:t xml:space="preserve"> → Save and load ML models efficiently.</w:t>
       </w:r>
     </w:p>
     <w:p>
@@ -1365,14 +1008,10 @@
           <w:ilvl w:val="0"/>
           <w:numId w:val="38"/>
         </w:numPr>
-      </w:pPr>
-      <w:proofErr w:type="spellStart"/>
-      <w:r>
-        <w:t>MLflow</w:t>
-      </w:r>
-      <w:proofErr w:type="spellEnd"/>
-      <w:r>
-        <w:t xml:space="preserve"> → Tracks ML experiments, parameters, and model versions.</w:t>
+        <w:ind w:left="1080"/>
+      </w:pPr>
+      <w:r>
+        <w:t>pickle → Serialize and deserialize Python objects.</w:t>
       </w:r>
     </w:p>
     <w:p>
@@ -1381,201 +1020,6 @@
         <w:numPr>
           <w:ilvl w:val="0"/>
           <w:numId w:val="38"/>
-        </w:numPr>
-      </w:pPr>
-      <w:proofErr w:type="spellStart"/>
-      <w:r>
-        <w:t>Optuna</w:t>
-      </w:r>
-      <w:proofErr w:type="spellEnd"/>
-      <w:r>
-        <w:t xml:space="preserve"> → </w:t>
-      </w:r>
-      <w:proofErr w:type="spellStart"/>
-      <w:r>
-        <w:t>Hyperparameter</w:t>
-      </w:r>
-      <w:proofErr w:type="spellEnd"/>
-      <w:r>
-        <w:t xml:space="preserve"> optimization tool.</w:t>
-      </w:r>
-    </w:p>
-    <w:p>
-      <w:pPr>
-        <w:pStyle w:val="ListParagraph"/>
-        <w:numPr>
-          <w:ilvl w:val="0"/>
-          <w:numId w:val="38"/>
-        </w:numPr>
-        <w:spacing w:line="480" w:lineRule="auto"/>
-      </w:pPr>
-      <w:r>
-        <w:t>Weights &amp; Biases (</w:t>
-      </w:r>
-      <w:proofErr w:type="spellStart"/>
-      <w:r>
-        <w:t>wandb</w:t>
-      </w:r>
-      <w:proofErr w:type="spellEnd"/>
-      <w:r>
-        <w:t>) → Experiment tracking and performance visualization.</w:t>
-      </w:r>
-    </w:p>
-    <w:p>
-      <w:pPr>
-        <w:pStyle w:val="ListParagraph"/>
-        <w:numPr>
-          <w:ilvl w:val="0"/>
-          <w:numId w:val="31"/>
-        </w:numPr>
-        <w:rPr>
-          <w:b/>
-        </w:rPr>
-      </w:pPr>
-      <w:r>
-        <w:rPr>
-          <w:b/>
-        </w:rPr>
-        <w:t>Deployment &amp; Serving</w:t>
-      </w:r>
-    </w:p>
-    <w:p>
-      <w:pPr>
-        <w:pStyle w:val="ListParagraph"/>
-        <w:numPr>
-          <w:ilvl w:val="0"/>
-          <w:numId w:val="39"/>
-        </w:numPr>
-      </w:pPr>
-      <w:r>
-        <w:t xml:space="preserve">Flask / </w:t>
-      </w:r>
-      <w:proofErr w:type="spellStart"/>
-      <w:r>
-        <w:t>FastAPI</w:t>
-      </w:r>
-      <w:proofErr w:type="spellEnd"/>
-      <w:r>
-        <w:t xml:space="preserve"> → Frameworks to build APIs for ML model deployment.</w:t>
-      </w:r>
-    </w:p>
-    <w:p>
-      <w:pPr>
-        <w:pStyle w:val="ListParagraph"/>
-        <w:numPr>
-          <w:ilvl w:val="0"/>
-          <w:numId w:val="39"/>
-        </w:numPr>
-      </w:pPr>
-      <w:proofErr w:type="spellStart"/>
-      <w:r>
-        <w:t>Streamlit</w:t>
-      </w:r>
-      <w:proofErr w:type="spellEnd"/>
-      <w:r>
-        <w:t xml:space="preserve"> / </w:t>
-      </w:r>
-      <w:proofErr w:type="spellStart"/>
-      <w:r>
-        <w:t>Gradio</w:t>
-      </w:r>
-      <w:proofErr w:type="spellEnd"/>
-      <w:r>
-        <w:t xml:space="preserve"> → Tools to create interactive ML web apps easily.</w:t>
-      </w:r>
-    </w:p>
-    <w:p>
-      <w:pPr>
-        <w:pStyle w:val="ListParagraph"/>
-        <w:numPr>
-          <w:ilvl w:val="0"/>
-          <w:numId w:val="39"/>
-        </w:numPr>
-        <w:spacing w:line="480" w:lineRule="auto"/>
-      </w:pPr>
-      <w:r>
-        <w:t xml:space="preserve">ONNX / </w:t>
-      </w:r>
-      <w:proofErr w:type="spellStart"/>
-      <w:r>
-        <w:t>TorchServe</w:t>
-      </w:r>
-      <w:proofErr w:type="spellEnd"/>
-      <w:r>
-        <w:t xml:space="preserve"> / </w:t>
-      </w:r>
-      <w:proofErr w:type="spellStart"/>
-      <w:r>
-        <w:t>TensorFlow</w:t>
-      </w:r>
-      <w:proofErr w:type="spellEnd"/>
-      <w:r>
-        <w:t xml:space="preserve"> Serving → Tools for model serving and optimization.</w:t>
-      </w:r>
-    </w:p>
-    <w:p>
-      <w:pPr>
-        <w:pStyle w:val="ListParagraph"/>
-        <w:numPr>
-          <w:ilvl w:val="0"/>
-          <w:numId w:val="31"/>
-        </w:numPr>
-        <w:rPr>
-          <w:b/>
-        </w:rPr>
-      </w:pPr>
-      <w:r>
-        <w:rPr>
-          <w:b/>
-        </w:rPr>
-        <w:t>Utilities</w:t>
-      </w:r>
-    </w:p>
-    <w:p>
-      <w:pPr>
-        <w:pStyle w:val="ListParagraph"/>
-        <w:numPr>
-          <w:ilvl w:val="0"/>
-          <w:numId w:val="40"/>
-        </w:numPr>
-        <w:ind w:left="1080"/>
-      </w:pPr>
-      <w:proofErr w:type="spellStart"/>
-      <w:r>
-        <w:t>joblib</w:t>
-      </w:r>
-      <w:proofErr w:type="spellEnd"/>
-      <w:r>
-        <w:t xml:space="preserve"> → Save and load ML models efficiently.</w:t>
-      </w:r>
-    </w:p>
-    <w:p>
-      <w:pPr>
-        <w:pStyle w:val="ListParagraph"/>
-        <w:numPr>
-          <w:ilvl w:val="0"/>
-          <w:numId w:val="40"/>
-        </w:numPr>
-        <w:ind w:left="1080"/>
-      </w:pPr>
-      <w:r>
-        <w:t xml:space="preserve">pickle → Serialize and </w:t>
-      </w:r>
-      <w:proofErr w:type="spellStart"/>
-      <w:r>
-        <w:t>deserialize</w:t>
-      </w:r>
-      <w:proofErr w:type="spellEnd"/>
-      <w:r>
-        <w:t xml:space="preserve"> Python objects.</w:t>
-      </w:r>
-    </w:p>
-    <w:p>
-      <w:pPr>
-        <w:pStyle w:val="ListParagraph"/>
-        <w:numPr>
-          <w:ilvl w:val="0"/>
-          <w:numId w:val="40"/>
         </w:numPr>
         <w:ind w:left="1080"/>
       </w:pPr>
@@ -1595,15 +1039,150 @@
         <w:pStyle w:val="Heading2"/>
       </w:pPr>
       <w:r>
-        <w:t xml:space="preserve">1. </w:t>
+        <w:t>1. NumPy (Numerical Python)</w:t>
+      </w:r>
+    </w:p>
+    <w:p>
+      <w:pPr>
+        <w:pStyle w:val="ListParagraph"/>
+        <w:numPr>
+          <w:ilvl w:val="0"/>
+          <w:numId w:val="39"/>
+        </w:numPr>
+      </w:pPr>
+      <w:r>
+        <w:t>Purpose: Numerical computing with arrays, matrices, linear algebra, and math operations.</w:t>
+      </w:r>
+    </w:p>
+    <w:p>
+      <w:pPr>
+        <w:pStyle w:val="ListParagraph"/>
+        <w:numPr>
+          <w:ilvl w:val="0"/>
+          <w:numId w:val="39"/>
+        </w:numPr>
+      </w:pPr>
+      <w:r>
+        <w:t>Key Functions:</w:t>
+      </w:r>
+    </w:p>
+    <w:p>
+      <w:pPr>
+        <w:pStyle w:val="ListParagraph"/>
+        <w:numPr>
+          <w:ilvl w:val="0"/>
+          <w:numId w:val="40"/>
+        </w:numPr>
+      </w:pPr>
+      <w:r>
+        <w:t xml:space="preserve">array(), </w:t>
       </w:r>
       <w:proofErr w:type="spellStart"/>
       <w:r>
-        <w:t>NumPy</w:t>
+        <w:t>arange</w:t>
       </w:r>
       <w:proofErr w:type="spellEnd"/>
       <w:r>
-        <w:t xml:space="preserve"> (Numerical Python)</w:t>
+        <w:t xml:space="preserve">(), </w:t>
+      </w:r>
+      <w:proofErr w:type="spellStart"/>
+      <w:r>
+        <w:t>linspace</w:t>
+      </w:r>
+      <w:proofErr w:type="spellEnd"/>
+      <w:r>
+        <w:t>(), reshape(), zeros(), ones(), eye()</w:t>
+      </w:r>
+    </w:p>
+    <w:p>
+      <w:pPr>
+        <w:pStyle w:val="ListParagraph"/>
+        <w:numPr>
+          <w:ilvl w:val="0"/>
+          <w:numId w:val="40"/>
+        </w:numPr>
+      </w:pPr>
+      <w:r>
+        <w:t>mean(), median(), sum(), std(), min(), max()</w:t>
+      </w:r>
+    </w:p>
+    <w:p>
+      <w:pPr>
+        <w:pStyle w:val="ListParagraph"/>
+        <w:numPr>
+          <w:ilvl w:val="0"/>
+          <w:numId w:val="40"/>
+        </w:numPr>
+      </w:pPr>
+      <w:r>
+        <w:t>dot(), transpose(), concatenate(), stack()</w:t>
+      </w:r>
+    </w:p>
+    <w:p>
+      <w:pPr>
+        <w:pStyle w:val="ListParagraph"/>
+        <w:numPr>
+          <w:ilvl w:val="0"/>
+          <w:numId w:val="40"/>
+        </w:numPr>
+      </w:pPr>
+      <w:proofErr w:type="spellStart"/>
+      <w:r>
+        <w:lastRenderedPageBreak/>
+        <w:t>random.randint</w:t>
+      </w:r>
+      <w:proofErr w:type="spellEnd"/>
+      <w:r>
+        <w:t xml:space="preserve">(), </w:t>
+      </w:r>
+      <w:proofErr w:type="spellStart"/>
+      <w:r>
+        <w:t>random.rand</w:t>
+      </w:r>
+      <w:proofErr w:type="spellEnd"/>
+      <w:r>
+        <w:t xml:space="preserve">(), </w:t>
+      </w:r>
+      <w:proofErr w:type="spellStart"/>
+      <w:r>
+        <w:t>random.choice</w:t>
+      </w:r>
+      <w:proofErr w:type="spellEnd"/>
+      <w:r>
+        <w:t>()</w:t>
+      </w:r>
+    </w:p>
+    <w:p/>
+    <w:p>
+      <w:pPr>
+        <w:pStyle w:val="Heading2"/>
+      </w:pPr>
+      <w:r>
+        <w:t>2. SciPy (Scientific Python)</w:t>
+      </w:r>
+    </w:p>
+    <w:p>
+      <w:pPr>
+        <w:pStyle w:val="ListParagraph"/>
+        <w:numPr>
+          <w:ilvl w:val="0"/>
+          <w:numId w:val="42"/>
+        </w:numPr>
+      </w:pPr>
+      <w:r>
+        <w:t>Purpose: Scientific and technical computing.</w:t>
+      </w:r>
+    </w:p>
+    <w:p>
+      <w:pPr>
+        <w:pStyle w:val="ListParagraph"/>
+        <w:numPr>
+          <w:ilvl w:val="0"/>
+          <w:numId w:val="42"/>
+        </w:numPr>
+      </w:pPr>
+      <w:r>
+        <w:t>Key Modules/Functions:</w:t>
       </w:r>
     </w:p>
     <w:p>
@@ -1615,7 +1194,7 @@
         </w:numPr>
       </w:pPr>
       <w:r>
-        <w:t>Purpose: Numerical computing with arrays, matrices, linear algebra, and math operations.</w:t>
+        <w:t>stats → Statistical distributions, probability, hypothesis tests</w:t>
       </w:r>
     </w:p>
     <w:p>
@@ -1627,6 +1206,345 @@
         </w:numPr>
       </w:pPr>
       <w:r>
+        <w:t>integrate → Numerical integration and differential equations</w:t>
+      </w:r>
+    </w:p>
+    <w:p>
+      <w:pPr>
+        <w:pStyle w:val="ListParagraph"/>
+        <w:numPr>
+          <w:ilvl w:val="0"/>
+          <w:numId w:val="41"/>
+        </w:numPr>
+      </w:pPr>
+      <w:r>
+        <w:t>optimize → Optimization, root finding, curve fitting</w:t>
+      </w:r>
+    </w:p>
+    <w:p>
+      <w:pPr>
+        <w:pStyle w:val="ListParagraph"/>
+        <w:numPr>
+          <w:ilvl w:val="0"/>
+          <w:numId w:val="41"/>
+        </w:numPr>
+      </w:pPr>
+      <w:proofErr w:type="spellStart"/>
+      <w:r>
+        <w:t>fft</w:t>
+      </w:r>
+      <w:proofErr w:type="spellEnd"/>
+      <w:r>
+        <w:t xml:space="preserve"> → Fast Fourier Transform</w:t>
+      </w:r>
+    </w:p>
+    <w:p>
+      <w:pPr>
+        <w:pStyle w:val="ListParagraph"/>
+        <w:numPr>
+          <w:ilvl w:val="0"/>
+          <w:numId w:val="41"/>
+        </w:numPr>
+      </w:pPr>
+      <w:r>
+        <w:t>interpolate → Interpolation of data</w:t>
+      </w:r>
+    </w:p>
+    <w:p/>
+    <w:p>
+      <w:pPr>
+        <w:pStyle w:val="Heading2"/>
+      </w:pPr>
+      <w:r>
+        <w:t>3. Pandas</w:t>
+      </w:r>
+    </w:p>
+    <w:p>
+      <w:pPr>
+        <w:pStyle w:val="ListParagraph"/>
+        <w:numPr>
+          <w:ilvl w:val="0"/>
+          <w:numId w:val="43"/>
+        </w:numPr>
+      </w:pPr>
+      <w:r>
+        <w:t xml:space="preserve">Purpose: Data manipulation, cleaning, and analysis with Series and </w:t>
+      </w:r>
+      <w:proofErr w:type="spellStart"/>
+      <w:r>
+        <w:t>DataFrames</w:t>
+      </w:r>
+      <w:proofErr w:type="spellEnd"/>
+      <w:r>
+        <w:t>.</w:t>
+      </w:r>
+    </w:p>
+    <w:p>
+      <w:pPr>
+        <w:pStyle w:val="ListParagraph"/>
+        <w:numPr>
+          <w:ilvl w:val="0"/>
+          <w:numId w:val="43"/>
+        </w:numPr>
+      </w:pPr>
+      <w:r>
+        <w:t xml:space="preserve">Data I/O: </w:t>
+      </w:r>
+      <w:proofErr w:type="spellStart"/>
+      <w:r>
+        <w:t>read_csv</w:t>
+      </w:r>
+      <w:proofErr w:type="spellEnd"/>
+      <w:r>
+        <w:t xml:space="preserve">(), </w:t>
+      </w:r>
+      <w:proofErr w:type="spellStart"/>
+      <w:r>
+        <w:t>to_csv</w:t>
+      </w:r>
+      <w:proofErr w:type="spellEnd"/>
+      <w:r>
+        <w:t xml:space="preserve">(), </w:t>
+      </w:r>
+      <w:proofErr w:type="spellStart"/>
+      <w:r>
+        <w:t>read_excel</w:t>
+      </w:r>
+      <w:proofErr w:type="spellEnd"/>
+      <w:r>
+        <w:t xml:space="preserve">(), </w:t>
+      </w:r>
+      <w:proofErr w:type="spellStart"/>
+      <w:r>
+        <w:t>to_excel</w:t>
+      </w:r>
+      <w:proofErr w:type="spellEnd"/>
+      <w:r>
+        <w:t xml:space="preserve">(), </w:t>
+      </w:r>
+      <w:proofErr w:type="spellStart"/>
+      <w:r>
+        <w:t>read_json</w:t>
+      </w:r>
+      <w:proofErr w:type="spellEnd"/>
+      <w:r>
+        <w:t xml:space="preserve">(), </w:t>
+      </w:r>
+      <w:proofErr w:type="spellStart"/>
+      <w:r>
+        <w:t>to_json</w:t>
+      </w:r>
+      <w:proofErr w:type="spellEnd"/>
+      <w:r>
+        <w:t xml:space="preserve">(), </w:t>
+      </w:r>
+      <w:proofErr w:type="spellStart"/>
+      <w:r>
+        <w:t>read_sql</w:t>
+      </w:r>
+      <w:proofErr w:type="spellEnd"/>
+      <w:r>
+        <w:t xml:space="preserve">(), </w:t>
+      </w:r>
+      <w:proofErr w:type="spellStart"/>
+      <w:r>
+        <w:t>to_sql</w:t>
+      </w:r>
+      <w:proofErr w:type="spellEnd"/>
+      <w:r>
+        <w:t>()</w:t>
+      </w:r>
+    </w:p>
+    <w:p>
+      <w:pPr>
+        <w:pStyle w:val="ListParagraph"/>
+        <w:numPr>
+          <w:ilvl w:val="0"/>
+          <w:numId w:val="43"/>
+        </w:numPr>
+      </w:pPr>
+      <w:r>
+        <w:t xml:space="preserve">Inspection: head(), tail(), info(), describe(), shape, columns, index, </w:t>
+      </w:r>
+      <w:proofErr w:type="spellStart"/>
+      <w:r>
+        <w:t>value_counts</w:t>
+      </w:r>
+      <w:proofErr w:type="spellEnd"/>
+      <w:r>
+        <w:t xml:space="preserve">(), unique(), </w:t>
+      </w:r>
+      <w:proofErr w:type="spellStart"/>
+      <w:r>
+        <w:t>nunique</w:t>
+      </w:r>
+      <w:proofErr w:type="spellEnd"/>
+      <w:r>
+        <w:t>()</w:t>
+      </w:r>
+    </w:p>
+    <w:p>
+      <w:pPr>
+        <w:pStyle w:val="ListParagraph"/>
+        <w:numPr>
+          <w:ilvl w:val="0"/>
+          <w:numId w:val="43"/>
+        </w:numPr>
+      </w:pPr>
+      <w:r>
+        <w:t xml:space="preserve">Cleaning: </w:t>
+      </w:r>
+      <w:proofErr w:type="spellStart"/>
+      <w:r>
+        <w:t>isnull</w:t>
+      </w:r>
+      <w:proofErr w:type="spellEnd"/>
+      <w:r>
+        <w:t xml:space="preserve">(), </w:t>
+      </w:r>
+      <w:proofErr w:type="spellStart"/>
+      <w:r>
+        <w:t>isna</w:t>
+      </w:r>
+      <w:proofErr w:type="spellEnd"/>
+      <w:r>
+        <w:t xml:space="preserve">(), </w:t>
+      </w:r>
+      <w:proofErr w:type="spellStart"/>
+      <w:r>
+        <w:t>dropna</w:t>
+      </w:r>
+      <w:proofErr w:type="spellEnd"/>
+      <w:r>
+        <w:t xml:space="preserve">(), </w:t>
+      </w:r>
+      <w:proofErr w:type="spellStart"/>
+      <w:r>
+        <w:t>fillna</w:t>
+      </w:r>
+      <w:proofErr w:type="spellEnd"/>
+      <w:r>
+        <w:t xml:space="preserve">(), </w:t>
+      </w:r>
+      <w:proofErr w:type="spellStart"/>
+      <w:r>
+        <w:t>drop_duplicates</w:t>
+      </w:r>
+      <w:proofErr w:type="spellEnd"/>
+      <w:r>
+        <w:t xml:space="preserve">(), </w:t>
+      </w:r>
+      <w:proofErr w:type="spellStart"/>
+      <w:r>
+        <w:t>astype</w:t>
+      </w:r>
+      <w:proofErr w:type="spellEnd"/>
+      <w:r>
+        <w:t>(), replace()</w:t>
+      </w:r>
+    </w:p>
+    <w:p>
+      <w:pPr>
+        <w:pStyle w:val="ListParagraph"/>
+        <w:numPr>
+          <w:ilvl w:val="0"/>
+          <w:numId w:val="43"/>
+        </w:numPr>
+      </w:pPr>
+      <w:r>
+        <w:t xml:space="preserve">Selection &amp; Manipulation: loc[], </w:t>
+      </w:r>
+      <w:proofErr w:type="spellStart"/>
+      <w:r>
+        <w:t>iloc</w:t>
+      </w:r>
+      <w:proofErr w:type="spellEnd"/>
+      <w:r>
+        <w:t xml:space="preserve">[], </w:t>
+      </w:r>
+      <w:proofErr w:type="spellStart"/>
+      <w:r>
+        <w:t>groupby</w:t>
+      </w:r>
+      <w:proofErr w:type="spellEnd"/>
+      <w:r>
+        <w:t xml:space="preserve">(), </w:t>
+      </w:r>
+      <w:proofErr w:type="spellStart"/>
+      <w:r>
+        <w:t>sort_values</w:t>
+      </w:r>
+      <w:proofErr w:type="spellEnd"/>
+      <w:r>
+        <w:t xml:space="preserve">(), merge(), join(), </w:t>
+      </w:r>
+      <w:proofErr w:type="spellStart"/>
+      <w:r>
+        <w:t>concat</w:t>
+      </w:r>
+      <w:proofErr w:type="spellEnd"/>
+      <w:r>
+        <w:t xml:space="preserve">(), </w:t>
+      </w:r>
+      <w:proofErr w:type="spellStart"/>
+      <w:r>
+        <w:t>pivot_table</w:t>
+      </w:r>
+      <w:proofErr w:type="spellEnd"/>
+      <w:r>
+        <w:t>(), apply()</w:t>
+      </w:r>
+    </w:p>
+    <w:p>
+      <w:pPr>
+        <w:pStyle w:val="ListParagraph"/>
+        <w:numPr>
+          <w:ilvl w:val="0"/>
+          <w:numId w:val="43"/>
+        </w:numPr>
+      </w:pPr>
+      <w:r>
+        <w:t xml:space="preserve">Math &amp; Stats: sum(), mean(), median(), min(), max(), std(), </w:t>
+      </w:r>
+      <w:proofErr w:type="spellStart"/>
+      <w:r>
+        <w:t>corr</w:t>
+      </w:r>
+      <w:proofErr w:type="spellEnd"/>
+      <w:r>
+        <w:t>()</w:t>
+      </w:r>
+    </w:p>
+    <w:p/>
+    <w:p>
+      <w:pPr>
+        <w:pStyle w:val="Heading2"/>
+      </w:pPr>
+      <w:r>
+        <w:t>4. scikit-learn (Machine Learning)</w:t>
+      </w:r>
+    </w:p>
+    <w:p>
+      <w:pPr>
+        <w:pStyle w:val="ListParagraph"/>
+        <w:numPr>
+          <w:ilvl w:val="0"/>
+          <w:numId w:val="44"/>
+        </w:numPr>
+      </w:pPr>
+      <w:r>
+        <w:t>Purpose: Classical ML: regression, classification, clustering, preprocessing, metrics.</w:t>
+      </w:r>
+    </w:p>
+    <w:p>
+      <w:pPr>
+        <w:pStyle w:val="ListParagraph"/>
+        <w:numPr>
+          <w:ilvl w:val="0"/>
+          <w:numId w:val="44"/>
+        </w:numPr>
+      </w:pPr>
+      <w:r>
         <w:t>Key Functions:</w:t>
       </w:r>
     </w:p>
@@ -1635,108 +1553,167 @@
         <w:pStyle w:val="ListParagraph"/>
         <w:numPr>
           <w:ilvl w:val="0"/>
-          <w:numId w:val="42"/>
-        </w:numPr>
-      </w:pPr>
-      <w:proofErr w:type="gramStart"/>
-      <w:r>
-        <w:t>array(</w:t>
-      </w:r>
-      <w:proofErr w:type="gramEnd"/>
-      <w:r>
-        <w:t xml:space="preserve">), </w:t>
-      </w:r>
+          <w:numId w:val="45"/>
+        </w:numPr>
+      </w:pPr>
       <w:proofErr w:type="spellStart"/>
       <w:r>
-        <w:t>arange</w:t>
+        <w:t>train_test_split</w:t>
       </w:r>
       <w:proofErr w:type="spellEnd"/>
       <w:r>
+        <w:t>(), fit(), predict()</w:t>
+      </w:r>
+    </w:p>
+    <w:p>
+      <w:pPr>
+        <w:pStyle w:val="ListParagraph"/>
+        <w:numPr>
+          <w:ilvl w:val="0"/>
+          <w:numId w:val="45"/>
+        </w:numPr>
+      </w:pPr>
+      <w:r>
+        <w:t xml:space="preserve">Regression: </w:t>
+      </w:r>
+      <w:proofErr w:type="spellStart"/>
+      <w:r>
+        <w:t>LinearRegression</w:t>
+      </w:r>
+      <w:proofErr w:type="spellEnd"/>
+      <w:r>
         <w:t xml:space="preserve">(), </w:t>
       </w:r>
       <w:proofErr w:type="spellStart"/>
       <w:r>
-        <w:t>linspace</w:t>
+        <w:t>LogisticRegression</w:t>
       </w:r>
       <w:proofErr w:type="spellEnd"/>
       <w:r>
-        <w:t>(), reshape(), zeros(), ones(), eye()</w:t>
-      </w:r>
-    </w:p>
-    <w:p>
-      <w:pPr>
-        <w:pStyle w:val="ListParagraph"/>
-        <w:numPr>
-          <w:ilvl w:val="0"/>
-          <w:numId w:val="42"/>
-        </w:numPr>
-      </w:pPr>
-      <w:proofErr w:type="gramStart"/>
-      <w:r>
-        <w:t>mean(</w:t>
-      </w:r>
-      <w:proofErr w:type="gramEnd"/>
-      <w:r>
-        <w:t xml:space="preserve">), median(), sum(), </w:t>
+        <w:t>()</w:t>
+      </w:r>
+    </w:p>
+    <w:p>
+      <w:pPr>
+        <w:pStyle w:val="ListParagraph"/>
+        <w:numPr>
+          <w:ilvl w:val="0"/>
+          <w:numId w:val="45"/>
+        </w:numPr>
+      </w:pPr>
+      <w:r>
+        <w:t xml:space="preserve">Classification: </w:t>
       </w:r>
       <w:proofErr w:type="spellStart"/>
       <w:r>
-        <w:t>std</w:t>
+        <w:t>DecisionTreeClassifier</w:t>
       </w:r>
       <w:proofErr w:type="spellEnd"/>
       <w:r>
-        <w:t>(), min(), max()</w:t>
-      </w:r>
-    </w:p>
-    <w:p>
-      <w:pPr>
-        <w:pStyle w:val="ListParagraph"/>
-        <w:numPr>
-          <w:ilvl w:val="0"/>
-          <w:numId w:val="42"/>
-        </w:numPr>
-      </w:pPr>
-      <w:proofErr w:type="gramStart"/>
-      <w:r>
-        <w:t>dot(</w:t>
-      </w:r>
-      <w:proofErr w:type="gramEnd"/>
-      <w:r>
-        <w:t>), transpose(), concatenate(), stack()</w:t>
-      </w:r>
-    </w:p>
-    <w:p>
-      <w:pPr>
-        <w:pStyle w:val="ListParagraph"/>
-        <w:numPr>
-          <w:ilvl w:val="0"/>
-          <w:numId w:val="42"/>
-        </w:numPr>
-      </w:pPr>
+        <w:t xml:space="preserve">(), </w:t>
+      </w:r>
       <w:proofErr w:type="spellStart"/>
-      <w:proofErr w:type="gramStart"/>
-      <w:r>
-        <w:t>random.randint</w:t>
+      <w:r>
+        <w:t>RandomForestClassifier</w:t>
       </w:r>
       <w:proofErr w:type="spellEnd"/>
-      <w:proofErr w:type="gramEnd"/>
+      <w:r>
+        <w:t>()</w:t>
+      </w:r>
+    </w:p>
+    <w:p>
+      <w:pPr>
+        <w:pStyle w:val="ListParagraph"/>
+        <w:numPr>
+          <w:ilvl w:val="0"/>
+          <w:numId w:val="45"/>
+        </w:numPr>
+      </w:pPr>
+      <w:r>
+        <w:t xml:space="preserve">Clustering: </w:t>
+      </w:r>
+      <w:proofErr w:type="spellStart"/>
+      <w:r>
+        <w:t>KMeans</w:t>
+      </w:r>
+      <w:proofErr w:type="spellEnd"/>
+      <w:r>
+        <w:t>()</w:t>
+      </w:r>
+    </w:p>
+    <w:p>
+      <w:pPr>
+        <w:pStyle w:val="ListParagraph"/>
+        <w:numPr>
+          <w:ilvl w:val="0"/>
+          <w:numId w:val="45"/>
+        </w:numPr>
+      </w:pPr>
+      <w:r>
+        <w:t xml:space="preserve">Scaling: </w:t>
+      </w:r>
+      <w:proofErr w:type="spellStart"/>
+      <w:r>
+        <w:t>StandardScaler</w:t>
+      </w:r>
+      <w:proofErr w:type="spellEnd"/>
       <w:r>
         <w:t xml:space="preserve">(), </w:t>
       </w:r>
       <w:proofErr w:type="spellStart"/>
       <w:r>
-        <w:t>random.rand</w:t>
+        <w:t>MinMaxScaler</w:t>
       </w:r>
       <w:proofErr w:type="spellEnd"/>
       <w:r>
+        <w:t>()</w:t>
+      </w:r>
+    </w:p>
+    <w:p>
+      <w:pPr>
+        <w:pStyle w:val="ListParagraph"/>
+        <w:numPr>
+          <w:ilvl w:val="0"/>
+          <w:numId w:val="45"/>
+        </w:numPr>
+      </w:pPr>
+      <w:r>
+        <w:t>Dimensionality reduction: PCA()</w:t>
+      </w:r>
+    </w:p>
+    <w:p>
+      <w:pPr>
+        <w:pStyle w:val="ListParagraph"/>
+        <w:numPr>
+          <w:ilvl w:val="0"/>
+          <w:numId w:val="45"/>
+        </w:numPr>
+      </w:pPr>
+      <w:r>
+        <w:t xml:space="preserve">Evaluation: </w:t>
+      </w:r>
+      <w:proofErr w:type="spellStart"/>
+      <w:r>
+        <w:t>accuracy_score</w:t>
+      </w:r>
+      <w:proofErr w:type="spellEnd"/>
+      <w:r>
         <w:t xml:space="preserve">(), </w:t>
       </w:r>
       <w:proofErr w:type="spellStart"/>
       <w:r>
-        <w:t>random.choice</w:t>
+        <w:t>confusion_matrix</w:t>
       </w:r>
       <w:proofErr w:type="spellEnd"/>
       <w:r>
+        <w:t xml:space="preserve">(), </w:t>
+      </w:r>
+      <w:proofErr w:type="spellStart"/>
+      <w:r>
+        <w:t>classification_report</w:t>
+      </w:r>
+      <w:proofErr w:type="spellEnd"/>
+      <w:r>
         <w:t>()</w:t>
       </w:r>
     </w:p>
@@ -1746,104 +1723,83 @@
         <w:pStyle w:val="Heading2"/>
       </w:pPr>
       <w:r>
-        <w:t xml:space="preserve">2. </w:t>
+        <w:t xml:space="preserve">5. </w:t>
       </w:r>
       <w:proofErr w:type="spellStart"/>
       <w:r>
-        <w:t>SciPy</w:t>
+        <w:t>Keras</w:t>
       </w:r>
       <w:proofErr w:type="spellEnd"/>
       <w:r>
-        <w:t xml:space="preserve"> (Scientific Python)</w:t>
-      </w:r>
-    </w:p>
-    <w:p>
-      <w:pPr>
-        <w:pStyle w:val="ListParagraph"/>
-        <w:numPr>
-          <w:ilvl w:val="0"/>
-          <w:numId w:val="44"/>
-        </w:numPr>
-      </w:pPr>
-      <w:r>
-        <w:t>Purpose: Scientific and technical computing.</w:t>
-      </w:r>
-    </w:p>
-    <w:p>
-      <w:pPr>
-        <w:pStyle w:val="ListParagraph"/>
-        <w:numPr>
-          <w:ilvl w:val="0"/>
-          <w:numId w:val="44"/>
-        </w:numPr>
-      </w:pPr>
-      <w:r>
-        <w:t>Key Modules/Functions:</w:t>
-      </w:r>
-    </w:p>
-    <w:p>
-      <w:pPr>
-        <w:pStyle w:val="ListParagraph"/>
-        <w:numPr>
-          <w:ilvl w:val="0"/>
-          <w:numId w:val="43"/>
-        </w:numPr>
-      </w:pPr>
-      <w:r>
-        <w:t>stats → Statistical distributions, probability, hypothesis tests</w:t>
-      </w:r>
-    </w:p>
-    <w:p>
-      <w:pPr>
-        <w:pStyle w:val="ListParagraph"/>
-        <w:numPr>
-          <w:ilvl w:val="0"/>
-          <w:numId w:val="43"/>
-        </w:numPr>
-      </w:pPr>
-      <w:r>
-        <w:t>integrate → Numerical integration and differential equations</w:t>
-      </w:r>
-    </w:p>
-    <w:p>
-      <w:pPr>
-        <w:pStyle w:val="ListParagraph"/>
-        <w:numPr>
-          <w:ilvl w:val="0"/>
-          <w:numId w:val="43"/>
-        </w:numPr>
-      </w:pPr>
-      <w:r>
-        <w:t>optimize → Optimization, root finding, curve fitting</w:t>
-      </w:r>
-    </w:p>
-    <w:p>
-      <w:pPr>
-        <w:pStyle w:val="ListParagraph"/>
-        <w:numPr>
-          <w:ilvl w:val="0"/>
-          <w:numId w:val="43"/>
-        </w:numPr>
-      </w:pPr>
+        <w:t xml:space="preserve"> (Deep Learning)</w:t>
+      </w:r>
+    </w:p>
+    <w:p>
+      <w:pPr>
+        <w:pStyle w:val="ListParagraph"/>
+        <w:numPr>
+          <w:ilvl w:val="0"/>
+          <w:numId w:val="46"/>
+        </w:numPr>
+      </w:pPr>
+      <w:r>
+        <w:t>Purpose: High-level deep learning API built on TensorFlow.</w:t>
+      </w:r>
+    </w:p>
+    <w:p>
+      <w:pPr>
+        <w:pStyle w:val="ListParagraph"/>
+        <w:numPr>
+          <w:ilvl w:val="0"/>
+          <w:numId w:val="46"/>
+        </w:numPr>
+      </w:pPr>
+      <w:r>
+        <w:t>Models: Sequential(), Functional API Model()</w:t>
+      </w:r>
+    </w:p>
+    <w:p>
+      <w:pPr>
+        <w:pStyle w:val="ListParagraph"/>
+        <w:numPr>
+          <w:ilvl w:val="0"/>
+          <w:numId w:val="46"/>
+        </w:numPr>
+      </w:pPr>
+      <w:r>
+        <w:t>Layers: Dense(), Conv2D(), Flatten(), Dropout()</w:t>
+      </w:r>
+    </w:p>
+    <w:p>
+      <w:pPr>
+        <w:pStyle w:val="ListParagraph"/>
+        <w:numPr>
+          <w:ilvl w:val="0"/>
+          <w:numId w:val="46"/>
+        </w:numPr>
+      </w:pPr>
+      <w:r>
+        <w:t>Training &amp; Evaluation: compile(), fit(), evaluate(), predict()</w:t>
+      </w:r>
+    </w:p>
+    <w:p>
+      <w:pPr>
+        <w:pStyle w:val="ListParagraph"/>
+        <w:numPr>
+          <w:ilvl w:val="0"/>
+          <w:numId w:val="46"/>
+        </w:numPr>
+      </w:pPr>
+      <w:r>
+        <w:t xml:space="preserve">Utilities: </w:t>
+      </w:r>
       <w:proofErr w:type="spellStart"/>
       <w:r>
-        <w:t>fft</w:t>
+        <w:t>to_categorical</w:t>
       </w:r>
       <w:proofErr w:type="spellEnd"/>
       <w:r>
-        <w:t xml:space="preserve"> → Fast Fourier Transform</w:t>
-      </w:r>
-    </w:p>
-    <w:p>
-      <w:pPr>
-        <w:pStyle w:val="ListParagraph"/>
-        <w:numPr>
-          <w:ilvl w:val="0"/>
-          <w:numId w:val="43"/>
-        </w:numPr>
-      </w:pPr>
-      <w:r>
-        <w:t>interpolate → Interpolation of data</w:t>
+        <w:t>() for one-hot encoding</w:t>
       </w:r>
     </w:p>
     <w:p/>
@@ -1852,1059 +1808,294 @@
         <w:pStyle w:val="Heading2"/>
       </w:pPr>
       <w:r>
-        <w:t>3. Pandas</w:t>
-      </w:r>
-    </w:p>
-    <w:p>
-      <w:pPr>
-        <w:pStyle w:val="ListParagraph"/>
-        <w:numPr>
-          <w:ilvl w:val="0"/>
-          <w:numId w:val="45"/>
-        </w:numPr>
-      </w:pPr>
-      <w:r>
-        <w:t xml:space="preserve">Purpose: Data manipulation, cleaning, and analysis with Series and </w:t>
+        <w:lastRenderedPageBreak/>
+        <w:t>6. OpenCV (Computer Vision)</w:t>
+      </w:r>
+    </w:p>
+    <w:p>
+      <w:pPr>
+        <w:pStyle w:val="ListParagraph"/>
+        <w:numPr>
+          <w:ilvl w:val="0"/>
+          <w:numId w:val="47"/>
+        </w:numPr>
+      </w:pPr>
+      <w:r>
+        <w:t>Purpose: Image and video processing, object detection.</w:t>
+      </w:r>
+    </w:p>
+    <w:p>
+      <w:pPr>
+        <w:pStyle w:val="ListParagraph"/>
+        <w:numPr>
+          <w:ilvl w:val="0"/>
+          <w:numId w:val="47"/>
+        </w:numPr>
+      </w:pPr>
+      <w:r>
+        <w:t>Key Functions:</w:t>
+      </w:r>
+    </w:p>
+    <w:p>
+      <w:pPr>
+        <w:pStyle w:val="ListParagraph"/>
+        <w:numPr>
+          <w:ilvl w:val="0"/>
+          <w:numId w:val="48"/>
+        </w:numPr>
+      </w:pPr>
+      <w:r>
+        <w:rPr>
+          <w:b/>
+        </w:rPr>
+        <w:t xml:space="preserve">Image I/O: </w:t>
       </w:r>
       <w:proofErr w:type="spellStart"/>
       <w:r>
-        <w:t>DataFrames</w:t>
+        <w:t>imread</w:t>
       </w:r>
       <w:proofErr w:type="spellEnd"/>
       <w:r>
-        <w:t>.</w:t>
-      </w:r>
-    </w:p>
-    <w:p>
-      <w:pPr>
-        <w:pStyle w:val="ListParagraph"/>
-        <w:numPr>
-          <w:ilvl w:val="0"/>
-          <w:numId w:val="45"/>
-        </w:numPr>
-      </w:pPr>
-      <w:r>
-        <w:t xml:space="preserve">Data I/O: </w:t>
+        <w:t xml:space="preserve">(), </w:t>
       </w:r>
       <w:proofErr w:type="spellStart"/>
       <w:r>
-        <w:t>read_</w:t>
-      </w:r>
-      <w:proofErr w:type="gramStart"/>
-      <w:r>
-        <w:t>csv</w:t>
+        <w:t>imwrite</w:t>
       </w:r>
       <w:proofErr w:type="spellEnd"/>
       <w:r>
-        <w:t>(</w:t>
-      </w:r>
-      <w:proofErr w:type="gramEnd"/>
-      <w:r>
-        <w:t xml:space="preserve">), </w:t>
+        <w:t xml:space="preserve">(), </w:t>
       </w:r>
       <w:proofErr w:type="spellStart"/>
       <w:r>
-        <w:t>to_csv</w:t>
+        <w:t>imshow</w:t>
       </w:r>
       <w:proofErr w:type="spellEnd"/>
       <w:r>
+        <w:t>()</w:t>
+      </w:r>
+    </w:p>
+    <w:p>
+      <w:pPr>
+        <w:pStyle w:val="ListParagraph"/>
+        <w:numPr>
+          <w:ilvl w:val="0"/>
+          <w:numId w:val="48"/>
+        </w:numPr>
+      </w:pPr>
+      <w:r>
+        <w:rPr>
+          <w:b/>
+        </w:rPr>
+        <w:t>Color &amp; Transformation:</w:t>
+      </w:r>
+      <w:r>
+        <w:t xml:space="preserve"> </w:t>
+      </w:r>
+      <w:proofErr w:type="spellStart"/>
+      <w:r>
+        <w:t>cvtColor</w:t>
+      </w:r>
+      <w:proofErr w:type="spellEnd"/>
+      <w:r>
+        <w:t>(), resize(), flip(), rotate()</w:t>
+      </w:r>
+    </w:p>
+    <w:p>
+      <w:pPr>
+        <w:pStyle w:val="ListParagraph"/>
+        <w:numPr>
+          <w:ilvl w:val="0"/>
+          <w:numId w:val="48"/>
+        </w:numPr>
+      </w:pPr>
+      <w:r>
+        <w:rPr>
+          <w:b/>
+        </w:rPr>
+        <w:t>Filtering:</w:t>
+      </w:r>
+      <w:r>
+        <w:t xml:space="preserve"> </w:t>
+      </w:r>
+      <w:proofErr w:type="spellStart"/>
+      <w:r>
+        <w:t>GaussianBlur</w:t>
+      </w:r>
+      <w:proofErr w:type="spellEnd"/>
+      <w:r>
+        <w:t>(), blur()</w:t>
+      </w:r>
+    </w:p>
+    <w:p>
+      <w:pPr>
+        <w:pStyle w:val="ListParagraph"/>
+        <w:numPr>
+          <w:ilvl w:val="0"/>
+          <w:numId w:val="48"/>
+        </w:numPr>
+      </w:pPr>
+      <w:r>
+        <w:rPr>
+          <w:b/>
+        </w:rPr>
+        <w:t>Thresholding &amp; Edge Detection:</w:t>
+      </w:r>
+      <w:r>
+        <w:t xml:space="preserve"> threshold(), Canny()</w:t>
+      </w:r>
+    </w:p>
+    <w:p>
+      <w:pPr>
+        <w:pStyle w:val="ListParagraph"/>
+        <w:numPr>
+          <w:ilvl w:val="0"/>
+          <w:numId w:val="48"/>
+        </w:numPr>
+      </w:pPr>
+      <w:r>
+        <w:rPr>
+          <w:b/>
+        </w:rPr>
+        <w:t>Contours:</w:t>
+      </w:r>
+      <w:r>
+        <w:t xml:space="preserve"> </w:t>
+      </w:r>
+      <w:proofErr w:type="spellStart"/>
+      <w:r>
+        <w:t>findContours</w:t>
+      </w:r>
+      <w:proofErr w:type="spellEnd"/>
+      <w:r>
+        <w:t>()</w:t>
+      </w:r>
+    </w:p>
+    <w:p>
+      <w:pPr>
+        <w:pStyle w:val="ListParagraph"/>
+        <w:numPr>
+          <w:ilvl w:val="0"/>
+          <w:numId w:val="48"/>
+        </w:numPr>
+      </w:pPr>
+      <w:r>
+        <w:rPr>
+          <w:b/>
+        </w:rPr>
+        <w:t>Video:</w:t>
+      </w:r>
+      <w:r>
+        <w:t xml:space="preserve"> </w:t>
+      </w:r>
+      <w:proofErr w:type="spellStart"/>
+      <w:r>
+        <w:t>VideoCapture</w:t>
+      </w:r>
+      <w:proofErr w:type="spellEnd"/>
+      <w:r>
         <w:t xml:space="preserve">(), </w:t>
       </w:r>
       <w:proofErr w:type="spellStart"/>
       <w:r>
-        <w:t>read_excel</w:t>
+        <w:t>VideoWriter</w:t>
       </w:r>
       <w:proofErr w:type="spellEnd"/>
       <w:r>
-        <w:t xml:space="preserve">(), </w:t>
+        <w:t>()</w:t>
+      </w:r>
+    </w:p>
+    <w:p/>
+    <w:p>
+      <w:pPr>
+        <w:pStyle w:val="Heading2"/>
+      </w:pPr>
+      <w:r>
+        <w:t>7. Pillow (PIL – Python Imaging Library)</w:t>
+      </w:r>
+    </w:p>
+    <w:p>
+      <w:pPr>
+        <w:pStyle w:val="ListParagraph"/>
+        <w:numPr>
+          <w:ilvl w:val="0"/>
+          <w:numId w:val="49"/>
+        </w:numPr>
+      </w:pPr>
+      <w:r>
+        <w:t>Purpose: Image manipulation and format conversion.</w:t>
+      </w:r>
+    </w:p>
+    <w:p>
+      <w:pPr>
+        <w:pStyle w:val="ListParagraph"/>
+        <w:numPr>
+          <w:ilvl w:val="0"/>
+          <w:numId w:val="49"/>
+        </w:numPr>
+      </w:pPr>
+      <w:r>
+        <w:t>Key Functions:</w:t>
+      </w:r>
+    </w:p>
+    <w:p>
+      <w:pPr>
+        <w:pStyle w:val="ListParagraph"/>
+        <w:numPr>
+          <w:ilvl w:val="0"/>
+          <w:numId w:val="50"/>
+        </w:numPr>
+        <w:ind w:left="1440"/>
+      </w:pPr>
+      <w:r>
+        <w:t>open(), save(), show()</w:t>
+      </w:r>
+    </w:p>
+    <w:p>
+      <w:pPr>
+        <w:pStyle w:val="ListParagraph"/>
+        <w:numPr>
+          <w:ilvl w:val="0"/>
+          <w:numId w:val="50"/>
+        </w:numPr>
+        <w:ind w:left="1440"/>
+      </w:pPr>
+      <w:r>
+        <w:t>resize(), rotate(), crop(), convert(), thumbnail()</w:t>
+      </w:r>
+    </w:p>
+    <w:p>
+      <w:pPr>
+        <w:pStyle w:val="ListParagraph"/>
+        <w:numPr>
+          <w:ilvl w:val="0"/>
+          <w:numId w:val="50"/>
+        </w:numPr>
+        <w:ind w:left="1440"/>
+      </w:pPr>
+      <w:r>
+        <w:t>paste(), filter()</w:t>
+      </w:r>
+    </w:p>
+    <w:p>
+      <w:pPr>
+        <w:pStyle w:val="ListParagraph"/>
+        <w:numPr>
+          <w:ilvl w:val="0"/>
+          <w:numId w:val="50"/>
+        </w:numPr>
+        <w:ind w:left="1440"/>
+      </w:pPr>
+      <w:r>
+        <w:t xml:space="preserve">Drawing: </w:t>
       </w:r>
       <w:proofErr w:type="spellStart"/>
       <w:r>
-        <w:t>to_excel</w:t>
+        <w:t>ImageDraw</w:t>
       </w:r>
       <w:proofErr w:type="spellEnd"/>
       <w:r>
-        <w:t xml:space="preserve">(), </w:t>
-      </w:r>
-      <w:proofErr w:type="spellStart"/>
-      <w:r>
-        <w:t>read_json</w:t>
-      </w:r>
-      <w:proofErr w:type="spellEnd"/>
-      <w:r>
-        <w:t xml:space="preserve">(), </w:t>
-      </w:r>
-      <w:proofErr w:type="spellStart"/>
-      <w:r>
-        <w:t>to_json</w:t>
-      </w:r>
-      <w:proofErr w:type="spellEnd"/>
-      <w:r>
-        <w:t xml:space="preserve">(), </w:t>
-      </w:r>
-      <w:proofErr w:type="spellStart"/>
-      <w:r>
-        <w:t>read_sql</w:t>
-      </w:r>
-      <w:proofErr w:type="spellEnd"/>
-      <w:r>
-        <w:t xml:space="preserve">(), </w:t>
-      </w:r>
-      <w:proofErr w:type="spellStart"/>
-      <w:r>
-        <w:t>to_sql</w:t>
-      </w:r>
-      <w:proofErr w:type="spellEnd"/>
-      <w:r>
-        <w:t>()</w:t>
-      </w:r>
-    </w:p>
-    <w:p>
-      <w:pPr>
-        <w:pStyle w:val="ListParagraph"/>
-        <w:numPr>
-          <w:ilvl w:val="0"/>
-          <w:numId w:val="45"/>
-        </w:numPr>
-      </w:pPr>
-      <w:r>
-        <w:t xml:space="preserve">Inspection: </w:t>
-      </w:r>
-      <w:proofErr w:type="gramStart"/>
-      <w:r>
-        <w:t>head(</w:t>
-      </w:r>
-      <w:proofErr w:type="gramEnd"/>
-      <w:r>
-        <w:t xml:space="preserve">), tail(), info(), describe(), shape, columns, index, </w:t>
-      </w:r>
-      <w:proofErr w:type="spellStart"/>
-      <w:r>
-        <w:t>value_counts</w:t>
-      </w:r>
-      <w:proofErr w:type="spellEnd"/>
-      <w:r>
-        <w:t xml:space="preserve">(), unique(), </w:t>
-      </w:r>
-      <w:proofErr w:type="spellStart"/>
-      <w:r>
-        <w:t>nunique</w:t>
-      </w:r>
-      <w:proofErr w:type="spellEnd"/>
-      <w:r>
-        <w:t>()</w:t>
-      </w:r>
-    </w:p>
-    <w:p>
-      <w:pPr>
-        <w:pStyle w:val="ListParagraph"/>
-        <w:numPr>
-          <w:ilvl w:val="0"/>
-          <w:numId w:val="45"/>
-        </w:numPr>
-      </w:pPr>
-      <w:r>
-        <w:t xml:space="preserve">Cleaning: </w:t>
-      </w:r>
-      <w:proofErr w:type="spellStart"/>
-      <w:proofErr w:type="gramStart"/>
-      <w:r>
-        <w:t>isnull</w:t>
-      </w:r>
-      <w:proofErr w:type="spellEnd"/>
-      <w:r>
-        <w:t>(</w:t>
-      </w:r>
-      <w:proofErr w:type="gramEnd"/>
-      <w:r>
-        <w:t xml:space="preserve">), </w:t>
-      </w:r>
-      <w:proofErr w:type="spellStart"/>
-      <w:r>
-        <w:t>isna</w:t>
-      </w:r>
-      <w:proofErr w:type="spellEnd"/>
-      <w:r>
-        <w:t xml:space="preserve">(), </w:t>
-      </w:r>
-      <w:proofErr w:type="spellStart"/>
-      <w:r>
-        <w:t>dropna</w:t>
-      </w:r>
-      <w:proofErr w:type="spellEnd"/>
-      <w:r>
-        <w:t xml:space="preserve">(), </w:t>
-      </w:r>
-      <w:proofErr w:type="spellStart"/>
-      <w:r>
-        <w:t>fillna</w:t>
-      </w:r>
-      <w:proofErr w:type="spellEnd"/>
-      <w:r>
-        <w:t xml:space="preserve">(), </w:t>
-      </w:r>
-      <w:proofErr w:type="spellStart"/>
-      <w:r>
-        <w:t>drop_duplicates</w:t>
-      </w:r>
-      <w:proofErr w:type="spellEnd"/>
-      <w:r>
-        <w:t xml:space="preserve">(), </w:t>
-      </w:r>
-      <w:proofErr w:type="spellStart"/>
-      <w:r>
-        <w:t>astype</w:t>
-      </w:r>
-      <w:proofErr w:type="spellEnd"/>
-      <w:r>
-        <w:t>(), replace()</w:t>
-      </w:r>
-    </w:p>
-    <w:p>
-      <w:pPr>
-        <w:pStyle w:val="ListParagraph"/>
-        <w:numPr>
-          <w:ilvl w:val="0"/>
-          <w:numId w:val="45"/>
-        </w:numPr>
-      </w:pPr>
-      <w:r>
-        <w:t xml:space="preserve">Selection &amp; Manipulation: </w:t>
-      </w:r>
-      <w:proofErr w:type="spellStart"/>
-      <w:proofErr w:type="gramStart"/>
-      <w:r>
-        <w:t>loc</w:t>
-      </w:r>
-      <w:proofErr w:type="spellEnd"/>
-      <w:r>
-        <w:t>[</w:t>
-      </w:r>
-      <w:proofErr w:type="gramEnd"/>
-      <w:r>
-        <w:t xml:space="preserve">], </w:t>
-      </w:r>
-      <w:proofErr w:type="spellStart"/>
-      <w:r>
-        <w:t>iloc</w:t>
-      </w:r>
-      <w:proofErr w:type="spellEnd"/>
-      <w:r>
-        <w:t xml:space="preserve">[], </w:t>
-      </w:r>
-      <w:proofErr w:type="spellStart"/>
-      <w:r>
-        <w:t>groupby</w:t>
-      </w:r>
-      <w:proofErr w:type="spellEnd"/>
-      <w:r>
-        <w:t xml:space="preserve">(), </w:t>
-      </w:r>
-      <w:proofErr w:type="spellStart"/>
-      <w:r>
-        <w:t>sort_values</w:t>
-      </w:r>
-      <w:proofErr w:type="spellEnd"/>
-      <w:r>
-        <w:t xml:space="preserve">(), merge(), join(), </w:t>
-      </w:r>
-      <w:proofErr w:type="spellStart"/>
-      <w:r>
-        <w:t>concat</w:t>
-      </w:r>
-      <w:proofErr w:type="spellEnd"/>
-      <w:r>
-        <w:t xml:space="preserve">(), </w:t>
-      </w:r>
-      <w:proofErr w:type="spellStart"/>
-      <w:r>
-        <w:t>pivot_table</w:t>
-      </w:r>
-      <w:proofErr w:type="spellEnd"/>
-      <w:r>
-        <w:t>(), apply()</w:t>
-      </w:r>
-    </w:p>
-    <w:p>
-      <w:pPr>
-        <w:pStyle w:val="ListParagraph"/>
-        <w:numPr>
-          <w:ilvl w:val="0"/>
-          <w:numId w:val="45"/>
-        </w:numPr>
-      </w:pPr>
-      <w:r>
-        <w:t xml:space="preserve">Math &amp; Stats: </w:t>
-      </w:r>
-      <w:proofErr w:type="gramStart"/>
-      <w:r>
-        <w:t>sum(</w:t>
-      </w:r>
-      <w:proofErr w:type="gramEnd"/>
-      <w:r>
-        <w:t xml:space="preserve">), mean(), median(), min(), max(), </w:t>
-      </w:r>
-      <w:proofErr w:type="spellStart"/>
-      <w:r>
-        <w:t>std</w:t>
-      </w:r>
-      <w:proofErr w:type="spellEnd"/>
-      <w:r>
-        <w:t xml:space="preserve">(), </w:t>
-      </w:r>
-      <w:proofErr w:type="spellStart"/>
-      <w:r>
-        <w:t>corr</w:t>
-      </w:r>
-      <w:proofErr w:type="spellEnd"/>
-      <w:r>
-        <w:t>()</w:t>
-      </w:r>
-    </w:p>
-    <w:p/>
-    <w:p>
-      <w:pPr>
-        <w:pStyle w:val="Heading2"/>
-      </w:pPr>
-      <w:r>
-        <w:t xml:space="preserve">4. </w:t>
-      </w:r>
-      <w:proofErr w:type="spellStart"/>
-      <w:r>
-        <w:t>scikit</w:t>
-      </w:r>
-      <w:proofErr w:type="spellEnd"/>
-      <w:r>
-        <w:t>-learn (Machine Learning)</w:t>
-      </w:r>
-    </w:p>
-    <w:p>
-      <w:pPr>
-        <w:pStyle w:val="ListParagraph"/>
-        <w:numPr>
-          <w:ilvl w:val="0"/>
-          <w:numId w:val="46"/>
-        </w:numPr>
-      </w:pPr>
-      <w:r>
-        <w:t>Purpose: Classical ML: regression, classification, clustering, preprocessing, metrics.</w:t>
-      </w:r>
-    </w:p>
-    <w:p>
-      <w:pPr>
-        <w:pStyle w:val="ListParagraph"/>
-        <w:numPr>
-          <w:ilvl w:val="0"/>
-          <w:numId w:val="46"/>
-        </w:numPr>
-      </w:pPr>
-      <w:r>
-        <w:t>Key Functions:</w:t>
-      </w:r>
-    </w:p>
-    <w:p>
-      <w:pPr>
-        <w:pStyle w:val="ListParagraph"/>
-        <w:numPr>
-          <w:ilvl w:val="0"/>
-          <w:numId w:val="47"/>
-        </w:numPr>
-      </w:pPr>
-      <w:proofErr w:type="spellStart"/>
-      <w:r>
-        <w:t>train_test_</w:t>
-      </w:r>
-      <w:proofErr w:type="gramStart"/>
-      <w:r>
-        <w:t>split</w:t>
-      </w:r>
-      <w:proofErr w:type="spellEnd"/>
-      <w:r>
-        <w:t>(</w:t>
-      </w:r>
-      <w:proofErr w:type="gramEnd"/>
-      <w:r>
-        <w:t>), fit(), predict()</w:t>
-      </w:r>
-    </w:p>
-    <w:p>
-      <w:pPr>
-        <w:pStyle w:val="ListParagraph"/>
-        <w:numPr>
-          <w:ilvl w:val="0"/>
-          <w:numId w:val="47"/>
-        </w:numPr>
-      </w:pPr>
-      <w:r>
-        <w:t xml:space="preserve">Regression: </w:t>
-      </w:r>
-      <w:proofErr w:type="spellStart"/>
-      <w:proofErr w:type="gramStart"/>
-      <w:r>
-        <w:t>LinearRegression</w:t>
-      </w:r>
-      <w:proofErr w:type="spellEnd"/>
-      <w:r>
-        <w:t>(</w:t>
-      </w:r>
-      <w:proofErr w:type="gramEnd"/>
-      <w:r>
-        <w:t xml:space="preserve">), </w:t>
-      </w:r>
-      <w:proofErr w:type="spellStart"/>
-      <w:r>
-        <w:t>LogisticRegression</w:t>
-      </w:r>
-      <w:proofErr w:type="spellEnd"/>
-      <w:r>
-        <w:t>()</w:t>
-      </w:r>
-    </w:p>
-    <w:p>
-      <w:pPr>
-        <w:pStyle w:val="ListParagraph"/>
-        <w:numPr>
-          <w:ilvl w:val="0"/>
-          <w:numId w:val="47"/>
-        </w:numPr>
-      </w:pPr>
-      <w:r>
-        <w:t xml:space="preserve">Classification: </w:t>
-      </w:r>
-      <w:proofErr w:type="spellStart"/>
-      <w:proofErr w:type="gramStart"/>
-      <w:r>
-        <w:t>DecisionTreeClassifier</w:t>
-      </w:r>
-      <w:proofErr w:type="spellEnd"/>
-      <w:r>
-        <w:t>(</w:t>
-      </w:r>
-      <w:proofErr w:type="gramEnd"/>
-      <w:r>
-        <w:t xml:space="preserve">), </w:t>
-      </w:r>
-      <w:proofErr w:type="spellStart"/>
-      <w:r>
-        <w:t>RandomForestClassifier</w:t>
-      </w:r>
-      <w:proofErr w:type="spellEnd"/>
-      <w:r>
-        <w:t>()</w:t>
-      </w:r>
-    </w:p>
-    <w:p>
-      <w:pPr>
-        <w:pStyle w:val="ListParagraph"/>
-        <w:numPr>
-          <w:ilvl w:val="0"/>
-          <w:numId w:val="47"/>
-        </w:numPr>
-      </w:pPr>
-      <w:r>
-        <w:t xml:space="preserve">Clustering: </w:t>
-      </w:r>
-      <w:proofErr w:type="spellStart"/>
-      <w:proofErr w:type="gramStart"/>
-      <w:r>
-        <w:t>KMeans</w:t>
-      </w:r>
-      <w:proofErr w:type="spellEnd"/>
-      <w:r>
-        <w:t>(</w:t>
-      </w:r>
-      <w:proofErr w:type="gramEnd"/>
-      <w:r>
-        <w:t>)</w:t>
-      </w:r>
-    </w:p>
-    <w:p>
-      <w:pPr>
-        <w:pStyle w:val="ListParagraph"/>
-        <w:numPr>
-          <w:ilvl w:val="0"/>
-          <w:numId w:val="47"/>
-        </w:numPr>
-      </w:pPr>
-      <w:r>
-        <w:t xml:space="preserve">Scaling: </w:t>
-      </w:r>
-      <w:proofErr w:type="spellStart"/>
-      <w:proofErr w:type="gramStart"/>
-      <w:r>
-        <w:t>StandardScaler</w:t>
-      </w:r>
-      <w:proofErr w:type="spellEnd"/>
-      <w:r>
-        <w:t>(</w:t>
-      </w:r>
-      <w:proofErr w:type="gramEnd"/>
-      <w:r>
-        <w:t xml:space="preserve">), </w:t>
-      </w:r>
-      <w:proofErr w:type="spellStart"/>
-      <w:r>
-        <w:t>MinMaxScaler</w:t>
-      </w:r>
-      <w:proofErr w:type="spellEnd"/>
-      <w:r>
-        <w:t>()</w:t>
-      </w:r>
-    </w:p>
-    <w:p>
-      <w:pPr>
-        <w:pStyle w:val="ListParagraph"/>
-        <w:numPr>
-          <w:ilvl w:val="0"/>
-          <w:numId w:val="47"/>
-        </w:numPr>
-      </w:pPr>
-      <w:r>
-        <w:t xml:space="preserve">Dimensionality reduction: </w:t>
-      </w:r>
-      <w:proofErr w:type="gramStart"/>
-      <w:r>
-        <w:t>PCA(</w:t>
-      </w:r>
-      <w:proofErr w:type="gramEnd"/>
-      <w:r>
-        <w:t>)</w:t>
-      </w:r>
-    </w:p>
-    <w:p>
-      <w:pPr>
-        <w:pStyle w:val="ListParagraph"/>
-        <w:numPr>
-          <w:ilvl w:val="0"/>
-          <w:numId w:val="47"/>
-        </w:numPr>
-      </w:pPr>
-      <w:r>
-        <w:t xml:space="preserve">Evaluation: </w:t>
-      </w:r>
-      <w:proofErr w:type="spellStart"/>
-      <w:r>
-        <w:t>accuracy_</w:t>
-      </w:r>
-      <w:proofErr w:type="gramStart"/>
-      <w:r>
-        <w:t>score</w:t>
-      </w:r>
-      <w:proofErr w:type="spellEnd"/>
-      <w:r>
-        <w:t>(</w:t>
-      </w:r>
-      <w:proofErr w:type="gramEnd"/>
-      <w:r>
-        <w:t xml:space="preserve">), </w:t>
-      </w:r>
-      <w:proofErr w:type="spellStart"/>
-      <w:r>
-        <w:t>confusion_matrix</w:t>
-      </w:r>
-      <w:proofErr w:type="spellEnd"/>
-      <w:r>
-        <w:t xml:space="preserve">(), </w:t>
-      </w:r>
-      <w:proofErr w:type="spellStart"/>
-      <w:r>
-        <w:t>classification_report</w:t>
-      </w:r>
-      <w:proofErr w:type="spellEnd"/>
-      <w:r>
-        <w:t>()</w:t>
-      </w:r>
-    </w:p>
-    <w:p/>
-    <w:p>
-      <w:pPr>
-        <w:pStyle w:val="Heading2"/>
-      </w:pPr>
-      <w:r>
-        <w:t xml:space="preserve">5. </w:t>
-      </w:r>
-      <w:proofErr w:type="spellStart"/>
-      <w:r>
-        <w:t>Keras</w:t>
-      </w:r>
-      <w:proofErr w:type="spellEnd"/>
-      <w:r>
-        <w:t xml:space="preserve"> (Deep Learning)</w:t>
-      </w:r>
-    </w:p>
-    <w:p>
-      <w:pPr>
-        <w:pStyle w:val="ListParagraph"/>
-        <w:numPr>
-          <w:ilvl w:val="0"/>
-          <w:numId w:val="48"/>
-        </w:numPr>
-      </w:pPr>
-      <w:r>
-        <w:t xml:space="preserve">Purpose: High-level deep learning API built on </w:t>
-      </w:r>
-      <w:proofErr w:type="spellStart"/>
-      <w:r>
-        <w:t>TensorFlow</w:t>
-      </w:r>
-      <w:proofErr w:type="spellEnd"/>
-      <w:r>
-        <w:t>.</w:t>
-      </w:r>
-    </w:p>
-    <w:p>
-      <w:pPr>
-        <w:pStyle w:val="ListParagraph"/>
-        <w:numPr>
-          <w:ilvl w:val="0"/>
-          <w:numId w:val="48"/>
-        </w:numPr>
-      </w:pPr>
-      <w:r>
-        <w:t xml:space="preserve">Models: </w:t>
-      </w:r>
-      <w:proofErr w:type="gramStart"/>
-      <w:r>
-        <w:t>Sequential(</w:t>
-      </w:r>
-      <w:proofErr w:type="gramEnd"/>
-      <w:r>
-        <w:t>), Functional API Model()</w:t>
-      </w:r>
-    </w:p>
-    <w:p>
-      <w:pPr>
-        <w:pStyle w:val="ListParagraph"/>
-        <w:numPr>
-          <w:ilvl w:val="0"/>
-          <w:numId w:val="48"/>
-        </w:numPr>
-      </w:pPr>
-      <w:r>
-        <w:t xml:space="preserve">Layers: </w:t>
-      </w:r>
-      <w:proofErr w:type="gramStart"/>
-      <w:r>
-        <w:t>Dense(</w:t>
-      </w:r>
-      <w:proofErr w:type="gramEnd"/>
-      <w:r>
-        <w:t>), Conv2D(), Flatten(), Dropout()</w:t>
-      </w:r>
-    </w:p>
-    <w:p>
-      <w:pPr>
-        <w:pStyle w:val="ListParagraph"/>
-        <w:numPr>
-          <w:ilvl w:val="0"/>
-          <w:numId w:val="48"/>
-        </w:numPr>
-      </w:pPr>
-      <w:r>
-        <w:t xml:space="preserve">Training &amp; Evaluation: </w:t>
-      </w:r>
-      <w:proofErr w:type="gramStart"/>
-      <w:r>
-        <w:t>compile(</w:t>
-      </w:r>
-      <w:proofErr w:type="gramEnd"/>
-      <w:r>
-        <w:t>), fit(), evaluate(), predict()</w:t>
-      </w:r>
-    </w:p>
-    <w:p>
-      <w:pPr>
-        <w:pStyle w:val="ListParagraph"/>
-        <w:numPr>
-          <w:ilvl w:val="0"/>
-          <w:numId w:val="48"/>
-        </w:numPr>
-      </w:pPr>
-      <w:r>
-        <w:t xml:space="preserve">Utilities: </w:t>
-      </w:r>
-      <w:proofErr w:type="spellStart"/>
-      <w:r>
-        <w:t>to_</w:t>
-      </w:r>
-      <w:proofErr w:type="gramStart"/>
-      <w:r>
-        <w:t>categorical</w:t>
-      </w:r>
-      <w:proofErr w:type="spellEnd"/>
-      <w:r>
-        <w:t>(</w:t>
-      </w:r>
-      <w:proofErr w:type="gramEnd"/>
-      <w:r>
-        <w:t>) for one-hot encoding</w:t>
-      </w:r>
-    </w:p>
-    <w:p/>
-    <w:p>
-      <w:pPr>
-        <w:pStyle w:val="Heading2"/>
-      </w:pPr>
-      <w:r>
-        <w:t xml:space="preserve">6. </w:t>
-      </w:r>
-      <w:proofErr w:type="spellStart"/>
-      <w:r>
-        <w:t>OpenCV</w:t>
-      </w:r>
-      <w:proofErr w:type="spellEnd"/>
-      <w:r>
-        <w:t xml:space="preserve"> (Computer Vision)</w:t>
-      </w:r>
-    </w:p>
-    <w:p>
-      <w:pPr>
-        <w:pStyle w:val="ListParagraph"/>
-        <w:numPr>
-          <w:ilvl w:val="0"/>
-          <w:numId w:val="49"/>
-        </w:numPr>
-      </w:pPr>
-      <w:r>
-        <w:t>Purpose: Image and video processing, object detection.</w:t>
-      </w:r>
-    </w:p>
-    <w:p>
-      <w:pPr>
-        <w:pStyle w:val="ListParagraph"/>
-        <w:numPr>
-          <w:ilvl w:val="0"/>
-          <w:numId w:val="49"/>
-        </w:numPr>
-      </w:pPr>
-      <w:r>
-        <w:t>Key Functions:</w:t>
-      </w:r>
-    </w:p>
-    <w:p>
-      <w:pPr>
-        <w:pStyle w:val="ListParagraph"/>
-        <w:numPr>
-          <w:ilvl w:val="0"/>
-          <w:numId w:val="50"/>
-        </w:numPr>
-      </w:pPr>
-      <w:r>
-        <w:rPr>
-          <w:b/>
-        </w:rPr>
-        <w:t xml:space="preserve">Image I/O: </w:t>
-      </w:r>
-      <w:proofErr w:type="spellStart"/>
-      <w:proofErr w:type="gramStart"/>
-      <w:r>
-        <w:t>imread</w:t>
-      </w:r>
-      <w:proofErr w:type="spellEnd"/>
-      <w:r>
-        <w:t>(</w:t>
-      </w:r>
-      <w:proofErr w:type="gramEnd"/>
-      <w:r>
-        <w:t xml:space="preserve">), </w:t>
-      </w:r>
-      <w:proofErr w:type="spellStart"/>
-      <w:r>
-        <w:t>imwrite</w:t>
-      </w:r>
-      <w:proofErr w:type="spellEnd"/>
-      <w:r>
-        <w:t xml:space="preserve">(), </w:t>
-      </w:r>
-      <w:proofErr w:type="spellStart"/>
-      <w:r>
-        <w:t>imshow</w:t>
-      </w:r>
-      <w:proofErr w:type="spellEnd"/>
-      <w:r>
-        <w:t>()</w:t>
-      </w:r>
-    </w:p>
-    <w:p>
-      <w:pPr>
-        <w:pStyle w:val="ListParagraph"/>
-        <w:numPr>
-          <w:ilvl w:val="0"/>
-          <w:numId w:val="50"/>
-        </w:numPr>
-      </w:pPr>
-      <w:r>
-        <w:rPr>
-          <w:b/>
-        </w:rPr>
-        <w:t>Color &amp; Transformation:</w:t>
-      </w:r>
-      <w:r>
-        <w:t xml:space="preserve"> </w:t>
-      </w:r>
-      <w:proofErr w:type="spellStart"/>
-      <w:proofErr w:type="gramStart"/>
-      <w:r>
-        <w:t>cvtColor</w:t>
-      </w:r>
-      <w:proofErr w:type="spellEnd"/>
-      <w:r>
-        <w:t>(</w:t>
-      </w:r>
-      <w:proofErr w:type="gramEnd"/>
-      <w:r>
-        <w:t>), resize(), flip(), rotate()</w:t>
-      </w:r>
-    </w:p>
-    <w:p>
-      <w:pPr>
-        <w:pStyle w:val="ListParagraph"/>
-        <w:numPr>
-          <w:ilvl w:val="0"/>
-          <w:numId w:val="50"/>
-        </w:numPr>
-      </w:pPr>
-      <w:r>
-        <w:rPr>
-          <w:b/>
-        </w:rPr>
-        <w:t>Filtering:</w:t>
-      </w:r>
-      <w:r>
-        <w:t xml:space="preserve"> </w:t>
-      </w:r>
-      <w:proofErr w:type="spellStart"/>
-      <w:proofErr w:type="gramStart"/>
-      <w:r>
-        <w:t>GaussianBlur</w:t>
-      </w:r>
-      <w:proofErr w:type="spellEnd"/>
-      <w:r>
-        <w:t>(</w:t>
-      </w:r>
-      <w:proofErr w:type="gramEnd"/>
-      <w:r>
-        <w:t>), blur()</w:t>
-      </w:r>
-    </w:p>
-    <w:p>
-      <w:pPr>
-        <w:pStyle w:val="ListParagraph"/>
-        <w:numPr>
-          <w:ilvl w:val="0"/>
-          <w:numId w:val="50"/>
-        </w:numPr>
-      </w:pPr>
-      <w:proofErr w:type="spellStart"/>
-      <w:r>
-        <w:rPr>
-          <w:b/>
-        </w:rPr>
-        <w:t>Thresholding</w:t>
-      </w:r>
-      <w:proofErr w:type="spellEnd"/>
-      <w:r>
-        <w:rPr>
-          <w:b/>
-        </w:rPr>
-        <w:t xml:space="preserve"> &amp; Edge Detection:</w:t>
-      </w:r>
-      <w:r>
-        <w:t xml:space="preserve"> </w:t>
-      </w:r>
-      <w:proofErr w:type="gramStart"/>
-      <w:r>
-        <w:t>threshold(</w:t>
-      </w:r>
-      <w:proofErr w:type="gramEnd"/>
-      <w:r>
-        <w:t>), Canny()</w:t>
-      </w:r>
-    </w:p>
-    <w:p>
-      <w:pPr>
-        <w:pStyle w:val="ListParagraph"/>
-        <w:numPr>
-          <w:ilvl w:val="0"/>
-          <w:numId w:val="50"/>
-        </w:numPr>
-      </w:pPr>
-      <w:r>
-        <w:rPr>
-          <w:b/>
-        </w:rPr>
-        <w:t>Contours:</w:t>
-      </w:r>
-      <w:r>
-        <w:t xml:space="preserve"> </w:t>
-      </w:r>
-      <w:proofErr w:type="spellStart"/>
-      <w:proofErr w:type="gramStart"/>
-      <w:r>
-        <w:t>findContours</w:t>
-      </w:r>
-      <w:proofErr w:type="spellEnd"/>
-      <w:r>
-        <w:t>(</w:t>
-      </w:r>
-      <w:proofErr w:type="gramEnd"/>
-      <w:r>
-        <w:t>)</w:t>
-      </w:r>
-    </w:p>
-    <w:p>
-      <w:pPr>
-        <w:pStyle w:val="ListParagraph"/>
-        <w:numPr>
-          <w:ilvl w:val="0"/>
-          <w:numId w:val="50"/>
-        </w:numPr>
-      </w:pPr>
-      <w:r>
-        <w:rPr>
-          <w:b/>
-        </w:rPr>
-        <w:t>Video:</w:t>
-      </w:r>
-      <w:r>
-        <w:t xml:space="preserve"> </w:t>
-      </w:r>
-      <w:proofErr w:type="spellStart"/>
-      <w:proofErr w:type="gramStart"/>
-      <w:r>
-        <w:t>VideoCapture</w:t>
-      </w:r>
-      <w:proofErr w:type="spellEnd"/>
-      <w:r>
-        <w:t>(</w:t>
-      </w:r>
-      <w:proofErr w:type="gramEnd"/>
-      <w:r>
-        <w:t xml:space="preserve">), </w:t>
-      </w:r>
-      <w:proofErr w:type="spellStart"/>
-      <w:r>
-        <w:t>VideoWriter</w:t>
-      </w:r>
-      <w:proofErr w:type="spellEnd"/>
-      <w:r>
-        <w:t>()</w:t>
-      </w:r>
-    </w:p>
-    <w:p/>
-    <w:p>
-      <w:pPr>
-        <w:pStyle w:val="Heading2"/>
-      </w:pPr>
-      <w:r>
-        <w:t>7. Pillow (PIL – Python Imaging Library)</w:t>
-      </w:r>
-    </w:p>
-    <w:p>
-      <w:pPr>
-        <w:pStyle w:val="ListParagraph"/>
-        <w:numPr>
-          <w:ilvl w:val="0"/>
-          <w:numId w:val="51"/>
-        </w:numPr>
-      </w:pPr>
-      <w:r>
-        <w:t>Purpose: Image manipulation and format conversion.</w:t>
-      </w:r>
-    </w:p>
-    <w:p>
-      <w:pPr>
-        <w:pStyle w:val="ListParagraph"/>
-        <w:numPr>
-          <w:ilvl w:val="0"/>
-          <w:numId w:val="51"/>
-        </w:numPr>
-      </w:pPr>
-      <w:r>
-        <w:t>Key Functions:</w:t>
-      </w:r>
-    </w:p>
-    <w:p>
-      <w:pPr>
-        <w:pStyle w:val="ListParagraph"/>
-        <w:numPr>
-          <w:ilvl w:val="0"/>
-          <w:numId w:val="52"/>
-        </w:numPr>
-        <w:ind w:left="1440"/>
-      </w:pPr>
-      <w:proofErr w:type="gramStart"/>
-      <w:r>
-        <w:t>open(</w:t>
-      </w:r>
-      <w:proofErr w:type="gramEnd"/>
-      <w:r>
-        <w:t>), save(), show()</w:t>
-      </w:r>
-    </w:p>
-    <w:p>
-      <w:pPr>
-        <w:pStyle w:val="ListParagraph"/>
-        <w:numPr>
-          <w:ilvl w:val="0"/>
-          <w:numId w:val="52"/>
-        </w:numPr>
-        <w:ind w:left="1440"/>
-      </w:pPr>
-      <w:proofErr w:type="gramStart"/>
-      <w:r>
-        <w:t>resize(</w:t>
-      </w:r>
-      <w:proofErr w:type="gramEnd"/>
-      <w:r>
-        <w:t>), rotate(), crop(), convert(), thumbnail()</w:t>
-      </w:r>
-    </w:p>
-    <w:p>
-      <w:pPr>
-        <w:pStyle w:val="ListParagraph"/>
-        <w:numPr>
-          <w:ilvl w:val="0"/>
-          <w:numId w:val="52"/>
-        </w:numPr>
-        <w:ind w:left="1440"/>
-      </w:pPr>
-      <w:proofErr w:type="gramStart"/>
-      <w:r>
-        <w:t>paste(</w:t>
-      </w:r>
-      <w:proofErr w:type="gramEnd"/>
-      <w:r>
-        <w:t>), filter()</w:t>
-      </w:r>
-    </w:p>
-    <w:p>
-      <w:pPr>
-        <w:pStyle w:val="ListParagraph"/>
-        <w:numPr>
-          <w:ilvl w:val="0"/>
-          <w:numId w:val="52"/>
-        </w:numPr>
-        <w:ind w:left="1440"/>
-      </w:pPr>
-      <w:r>
-        <w:t xml:space="preserve">Drawing: </w:t>
-      </w:r>
-      <w:proofErr w:type="spellStart"/>
-      <w:r>
-        <w:t>ImageDraw</w:t>
-      </w:r>
-      <w:proofErr w:type="spellEnd"/>
-      <w:r>
-        <w:t xml:space="preserve"> for shapes and text, </w:t>
-      </w:r>
-      <w:proofErr w:type="spellStart"/>
-      <w:r>
-        <w:t>ImageFont</w:t>
-      </w:r>
-      <w:proofErr w:type="spellEnd"/>
-      <w:r>
-        <w:t xml:space="preserve"> for fonts</w:t>
+        <w:t xml:space="preserve"> for shapes and text, ImageFont for fonts</w:t>
       </w:r>
     </w:p>
     <w:p>
@@ -2976,6 +2167,158 @@
         <w:pStyle w:val="ListParagraph"/>
         <w:numPr>
           <w:ilvl w:val="0"/>
+          <w:numId w:val="4"/>
+        </w:numPr>
+        <w:rPr>
+          <w:rFonts w:cstheme="minorHAnsi"/>
+        </w:rPr>
+      </w:pPr>
+      <w:r>
+        <w:rPr>
+          <w:rFonts w:cstheme="minorHAnsi"/>
+        </w:rPr>
+        <w:t>Classification</w:t>
+      </w:r>
+    </w:p>
+    <w:p>
+      <w:pPr>
+        <w:pStyle w:val="ListParagraph"/>
+        <w:numPr>
+          <w:ilvl w:val="0"/>
+          <w:numId w:val="5"/>
+        </w:numPr>
+        <w:rPr>
+          <w:rFonts w:cstheme="minorHAnsi"/>
+        </w:rPr>
+      </w:pPr>
+      <w:r>
+        <w:rPr>
+          <w:rFonts w:cstheme="minorHAnsi"/>
+        </w:rPr>
+        <w:t>Logistic Regression</w:t>
+      </w:r>
+    </w:p>
+    <w:p>
+      <w:pPr>
+        <w:pStyle w:val="ListParagraph"/>
+        <w:numPr>
+          <w:ilvl w:val="0"/>
+          <w:numId w:val="5"/>
+        </w:numPr>
+        <w:rPr>
+          <w:rFonts w:cstheme="minorHAnsi"/>
+        </w:rPr>
+      </w:pPr>
+      <w:r>
+        <w:rPr>
+          <w:rFonts w:cstheme="minorHAnsi"/>
+        </w:rPr>
+        <w:t>Support Vector Machine</w:t>
+      </w:r>
+    </w:p>
+    <w:p>
+      <w:pPr>
+        <w:pStyle w:val="ListParagraph"/>
+        <w:numPr>
+          <w:ilvl w:val="0"/>
+          <w:numId w:val="5"/>
+        </w:numPr>
+        <w:rPr>
+          <w:rFonts w:cstheme="minorHAnsi"/>
+        </w:rPr>
+      </w:pPr>
+      <w:r>
+        <w:rPr>
+          <w:rFonts w:cstheme="minorHAnsi"/>
+        </w:rPr>
+        <w:t>Random Forest</w:t>
+      </w:r>
+    </w:p>
+    <w:p>
+      <w:pPr>
+        <w:pStyle w:val="ListParagraph"/>
+        <w:numPr>
+          <w:ilvl w:val="0"/>
+          <w:numId w:val="5"/>
+        </w:numPr>
+        <w:rPr>
+          <w:rFonts w:cstheme="minorHAnsi"/>
+        </w:rPr>
+      </w:pPr>
+      <w:r>
+        <w:rPr>
+          <w:rFonts w:cstheme="minorHAnsi"/>
+        </w:rPr>
+        <w:t>Decision Tree</w:t>
+      </w:r>
+    </w:p>
+    <w:p>
+      <w:pPr>
+        <w:pStyle w:val="ListParagraph"/>
+        <w:numPr>
+          <w:ilvl w:val="0"/>
+          <w:numId w:val="5"/>
+        </w:numPr>
+        <w:rPr>
+          <w:rFonts w:cstheme="minorHAnsi"/>
+        </w:rPr>
+      </w:pPr>
+      <w:r>
+        <w:rPr>
+          <w:rFonts w:cstheme="minorHAnsi"/>
+        </w:rPr>
+        <w:t>K-Nearest Neighbors (KNN)</w:t>
+      </w:r>
+    </w:p>
+    <w:p>
+      <w:pPr>
+        <w:pStyle w:val="ListParagraph"/>
+        <w:numPr>
+          <w:ilvl w:val="0"/>
+          <w:numId w:val="5"/>
+        </w:numPr>
+        <w:rPr>
+          <w:rFonts w:cstheme="minorHAnsi"/>
+        </w:rPr>
+      </w:pPr>
+      <w:r>
+        <w:rPr>
+          <w:rFonts w:cstheme="minorHAnsi"/>
+        </w:rPr>
+        <w:t>Naive Bayes</w:t>
+      </w:r>
+    </w:p>
+    <w:p>
+      <w:pPr>
+        <w:pStyle w:val="ListParagraph"/>
+        <w:rPr>
+          <w:rFonts w:cstheme="minorHAnsi"/>
+        </w:rPr>
+      </w:pPr>
+    </w:p>
+    <w:p>
+      <w:pPr>
+        <w:pStyle w:val="ListParagraph"/>
+        <w:numPr>
+          <w:ilvl w:val="0"/>
+          <w:numId w:val="4"/>
+        </w:numPr>
+        <w:rPr>
+          <w:rFonts w:cstheme="minorHAnsi"/>
+        </w:rPr>
+      </w:pPr>
+      <w:r>
+        <w:rPr>
+          <w:rFonts w:cstheme="minorHAnsi"/>
+        </w:rPr>
+        <w:t>Regression</w:t>
+      </w:r>
+    </w:p>
+    <w:p>
+      <w:pPr>
+        <w:pStyle w:val="ListParagraph"/>
+        <w:numPr>
+          <w:ilvl w:val="0"/>
           <w:numId w:val="6"/>
         </w:numPr>
         <w:rPr>
@@ -2986,124 +2329,8 @@
         <w:rPr>
           <w:rFonts w:cstheme="minorHAnsi"/>
         </w:rPr>
-        <w:t>Classification</w:t>
-      </w:r>
-    </w:p>
-    <w:p>
-      <w:pPr>
-        <w:pStyle w:val="ListParagraph"/>
-        <w:numPr>
-          <w:ilvl w:val="0"/>
-          <w:numId w:val="7"/>
-        </w:numPr>
-        <w:rPr>
-          <w:rFonts w:cstheme="minorHAnsi"/>
-        </w:rPr>
-      </w:pPr>
-      <w:r>
-        <w:rPr>
-          <w:rFonts w:cstheme="minorHAnsi"/>
-        </w:rPr>
-        <w:t>Logistic Regression</w:t>
-      </w:r>
-    </w:p>
-    <w:p>
-      <w:pPr>
-        <w:pStyle w:val="ListParagraph"/>
-        <w:numPr>
-          <w:ilvl w:val="0"/>
-          <w:numId w:val="7"/>
-        </w:numPr>
-        <w:rPr>
-          <w:rFonts w:cstheme="minorHAnsi"/>
-        </w:rPr>
-      </w:pPr>
-      <w:r>
-        <w:rPr>
-          <w:rFonts w:cstheme="minorHAnsi"/>
-        </w:rPr>
-        <w:t>Support Vector Machine</w:t>
-      </w:r>
-    </w:p>
-    <w:p>
-      <w:pPr>
-        <w:pStyle w:val="ListParagraph"/>
-        <w:numPr>
-          <w:ilvl w:val="0"/>
-          <w:numId w:val="7"/>
-        </w:numPr>
-        <w:rPr>
-          <w:rFonts w:cstheme="minorHAnsi"/>
-        </w:rPr>
-      </w:pPr>
-      <w:r>
-        <w:rPr>
-          <w:rFonts w:cstheme="minorHAnsi"/>
-        </w:rPr>
-        <w:t>Random Forest</w:t>
-      </w:r>
-    </w:p>
-    <w:p>
-      <w:pPr>
-        <w:pStyle w:val="ListParagraph"/>
-        <w:numPr>
-          <w:ilvl w:val="0"/>
-          <w:numId w:val="7"/>
-        </w:numPr>
-        <w:rPr>
-          <w:rFonts w:cstheme="minorHAnsi"/>
-        </w:rPr>
-      </w:pPr>
-      <w:r>
-        <w:rPr>
-          <w:rFonts w:cstheme="minorHAnsi"/>
-        </w:rPr>
-        <w:t>Decision Tree</w:t>
-      </w:r>
-    </w:p>
-    <w:p>
-      <w:pPr>
-        <w:pStyle w:val="ListParagraph"/>
-        <w:numPr>
-          <w:ilvl w:val="0"/>
-          <w:numId w:val="7"/>
-        </w:numPr>
-        <w:rPr>
-          <w:rFonts w:cstheme="minorHAnsi"/>
-        </w:rPr>
-      </w:pPr>
-      <w:r>
-        <w:rPr>
-          <w:rFonts w:cstheme="minorHAnsi"/>
-        </w:rPr>
-        <w:t>K-Nearest Neighbors (KNN)</w:t>
-      </w:r>
-    </w:p>
-    <w:p>
-      <w:pPr>
-        <w:pStyle w:val="ListParagraph"/>
-        <w:numPr>
-          <w:ilvl w:val="0"/>
-          <w:numId w:val="7"/>
-        </w:numPr>
-        <w:rPr>
-          <w:rFonts w:cstheme="minorHAnsi"/>
-        </w:rPr>
-      </w:pPr>
-      <w:r>
-        <w:rPr>
-          <w:rFonts w:cstheme="minorHAnsi"/>
-        </w:rPr>
-        <w:t>Naive Bayes</w:t>
-      </w:r>
-    </w:p>
-    <w:p>
-      <w:pPr>
-        <w:pStyle w:val="ListParagraph"/>
-        <w:rPr>
-          <w:rFonts w:cstheme="minorHAnsi"/>
-        </w:rPr>
-      </w:pPr>
+        <w:t>Linear Regression</w:t>
+      </w:r>
     </w:p>
     <w:p>
       <w:pPr>
@@ -3120,42 +2347,6 @@
         <w:rPr>
           <w:rFonts w:cstheme="minorHAnsi"/>
         </w:rPr>
-        <w:t>Regression</w:t>
-      </w:r>
-    </w:p>
-    <w:p>
-      <w:pPr>
-        <w:pStyle w:val="ListParagraph"/>
-        <w:numPr>
-          <w:ilvl w:val="0"/>
-          <w:numId w:val="8"/>
-        </w:numPr>
-        <w:rPr>
-          <w:rFonts w:cstheme="minorHAnsi"/>
-        </w:rPr>
-      </w:pPr>
-      <w:r>
-        <w:rPr>
-          <w:rFonts w:cstheme="minorHAnsi"/>
-        </w:rPr>
-        <w:t>Linear Regression</w:t>
-      </w:r>
-    </w:p>
-    <w:p>
-      <w:pPr>
-        <w:pStyle w:val="ListParagraph"/>
-        <w:numPr>
-          <w:ilvl w:val="0"/>
-          <w:numId w:val="8"/>
-        </w:numPr>
-        <w:rPr>
-          <w:rFonts w:cstheme="minorHAnsi"/>
-        </w:rPr>
-      </w:pPr>
-      <w:r>
-        <w:rPr>
-          <w:rFonts w:cstheme="minorHAnsi"/>
-        </w:rPr>
         <w:t>Polynomial Regression</w:t>
       </w:r>
     </w:p>
@@ -3164,7 +2355,7 @@
         <w:pStyle w:val="ListParagraph"/>
         <w:numPr>
           <w:ilvl w:val="0"/>
-          <w:numId w:val="8"/>
+          <w:numId w:val="6"/>
         </w:numPr>
         <w:rPr>
           <w:rFonts w:cstheme="minorHAnsi"/>
@@ -3182,7 +2373,7 @@
         <w:pStyle w:val="ListParagraph"/>
         <w:numPr>
           <w:ilvl w:val="0"/>
-          <w:numId w:val="8"/>
+          <w:numId w:val="6"/>
         </w:numPr>
         <w:rPr>
           <w:rFonts w:cstheme="minorHAnsi"/>
@@ -3200,7 +2391,7 @@
         <w:pStyle w:val="ListParagraph"/>
         <w:numPr>
           <w:ilvl w:val="0"/>
-          <w:numId w:val="8"/>
+          <w:numId w:val="6"/>
         </w:numPr>
         <w:rPr>
           <w:rFonts w:cstheme="minorHAnsi"/>
@@ -3218,7 +2409,7 @@
         <w:pStyle w:val="ListParagraph"/>
         <w:numPr>
           <w:ilvl w:val="0"/>
-          <w:numId w:val="8"/>
+          <w:numId w:val="6"/>
         </w:numPr>
         <w:rPr>
           <w:rFonts w:cstheme="minorHAnsi"/>
@@ -3266,116 +2457,161 @@
         <w:pStyle w:val="ListParagraph"/>
         <w:numPr>
           <w:ilvl w:val="0"/>
+          <w:numId w:val="7"/>
+        </w:numPr>
+        <w:rPr>
+          <w:rFonts w:cstheme="minorHAnsi"/>
+        </w:rPr>
+      </w:pPr>
+      <w:r>
+        <w:rPr>
+          <w:rFonts w:cstheme="minorHAnsi"/>
+        </w:rPr>
+        <w:lastRenderedPageBreak/>
+        <w:t>Clustering:</w:t>
+      </w:r>
+    </w:p>
+    <w:p>
+      <w:pPr>
+        <w:pStyle w:val="ListParagraph"/>
+        <w:numPr>
+          <w:ilvl w:val="0"/>
+          <w:numId w:val="8"/>
+        </w:numPr>
+        <w:rPr>
+          <w:rFonts w:cstheme="minorHAnsi"/>
+        </w:rPr>
+      </w:pPr>
+      <w:r>
+        <w:rPr>
+          <w:rFonts w:cstheme="minorHAnsi"/>
+        </w:rPr>
+        <w:t>K-Means Clustering algorithm</w:t>
+      </w:r>
+    </w:p>
+    <w:p>
+      <w:pPr>
+        <w:pStyle w:val="ListParagraph"/>
+        <w:numPr>
+          <w:ilvl w:val="0"/>
+          <w:numId w:val="8"/>
+        </w:numPr>
+        <w:rPr>
+          <w:rFonts w:cstheme="minorHAnsi"/>
+        </w:rPr>
+      </w:pPr>
+      <w:r>
+        <w:rPr>
+          <w:rFonts w:cstheme="minorHAnsi"/>
+        </w:rPr>
+        <w:t>Mean-shift algorithm</w:t>
+      </w:r>
+    </w:p>
+    <w:p>
+      <w:pPr>
+        <w:pStyle w:val="ListParagraph"/>
+        <w:numPr>
+          <w:ilvl w:val="0"/>
+          <w:numId w:val="8"/>
+        </w:numPr>
+        <w:rPr>
+          <w:rFonts w:cstheme="minorHAnsi"/>
+        </w:rPr>
+      </w:pPr>
+      <w:r>
+        <w:rPr>
+          <w:rFonts w:cstheme="minorHAnsi"/>
+        </w:rPr>
+        <w:t>DBSCAN Algorithm</w:t>
+      </w:r>
+    </w:p>
+    <w:p>
+      <w:pPr>
+        <w:pStyle w:val="ListParagraph"/>
+        <w:numPr>
+          <w:ilvl w:val="0"/>
+          <w:numId w:val="8"/>
+        </w:numPr>
+        <w:rPr>
+          <w:rFonts w:cstheme="minorHAnsi"/>
+        </w:rPr>
+      </w:pPr>
+      <w:r>
+        <w:rPr>
+          <w:rFonts w:cstheme="minorHAnsi"/>
+        </w:rPr>
+        <w:t>Principal Component Analysis</w:t>
+      </w:r>
+    </w:p>
+    <w:p>
+      <w:pPr>
+        <w:pStyle w:val="ListParagraph"/>
+        <w:numPr>
+          <w:ilvl w:val="0"/>
+          <w:numId w:val="8"/>
+        </w:numPr>
+        <w:rPr>
+          <w:rFonts w:cstheme="minorHAnsi"/>
+        </w:rPr>
+      </w:pPr>
+      <w:r>
+        <w:rPr>
+          <w:rFonts w:cstheme="minorHAnsi"/>
+        </w:rPr>
+        <w:t>Independent Component Analysis</w:t>
+      </w:r>
+    </w:p>
+    <w:p>
+      <w:pPr>
+        <w:pStyle w:val="ListParagraph"/>
+        <w:rPr>
+          <w:rFonts w:cstheme="minorHAnsi"/>
+        </w:rPr>
+      </w:pPr>
+    </w:p>
+    <w:p>
+      <w:pPr>
+        <w:pStyle w:val="ListParagraph"/>
+        <w:numPr>
+          <w:ilvl w:val="0"/>
+          <w:numId w:val="7"/>
+        </w:numPr>
+        <w:rPr>
+          <w:rFonts w:cstheme="minorHAnsi"/>
+        </w:rPr>
+      </w:pPr>
+      <w:r>
+        <w:rPr>
+          <w:rFonts w:cstheme="minorHAnsi"/>
+        </w:rPr>
+        <w:t>Association:</w:t>
+      </w:r>
+    </w:p>
+    <w:p>
+      <w:pPr>
+        <w:pStyle w:val="ListParagraph"/>
+        <w:numPr>
+          <w:ilvl w:val="0"/>
           <w:numId w:val="9"/>
         </w:numPr>
         <w:rPr>
           <w:rFonts w:cstheme="minorHAnsi"/>
         </w:rPr>
       </w:pPr>
-      <w:r>
-        <w:rPr>
-          <w:rFonts w:cstheme="minorHAnsi"/>
-        </w:rPr>
-        <w:t>Clustering:</w:t>
-      </w:r>
-    </w:p>
-    <w:p>
-      <w:pPr>
-        <w:pStyle w:val="ListParagraph"/>
-        <w:numPr>
-          <w:ilvl w:val="0"/>
-          <w:numId w:val="10"/>
-        </w:numPr>
-        <w:rPr>
-          <w:rFonts w:cstheme="minorHAnsi"/>
-        </w:rPr>
-      </w:pPr>
-      <w:r>
-        <w:rPr>
-          <w:rFonts w:cstheme="minorHAnsi"/>
-        </w:rPr>
-        <w:t>K-Means Clustering algorithm</w:t>
-      </w:r>
-    </w:p>
-    <w:p>
-      <w:pPr>
-        <w:pStyle w:val="ListParagraph"/>
-        <w:numPr>
-          <w:ilvl w:val="0"/>
-          <w:numId w:val="10"/>
-        </w:numPr>
-        <w:rPr>
-          <w:rFonts w:cstheme="minorHAnsi"/>
-        </w:rPr>
-      </w:pPr>
-      <w:r>
-        <w:rPr>
-          <w:rFonts w:cstheme="minorHAnsi"/>
-        </w:rPr>
-        <w:t>Mean-shift algorithm</w:t>
-      </w:r>
-    </w:p>
-    <w:p>
-      <w:pPr>
-        <w:pStyle w:val="ListParagraph"/>
-        <w:numPr>
-          <w:ilvl w:val="0"/>
-          <w:numId w:val="10"/>
-        </w:numPr>
-        <w:rPr>
-          <w:rFonts w:cstheme="minorHAnsi"/>
-        </w:rPr>
-      </w:pPr>
-      <w:r>
-        <w:rPr>
-          <w:rFonts w:cstheme="minorHAnsi"/>
-        </w:rPr>
-        <w:t>DBSCAN Algorithm</w:t>
-      </w:r>
-    </w:p>
-    <w:p>
-      <w:pPr>
-        <w:pStyle w:val="ListParagraph"/>
-        <w:numPr>
-          <w:ilvl w:val="0"/>
-          <w:numId w:val="10"/>
-        </w:numPr>
-        <w:rPr>
-          <w:rFonts w:cstheme="minorHAnsi"/>
-        </w:rPr>
-      </w:pPr>
-      <w:r>
-        <w:rPr>
-          <w:rFonts w:cstheme="minorHAnsi"/>
-        </w:rPr>
-        <w:t>Principal Component Analysis</w:t>
-      </w:r>
-    </w:p>
-    <w:p>
-      <w:pPr>
-        <w:pStyle w:val="ListParagraph"/>
-        <w:numPr>
-          <w:ilvl w:val="0"/>
-          <w:numId w:val="10"/>
-        </w:numPr>
-        <w:rPr>
-          <w:rFonts w:cstheme="minorHAnsi"/>
-        </w:rPr>
-      </w:pPr>
-      <w:r>
-        <w:rPr>
-          <w:rFonts w:cstheme="minorHAnsi"/>
-        </w:rPr>
-        <w:t>Independent Component Analysis</w:t>
-      </w:r>
-    </w:p>
-    <w:p>
-      <w:pPr>
-        <w:pStyle w:val="ListParagraph"/>
-        <w:rPr>
-          <w:rFonts w:cstheme="minorHAnsi"/>
-        </w:rPr>
-      </w:pPr>
+      <w:proofErr w:type="spellStart"/>
+      <w:r>
+        <w:rPr>
+          <w:rFonts w:cstheme="minorHAnsi"/>
+        </w:rPr>
+        <w:t>Apriori</w:t>
+      </w:r>
+      <w:proofErr w:type="spellEnd"/>
+      <w:r>
+        <w:rPr>
+          <w:rFonts w:cstheme="minorHAnsi"/>
+        </w:rPr>
+        <w:t xml:space="preserve"> Algorithm</w:t>
+      </w:r>
     </w:p>
     <w:p>
       <w:pPr>
@@ -3392,61 +2628,15 @@
         <w:rPr>
           <w:rFonts w:cstheme="minorHAnsi"/>
         </w:rPr>
-        <w:t>Association:</w:t>
-      </w:r>
-    </w:p>
-    <w:p>
-      <w:pPr>
-        <w:pStyle w:val="ListParagraph"/>
-        <w:numPr>
-          <w:ilvl w:val="0"/>
-          <w:numId w:val="11"/>
-        </w:numPr>
-        <w:rPr>
-          <w:rFonts w:cstheme="minorHAnsi"/>
-        </w:rPr>
-      </w:pPr>
-      <w:proofErr w:type="spellStart"/>
-      <w:r>
-        <w:rPr>
-          <w:rFonts w:cstheme="minorHAnsi"/>
-        </w:rPr>
-        <w:t>Apriori</w:t>
-      </w:r>
-      <w:proofErr w:type="spellEnd"/>
-      <w:r>
-        <w:rPr>
-          <w:rFonts w:cstheme="minorHAnsi"/>
-        </w:rPr>
-        <w:t xml:space="preserve"> Algorithm</w:t>
-      </w:r>
-    </w:p>
-    <w:p>
-      <w:pPr>
-        <w:pStyle w:val="ListParagraph"/>
-        <w:numPr>
-          <w:ilvl w:val="0"/>
-          <w:numId w:val="11"/>
-        </w:numPr>
-        <w:rPr>
-          <w:rFonts w:cstheme="minorHAnsi"/>
-        </w:rPr>
-      </w:pPr>
-      <w:proofErr w:type="spellStart"/>
-      <w:r>
-        <w:rPr>
-          <w:rFonts w:cstheme="minorHAnsi"/>
-        </w:rPr>
         <w:t>Eclat</w:t>
       </w:r>
-      <w:proofErr w:type="spellEnd"/>
-    </w:p>
-    <w:p>
-      <w:pPr>
-        <w:pStyle w:val="ListParagraph"/>
-        <w:numPr>
-          <w:ilvl w:val="0"/>
-          <w:numId w:val="11"/>
+    </w:p>
+    <w:p>
+      <w:pPr>
+        <w:pStyle w:val="ListParagraph"/>
+        <w:numPr>
+          <w:ilvl w:val="0"/>
+          <w:numId w:val="9"/>
         </w:numPr>
         <w:rPr>
           <w:rFonts w:cstheme="minorHAnsi"/>
@@ -3498,7 +2688,7 @@
         <w:pStyle w:val="ListParagraph"/>
         <w:numPr>
           <w:ilvl w:val="0"/>
-          <w:numId w:val="12"/>
+          <w:numId w:val="10"/>
         </w:numPr>
         <w:rPr>
           <w:rFonts w:cstheme="minorHAnsi"/>
@@ -3520,7 +2710,7 @@
         <w:pStyle w:val="ListParagraph"/>
         <w:numPr>
           <w:ilvl w:val="0"/>
-          <w:numId w:val="12"/>
+          <w:numId w:val="10"/>
         </w:numPr>
         <w:rPr>
           <w:rFonts w:cstheme="minorHAnsi"/>
@@ -3570,6 +2760,144 @@
         <w:pStyle w:val="ListParagraph"/>
         <w:numPr>
           <w:ilvl w:val="0"/>
+          <w:numId w:val="1"/>
+        </w:numPr>
+        <w:rPr>
+          <w:rFonts w:cstheme="minorHAnsi"/>
+        </w:rPr>
+      </w:pPr>
+      <w:r>
+        <w:rPr>
+          <w:rFonts w:cstheme="minorHAnsi"/>
+        </w:rPr>
+        <w:t>Q-Learning, </w:t>
+      </w:r>
+    </w:p>
+    <w:p>
+      <w:pPr>
+        <w:pStyle w:val="ListParagraph"/>
+        <w:numPr>
+          <w:ilvl w:val="0"/>
+          <w:numId w:val="1"/>
+        </w:numPr>
+        <w:rPr>
+          <w:rFonts w:cstheme="minorHAnsi"/>
+        </w:rPr>
+      </w:pPr>
+      <w:r>
+        <w:rPr>
+          <w:rFonts w:cstheme="minorHAnsi"/>
+        </w:rPr>
+        <w:t>Deep Q-Networks (DQN).</w:t>
+      </w:r>
+    </w:p>
+    <w:p>
+      <w:pPr>
+        <w:rPr>
+          <w:rFonts w:cstheme="minorHAnsi"/>
+        </w:rPr>
+      </w:pPr>
+    </w:p>
+    <w:p>
+      <w:pPr>
+        <w:pStyle w:val="Heading1"/>
+      </w:pPr>
+      <w:r>
+        <w:t xml:space="preserve">Advanced Machine Learning </w:t>
+      </w:r>
+    </w:p>
+    <w:p>
+      <w:pPr>
+        <w:rPr>
+          <w:rFonts w:cstheme="minorHAnsi"/>
+        </w:rPr>
+      </w:pPr>
+    </w:p>
+    <w:p>
+      <w:pPr>
+        <w:rPr>
+          <w:rFonts w:cstheme="minorHAnsi"/>
+        </w:rPr>
+      </w:pPr>
+      <w:r>
+        <w:rPr>
+          <w:rFonts w:cstheme="minorHAnsi"/>
+        </w:rPr>
+        <w:t>Deep Learning:</w:t>
+      </w:r>
+    </w:p>
+    <w:p>
+      <w:pPr>
+        <w:pStyle w:val="ListParagraph"/>
+        <w:numPr>
+          <w:ilvl w:val="0"/>
+          <w:numId w:val="2"/>
+        </w:numPr>
+        <w:rPr>
+          <w:rFonts w:cstheme="minorHAnsi"/>
+        </w:rPr>
+      </w:pPr>
+      <w:r>
+        <w:rPr>
+          <w:rFonts w:cstheme="minorHAnsi"/>
+        </w:rPr>
+        <w:t>Neural Networks: Basics of neural network architecture and training.</w:t>
+      </w:r>
+    </w:p>
+    <w:p>
+      <w:pPr>
+        <w:pStyle w:val="ListParagraph"/>
+        <w:numPr>
+          <w:ilvl w:val="0"/>
+          <w:numId w:val="2"/>
+        </w:numPr>
+        <w:rPr>
+          <w:rFonts w:cstheme="minorHAnsi"/>
+        </w:rPr>
+      </w:pPr>
+      <w:r>
+        <w:rPr>
+          <w:rFonts w:cstheme="minorHAnsi"/>
+        </w:rPr>
+        <w:t>Convolutional Neural Networks (CNNs): For image recognition tasks.</w:t>
+      </w:r>
+    </w:p>
+    <w:p>
+      <w:pPr>
+        <w:pStyle w:val="ListParagraph"/>
+        <w:numPr>
+          <w:ilvl w:val="0"/>
+          <w:numId w:val="2"/>
+        </w:numPr>
+        <w:rPr>
+          <w:rFonts w:cstheme="minorHAnsi"/>
+        </w:rPr>
+      </w:pPr>
+      <w:r>
+        <w:rPr>
+          <w:rFonts w:cstheme="minorHAnsi"/>
+        </w:rPr>
+        <w:t>Recurrent Neural Networks (RNNs): For sequential data.</w:t>
+      </w:r>
+    </w:p>
+    <w:p>
+      <w:pPr>
+        <w:rPr>
+          <w:rFonts w:cstheme="minorHAnsi"/>
+        </w:rPr>
+      </w:pPr>
+      <w:r>
+        <w:rPr>
+          <w:rFonts w:cstheme="minorHAnsi"/>
+        </w:rPr>
+        <w:t>Natural Language Processing (NLP):</w:t>
+      </w:r>
+    </w:p>
+    <w:p>
+      <w:pPr>
+        <w:pStyle w:val="ListParagraph"/>
+        <w:numPr>
+          <w:ilvl w:val="0"/>
           <w:numId w:val="3"/>
         </w:numPr>
         <w:rPr>
@@ -3580,7 +2908,7 @@
         <w:rPr>
           <w:rFonts w:cstheme="minorHAnsi"/>
         </w:rPr>
-        <w:t>Q-Learning, </w:t>
+        <w:t>Text preprocessing: tokenization, stemming, lemmatization.</w:t>
       </w:r>
     </w:p>
     <w:p>
@@ -3598,172 +2926,20 @@
         <w:rPr>
           <w:rFonts w:cstheme="minorHAnsi"/>
         </w:rPr>
-        <w:t>Deep Q-Networks (DQN).</w:t>
-      </w:r>
-    </w:p>
-    <w:p>
-      <w:pPr>
-        <w:rPr>
-          <w:rFonts w:cstheme="minorHAnsi"/>
-        </w:rPr>
-      </w:pPr>
-    </w:p>
-    <w:p>
-      <w:pPr>
-        <w:pStyle w:val="Heading1"/>
-      </w:pPr>
-      <w:r>
-        <w:t xml:space="preserve">Advanced Machine Learning </w:t>
-      </w:r>
-    </w:p>
-    <w:p>
-      <w:pPr>
-        <w:rPr>
-          <w:rFonts w:cstheme="minorHAnsi"/>
-        </w:rPr>
-      </w:pPr>
-    </w:p>
-    <w:p>
-      <w:pPr>
-        <w:rPr>
-          <w:rFonts w:cstheme="minorHAnsi"/>
-        </w:rPr>
-      </w:pPr>
-      <w:r>
-        <w:rPr>
-          <w:rFonts w:cstheme="minorHAnsi"/>
-        </w:rPr>
-        <w:t>Deep Learning:</w:t>
-      </w:r>
-    </w:p>
-    <w:p>
-      <w:pPr>
-        <w:pStyle w:val="ListParagraph"/>
-        <w:numPr>
-          <w:ilvl w:val="0"/>
-          <w:numId w:val="4"/>
-        </w:numPr>
-        <w:rPr>
-          <w:rFonts w:cstheme="minorHAnsi"/>
-        </w:rPr>
-      </w:pPr>
-      <w:r>
-        <w:rPr>
-          <w:rFonts w:cstheme="minorHAnsi"/>
-        </w:rPr>
-        <w:t>Neural Networks: Basics of neural network architecture and training.</w:t>
-      </w:r>
-    </w:p>
-    <w:p>
-      <w:pPr>
-        <w:pStyle w:val="ListParagraph"/>
-        <w:numPr>
-          <w:ilvl w:val="0"/>
-          <w:numId w:val="4"/>
-        </w:numPr>
-        <w:rPr>
-          <w:rFonts w:cstheme="minorHAnsi"/>
-        </w:rPr>
-      </w:pPr>
-      <w:r>
-        <w:rPr>
-          <w:rFonts w:cstheme="minorHAnsi"/>
-        </w:rPr>
-        <w:t>Convolutional Neural Networks (CNNs): For image recognition tasks.</w:t>
-      </w:r>
-    </w:p>
-    <w:p>
-      <w:pPr>
-        <w:pStyle w:val="ListParagraph"/>
-        <w:numPr>
-          <w:ilvl w:val="0"/>
-          <w:numId w:val="4"/>
-        </w:numPr>
-        <w:rPr>
-          <w:rFonts w:cstheme="minorHAnsi"/>
-        </w:rPr>
-      </w:pPr>
-      <w:r>
-        <w:rPr>
-          <w:rFonts w:cstheme="minorHAnsi"/>
-        </w:rPr>
-        <w:t>Recurrent Neural Networks (RNNs): For sequential data.</w:t>
-      </w:r>
-    </w:p>
-    <w:p>
-      <w:pPr>
-        <w:rPr>
-          <w:rFonts w:cstheme="minorHAnsi"/>
-        </w:rPr>
-      </w:pPr>
-      <w:r>
-        <w:rPr>
-          <w:rFonts w:cstheme="minorHAnsi"/>
-        </w:rPr>
-        <w:t>Natural Language Processing (NLP):</w:t>
-      </w:r>
-    </w:p>
-    <w:p>
-      <w:pPr>
-        <w:pStyle w:val="ListParagraph"/>
-        <w:numPr>
-          <w:ilvl w:val="0"/>
-          <w:numId w:val="5"/>
-        </w:numPr>
-        <w:rPr>
-          <w:rFonts w:cstheme="minorHAnsi"/>
-        </w:rPr>
-      </w:pPr>
-      <w:r>
-        <w:rPr>
-          <w:rFonts w:cstheme="minorHAnsi"/>
-        </w:rPr>
-        <w:t>Text preprocessing: tokenization, stemming, lemmatization.</w:t>
-      </w:r>
-    </w:p>
-    <w:p>
-      <w:pPr>
-        <w:pStyle w:val="ListParagraph"/>
-        <w:numPr>
-          <w:ilvl w:val="0"/>
-          <w:numId w:val="5"/>
-        </w:numPr>
-        <w:rPr>
-          <w:rFonts w:cstheme="minorHAnsi"/>
-        </w:rPr>
-      </w:pPr>
-      <w:r>
-        <w:rPr>
-          <w:rFonts w:cstheme="minorHAnsi"/>
-        </w:rPr>
-        <w:t xml:space="preserve">Techniques: Bag of Words, TF-IDF, Word </w:t>
+        <w:t xml:space="preserve">Techniques: Bag of Words, TF-IDF, Word Embeddings (Word2Vec, </w:t>
       </w:r>
       <w:proofErr w:type="spellStart"/>
       <w:r>
         <w:rPr>
           <w:rFonts w:cstheme="minorHAnsi"/>
         </w:rPr>
-        <w:t>Embeddings</w:t>
+        <w:t>GloVe</w:t>
       </w:r>
       <w:proofErr w:type="spellEnd"/>
       <w:r>
         <w:rPr>
           <w:rFonts w:cstheme="minorHAnsi"/>
         </w:rPr>
-        <w:t xml:space="preserve"> (Word2Vec, </w:t>
-      </w:r>
-      <w:proofErr w:type="spellStart"/>
-      <w:r>
-        <w:rPr>
-          <w:rFonts w:cstheme="minorHAnsi"/>
-        </w:rPr>
-        <w:t>GloVe</w:t>
-      </w:r>
-      <w:proofErr w:type="spellEnd"/>
-      <w:r>
-        <w:rPr>
-          <w:rFonts w:cstheme="minorHAnsi"/>
-        </w:rPr>
         <w:t>).</w:t>
       </w:r>
     </w:p>
@@ -3772,7 +2948,7 @@
         <w:pStyle w:val="ListParagraph"/>
         <w:numPr>
           <w:ilvl w:val="0"/>
-          <w:numId w:val="5"/>
+          <w:numId w:val="3"/>
         </w:numPr>
         <w:rPr>
           <w:rFonts w:cstheme="minorHAnsi"/>
@@ -3803,6 +2979,7 @@
           <w:rFonts w:cstheme="minorHAnsi"/>
           <w:noProof/>
         </w:rPr>
+        <w:lastRenderedPageBreak/>
         <w:drawing>
           <wp:anchor distT="0" distB="0" distL="114300" distR="114300" simplePos="0" relativeHeight="251661312" behindDoc="0" locked="0" layoutInCell="1" allowOverlap="1" wp14:anchorId="61749535" wp14:editId="5D040CA6">
             <wp:simplePos x="0" y="0"/>
@@ -4042,7 +3219,7 @@
         <w:pStyle w:val="ListParagraph"/>
         <w:numPr>
           <w:ilvl w:val="0"/>
-          <w:numId w:val="13"/>
+          <w:numId w:val="11"/>
         </w:numPr>
         <w:rPr>
           <w:rFonts w:cstheme="minorHAnsi"/>
@@ -4060,7 +3237,7 @@
         <w:pStyle w:val="ListParagraph"/>
         <w:numPr>
           <w:ilvl w:val="0"/>
-          <w:numId w:val="13"/>
+          <w:numId w:val="11"/>
         </w:numPr>
         <w:rPr>
           <w:rFonts w:cstheme="minorHAnsi"/>
@@ -4115,7 +3292,6 @@
         <w:rPr>
           <w:rFonts w:cstheme="minorHAnsi"/>
         </w:rPr>
-        <w:lastRenderedPageBreak/>
         <w:t xml:space="preserve">Supervised learning mainly deals with </w:t>
       </w:r>
       <w:r>
@@ -4137,7 +3313,7 @@
         <w:pStyle w:val="ListParagraph"/>
         <w:numPr>
           <w:ilvl w:val="0"/>
-          <w:numId w:val="28"/>
+          <w:numId w:val="26"/>
         </w:numPr>
         <w:spacing w:after="0"/>
         <w:rPr>
@@ -4162,7 +3338,7 @@
         <w:pStyle w:val="NormalWeb"/>
         <w:numPr>
           <w:ilvl w:val="0"/>
-          <w:numId w:val="29"/>
+          <w:numId w:val="27"/>
         </w:numPr>
         <w:spacing w:before="0" w:beforeAutospacing="0" w:after="0" w:afterAutospacing="0"/>
         <w:rPr>
@@ -4202,7 +3378,7 @@
         <w:pStyle w:val="NormalWeb"/>
         <w:numPr>
           <w:ilvl w:val="0"/>
-          <w:numId w:val="29"/>
+          <w:numId w:val="27"/>
         </w:numPr>
         <w:spacing w:after="0" w:afterAutospacing="0"/>
         <w:rPr>
@@ -4265,7 +3441,7 @@
         <w:pStyle w:val="NormalWeb"/>
         <w:numPr>
           <w:ilvl w:val="0"/>
-          <w:numId w:val="24"/>
+          <w:numId w:val="22"/>
         </w:numPr>
         <w:tabs>
           <w:tab w:val="clear" w:pos="720"/>
@@ -4284,6 +3460,7 @@
           <w:sz w:val="22"/>
           <w:szCs w:val="22"/>
         </w:rPr>
+        <w:lastRenderedPageBreak/>
         <w:t>Email Spam Detection</w:t>
       </w:r>
     </w:p>
@@ -4292,7 +3469,7 @@
         <w:pStyle w:val="NormalWeb"/>
         <w:numPr>
           <w:ilvl w:val="0"/>
-          <w:numId w:val="24"/>
+          <w:numId w:val="22"/>
         </w:numPr>
         <w:tabs>
           <w:tab w:val="clear" w:pos="720"/>
@@ -4319,7 +3496,7 @@
         <w:pStyle w:val="NormalWeb"/>
         <w:numPr>
           <w:ilvl w:val="0"/>
-          <w:numId w:val="24"/>
+          <w:numId w:val="22"/>
         </w:numPr>
         <w:tabs>
           <w:tab w:val="clear" w:pos="720"/>
@@ -4346,7 +3523,7 @@
         <w:pStyle w:val="ListParagraph"/>
         <w:numPr>
           <w:ilvl w:val="0"/>
-          <w:numId w:val="28"/>
+          <w:numId w:val="26"/>
         </w:numPr>
         <w:spacing w:after="0"/>
         <w:rPr>
@@ -4365,7 +3542,7 @@
         <w:pStyle w:val="NormalWeb"/>
         <w:numPr>
           <w:ilvl w:val="0"/>
-          <w:numId w:val="25"/>
+          <w:numId w:val="23"/>
         </w:numPr>
         <w:tabs>
           <w:tab w:val="clear" w:pos="720"/>
@@ -4410,7 +3587,7 @@
         <w:pStyle w:val="NormalWeb"/>
         <w:numPr>
           <w:ilvl w:val="0"/>
-          <w:numId w:val="25"/>
+          <w:numId w:val="23"/>
         </w:numPr>
         <w:tabs>
           <w:tab w:val="clear" w:pos="720"/>
@@ -4486,7 +3663,7 @@
         <w:pStyle w:val="NormalWeb"/>
         <w:numPr>
           <w:ilvl w:val="0"/>
-          <w:numId w:val="26"/>
+          <w:numId w:val="24"/>
         </w:numPr>
         <w:tabs>
           <w:tab w:val="clear" w:pos="720"/>
@@ -4513,7 +3690,7 @@
         <w:pStyle w:val="NormalWeb"/>
         <w:numPr>
           <w:ilvl w:val="0"/>
-          <w:numId w:val="26"/>
+          <w:numId w:val="24"/>
         </w:numPr>
         <w:tabs>
           <w:tab w:val="clear" w:pos="720"/>
@@ -4540,7 +3717,7 @@
         <w:pStyle w:val="NormalWeb"/>
         <w:numPr>
           <w:ilvl w:val="0"/>
-          <w:numId w:val="26"/>
+          <w:numId w:val="24"/>
         </w:numPr>
         <w:tabs>
           <w:tab w:val="clear" w:pos="720"/>
@@ -4605,7 +3782,7 @@
         <w:pStyle w:val="ListParagraph"/>
         <w:numPr>
           <w:ilvl w:val="0"/>
-          <w:numId w:val="30"/>
+          <w:numId w:val="28"/>
         </w:numPr>
         <w:spacing w:before="240"/>
         <w:rPr>
@@ -4689,7 +3866,7 @@
         <w:pStyle w:val="ListParagraph"/>
         <w:numPr>
           <w:ilvl w:val="0"/>
-          <w:numId w:val="30"/>
+          <w:numId w:val="28"/>
         </w:numPr>
       </w:pPr>
       <w:r>
@@ -4741,7 +3918,7 @@
         <w:pStyle w:val="NormalWeb"/>
         <w:numPr>
           <w:ilvl w:val="0"/>
-          <w:numId w:val="27"/>
+          <w:numId w:val="25"/>
         </w:numPr>
         <w:tabs>
           <w:tab w:val="clear" w:pos="720"/>
@@ -4772,7 +3949,7 @@
         <w:pStyle w:val="NormalWeb"/>
         <w:numPr>
           <w:ilvl w:val="0"/>
-          <w:numId w:val="27"/>
+          <w:numId w:val="25"/>
         </w:numPr>
         <w:tabs>
           <w:tab w:val="clear" w:pos="720"/>
@@ -4810,7 +3987,7 @@
         <w:pStyle w:val="ListParagraph"/>
         <w:numPr>
           <w:ilvl w:val="0"/>
-          <w:numId w:val="30"/>
+          <w:numId w:val="28"/>
         </w:numPr>
         <w:rPr>
           <w:rStyle w:val="Strong"/>
@@ -4876,7 +4053,7 @@
         <w:pStyle w:val="ListParagraph"/>
         <w:numPr>
           <w:ilvl w:val="0"/>
-          <w:numId w:val="30"/>
+          <w:numId w:val="28"/>
         </w:numPr>
         <w:spacing w:before="240" w:after="0"/>
         <w:rPr>
@@ -4968,7 +4145,7 @@
         <w:pStyle w:val="ListParagraph"/>
         <w:numPr>
           <w:ilvl w:val="0"/>
-          <w:numId w:val="30"/>
+          <w:numId w:val="28"/>
         </w:numPr>
         <w:spacing w:after="0"/>
         <w:rPr>
@@ -5296,7 +4473,6 @@
                 <w:rStyle w:val="Strong"/>
                 <w:rFonts w:cstheme="minorHAnsi"/>
               </w:rPr>
-              <w:lastRenderedPageBreak/>
               <w:t>Logistic Regression</w:t>
             </w:r>
           </w:p>
@@ -5499,6 +4675,7 @@
                 <w:rStyle w:val="Strong"/>
                 <w:rFonts w:cstheme="minorHAnsi"/>
               </w:rPr>
+              <w:lastRenderedPageBreak/>
               <w:t>Random Forest</w:t>
             </w:r>
           </w:p>
@@ -6513,7 +5690,6 @@
         <w:rPr>
           <w:rFonts w:cstheme="minorHAnsi"/>
         </w:rPr>
-        <w:lastRenderedPageBreak/>
         <w:t>The main objective of classification machine learning is to build a model that can accurately assign a label or category to a new observation based on its features.</w:t>
       </w:r>
     </w:p>
@@ -6534,6 +5710,7 @@
           <w:sz w:val="24"/>
           <w:szCs w:val="24"/>
         </w:rPr>
+        <w:lastRenderedPageBreak/>
         <w:drawing>
           <wp:anchor distT="0" distB="0" distL="114300" distR="114300" simplePos="0" relativeHeight="251666432" behindDoc="0" locked="0" layoutInCell="1" allowOverlap="1" wp14:anchorId="58CDB09F" wp14:editId="31597C5C">
             <wp:simplePos x="0" y="0"/>
@@ -6627,7 +5804,7 @@
         <w:pStyle w:val="ListParagraph"/>
         <w:numPr>
           <w:ilvl w:val="0"/>
-          <w:numId w:val="14"/>
+          <w:numId w:val="12"/>
         </w:numPr>
         <w:rPr>
           <w:rFonts w:cstheme="minorHAnsi"/>
@@ -6667,7 +5844,7 @@
         <w:pStyle w:val="ListParagraph"/>
         <w:numPr>
           <w:ilvl w:val="0"/>
-          <w:numId w:val="14"/>
+          <w:numId w:val="12"/>
         </w:numPr>
         <w:rPr>
           <w:rFonts w:cstheme="minorHAnsi"/>
@@ -6707,7 +5884,7 @@
         <w:pStyle w:val="ListParagraph"/>
         <w:numPr>
           <w:ilvl w:val="0"/>
-          <w:numId w:val="14"/>
+          <w:numId w:val="12"/>
         </w:numPr>
         <w:rPr>
           <w:rFonts w:cstheme="minorHAnsi"/>
@@ -6747,7 +5924,7 @@
         <w:pStyle w:val="ListParagraph"/>
         <w:numPr>
           <w:ilvl w:val="0"/>
-          <w:numId w:val="14"/>
+          <w:numId w:val="12"/>
         </w:numPr>
         <w:rPr>
           <w:rFonts w:cstheme="minorHAnsi"/>
@@ -6842,7 +6019,7 @@
         <w:pStyle w:val="ListParagraph"/>
         <w:numPr>
           <w:ilvl w:val="0"/>
-          <w:numId w:val="15"/>
+          <w:numId w:val="13"/>
         </w:numPr>
         <w:rPr>
           <w:rFonts w:cstheme="minorHAnsi"/>
@@ -6882,7 +6059,7 @@
         <w:pStyle w:val="ListParagraph"/>
         <w:numPr>
           <w:ilvl w:val="0"/>
-          <w:numId w:val="16"/>
+          <w:numId w:val="14"/>
         </w:numPr>
         <w:rPr>
           <w:rFonts w:cstheme="minorHAnsi"/>
@@ -6900,7 +6077,7 @@
         <w:pStyle w:val="ListParagraph"/>
         <w:numPr>
           <w:ilvl w:val="0"/>
-          <w:numId w:val="16"/>
+          <w:numId w:val="14"/>
         </w:numPr>
         <w:rPr>
           <w:rFonts w:cstheme="minorHAnsi"/>
@@ -6918,7 +6095,7 @@
         <w:pStyle w:val="ListParagraph"/>
         <w:numPr>
           <w:ilvl w:val="0"/>
-          <w:numId w:val="16"/>
+          <w:numId w:val="14"/>
         </w:numPr>
         <w:rPr>
           <w:rFonts w:cstheme="minorHAnsi"/>
@@ -6936,7 +6113,7 @@
         <w:pStyle w:val="ListParagraph"/>
         <w:numPr>
           <w:ilvl w:val="0"/>
-          <w:numId w:val="16"/>
+          <w:numId w:val="14"/>
         </w:numPr>
         <w:rPr>
           <w:rFonts w:cstheme="minorHAnsi"/>
@@ -6954,7 +6131,7 @@
         <w:pStyle w:val="ListParagraph"/>
         <w:numPr>
           <w:ilvl w:val="0"/>
-          <w:numId w:val="15"/>
+          <w:numId w:val="13"/>
         </w:numPr>
         <w:rPr>
           <w:rFonts w:cstheme="minorHAnsi"/>
@@ -6986,7 +6163,7 @@
         <w:pStyle w:val="ListParagraph"/>
         <w:numPr>
           <w:ilvl w:val="0"/>
-          <w:numId w:val="17"/>
+          <w:numId w:val="15"/>
         </w:numPr>
         <w:ind w:left="1440"/>
         <w:rPr>
@@ -7013,7 +6190,7 @@
         <w:pStyle w:val="ListParagraph"/>
         <w:numPr>
           <w:ilvl w:val="0"/>
-          <w:numId w:val="17"/>
+          <w:numId w:val="15"/>
         </w:numPr>
         <w:ind w:left="1440"/>
         <w:rPr>
@@ -7024,6 +6201,7 @@
         <w:rPr>
           <w:rFonts w:cstheme="minorHAnsi"/>
         </w:rPr>
+        <w:lastRenderedPageBreak/>
         <w:t>Kernel SVM</w:t>
       </w:r>
     </w:p>
@@ -7032,7 +6210,7 @@
         <w:pStyle w:val="ListParagraph"/>
         <w:numPr>
           <w:ilvl w:val="0"/>
-          <w:numId w:val="17"/>
+          <w:numId w:val="15"/>
         </w:numPr>
         <w:ind w:left="1440"/>
         <w:rPr>
@@ -7051,7 +6229,7 @@
         <w:pStyle w:val="ListParagraph"/>
         <w:numPr>
           <w:ilvl w:val="0"/>
-          <w:numId w:val="17"/>
+          <w:numId w:val="15"/>
         </w:numPr>
         <w:ind w:left="1440"/>
         <w:rPr>
@@ -7070,7 +6248,7 @@
         <w:pStyle w:val="ListParagraph"/>
         <w:numPr>
           <w:ilvl w:val="0"/>
-          <w:numId w:val="17"/>
+          <w:numId w:val="15"/>
         </w:numPr>
         <w:ind w:left="1440"/>
         <w:rPr>
@@ -7089,7 +6267,7 @@
         <w:pStyle w:val="ListParagraph"/>
         <w:numPr>
           <w:ilvl w:val="0"/>
-          <w:numId w:val="17"/>
+          <w:numId w:val="15"/>
         </w:numPr>
         <w:ind w:left="1440"/>
         <w:rPr>
@@ -7108,34 +6286,91 @@
         <w:pStyle w:val="ListParagraph"/>
         <w:numPr>
           <w:ilvl w:val="0"/>
-          <w:numId w:val="17"/>
+          <w:numId w:val="15"/>
         </w:numPr>
         <w:ind w:left="1440"/>
         <w:rPr>
           <w:rFonts w:cstheme="minorHAnsi"/>
         </w:rPr>
       </w:pPr>
+      <w:r>
+        <w:rPr>
+          <w:rFonts w:cstheme="minorHAnsi"/>
+        </w:rPr>
+        <w:t>AdaBoost, </w:t>
+      </w:r>
+    </w:p>
+    <w:p>
+      <w:pPr>
+        <w:pStyle w:val="ListParagraph"/>
+        <w:numPr>
+          <w:ilvl w:val="0"/>
+          <w:numId w:val="15"/>
+        </w:numPr>
+        <w:ind w:left="1440"/>
+        <w:rPr>
+          <w:rFonts w:cstheme="minorHAnsi"/>
+        </w:rPr>
+      </w:pPr>
+      <w:r>
+        <w:rPr>
+          <w:rFonts w:cstheme="minorHAnsi"/>
+        </w:rPr>
+        <w:t>Bagging Classifier, </w:t>
+      </w:r>
+    </w:p>
+    <w:p>
+      <w:pPr>
+        <w:pStyle w:val="ListParagraph"/>
+        <w:numPr>
+          <w:ilvl w:val="0"/>
+          <w:numId w:val="15"/>
+        </w:numPr>
+        <w:ind w:left="1440"/>
+        <w:rPr>
+          <w:rFonts w:cstheme="minorHAnsi"/>
+        </w:rPr>
+      </w:pPr>
+      <w:r>
+        <w:rPr>
+          <w:rFonts w:cstheme="minorHAnsi"/>
+        </w:rPr>
+        <w:t>Voting Classifier, </w:t>
+      </w:r>
+    </w:p>
+    <w:p>
+      <w:pPr>
+        <w:pStyle w:val="ListParagraph"/>
+        <w:numPr>
+          <w:ilvl w:val="0"/>
+          <w:numId w:val="15"/>
+        </w:numPr>
+        <w:ind w:left="1440"/>
+        <w:rPr>
+          <w:rFonts w:cstheme="minorHAnsi"/>
+        </w:rPr>
+      </w:pPr>
       <w:proofErr w:type="spellStart"/>
       <w:r>
         <w:rPr>
           <w:rFonts w:cstheme="minorHAnsi"/>
         </w:rPr>
-        <w:t>AdaBoost</w:t>
+        <w:t>ExtraTrees</w:t>
       </w:r>
       <w:proofErr w:type="spellEnd"/>
       <w:r>
         <w:rPr>
           <w:rFonts w:cstheme="minorHAnsi"/>
         </w:rPr>
-        <w:t>, </w:t>
-      </w:r>
-    </w:p>
-    <w:p>
-      <w:pPr>
-        <w:pStyle w:val="ListParagraph"/>
-        <w:numPr>
-          <w:ilvl w:val="0"/>
-          <w:numId w:val="17"/>
+        <w:t xml:space="preserve"> Classifier</w:t>
+      </w:r>
+    </w:p>
+    <w:p>
+      <w:pPr>
+        <w:pStyle w:val="ListParagraph"/>
+        <w:numPr>
+          <w:ilvl w:val="0"/>
+          <w:numId w:val="15"/>
         </w:numPr>
         <w:ind w:left="1440"/>
         <w:rPr>
@@ -7146,71 +6381,6 @@
         <w:rPr>
           <w:rFonts w:cstheme="minorHAnsi"/>
         </w:rPr>
-        <w:t>Bagging Classifier, </w:t>
-      </w:r>
-    </w:p>
-    <w:p>
-      <w:pPr>
-        <w:pStyle w:val="ListParagraph"/>
-        <w:numPr>
-          <w:ilvl w:val="0"/>
-          <w:numId w:val="17"/>
-        </w:numPr>
-        <w:ind w:left="1440"/>
-        <w:rPr>
-          <w:rFonts w:cstheme="minorHAnsi"/>
-        </w:rPr>
-      </w:pPr>
-      <w:r>
-        <w:rPr>
-          <w:rFonts w:cstheme="minorHAnsi"/>
-        </w:rPr>
-        <w:t>Voting Classifier, </w:t>
-      </w:r>
-    </w:p>
-    <w:p>
-      <w:pPr>
-        <w:pStyle w:val="ListParagraph"/>
-        <w:numPr>
-          <w:ilvl w:val="0"/>
-          <w:numId w:val="17"/>
-        </w:numPr>
-        <w:ind w:left="1440"/>
-        <w:rPr>
-          <w:rFonts w:cstheme="minorHAnsi"/>
-        </w:rPr>
-      </w:pPr>
-      <w:proofErr w:type="spellStart"/>
-      <w:r>
-        <w:rPr>
-          <w:rFonts w:cstheme="minorHAnsi"/>
-        </w:rPr>
-        <w:t>ExtraTrees</w:t>
-      </w:r>
-      <w:proofErr w:type="spellEnd"/>
-      <w:r>
-        <w:rPr>
-          <w:rFonts w:cstheme="minorHAnsi"/>
-        </w:rPr>
-        <w:t xml:space="preserve"> Classifier</w:t>
-      </w:r>
-    </w:p>
-    <w:p>
-      <w:pPr>
-        <w:pStyle w:val="ListParagraph"/>
-        <w:numPr>
-          <w:ilvl w:val="0"/>
-          <w:numId w:val="17"/>
-        </w:numPr>
-        <w:ind w:left="1440"/>
-        <w:rPr>
-          <w:rFonts w:cstheme="minorHAnsi"/>
-        </w:rPr>
-      </w:pPr>
-      <w:r>
-        <w:rPr>
-          <w:rFonts w:cstheme="minorHAnsi"/>
-        </w:rPr>
         <w:t>Multi-layer Artificial Neural Networks</w:t>
       </w:r>
     </w:p>
@@ -7232,7 +6402,7 @@
         <w:pStyle w:val="ListParagraph"/>
         <w:numPr>
           <w:ilvl w:val="0"/>
-          <w:numId w:val="18"/>
+          <w:numId w:val="16"/>
         </w:numPr>
         <w:rPr>
           <w:rFonts w:cstheme="minorHAnsi"/>
@@ -7258,7 +6428,7 @@
         <w:pStyle w:val="ListParagraph"/>
         <w:numPr>
           <w:ilvl w:val="0"/>
-          <w:numId w:val="18"/>
+          <w:numId w:val="16"/>
         </w:numPr>
         <w:rPr>
           <w:rFonts w:cstheme="minorHAnsi"/>
@@ -7334,7 +6504,7 @@
         <w:pStyle w:val="ListParagraph"/>
         <w:numPr>
           <w:ilvl w:val="0"/>
-          <w:numId w:val="19"/>
+          <w:numId w:val="17"/>
         </w:numPr>
         <w:rPr>
           <w:rFonts w:cstheme="minorHAnsi"/>
@@ -7352,7 +6522,7 @@
         <w:pStyle w:val="ListParagraph"/>
         <w:numPr>
           <w:ilvl w:val="0"/>
-          <w:numId w:val="19"/>
+          <w:numId w:val="17"/>
         </w:numPr>
         <w:rPr>
           <w:rFonts w:cstheme="minorHAnsi"/>
@@ -7370,7 +6540,7 @@
         <w:pStyle w:val="ListParagraph"/>
         <w:numPr>
           <w:ilvl w:val="0"/>
-          <w:numId w:val="19"/>
+          <w:numId w:val="17"/>
         </w:numPr>
         <w:rPr>
           <w:rFonts w:cstheme="minorHAnsi"/>
@@ -7388,7 +6558,7 @@
         <w:pStyle w:val="ListParagraph"/>
         <w:numPr>
           <w:ilvl w:val="0"/>
-          <w:numId w:val="19"/>
+          <w:numId w:val="17"/>
         </w:numPr>
         <w:rPr>
           <w:rFonts w:cstheme="minorHAnsi"/>
@@ -7406,25 +6576,32 @@
         <w:pStyle w:val="ListParagraph"/>
         <w:numPr>
           <w:ilvl w:val="0"/>
-          <w:numId w:val="19"/>
-        </w:numPr>
-        <w:rPr>
-          <w:rFonts w:cstheme="minorHAnsi"/>
-        </w:rPr>
-      </w:pPr>
-      <w:r>
-        <w:rPr>
-          <w:rFonts w:cstheme="minorHAnsi"/>
-        </w:rPr>
-        <w:t>ROC curve and AUC: The Receiver Operating Characteristic (ROC) curve is a plot of the true positive rate (recall) against the false positive rate (1-specificity) for different threshold values of the classifier’s decision function. The Area Under the Curve (AUC) measures the overall performance of the classifier, with values ranging from 0.5 (random guessing) to 1 (perfect classification).</w:t>
-      </w:r>
-    </w:p>
-    <w:p>
-      <w:pPr>
-        <w:pStyle w:val="ListParagraph"/>
-        <w:numPr>
-          <w:ilvl w:val="0"/>
-          <w:numId w:val="19"/>
+          <w:numId w:val="17"/>
+        </w:numPr>
+        <w:rPr>
+          <w:rFonts w:cstheme="minorHAnsi"/>
+        </w:rPr>
+      </w:pPr>
+      <w:r>
+        <w:rPr>
+          <w:rFonts w:cstheme="minorHAnsi"/>
+        </w:rPr>
+        <w:t xml:space="preserve">ROC curve and AUC: The Receiver Operating Characteristic (ROC) curve is a plot of the true positive rate (recall) against the false positive rate (1-specificity) for different threshold values of the classifier’s decision function. The Area Under the Curve (AUC) measures the </w:t>
+      </w:r>
+      <w:r>
+        <w:rPr>
+          <w:rFonts w:cstheme="minorHAnsi"/>
+        </w:rPr>
+        <w:lastRenderedPageBreak/>
+        <w:t>overall performance of the classifier, with values ranging from 0.5 (random guessing) to 1 (perfect classification).</w:t>
+      </w:r>
+    </w:p>
+    <w:p>
+      <w:pPr>
+        <w:pStyle w:val="ListParagraph"/>
+        <w:numPr>
+          <w:ilvl w:val="0"/>
+          <w:numId w:val="17"/>
         </w:numPr>
         <w:rPr>
           <w:rFonts w:cstheme="minorHAnsi"/>
@@ -7456,7 +6633,7 @@
         <w:pStyle w:val="ListParagraph"/>
         <w:numPr>
           <w:ilvl w:val="0"/>
-          <w:numId w:val="20"/>
+          <w:numId w:val="18"/>
         </w:numPr>
         <w:rPr>
           <w:rFonts w:cstheme="minorHAnsi"/>
@@ -7474,7 +6651,7 @@
         <w:pStyle w:val="ListParagraph"/>
         <w:numPr>
           <w:ilvl w:val="0"/>
-          <w:numId w:val="20"/>
+          <w:numId w:val="18"/>
         </w:numPr>
         <w:rPr>
           <w:rFonts w:cstheme="minorHAnsi"/>
@@ -7492,7 +6669,7 @@
         <w:pStyle w:val="ListParagraph"/>
         <w:numPr>
           <w:ilvl w:val="0"/>
-          <w:numId w:val="20"/>
+          <w:numId w:val="18"/>
         </w:numPr>
         <w:rPr>
           <w:rFonts w:cstheme="minorHAnsi"/>
@@ -7510,45 +6687,17 @@
         <w:pStyle w:val="ListParagraph"/>
         <w:numPr>
           <w:ilvl w:val="0"/>
-          <w:numId w:val="20"/>
-        </w:numPr>
-        <w:rPr>
-          <w:rFonts w:cstheme="minorHAnsi"/>
-        </w:rPr>
-      </w:pPr>
-      <w:r>
-        <w:rPr>
-          <w:rFonts w:cstheme="minorHAnsi"/>
-        </w:rPr>
-        <w:t xml:space="preserve">Overfitting and </w:t>
-      </w:r>
-      <w:proofErr w:type="spellStart"/>
-      <w:r>
-        <w:rPr>
-          <w:rFonts w:cstheme="minorHAnsi"/>
-        </w:rPr>
-        <w:t>Underfitting</w:t>
-      </w:r>
-      <w:proofErr w:type="spellEnd"/>
-      <w:r>
-        <w:rPr>
-          <w:rFonts w:cstheme="minorHAnsi"/>
-        </w:rPr>
-        <w:t xml:space="preserve">: Classification models are susceptible to overfitting and </w:t>
-      </w:r>
-      <w:proofErr w:type="spellStart"/>
-      <w:r>
-        <w:rPr>
-          <w:rFonts w:cstheme="minorHAnsi"/>
-        </w:rPr>
-        <w:t>underfitting</w:t>
-      </w:r>
-      <w:proofErr w:type="spellEnd"/>
-      <w:r>
-        <w:rPr>
-          <w:rFonts w:cstheme="minorHAnsi"/>
-        </w:rPr>
-        <w:t>. Overfitting occurs when the model learns the training data too well and fails to generalize to new data.</w:t>
+          <w:numId w:val="18"/>
+        </w:numPr>
+        <w:rPr>
+          <w:rFonts w:cstheme="minorHAnsi"/>
+        </w:rPr>
+      </w:pPr>
+      <w:r>
+        <w:rPr>
+          <w:rFonts w:cstheme="minorHAnsi"/>
+        </w:rPr>
+        <w:t>Overfitting and Underfitting: Classification models are susceptible to overfitting and underfitting. Overfitting occurs when the model learns the training data too well and fails to generalize to new data.</w:t>
       </w:r>
     </w:p>
     <w:p>
@@ -7769,7 +6918,7 @@
         <w:pStyle w:val="ListParagraph"/>
         <w:numPr>
           <w:ilvl w:val="0"/>
-          <w:numId w:val="22"/>
+          <w:numId w:val="20"/>
         </w:numPr>
         <w:rPr>
           <w:rFonts w:cstheme="minorHAnsi"/>
@@ -7845,7 +6994,7 @@
         <w:pStyle w:val="ListParagraph"/>
         <w:numPr>
           <w:ilvl w:val="0"/>
-          <w:numId w:val="22"/>
+          <w:numId w:val="20"/>
         </w:numPr>
         <w:rPr>
           <w:rFonts w:cstheme="minorHAnsi"/>
@@ -7907,7 +7056,7 @@
         <w:pStyle w:val="ListParagraph"/>
         <w:numPr>
           <w:ilvl w:val="0"/>
-          <w:numId w:val="22"/>
+          <w:numId w:val="20"/>
         </w:numPr>
         <w:rPr>
           <w:rFonts w:cstheme="minorHAnsi"/>
@@ -7955,7 +7104,7 @@
         <w:pStyle w:val="ListParagraph"/>
         <w:numPr>
           <w:ilvl w:val="0"/>
-          <w:numId w:val="22"/>
+          <w:numId w:val="20"/>
         </w:numPr>
         <w:rPr>
           <w:rFonts w:cstheme="minorHAnsi"/>
@@ -7989,7 +7138,7 @@
         <w:pStyle w:val="ListParagraph"/>
         <w:numPr>
           <w:ilvl w:val="0"/>
-          <w:numId w:val="22"/>
+          <w:numId w:val="20"/>
         </w:numPr>
         <w:rPr>
           <w:rFonts w:cstheme="minorHAnsi"/>
@@ -8023,7 +7172,7 @@
         <w:pStyle w:val="ListParagraph"/>
         <w:numPr>
           <w:ilvl w:val="0"/>
-          <w:numId w:val="22"/>
+          <w:numId w:val="20"/>
         </w:numPr>
         <w:rPr>
           <w:rFonts w:cstheme="minorHAnsi"/>
@@ -8071,7 +7220,7 @@
         <w:pStyle w:val="ListParagraph"/>
         <w:numPr>
           <w:ilvl w:val="0"/>
-          <w:numId w:val="22"/>
+          <w:numId w:val="20"/>
         </w:numPr>
         <w:rPr>
           <w:rFonts w:cstheme="minorHAnsi"/>
@@ -8105,7 +7254,7 @@
         <w:pStyle w:val="ListParagraph"/>
         <w:numPr>
           <w:ilvl w:val="0"/>
-          <w:numId w:val="22"/>
+          <w:numId w:val="20"/>
         </w:numPr>
         <w:rPr>
           <w:rFonts w:cstheme="minorHAnsi"/>
@@ -8139,7 +7288,7 @@
         <w:pStyle w:val="ListParagraph"/>
         <w:numPr>
           <w:ilvl w:val="0"/>
-          <w:numId w:val="22"/>
+          <w:numId w:val="20"/>
         </w:numPr>
         <w:rPr>
           <w:rFonts w:cstheme="minorHAnsi"/>
@@ -8161,7 +7310,7 @@
         <w:pStyle w:val="ListParagraph"/>
         <w:numPr>
           <w:ilvl w:val="0"/>
-          <w:numId w:val="21"/>
+          <w:numId w:val="19"/>
         </w:numPr>
         <w:rPr>
           <w:rFonts w:cstheme="minorHAnsi"/>
@@ -8179,7 +7328,7 @@
         <w:pStyle w:val="ListParagraph"/>
         <w:numPr>
           <w:ilvl w:val="0"/>
-          <w:numId w:val="21"/>
+          <w:numId w:val="19"/>
         </w:numPr>
         <w:rPr>
           <w:rFonts w:cstheme="minorHAnsi"/>
@@ -8197,16 +7346,17 @@
         <w:pStyle w:val="ListParagraph"/>
         <w:numPr>
           <w:ilvl w:val="0"/>
-          <w:numId w:val="21"/>
-        </w:numPr>
-        <w:rPr>
-          <w:rFonts w:cstheme="minorHAnsi"/>
-        </w:rPr>
-      </w:pPr>
-      <w:r>
-        <w:rPr>
-          <w:rFonts w:cstheme="minorHAnsi"/>
-        </w:rPr>
+          <w:numId w:val="19"/>
+        </w:numPr>
+        <w:rPr>
+          <w:rFonts w:cstheme="minorHAnsi"/>
+        </w:rPr>
+      </w:pPr>
+      <w:r>
+        <w:rPr>
+          <w:rFonts w:cstheme="minorHAnsi"/>
+        </w:rPr>
+        <w:lastRenderedPageBreak/>
         <w:t>Medical diagnosis</w:t>
       </w:r>
     </w:p>
@@ -8215,7 +7365,7 @@
         <w:pStyle w:val="ListParagraph"/>
         <w:numPr>
           <w:ilvl w:val="0"/>
-          <w:numId w:val="21"/>
+          <w:numId w:val="19"/>
         </w:numPr>
         <w:rPr>
           <w:rFonts w:cstheme="minorHAnsi"/>
@@ -8233,7 +7383,7 @@
         <w:pStyle w:val="ListParagraph"/>
         <w:numPr>
           <w:ilvl w:val="0"/>
-          <w:numId w:val="21"/>
+          <w:numId w:val="19"/>
         </w:numPr>
         <w:rPr>
           <w:rFonts w:cstheme="minorHAnsi"/>
@@ -8251,7 +7401,7 @@
         <w:pStyle w:val="ListParagraph"/>
         <w:numPr>
           <w:ilvl w:val="0"/>
-          <w:numId w:val="21"/>
+          <w:numId w:val="19"/>
         </w:numPr>
         <w:rPr>
           <w:rFonts w:cstheme="minorHAnsi"/>
@@ -8269,7 +7419,7 @@
         <w:pStyle w:val="ListParagraph"/>
         <w:numPr>
           <w:ilvl w:val="0"/>
-          <w:numId w:val="21"/>
+          <w:numId w:val="19"/>
         </w:numPr>
         <w:rPr>
           <w:rFonts w:cstheme="minorHAnsi"/>
@@ -8287,7 +7437,7 @@
         <w:pStyle w:val="ListParagraph"/>
         <w:numPr>
           <w:ilvl w:val="0"/>
-          <w:numId w:val="21"/>
+          <w:numId w:val="19"/>
         </w:numPr>
         <w:rPr>
           <w:rFonts w:cstheme="minorHAnsi"/>
@@ -8354,16 +7504,8 @@
         <w:rPr>
           <w:rFonts w:cstheme="minorHAnsi"/>
         </w:rPr>
-        <w:t xml:space="preserve">import pandas as </w:t>
-      </w:r>
-      <w:proofErr w:type="spellStart"/>
-      <w:r>
-        <w:rPr>
-          <w:rFonts w:cstheme="minorHAnsi"/>
-        </w:rPr>
-        <w:t>pd</w:t>
-      </w:r>
-      <w:proofErr w:type="spellEnd"/>
+        <w:t>import pandas as pd</w:t>
+      </w:r>
     </w:p>
     <w:p>
       <w:pPr>
@@ -8380,19 +7522,11 @@
         <w:t xml:space="preserve">from </w:t>
       </w:r>
       <w:proofErr w:type="spellStart"/>
-      <w:proofErr w:type="gramStart"/>
-      <w:r>
-        <w:rPr>
-          <w:rFonts w:cstheme="minorHAnsi"/>
-        </w:rPr>
-        <w:t>sklearn.model</w:t>
-      </w:r>
-      <w:proofErr w:type="gramEnd"/>
-      <w:r>
-        <w:rPr>
-          <w:rFonts w:cstheme="minorHAnsi"/>
-        </w:rPr>
-        <w:t>_selection</w:t>
+      <w:r>
+        <w:rPr>
+          <w:rFonts w:cstheme="minorHAnsi"/>
+        </w:rPr>
+        <w:t>sklearn.model_selection</w:t>
       </w:r>
       <w:proofErr w:type="spellEnd"/>
       <w:r>
@@ -8425,7 +7559,6 @@
         <w:t xml:space="preserve">from </w:t>
       </w:r>
       <w:proofErr w:type="spellStart"/>
-      <w:proofErr w:type="gramStart"/>
       <w:r>
         <w:rPr>
           <w:rFonts w:cstheme="minorHAnsi"/>
@@ -8433,7 +7566,6 @@
         <w:t>sklearn.metrics</w:t>
       </w:r>
       <w:proofErr w:type="spellEnd"/>
-      <w:proofErr w:type="gramEnd"/>
       <w:r>
         <w:rPr>
           <w:rFonts w:cstheme="minorHAnsi"/>
@@ -8564,7 +7696,6 @@
         <w:t xml:space="preserve">from </w:t>
       </w:r>
       <w:proofErr w:type="spellStart"/>
-      <w:proofErr w:type="gramStart"/>
       <w:r>
         <w:rPr>
           <w:rFonts w:cstheme="minorHAnsi"/>
@@ -8572,7 +7703,6 @@
         <w:t>sklearn.tree</w:t>
       </w:r>
       <w:proofErr w:type="spellEnd"/>
-      <w:proofErr w:type="gramEnd"/>
       <w:r>
         <w:rPr>
           <w:rFonts w:cstheme="minorHAnsi"/>
@@ -8603,19 +7733,11 @@
         <w:t xml:space="preserve">from </w:t>
       </w:r>
       <w:proofErr w:type="spellStart"/>
-      <w:proofErr w:type="gramStart"/>
-      <w:r>
-        <w:rPr>
-          <w:rFonts w:cstheme="minorHAnsi"/>
-        </w:rPr>
-        <w:t>sklearn.naive</w:t>
-      </w:r>
-      <w:proofErr w:type="gramEnd"/>
-      <w:r>
-        <w:rPr>
-          <w:rFonts w:cstheme="minorHAnsi"/>
-        </w:rPr>
-        <w:t>_bayes</w:t>
+      <w:r>
+        <w:rPr>
+          <w:rFonts w:cstheme="minorHAnsi"/>
+        </w:rPr>
+        <w:t>sklearn.naive_bayes</w:t>
       </w:r>
       <w:proofErr w:type="spellEnd"/>
       <w:r>
@@ -8678,19 +7800,11 @@
         <w:t xml:space="preserve">iris = </w:t>
       </w:r>
       <w:proofErr w:type="spellStart"/>
-      <w:proofErr w:type="gramStart"/>
-      <w:r>
-        <w:rPr>
-          <w:rFonts w:cstheme="minorHAnsi"/>
-        </w:rPr>
-        <w:t>datasets.load</w:t>
-      </w:r>
-      <w:proofErr w:type="gramEnd"/>
-      <w:r>
-        <w:rPr>
-          <w:rFonts w:cstheme="minorHAnsi"/>
-        </w:rPr>
-        <w:t>_iris</w:t>
+      <w:r>
+        <w:rPr>
+          <w:rFonts w:cstheme="minorHAnsi"/>
+        </w:rPr>
+        <w:t>datasets.load_iris</w:t>
       </w:r>
       <w:proofErr w:type="spellEnd"/>
       <w:r>
@@ -8738,7 +7852,6 @@
         <w:t xml:space="preserve">y = </w:t>
       </w:r>
       <w:proofErr w:type="spellStart"/>
-      <w:proofErr w:type="gramStart"/>
       <w:r>
         <w:rPr>
           <w:rFonts w:cstheme="minorHAnsi"/>
@@ -8746,7 +7859,6 @@
         <w:t>iris.target</w:t>
       </w:r>
       <w:proofErr w:type="spellEnd"/>
-      <w:proofErr w:type="gramEnd"/>
     </w:p>
     <w:p>
       <w:pPr>
@@ -8847,14 +7959,7 @@
         <w:rPr>
           <w:rFonts w:cstheme="minorHAnsi"/>
         </w:rPr>
-        <w:t>train_test_</w:t>
-      </w:r>
-      <w:proofErr w:type="gramStart"/>
-      <w:r>
-        <w:rPr>
-          <w:rFonts w:cstheme="minorHAnsi"/>
-        </w:rPr>
-        <w:t>split</w:t>
+        <w:t>train_test_split</w:t>
       </w:r>
       <w:proofErr w:type="spellEnd"/>
       <w:r>
@@ -8863,7 +7968,6 @@
         </w:rPr>
         <w:t>(</w:t>
       </w:r>
-      <w:proofErr w:type="gramEnd"/>
     </w:p>
     <w:p>
       <w:pPr>
@@ -8961,7 +8065,6 @@
         <w:t xml:space="preserve"> = </w:t>
       </w:r>
       <w:proofErr w:type="spellStart"/>
-      <w:proofErr w:type="gramStart"/>
       <w:r>
         <w:rPr>
           <w:rFonts w:cstheme="minorHAnsi"/>
@@ -8973,14 +8076,7 @@
         <w:rPr>
           <w:rFonts w:cstheme="minorHAnsi"/>
         </w:rPr>
-        <w:t>(</w:t>
-      </w:r>
-      <w:proofErr w:type="gramEnd"/>
-      <w:r>
-        <w:rPr>
-          <w:rFonts w:cstheme="minorHAnsi"/>
-        </w:rPr>
-        <w:t>)</w:t>
+        <w:t>()</w:t>
       </w:r>
     </w:p>
     <w:p>
@@ -9007,7 +8103,6 @@
         </w:rPr>
       </w:pPr>
       <w:proofErr w:type="spellStart"/>
-      <w:proofErr w:type="gramStart"/>
       <w:r>
         <w:rPr>
           <w:rFonts w:cstheme="minorHAnsi"/>
@@ -9022,7 +8117,6 @@
         <w:t>(</w:t>
       </w:r>
       <w:proofErr w:type="spellStart"/>
-      <w:proofErr w:type="gramEnd"/>
       <w:r>
         <w:rPr>
           <w:rFonts w:cstheme="minorHAnsi"/>
@@ -9089,7 +8183,6 @@
         <w:t xml:space="preserve"> = </w:t>
       </w:r>
       <w:proofErr w:type="spellStart"/>
-      <w:proofErr w:type="gramStart"/>
       <w:r>
         <w:rPr>
           <w:rFonts w:cstheme="minorHAnsi"/>
@@ -9097,7 +8190,6 @@
         <w:t>gnb.predict</w:t>
       </w:r>
       <w:proofErr w:type="spellEnd"/>
-      <w:proofErr w:type="gramEnd"/>
       <w:r>
         <w:rPr>
           <w:rFonts w:cstheme="minorHAnsi"/>
@@ -9142,19 +8234,11 @@
           <w:rFonts w:cstheme="minorHAnsi"/>
         </w:rPr>
       </w:pPr>
-      <w:proofErr w:type="gramStart"/>
-      <w:r>
-        <w:rPr>
-          <w:rFonts w:cstheme="minorHAnsi"/>
-        </w:rPr>
-        <w:t>print(</w:t>
-      </w:r>
-      <w:proofErr w:type="gramEnd"/>
-      <w:r>
-        <w:rPr>
-          <w:rFonts w:cstheme="minorHAnsi"/>
-        </w:rPr>
-        <w:t>"Accuracy of Gaussian Naive Bayes: ",</w:t>
+      <w:r>
+        <w:rPr>
+          <w:rFonts w:cstheme="minorHAnsi"/>
+        </w:rPr>
+        <w:t>print("Accuracy of Gaussian Naive Bayes: ",</w:t>
       </w:r>
     </w:p>
     <w:p>
@@ -9176,14 +8260,7 @@
         <w:rPr>
           <w:rFonts w:cstheme="minorHAnsi"/>
         </w:rPr>
-        <w:t>accuracy_</w:t>
-      </w:r>
-      <w:proofErr w:type="gramStart"/>
-      <w:r>
-        <w:rPr>
-          <w:rFonts w:cstheme="minorHAnsi"/>
-        </w:rPr>
-        <w:t>score</w:t>
+        <w:t>accuracy_score</w:t>
       </w:r>
       <w:proofErr w:type="spellEnd"/>
       <w:r>
@@ -9193,7 +8270,6 @@
         <w:t>(</w:t>
       </w:r>
       <w:proofErr w:type="spellStart"/>
-      <w:proofErr w:type="gramEnd"/>
       <w:r>
         <w:rPr>
           <w:rFonts w:cstheme="minorHAnsi"/>
@@ -9245,19 +8321,11 @@
           <w:rFonts w:cstheme="minorHAnsi"/>
         </w:rPr>
       </w:pPr>
-      <w:proofErr w:type="gramStart"/>
-      <w:r>
-        <w:rPr>
-          <w:rFonts w:cstheme="minorHAnsi"/>
-        </w:rPr>
-        <w:t>print(</w:t>
-      </w:r>
-      <w:proofErr w:type="gramEnd"/>
-      <w:r>
-        <w:rPr>
-          <w:rFonts w:cstheme="minorHAnsi"/>
-        </w:rPr>
-        <w:t>"Precision of Gaussian Naive Bayes: ",</w:t>
+      <w:r>
+        <w:rPr>
+          <w:rFonts w:cstheme="minorHAnsi"/>
+        </w:rPr>
+        <w:t>print("Precision of Gaussian Naive Bayes: ",</w:t>
       </w:r>
     </w:p>
     <w:p>
@@ -9279,14 +8347,7 @@
         <w:rPr>
           <w:rFonts w:cstheme="minorHAnsi"/>
         </w:rPr>
-        <w:t>precision_</w:t>
-      </w:r>
-      <w:proofErr w:type="gramStart"/>
-      <w:r>
-        <w:rPr>
-          <w:rFonts w:cstheme="minorHAnsi"/>
-        </w:rPr>
-        <w:t>score</w:t>
+        <w:t>precision_score</w:t>
       </w:r>
       <w:proofErr w:type="spellEnd"/>
       <w:r>
@@ -9296,7 +8357,6 @@
         <w:t>(</w:t>
       </w:r>
       <w:proofErr w:type="spellStart"/>
-      <w:proofErr w:type="gramEnd"/>
       <w:r>
         <w:rPr>
           <w:rFonts w:cstheme="minorHAnsi"/>
@@ -9333,19 +8393,11 @@
           <w:rFonts w:cstheme="minorHAnsi"/>
         </w:rPr>
       </w:pPr>
-      <w:proofErr w:type="gramStart"/>
-      <w:r>
-        <w:rPr>
-          <w:rFonts w:cstheme="minorHAnsi"/>
-        </w:rPr>
-        <w:t>print(</w:t>
-      </w:r>
-      <w:proofErr w:type="gramEnd"/>
-      <w:r>
-        <w:rPr>
-          <w:rFonts w:cstheme="minorHAnsi"/>
-        </w:rPr>
-        <w:t>"Recall of Gaussian Naive Bayes: ",</w:t>
+      <w:r>
+        <w:rPr>
+          <w:rFonts w:cstheme="minorHAnsi"/>
+        </w:rPr>
+        <w:t>print("Recall of Gaussian Naive Bayes: ",</w:t>
       </w:r>
     </w:p>
     <w:p>
@@ -9367,14 +8419,7 @@
         <w:rPr>
           <w:rFonts w:cstheme="minorHAnsi"/>
         </w:rPr>
-        <w:t>recall_</w:t>
-      </w:r>
-      <w:proofErr w:type="gramStart"/>
-      <w:r>
-        <w:rPr>
-          <w:rFonts w:cstheme="minorHAnsi"/>
-        </w:rPr>
-        <w:t>score</w:t>
+        <w:t>recall_score</w:t>
       </w:r>
       <w:proofErr w:type="spellEnd"/>
       <w:r>
@@ -9384,7 +8429,6 @@
         <w:t>(</w:t>
       </w:r>
       <w:proofErr w:type="spellStart"/>
-      <w:proofErr w:type="gramEnd"/>
       <w:r>
         <w:rPr>
           <w:rFonts w:cstheme="minorHAnsi"/>
@@ -9421,19 +8465,11 @@
           <w:rFonts w:cstheme="minorHAnsi"/>
         </w:rPr>
       </w:pPr>
-      <w:proofErr w:type="gramStart"/>
-      <w:r>
-        <w:rPr>
-          <w:rFonts w:cstheme="minorHAnsi"/>
-        </w:rPr>
-        <w:t>print(</w:t>
-      </w:r>
-      <w:proofErr w:type="gramEnd"/>
-      <w:r>
-        <w:rPr>
-          <w:rFonts w:cstheme="minorHAnsi"/>
-        </w:rPr>
-        <w:t>"F1-Score of Gaussian Naive Bayes: ",</w:t>
+      <w:r>
+        <w:rPr>
+          <w:rFonts w:cstheme="minorHAnsi"/>
+        </w:rPr>
+        <w:t>print("F1-Score of Gaussian Naive Bayes: ",</w:t>
       </w:r>
     </w:p>
     <w:p>
@@ -9448,17 +8484,9 @@
         <w:rPr>
           <w:rFonts w:cstheme="minorHAnsi"/>
         </w:rPr>
-        <w:t>      f1_</w:t>
-      </w:r>
-      <w:proofErr w:type="gramStart"/>
-      <w:r>
-        <w:rPr>
-          <w:rFonts w:cstheme="minorHAnsi"/>
-        </w:rPr>
-        <w:t>score(</w:t>
+        <w:t>      f1_score(</w:t>
       </w:r>
       <w:proofErr w:type="spellStart"/>
-      <w:proofErr w:type="gramEnd"/>
       <w:r>
         <w:rPr>
           <w:rFonts w:cstheme="minorHAnsi"/>
@@ -9525,19 +8553,11 @@
           <w:rFonts w:cstheme="minorHAnsi"/>
         </w:rPr>
       </w:pPr>
-      <w:proofErr w:type="spellStart"/>
-      <w:r>
-        <w:rPr>
-          <w:rFonts w:cstheme="minorHAnsi"/>
-        </w:rPr>
-        <w:t>dt</w:t>
-      </w:r>
-      <w:proofErr w:type="spellEnd"/>
-      <w:r>
-        <w:rPr>
-          <w:rFonts w:cstheme="minorHAnsi"/>
-        </w:rPr>
-        <w:t xml:space="preserve"> = </w:t>
+      <w:r>
+        <w:rPr>
+          <w:rFonts w:cstheme="minorHAnsi"/>
+        </w:rPr>
+        <w:t xml:space="preserve">dt = </w:t>
       </w:r>
       <w:proofErr w:type="spellStart"/>
       <w:r>
@@ -9592,7 +8612,6 @@
         </w:rPr>
       </w:pPr>
       <w:proofErr w:type="spellStart"/>
-      <w:proofErr w:type="gramStart"/>
       <w:r>
         <w:rPr>
           <w:rFonts w:cstheme="minorHAnsi"/>
@@ -9607,7 +8626,6 @@
         <w:t>(</w:t>
       </w:r>
       <w:proofErr w:type="spellStart"/>
-      <w:proofErr w:type="gramEnd"/>
       <w:r>
         <w:rPr>
           <w:rFonts w:cstheme="minorHAnsi"/>
@@ -9664,6 +8682,7 @@
         <w:rPr>
           <w:rFonts w:cstheme="minorHAnsi"/>
         </w:rPr>
+        <w:lastRenderedPageBreak/>
         <w:t>dt_pred</w:t>
       </w:r>
       <w:proofErr w:type="spellEnd"/>
@@ -9674,7 +8693,6 @@
         <w:t xml:space="preserve"> = </w:t>
       </w:r>
       <w:proofErr w:type="spellStart"/>
-      <w:proofErr w:type="gramStart"/>
       <w:r>
         <w:rPr>
           <w:rFonts w:cstheme="minorHAnsi"/>
@@ -9682,7 +8700,6 @@
         <w:t>dt.predict</w:t>
       </w:r>
       <w:proofErr w:type="spellEnd"/>
-      <w:proofErr w:type="gramEnd"/>
       <w:r>
         <w:rPr>
           <w:rFonts w:cstheme="minorHAnsi"/>
@@ -9727,19 +8744,11 @@
           <w:rFonts w:cstheme="minorHAnsi"/>
         </w:rPr>
       </w:pPr>
-      <w:proofErr w:type="gramStart"/>
-      <w:r>
-        <w:rPr>
-          <w:rFonts w:cstheme="minorHAnsi"/>
-        </w:rPr>
-        <w:t>print(</w:t>
-      </w:r>
-      <w:proofErr w:type="gramEnd"/>
-      <w:r>
-        <w:rPr>
-          <w:rFonts w:cstheme="minorHAnsi"/>
-        </w:rPr>
-        <w:t>"Accuracy of Decision Tree Classifier: ",</w:t>
+      <w:r>
+        <w:rPr>
+          <w:rFonts w:cstheme="minorHAnsi"/>
+        </w:rPr>
+        <w:t>print("Accuracy of Decision Tree Classifier: ",</w:t>
       </w:r>
     </w:p>
     <w:p>
@@ -9761,14 +8770,7 @@
         <w:rPr>
           <w:rFonts w:cstheme="minorHAnsi"/>
         </w:rPr>
-        <w:t>accuracy_</w:t>
-      </w:r>
-      <w:proofErr w:type="gramStart"/>
-      <w:r>
-        <w:rPr>
-          <w:rFonts w:cstheme="minorHAnsi"/>
-        </w:rPr>
-        <w:t>score</w:t>
+        <w:t>accuracy_score</w:t>
       </w:r>
       <w:proofErr w:type="spellEnd"/>
       <w:r>
@@ -9778,7 +8780,6 @@
         <w:t>(</w:t>
       </w:r>
       <w:proofErr w:type="spellStart"/>
-      <w:proofErr w:type="gramEnd"/>
       <w:r>
         <w:rPr>
           <w:rFonts w:cstheme="minorHAnsi"/>
@@ -9830,19 +8831,11 @@
           <w:rFonts w:cstheme="minorHAnsi"/>
         </w:rPr>
       </w:pPr>
-      <w:proofErr w:type="gramStart"/>
-      <w:r>
-        <w:rPr>
-          <w:rFonts w:cstheme="minorHAnsi"/>
-        </w:rPr>
-        <w:t>print(</w:t>
-      </w:r>
-      <w:proofErr w:type="gramEnd"/>
-      <w:r>
-        <w:rPr>
-          <w:rFonts w:cstheme="minorHAnsi"/>
-        </w:rPr>
-        <w:t>"Precision of Decision Tree Classifier: ",</w:t>
+      <w:r>
+        <w:rPr>
+          <w:rFonts w:cstheme="minorHAnsi"/>
+        </w:rPr>
+        <w:t>print("Precision of Decision Tree Classifier: ",</w:t>
       </w:r>
     </w:p>
     <w:p>
@@ -9864,14 +8857,7 @@
         <w:rPr>
           <w:rFonts w:cstheme="minorHAnsi"/>
         </w:rPr>
-        <w:t>precision_</w:t>
-      </w:r>
-      <w:proofErr w:type="gramStart"/>
-      <w:r>
-        <w:rPr>
-          <w:rFonts w:cstheme="minorHAnsi"/>
-        </w:rPr>
-        <w:t>score</w:t>
+        <w:t>precision_score</w:t>
       </w:r>
       <w:proofErr w:type="spellEnd"/>
       <w:r>
@@ -9881,7 +8867,6 @@
         <w:t>(</w:t>
       </w:r>
       <w:proofErr w:type="spellStart"/>
-      <w:proofErr w:type="gramEnd"/>
       <w:r>
         <w:rPr>
           <w:rFonts w:cstheme="minorHAnsi"/>
@@ -9918,19 +8903,11 @@
           <w:rFonts w:cstheme="minorHAnsi"/>
         </w:rPr>
       </w:pPr>
-      <w:proofErr w:type="gramStart"/>
-      <w:r>
-        <w:rPr>
-          <w:rFonts w:cstheme="minorHAnsi"/>
-        </w:rPr>
-        <w:t>print(</w:t>
-      </w:r>
-      <w:proofErr w:type="gramEnd"/>
-      <w:r>
-        <w:rPr>
-          <w:rFonts w:cstheme="minorHAnsi"/>
-        </w:rPr>
-        <w:t>"Recall of Decision Tree Classifier: ",</w:t>
+      <w:r>
+        <w:rPr>
+          <w:rFonts w:cstheme="minorHAnsi"/>
+        </w:rPr>
+        <w:t>print("Recall of Decision Tree Classifier: ",</w:t>
       </w:r>
     </w:p>
     <w:p>
@@ -9952,14 +8929,7 @@
         <w:rPr>
           <w:rFonts w:cstheme="minorHAnsi"/>
         </w:rPr>
-        <w:t>recall_</w:t>
-      </w:r>
-      <w:proofErr w:type="gramStart"/>
-      <w:r>
-        <w:rPr>
-          <w:rFonts w:cstheme="minorHAnsi"/>
-        </w:rPr>
-        <w:t>score</w:t>
+        <w:t>recall_score</w:t>
       </w:r>
       <w:proofErr w:type="spellEnd"/>
       <w:r>
@@ -9969,7 +8939,6 @@
         <w:t>(</w:t>
       </w:r>
       <w:proofErr w:type="spellStart"/>
-      <w:proofErr w:type="gramEnd"/>
       <w:r>
         <w:rPr>
           <w:rFonts w:cstheme="minorHAnsi"/>
@@ -10006,19 +8975,11 @@
           <w:rFonts w:cstheme="minorHAnsi"/>
         </w:rPr>
       </w:pPr>
-      <w:proofErr w:type="gramStart"/>
-      <w:r>
-        <w:rPr>
-          <w:rFonts w:cstheme="minorHAnsi"/>
-        </w:rPr>
-        <w:t>print(</w:t>
-      </w:r>
-      <w:proofErr w:type="gramEnd"/>
-      <w:r>
-        <w:rPr>
-          <w:rFonts w:cstheme="minorHAnsi"/>
-        </w:rPr>
-        <w:t>"F1-Score of Decision Tree Classifier: ",</w:t>
+      <w:r>
+        <w:rPr>
+          <w:rFonts w:cstheme="minorHAnsi"/>
+        </w:rPr>
+        <w:t>print("F1-Score of Decision Tree Classifier: ",</w:t>
       </w:r>
     </w:p>
     <w:p>
@@ -10033,17 +8994,9 @@
         <w:rPr>
           <w:rFonts w:cstheme="minorHAnsi"/>
         </w:rPr>
-        <w:t>      f1_</w:t>
-      </w:r>
-      <w:proofErr w:type="gramStart"/>
-      <w:r>
-        <w:rPr>
-          <w:rFonts w:cstheme="minorHAnsi"/>
-        </w:rPr>
-        <w:t>score(</w:t>
+        <w:t>      f1_score(</w:t>
       </w:r>
       <w:proofErr w:type="spellStart"/>
-      <w:proofErr w:type="gramEnd"/>
       <w:r>
         <w:rPr>
           <w:rFonts w:cstheme="minorHAnsi"/>
@@ -10136,21 +9089,7 @@
         <w:rPr>
           <w:rFonts w:cstheme="minorHAnsi"/>
         </w:rPr>
-        <w:t>(kernel='linear</w:t>
-      </w:r>
-      <w:proofErr w:type="gramStart"/>
-      <w:r>
-        <w:rPr>
-          <w:rFonts w:cstheme="minorHAnsi"/>
-        </w:rPr>
-        <w:t>')  #</w:t>
-      </w:r>
-      <w:proofErr w:type="gramEnd"/>
-      <w:r>
-        <w:rPr>
-          <w:rFonts w:cstheme="minorHAnsi"/>
-        </w:rPr>
-        <w:t xml:space="preserve"> Linear Kernel</w:t>
+        <w:t>(kernel='linear')  # Linear Kernel</w:t>
       </w:r>
     </w:p>
     <w:p>
@@ -10177,7 +9116,6 @@
         </w:rPr>
       </w:pPr>
       <w:proofErr w:type="spellStart"/>
-      <w:proofErr w:type="gramStart"/>
       <w:r>
         <w:rPr>
           <w:rFonts w:cstheme="minorHAnsi"/>
@@ -10192,7 +9130,6 @@
         <w:t>(</w:t>
       </w:r>
       <w:proofErr w:type="spellStart"/>
-      <w:proofErr w:type="gramEnd"/>
       <w:r>
         <w:rPr>
           <w:rFonts w:cstheme="minorHAnsi"/>
@@ -10263,17 +9200,9 @@
         <w:rPr>
           <w:rFonts w:cstheme="minorHAnsi"/>
         </w:rPr>
-        <w:t>svm_</w:t>
-      </w:r>
-      <w:proofErr w:type="gramStart"/>
-      <w:r>
-        <w:rPr>
-          <w:rFonts w:cstheme="minorHAnsi"/>
-        </w:rPr>
-        <w:t>clf.predict</w:t>
+        <w:t>svm_clf.predict</w:t>
       </w:r>
       <w:proofErr w:type="spellEnd"/>
-      <w:proofErr w:type="gramEnd"/>
       <w:r>
         <w:rPr>
           <w:rFonts w:cstheme="minorHAnsi"/>
@@ -10318,19 +9247,11 @@
           <w:rFonts w:cstheme="minorHAnsi"/>
         </w:rPr>
       </w:pPr>
-      <w:proofErr w:type="gramStart"/>
-      <w:r>
-        <w:rPr>
-          <w:rFonts w:cstheme="minorHAnsi"/>
-        </w:rPr>
-        <w:t>print(</w:t>
-      </w:r>
-      <w:proofErr w:type="gramEnd"/>
-      <w:r>
-        <w:rPr>
-          <w:rFonts w:cstheme="minorHAnsi"/>
-        </w:rPr>
-        <w:t>"Accuracy of Support Vector Machine: ",</w:t>
+      <w:r>
+        <w:rPr>
+          <w:rFonts w:cstheme="minorHAnsi"/>
+        </w:rPr>
+        <w:t>print("Accuracy of Support Vector Machine: ",</w:t>
       </w:r>
     </w:p>
     <w:p>
@@ -10365,14 +9286,7 @@
         <w:rPr>
           <w:rFonts w:cstheme="minorHAnsi"/>
         </w:rPr>
-        <w:t>accuracy_</w:t>
-      </w:r>
-      <w:proofErr w:type="gramStart"/>
-      <w:r>
-        <w:rPr>
-          <w:rFonts w:cstheme="minorHAnsi"/>
-        </w:rPr>
-        <w:t>score</w:t>
+        <w:t>accuracy_score</w:t>
       </w:r>
       <w:proofErr w:type="spellEnd"/>
       <w:r>
@@ -10382,7 +9296,6 @@
         <w:t>(</w:t>
       </w:r>
       <w:proofErr w:type="spellStart"/>
-      <w:proofErr w:type="gramEnd"/>
       <w:r>
         <w:rPr>
           <w:rFonts w:cstheme="minorHAnsi"/>
@@ -10434,19 +9347,11 @@
           <w:rFonts w:cstheme="minorHAnsi"/>
         </w:rPr>
       </w:pPr>
-      <w:proofErr w:type="gramStart"/>
-      <w:r>
-        <w:rPr>
-          <w:rFonts w:cstheme="minorHAnsi"/>
-        </w:rPr>
-        <w:t>print(</w:t>
-      </w:r>
-      <w:proofErr w:type="gramEnd"/>
-      <w:r>
-        <w:rPr>
-          <w:rFonts w:cstheme="minorHAnsi"/>
-        </w:rPr>
-        <w:t>"Precision of Support Vector Machine: ",</w:t>
+      <w:r>
+        <w:rPr>
+          <w:rFonts w:cstheme="minorHAnsi"/>
+        </w:rPr>
+        <w:t>print("Precision of Support Vector Machine: ",</w:t>
       </w:r>
     </w:p>
     <w:p>
@@ -10481,14 +9386,7 @@
         <w:rPr>
           <w:rFonts w:cstheme="minorHAnsi"/>
         </w:rPr>
-        <w:t>precision_</w:t>
-      </w:r>
-      <w:proofErr w:type="gramStart"/>
-      <w:r>
-        <w:rPr>
-          <w:rFonts w:cstheme="minorHAnsi"/>
-        </w:rPr>
-        <w:t>score</w:t>
+        <w:t>precision_score</w:t>
       </w:r>
       <w:proofErr w:type="spellEnd"/>
       <w:r>
@@ -10498,7 +9396,6 @@
         <w:t>(</w:t>
       </w:r>
       <w:proofErr w:type="spellStart"/>
-      <w:proofErr w:type="gramEnd"/>
       <w:r>
         <w:rPr>
           <w:rFonts w:cstheme="minorHAnsi"/>
@@ -10535,19 +9432,11 @@
           <w:rFonts w:cstheme="minorHAnsi"/>
         </w:rPr>
       </w:pPr>
-      <w:proofErr w:type="gramStart"/>
-      <w:r>
-        <w:rPr>
-          <w:rFonts w:cstheme="minorHAnsi"/>
-        </w:rPr>
-        <w:t>print(</w:t>
-      </w:r>
-      <w:proofErr w:type="gramEnd"/>
-      <w:r>
-        <w:rPr>
-          <w:rFonts w:cstheme="minorHAnsi"/>
-        </w:rPr>
-        <w:t>"Recall of Support Vector Machine: ",</w:t>
+      <w:r>
+        <w:rPr>
+          <w:rFonts w:cstheme="minorHAnsi"/>
+        </w:rPr>
+        <w:t>print("Recall of Support Vector Machine: ",</w:t>
       </w:r>
     </w:p>
     <w:p>
@@ -10581,14 +9470,7 @@
         <w:rPr>
           <w:rFonts w:cstheme="minorHAnsi"/>
         </w:rPr>
-        <w:t>recall_</w:t>
-      </w:r>
-      <w:proofErr w:type="gramStart"/>
-      <w:r>
-        <w:rPr>
-          <w:rFonts w:cstheme="minorHAnsi"/>
-        </w:rPr>
-        <w:t>score</w:t>
+        <w:t>recall_score</w:t>
       </w:r>
       <w:proofErr w:type="spellEnd"/>
       <w:r>
@@ -10598,7 +9480,6 @@
         <w:t>(</w:t>
       </w:r>
       <w:proofErr w:type="spellStart"/>
-      <w:proofErr w:type="gramEnd"/>
       <w:r>
         <w:rPr>
           <w:rFonts w:cstheme="minorHAnsi"/>
@@ -10635,19 +9516,11 @@
           <w:rFonts w:cstheme="minorHAnsi"/>
         </w:rPr>
       </w:pPr>
-      <w:proofErr w:type="gramStart"/>
-      <w:r>
-        <w:rPr>
-          <w:rFonts w:cstheme="minorHAnsi"/>
-        </w:rPr>
-        <w:t>print(</w:t>
-      </w:r>
-      <w:proofErr w:type="gramEnd"/>
-      <w:r>
-        <w:rPr>
-          <w:rFonts w:cstheme="minorHAnsi"/>
-        </w:rPr>
-        <w:t>"F1-Score of Support Vector Machine: ",</w:t>
+      <w:r>
+        <w:rPr>
+          <w:rFonts w:cstheme="minorHAnsi"/>
+        </w:rPr>
+        <w:t>print("F1-Score of Support Vector Machine: ",</w:t>
       </w:r>
     </w:p>
     <w:p>
@@ -10675,17 +9548,9 @@
           <w:rFonts w:cstheme="minorHAnsi"/>
         </w:rPr>
         <w:tab/>
-        <w:t>f1_</w:t>
-      </w:r>
-      <w:proofErr w:type="gramStart"/>
-      <w:r>
-        <w:rPr>
-          <w:rFonts w:cstheme="minorHAnsi"/>
-        </w:rPr>
-        <w:t>score(</w:t>
+        <w:t>f1_score(</w:t>
       </w:r>
       <w:proofErr w:type="spellStart"/>
-      <w:proofErr w:type="gramEnd"/>
       <w:r>
         <w:rPr>
           <w:rFonts w:cstheme="minorHAnsi"/>
@@ -10791,6 +9656,7 @@
           <w:rFonts w:cstheme="minorHAnsi"/>
           <w:noProof/>
         </w:rPr>
+        <w:lastRenderedPageBreak/>
         <w:drawing>
           <wp:anchor distT="0" distB="0" distL="114300" distR="114300" simplePos="0" relativeHeight="251665408" behindDoc="0" locked="0" layoutInCell="1" allowOverlap="1" wp14:anchorId="14EA7610" wp14:editId="68EFD23E">
             <wp:simplePos x="0" y="0"/>
@@ -10867,7 +9733,7 @@
         <w:pStyle w:val="ListParagraph"/>
         <w:numPr>
           <w:ilvl w:val="0"/>
-          <w:numId w:val="23"/>
+          <w:numId w:val="21"/>
         </w:numPr>
         <w:rPr>
           <w:rFonts w:cstheme="minorHAnsi"/>
@@ -10893,7 +9759,7 @@
         <w:pStyle w:val="ListParagraph"/>
         <w:numPr>
           <w:ilvl w:val="0"/>
-          <w:numId w:val="23"/>
+          <w:numId w:val="21"/>
         </w:numPr>
         <w:rPr>
           <w:rFonts w:cstheme="minorHAnsi"/>
@@ -10919,7 +9785,7 @@
         <w:pStyle w:val="ListParagraph"/>
         <w:numPr>
           <w:ilvl w:val="0"/>
-          <w:numId w:val="23"/>
+          <w:numId w:val="21"/>
         </w:numPr>
         <w:rPr>
           <w:rFonts w:cstheme="minorHAnsi"/>
@@ -10937,43 +9803,15 @@
         <w:rPr>
           <w:rFonts w:cstheme="minorHAnsi"/>
         </w:rPr>
-        <w:t xml:space="preserve">: Ridge regression is a statistical regularization method used to correct overfitting on machine learning model training data. Ridge regression is a good choice for analyzing </w:t>
-      </w:r>
-      <w:proofErr w:type="spellStart"/>
-      <w:r>
-        <w:rPr>
-          <w:rFonts w:cstheme="minorHAnsi"/>
-        </w:rPr>
-        <w:t>multicollinearity</w:t>
-      </w:r>
-      <w:proofErr w:type="spellEnd"/>
-      <w:r>
-        <w:rPr>
-          <w:rFonts w:cstheme="minorHAnsi"/>
-        </w:rPr>
-        <w:t xml:space="preserve">, the occurrence of high </w:t>
-      </w:r>
-      <w:proofErr w:type="spellStart"/>
-      <w:r>
-        <w:rPr>
-          <w:rFonts w:cstheme="minorHAnsi"/>
-        </w:rPr>
-        <w:t>intercorrelations</w:t>
-      </w:r>
-      <w:proofErr w:type="spellEnd"/>
-      <w:r>
-        <w:rPr>
-          <w:rFonts w:cstheme="minorHAnsi"/>
-        </w:rPr>
-        <w:t xml:space="preserve"> among two or more independent variables within a multiple regression model. This prevents overfitting by adding a penalty to the regression coefficients. In healthcare settings, ridge regression is used to identify the relationship between a large number of genetic, lifestyle and environmental factors and the risk of developing specific diseases. This type of regression can play an important role in building more powerful, reliable models for predicting individual disease risk based on many complexes, interrelated factors.</w:t>
-      </w:r>
-    </w:p>
-    <w:p>
-      <w:pPr>
-        <w:pStyle w:val="ListParagraph"/>
-        <w:numPr>
-          <w:ilvl w:val="0"/>
-          <w:numId w:val="23"/>
+        <w:t>: Ridge regression is a statistical regularization method used to correct overfitting on machine learning model training data. Ridge regression is a good choice for analyzing multicollinearity, the occurrence of high intercorrelations among two or more independent variables within a multiple regression model. This prevents overfitting by adding a penalty to the regression coefficients. In healthcare settings, ridge regression is used to identify the relationship between a large number of genetic, lifestyle and environmental factors and the risk of developing specific diseases. This type of regression can play an important role in building more powerful, reliable models for predicting individual disease risk based on many complexes, interrelated factors.</w:t>
+      </w:r>
+    </w:p>
+    <w:p>
+      <w:pPr>
+        <w:pStyle w:val="ListParagraph"/>
+        <w:numPr>
+          <w:ilvl w:val="0"/>
+          <w:numId w:val="21"/>
         </w:numPr>
         <w:rPr>
           <w:rFonts w:cstheme="minorHAnsi"/>
@@ -10991,29 +9829,22 @@
         <w:rPr>
           <w:rFonts w:cstheme="minorHAnsi"/>
         </w:rPr>
-        <w:t xml:space="preserve"> Least Absolute Shrinkage and Selection Operator (Lasso) </w:t>
-      </w:r>
-      <w:proofErr w:type="gramStart"/>
-      <w:r>
-        <w:rPr>
-          <w:rFonts w:cstheme="minorHAnsi"/>
-        </w:rPr>
-        <w:t>regression,  is</w:t>
-      </w:r>
-      <w:proofErr w:type="gramEnd"/>
-      <w:r>
-        <w:rPr>
-          <w:rFonts w:cstheme="minorHAnsi"/>
-        </w:rPr>
-        <w:t xml:space="preserve"> a form of linear regression that uses shrinkage, with data values being shrunk toward a central point, such as the mean. A primary use case for lasso regression is automating feature selection. Lasso regression automatically selects useful features, eliminating unneeded or redundant features.</w:t>
-      </w:r>
-    </w:p>
-    <w:p>
-      <w:pPr>
-        <w:pStyle w:val="ListParagraph"/>
-        <w:numPr>
-          <w:ilvl w:val="0"/>
-          <w:numId w:val="23"/>
+        <w:t xml:space="preserve"> Least Absolute Shrinkage and Selection Operator (Lasso) regression,  is a form of linear regression that uses shrinkage, with data values being shrunk toward a central </w:t>
+      </w:r>
+      <w:r>
+        <w:rPr>
+          <w:rFonts w:cstheme="minorHAnsi"/>
+        </w:rPr>
+        <w:lastRenderedPageBreak/>
+        <w:t>point, such as the mean. A primary use case for lasso regression is automating feature selection. Lasso regression automatically selects useful features, eliminating unneeded or redundant features.</w:t>
+      </w:r>
+    </w:p>
+    <w:p>
+      <w:pPr>
+        <w:pStyle w:val="ListParagraph"/>
+        <w:numPr>
+          <w:ilvl w:val="0"/>
+          <w:numId w:val="21"/>
         </w:numPr>
         <w:rPr>
           <w:rFonts w:cstheme="minorHAnsi"/>
@@ -11031,29 +9862,15 @@
         <w:rPr>
           <w:rFonts w:cstheme="minorHAnsi"/>
         </w:rPr>
-        <w:t xml:space="preserve"> Elastic net regression merges the penalties of lasso and ridge regression together, resulting in a machine learning regression model that can balance between variable selection and handling </w:t>
-      </w:r>
-      <w:proofErr w:type="spellStart"/>
-      <w:r>
-        <w:rPr>
-          <w:rFonts w:cstheme="minorHAnsi"/>
-        </w:rPr>
-        <w:t>multicollinearity</w:t>
-      </w:r>
-      <w:proofErr w:type="spellEnd"/>
-      <w:r>
-        <w:rPr>
-          <w:rFonts w:cstheme="minorHAnsi"/>
-        </w:rPr>
-        <w:t xml:space="preserve"> in predictive models. In the context of sports analytics, elastic net regression’s ability to handle a broad range of correlated variables — such as player statistics, physical metrics and game conditions — makes it useful for analyzing player performance and predicting game outcomes.</w:t>
-      </w:r>
-    </w:p>
-    <w:p>
-      <w:pPr>
-        <w:pStyle w:val="ListParagraph"/>
-        <w:numPr>
-          <w:ilvl w:val="0"/>
-          <w:numId w:val="23"/>
+        <w:t xml:space="preserve"> Elastic net regression merges the penalties of lasso and ridge regression together, resulting in a machine learning regression model that can balance between variable selection and handling multicollinearity in predictive models. In the context of sports analytics, elastic net regression’s ability to handle a broad range of correlated variables — such as player statistics, physical metrics and game conditions — makes it useful for analyzing player performance and predicting game outcomes.</w:t>
+      </w:r>
+    </w:p>
+    <w:p>
+      <w:pPr>
+        <w:pStyle w:val="ListParagraph"/>
+        <w:numPr>
+          <w:ilvl w:val="0"/>
+          <w:numId w:val="21"/>
         </w:numPr>
         <w:rPr>
           <w:rFonts w:cstheme="minorHAnsi"/>
@@ -11101,7 +9918,7 @@
 </file>
 
 <file path=word/numbering.xml><?xml version="1.0" encoding="utf-8"?>
-<w:numbering xmlns:wpc="http://schemas.microsoft.com/office/word/2010/wordprocessingCanvas" xmlns:cx="http://schemas.microsoft.com/office/drawing/2014/chartex" xmlns:cx1="http://schemas.microsoft.com/office/drawing/2015/9/8/chartex" xmlns:mc="http://schemas.openxmlformats.org/markup-compatibility/2006" xmlns:o="urn:schemas-microsoft-com:office:office" xmlns:r="http://schemas.openxmlformats.org/officeDocument/2006/relationships" xmlns:m="http://schemas.openxmlformats.org/officeDocument/2006/math" xmlns:v="urn:schemas-microsoft-com:vml" xmlns:wp14="http://schemas.microsoft.com/office/word/2010/wordprocessingDrawing" xmlns:wp="http://schemas.openxmlformats.org/drawingml/2006/wordprocessingDrawing" xmlns:w10="urn:schemas-microsoft-com:office:word" xmlns:w="http://schemas.openxmlformats.org/wordprocessingml/2006/main" xmlns:w14="http://schemas.microsoft.com/office/word/2010/wordml" xmlns:w15="http://schemas.microsoft.com/office/word/2012/wordml" xmlns:w16se="http://schemas.microsoft.com/office/word/2015/wordml/symex" xmlns:wpg="http://schemas.microsoft.com/office/word/2010/wordprocessingGroup" xmlns:wpi="http://schemas.microsoft.com/office/word/2010/wordprocessingInk" xmlns:wne="http://schemas.microsoft.com/office/word/2006/wordml" xmlns:wps="http://schemas.microsoft.com/office/word/2010/wordprocessingShape" mc:Ignorable="w14 w15 w16se wp14">
+<w:numbering xmlns:wpc="http://schemas.microsoft.com/office/word/2010/wordprocessingCanvas" xmlns:cx="http://schemas.microsoft.com/office/drawing/2014/chartex" xmlns:cx1="http://schemas.microsoft.com/office/drawing/2015/9/8/chartex" xmlns:cx2="http://schemas.microsoft.com/office/drawing/2015/10/21/chartex" xmlns:cx3="http://schemas.microsoft.com/office/drawing/2016/5/9/chartex" xmlns:cx4="http://schemas.microsoft.com/office/drawing/2016/5/10/chartex" xmlns:cx5="http://schemas.microsoft.com/office/drawing/2016/5/11/chartex" xmlns:cx6="http://schemas.microsoft.com/office/drawing/2016/5/12/chartex" xmlns:cx7="http://schemas.microsoft.com/office/drawing/2016/5/13/chartex" xmlns:cx8="http://schemas.microsoft.com/office/drawing/2016/5/14/chartex" xmlns:mc="http://schemas.openxmlformats.org/markup-compatibility/2006" xmlns:aink="http://schemas.microsoft.com/office/drawing/2016/ink" xmlns:am3d="http://schemas.microsoft.com/office/drawing/2017/model3d" xmlns:o="urn:schemas-microsoft-com:office:office" xmlns:r="http://schemas.openxmlformats.org/officeDocument/2006/relationships" xmlns:m="http://schemas.openxmlformats.org/officeDocument/2006/math" xmlns:v="urn:schemas-microsoft-com:vml" xmlns:wp14="http://schemas.microsoft.com/office/word/2010/wordprocessingDrawing" xmlns:wp="http://schemas.openxmlformats.org/drawingml/2006/wordprocessingDrawing" xmlns:w10="urn:schemas-microsoft-com:office:word" xmlns:w="http://schemas.openxmlformats.org/wordprocessingml/2006/main" xmlns:w14="http://schemas.microsoft.com/office/word/2010/wordml" xmlns:w15="http://schemas.microsoft.com/office/word/2012/wordml" xmlns:w16cex="http://schemas.microsoft.com/office/word/2018/wordml/cex" xmlns:w16cid="http://schemas.microsoft.com/office/word/2016/wordml/cid" xmlns:w16="http://schemas.microsoft.com/office/word/2018/wordml" xmlns:w16sdtdh="http://schemas.microsoft.com/office/word/2020/wordml/sdtdatahash" xmlns:w16se="http://schemas.microsoft.com/office/word/2015/wordml/symex" xmlns:wpg="http://schemas.microsoft.com/office/word/2010/wordprocessingGroup" xmlns:wpi="http://schemas.microsoft.com/office/word/2010/wordprocessingInk" xmlns:wne="http://schemas.microsoft.com/office/word/2006/wordml" xmlns:wps="http://schemas.microsoft.com/office/word/2010/wordprocessingShape" mc:Ignorable="w14 w15 w16se w16cid w16 w16cex w16sdtdh wp14">
   <w:abstractNum w:abstractNumId="0" w15:restartNumberingAfterBreak="0">
     <w:nsid w:val="01A30BD6"/>
     <w:multiLevelType w:val="hybridMultilevel"/>
@@ -11279,92 +10096,6 @@
     </w:lvl>
   </w:abstractNum>
   <w:abstractNum w:abstractNumId="2" w15:restartNumberingAfterBreak="0">
-    <w:nsid w:val="0FAE31FA"/>
-    <w:multiLevelType w:val="hybridMultilevel"/>
-    <w:tmpl w:val="F55446B4"/>
-    <w:lvl w:ilvl="0" w:tplc="0409000F">
-      <w:start w:val="1"/>
-      <w:numFmt w:val="decimal"/>
-      <w:lvlText w:val="%1."/>
-      <w:lvlJc w:val="left"/>
-      <w:pPr>
-        <w:ind w:left="720" w:hanging="360"/>
-      </w:pPr>
-    </w:lvl>
-    <w:lvl w:ilvl="1" w:tplc="04090019" w:tentative="1">
-      <w:start w:val="1"/>
-      <w:numFmt w:val="lowerLetter"/>
-      <w:lvlText w:val="%2."/>
-      <w:lvlJc w:val="left"/>
-      <w:pPr>
-        <w:ind w:left="1440" w:hanging="360"/>
-      </w:pPr>
-    </w:lvl>
-    <w:lvl w:ilvl="2" w:tplc="0409001B" w:tentative="1">
-      <w:start w:val="1"/>
-      <w:numFmt w:val="lowerRoman"/>
-      <w:lvlText w:val="%3."/>
-      <w:lvlJc w:val="right"/>
-      <w:pPr>
-        <w:ind w:left="2160" w:hanging="180"/>
-      </w:pPr>
-    </w:lvl>
-    <w:lvl w:ilvl="3" w:tplc="0409000F" w:tentative="1">
-      <w:start w:val="1"/>
-      <w:numFmt w:val="decimal"/>
-      <w:lvlText w:val="%4."/>
-      <w:lvlJc w:val="left"/>
-      <w:pPr>
-        <w:ind w:left="2880" w:hanging="360"/>
-      </w:pPr>
-    </w:lvl>
-    <w:lvl w:ilvl="4" w:tplc="04090019" w:tentative="1">
-      <w:start w:val="1"/>
-      <w:numFmt w:val="lowerLetter"/>
-      <w:lvlText w:val="%5."/>
-      <w:lvlJc w:val="left"/>
-      <w:pPr>
-        <w:ind w:left="3600" w:hanging="360"/>
-      </w:pPr>
-    </w:lvl>
-    <w:lvl w:ilvl="5" w:tplc="0409001B" w:tentative="1">
-      <w:start w:val="1"/>
-      <w:numFmt w:val="lowerRoman"/>
-      <w:lvlText w:val="%6."/>
-      <w:lvlJc w:val="right"/>
-      <w:pPr>
-        <w:ind w:left="4320" w:hanging="180"/>
-      </w:pPr>
-    </w:lvl>
-    <w:lvl w:ilvl="6" w:tplc="0409000F" w:tentative="1">
-      <w:start w:val="1"/>
-      <w:numFmt w:val="decimal"/>
-      <w:lvlText w:val="%7."/>
-      <w:lvlJc w:val="left"/>
-      <w:pPr>
-        <w:ind w:left="5040" w:hanging="360"/>
-      </w:pPr>
-    </w:lvl>
-    <w:lvl w:ilvl="7" w:tplc="04090019" w:tentative="1">
-      <w:start w:val="1"/>
-      <w:numFmt w:val="lowerLetter"/>
-      <w:lvlText w:val="%8."/>
-      <w:lvlJc w:val="left"/>
-      <w:pPr>
-        <w:ind w:left="5760" w:hanging="360"/>
-      </w:pPr>
-    </w:lvl>
-    <w:lvl w:ilvl="8" w:tplc="0409001B" w:tentative="1">
-      <w:start w:val="1"/>
-      <w:numFmt w:val="lowerRoman"/>
-      <w:lvlText w:val="%9."/>
-      <w:lvlJc w:val="right"/>
-      <w:pPr>
-        <w:ind w:left="6480" w:hanging="180"/>
-      </w:pPr>
-    </w:lvl>
-  </w:abstractNum>
-  <w:abstractNum w:abstractNumId="3" w15:restartNumberingAfterBreak="0">
     <w:nsid w:val="101C436B"/>
     <w:multiLevelType w:val="hybridMultilevel"/>
     <w:tmpl w:val="7046889A"/>
@@ -11450,7 +10181,7 @@
       </w:pPr>
     </w:lvl>
   </w:abstractNum>
-  <w:abstractNum w:abstractNumId="4" w15:restartNumberingAfterBreak="0">
+  <w:abstractNum w:abstractNumId="3" w15:restartNumberingAfterBreak="0">
     <w:nsid w:val="1260233E"/>
     <w:multiLevelType w:val="hybridMultilevel"/>
     <w:tmpl w:val="86FC05C0"/>
@@ -11536,7 +10267,7 @@
       </w:pPr>
     </w:lvl>
   </w:abstractNum>
-  <w:abstractNum w:abstractNumId="5" w15:restartNumberingAfterBreak="0">
+  <w:abstractNum w:abstractNumId="4" w15:restartNumberingAfterBreak="0">
     <w:nsid w:val="18D96234"/>
     <w:multiLevelType w:val="hybridMultilevel"/>
     <w:tmpl w:val="6E38D77C"/>
@@ -11622,93 +10353,7 @@
       </w:pPr>
     </w:lvl>
   </w:abstractNum>
-  <w:abstractNum w:abstractNumId="6" w15:restartNumberingAfterBreak="0">
-    <w:nsid w:val="19DC3B85"/>
-    <w:multiLevelType w:val="hybridMultilevel"/>
-    <w:tmpl w:val="200A62A2"/>
-    <w:lvl w:ilvl="0" w:tplc="0409000F">
-      <w:start w:val="1"/>
-      <w:numFmt w:val="decimal"/>
-      <w:lvlText w:val="%1."/>
-      <w:lvlJc w:val="left"/>
-      <w:pPr>
-        <w:ind w:left="720" w:hanging="360"/>
-      </w:pPr>
-    </w:lvl>
-    <w:lvl w:ilvl="1" w:tplc="04090019" w:tentative="1">
-      <w:start w:val="1"/>
-      <w:numFmt w:val="lowerLetter"/>
-      <w:lvlText w:val="%2."/>
-      <w:lvlJc w:val="left"/>
-      <w:pPr>
-        <w:ind w:left="1440" w:hanging="360"/>
-      </w:pPr>
-    </w:lvl>
-    <w:lvl w:ilvl="2" w:tplc="0409001B" w:tentative="1">
-      <w:start w:val="1"/>
-      <w:numFmt w:val="lowerRoman"/>
-      <w:lvlText w:val="%3."/>
-      <w:lvlJc w:val="right"/>
-      <w:pPr>
-        <w:ind w:left="2160" w:hanging="180"/>
-      </w:pPr>
-    </w:lvl>
-    <w:lvl w:ilvl="3" w:tplc="0409000F" w:tentative="1">
-      <w:start w:val="1"/>
-      <w:numFmt w:val="decimal"/>
-      <w:lvlText w:val="%4."/>
-      <w:lvlJc w:val="left"/>
-      <w:pPr>
-        <w:ind w:left="2880" w:hanging="360"/>
-      </w:pPr>
-    </w:lvl>
-    <w:lvl w:ilvl="4" w:tplc="04090019" w:tentative="1">
-      <w:start w:val="1"/>
-      <w:numFmt w:val="lowerLetter"/>
-      <w:lvlText w:val="%5."/>
-      <w:lvlJc w:val="left"/>
-      <w:pPr>
-        <w:ind w:left="3600" w:hanging="360"/>
-      </w:pPr>
-    </w:lvl>
-    <w:lvl w:ilvl="5" w:tplc="0409001B" w:tentative="1">
-      <w:start w:val="1"/>
-      <w:numFmt w:val="lowerRoman"/>
-      <w:lvlText w:val="%6."/>
-      <w:lvlJc w:val="right"/>
-      <w:pPr>
-        <w:ind w:left="4320" w:hanging="180"/>
-      </w:pPr>
-    </w:lvl>
-    <w:lvl w:ilvl="6" w:tplc="0409000F" w:tentative="1">
-      <w:start w:val="1"/>
-      <w:numFmt w:val="decimal"/>
-      <w:lvlText w:val="%7."/>
-      <w:lvlJc w:val="left"/>
-      <w:pPr>
-        <w:ind w:left="5040" w:hanging="360"/>
-      </w:pPr>
-    </w:lvl>
-    <w:lvl w:ilvl="7" w:tplc="04090019" w:tentative="1">
-      <w:start w:val="1"/>
-      <w:numFmt w:val="lowerLetter"/>
-      <w:lvlText w:val="%8."/>
-      <w:lvlJc w:val="left"/>
-      <w:pPr>
-        <w:ind w:left="5760" w:hanging="360"/>
-      </w:pPr>
-    </w:lvl>
-    <w:lvl w:ilvl="8" w:tplc="0409001B" w:tentative="1">
-      <w:start w:val="1"/>
-      <w:numFmt w:val="lowerRoman"/>
-      <w:lvlText w:val="%9."/>
-      <w:lvlJc w:val="right"/>
-      <w:pPr>
-        <w:ind w:left="6480" w:hanging="180"/>
-      </w:pPr>
-    </w:lvl>
-  </w:abstractNum>
-  <w:abstractNum w:abstractNumId="7" w15:restartNumberingAfterBreak="0">
+  <w:abstractNum w:abstractNumId="5" w15:restartNumberingAfterBreak="0">
     <w:nsid w:val="1C757D23"/>
     <w:multiLevelType w:val="hybridMultilevel"/>
     <w:tmpl w:val="6B6C771C"/>
@@ -11798,7 +10443,7 @@
       </w:pPr>
     </w:lvl>
   </w:abstractNum>
-  <w:abstractNum w:abstractNumId="8" w15:restartNumberingAfterBreak="0">
+  <w:abstractNum w:abstractNumId="6" w15:restartNumberingAfterBreak="0">
     <w:nsid w:val="1E623A14"/>
     <w:multiLevelType w:val="hybridMultilevel"/>
     <w:tmpl w:val="9BD60232"/>
@@ -11911,7 +10556,7 @@
       </w:rPr>
     </w:lvl>
   </w:abstractNum>
-  <w:abstractNum w:abstractNumId="9" w15:restartNumberingAfterBreak="0">
+  <w:abstractNum w:abstractNumId="7" w15:restartNumberingAfterBreak="0">
     <w:nsid w:val="21F611B6"/>
     <w:multiLevelType w:val="hybridMultilevel"/>
     <w:tmpl w:val="6D9C6B42"/>
@@ -11997,7 +10642,7 @@
       </w:pPr>
     </w:lvl>
   </w:abstractNum>
-  <w:abstractNum w:abstractNumId="10" w15:restartNumberingAfterBreak="0">
+  <w:abstractNum w:abstractNumId="8" w15:restartNumberingAfterBreak="0">
     <w:nsid w:val="2381421C"/>
     <w:multiLevelType w:val="hybridMultilevel"/>
     <w:tmpl w:val="767CE134"/>
@@ -12110,7 +10755,7 @@
       </w:rPr>
     </w:lvl>
   </w:abstractNum>
-  <w:abstractNum w:abstractNumId="11" w15:restartNumberingAfterBreak="0">
+  <w:abstractNum w:abstractNumId="9" w15:restartNumberingAfterBreak="0">
     <w:nsid w:val="261C480A"/>
     <w:multiLevelType w:val="hybridMultilevel"/>
     <w:tmpl w:val="C3BED218"/>
@@ -12196,7 +10841,7 @@
       </w:pPr>
     </w:lvl>
   </w:abstractNum>
-  <w:abstractNum w:abstractNumId="12" w15:restartNumberingAfterBreak="0">
+  <w:abstractNum w:abstractNumId="10" w15:restartNumberingAfterBreak="0">
     <w:nsid w:val="271871EA"/>
     <w:multiLevelType w:val="hybridMultilevel"/>
     <w:tmpl w:val="A4DAC102"/>
@@ -12286,7 +10931,7 @@
       </w:pPr>
     </w:lvl>
   </w:abstractNum>
-  <w:abstractNum w:abstractNumId="13" w15:restartNumberingAfterBreak="0">
+  <w:abstractNum w:abstractNumId="11" w15:restartNumberingAfterBreak="0">
     <w:nsid w:val="290D1867"/>
     <w:multiLevelType w:val="hybridMultilevel"/>
     <w:tmpl w:val="078A8040"/>
@@ -12376,7 +11021,7 @@
       </w:pPr>
     </w:lvl>
   </w:abstractNum>
-  <w:abstractNum w:abstractNumId="14" w15:restartNumberingAfterBreak="0">
+  <w:abstractNum w:abstractNumId="12" w15:restartNumberingAfterBreak="0">
     <w:nsid w:val="2B6756BC"/>
     <w:multiLevelType w:val="hybridMultilevel"/>
     <w:tmpl w:val="6C488F66"/>
@@ -12462,7 +11107,7 @@
       </w:pPr>
     </w:lvl>
   </w:abstractNum>
-  <w:abstractNum w:abstractNumId="15" w15:restartNumberingAfterBreak="0">
+  <w:abstractNum w:abstractNumId="13" w15:restartNumberingAfterBreak="0">
     <w:nsid w:val="2C0D2AAE"/>
     <w:multiLevelType w:val="hybridMultilevel"/>
     <w:tmpl w:val="A90A74A8"/>
@@ -12552,7 +11197,7 @@
       </w:pPr>
     </w:lvl>
   </w:abstractNum>
-  <w:abstractNum w:abstractNumId="16" w15:restartNumberingAfterBreak="0">
+  <w:abstractNum w:abstractNumId="14" w15:restartNumberingAfterBreak="0">
     <w:nsid w:val="2DA379B8"/>
     <w:multiLevelType w:val="hybridMultilevel"/>
     <w:tmpl w:val="51ACC9DA"/>
@@ -12638,7 +11283,7 @@
       </w:pPr>
     </w:lvl>
   </w:abstractNum>
-  <w:abstractNum w:abstractNumId="17" w15:restartNumberingAfterBreak="0">
+  <w:abstractNum w:abstractNumId="15" w15:restartNumberingAfterBreak="0">
     <w:nsid w:val="308820D1"/>
     <w:multiLevelType w:val="hybridMultilevel"/>
     <w:tmpl w:val="6A6C38C2"/>
@@ -12751,7 +11396,7 @@
       </w:rPr>
     </w:lvl>
   </w:abstractNum>
-  <w:abstractNum w:abstractNumId="18" w15:restartNumberingAfterBreak="0">
+  <w:abstractNum w:abstractNumId="16" w15:restartNumberingAfterBreak="0">
     <w:nsid w:val="338526BE"/>
     <w:multiLevelType w:val="hybridMultilevel"/>
     <w:tmpl w:val="3B161890"/>
@@ -12837,7 +11482,7 @@
       </w:pPr>
     </w:lvl>
   </w:abstractNum>
-  <w:abstractNum w:abstractNumId="19" w15:restartNumberingAfterBreak="0">
+  <w:abstractNum w:abstractNumId="17" w15:restartNumberingAfterBreak="0">
     <w:nsid w:val="363E3118"/>
     <w:multiLevelType w:val="hybridMultilevel"/>
     <w:tmpl w:val="7F7C36C4"/>
@@ -12923,7 +11568,7 @@
       </w:pPr>
     </w:lvl>
   </w:abstractNum>
-  <w:abstractNum w:abstractNumId="20" w15:restartNumberingAfterBreak="0">
+  <w:abstractNum w:abstractNumId="18" w15:restartNumberingAfterBreak="0">
     <w:nsid w:val="36AE6164"/>
     <w:multiLevelType w:val="hybridMultilevel"/>
     <w:tmpl w:val="E5CC428E"/>
@@ -13036,7 +11681,7 @@
       </w:rPr>
     </w:lvl>
   </w:abstractNum>
-  <w:abstractNum w:abstractNumId="21" w15:restartNumberingAfterBreak="0">
+  <w:abstractNum w:abstractNumId="19" w15:restartNumberingAfterBreak="0">
     <w:nsid w:val="37917008"/>
     <w:multiLevelType w:val="multilevel"/>
     <w:tmpl w:val="498E2844"/>
@@ -13185,7 +11830,7 @@
       </w:rPr>
     </w:lvl>
   </w:abstractNum>
-  <w:abstractNum w:abstractNumId="22" w15:restartNumberingAfterBreak="0">
+  <w:abstractNum w:abstractNumId="20" w15:restartNumberingAfterBreak="0">
     <w:nsid w:val="3C164D96"/>
     <w:multiLevelType w:val="hybridMultilevel"/>
     <w:tmpl w:val="86004CE8"/>
@@ -13275,7 +11920,7 @@
       </w:pPr>
     </w:lvl>
   </w:abstractNum>
-  <w:abstractNum w:abstractNumId="23" w15:restartNumberingAfterBreak="0">
+  <w:abstractNum w:abstractNumId="21" w15:restartNumberingAfterBreak="0">
     <w:nsid w:val="4314249C"/>
     <w:multiLevelType w:val="hybridMultilevel"/>
     <w:tmpl w:val="7CC87B7A"/>
@@ -13361,7 +12006,7 @@
       </w:pPr>
     </w:lvl>
   </w:abstractNum>
-  <w:abstractNum w:abstractNumId="24" w15:restartNumberingAfterBreak="0">
+  <w:abstractNum w:abstractNumId="22" w15:restartNumberingAfterBreak="0">
     <w:nsid w:val="45045DD1"/>
     <w:multiLevelType w:val="hybridMultilevel"/>
     <w:tmpl w:val="B2BA403C"/>
@@ -13474,7 +12119,7 @@
       </w:rPr>
     </w:lvl>
   </w:abstractNum>
-  <w:abstractNum w:abstractNumId="25" w15:restartNumberingAfterBreak="0">
+  <w:abstractNum w:abstractNumId="23" w15:restartNumberingAfterBreak="0">
     <w:nsid w:val="45422D8A"/>
     <w:multiLevelType w:val="hybridMultilevel"/>
     <w:tmpl w:val="9F9A667C"/>
@@ -13587,7 +12232,7 @@
       </w:rPr>
     </w:lvl>
   </w:abstractNum>
-  <w:abstractNum w:abstractNumId="26" w15:restartNumberingAfterBreak="0">
+  <w:abstractNum w:abstractNumId="24" w15:restartNumberingAfterBreak="0">
     <w:nsid w:val="471537DD"/>
     <w:multiLevelType w:val="hybridMultilevel"/>
     <w:tmpl w:val="B3A0A5FA"/>
@@ -13673,7 +12318,7 @@
       </w:pPr>
     </w:lvl>
   </w:abstractNum>
-  <w:abstractNum w:abstractNumId="27" w15:restartNumberingAfterBreak="0">
+  <w:abstractNum w:abstractNumId="25" w15:restartNumberingAfterBreak="0">
     <w:nsid w:val="4C2F7D9C"/>
     <w:multiLevelType w:val="hybridMultilevel"/>
     <w:tmpl w:val="5C8CCAC2"/>
@@ -13759,7 +12404,7 @@
       </w:pPr>
     </w:lvl>
   </w:abstractNum>
-  <w:abstractNum w:abstractNumId="28" w15:restartNumberingAfterBreak="0">
+  <w:abstractNum w:abstractNumId="26" w15:restartNumberingAfterBreak="0">
     <w:nsid w:val="505166C7"/>
     <w:multiLevelType w:val="hybridMultilevel"/>
     <w:tmpl w:val="3994577C"/>
@@ -13845,7 +12490,7 @@
       </w:pPr>
     </w:lvl>
   </w:abstractNum>
-  <w:abstractNum w:abstractNumId="29" w15:restartNumberingAfterBreak="0">
+  <w:abstractNum w:abstractNumId="27" w15:restartNumberingAfterBreak="0">
     <w:nsid w:val="505A4087"/>
     <w:multiLevelType w:val="hybridMultilevel"/>
     <w:tmpl w:val="6FC69EC0"/>
@@ -13931,7 +12576,7 @@
       </w:pPr>
     </w:lvl>
   </w:abstractNum>
-  <w:abstractNum w:abstractNumId="30" w15:restartNumberingAfterBreak="0">
+  <w:abstractNum w:abstractNumId="28" w15:restartNumberingAfterBreak="0">
     <w:nsid w:val="514E6352"/>
     <w:multiLevelType w:val="hybridMultilevel"/>
     <w:tmpl w:val="17E2BE88"/>
@@ -14017,7 +12662,7 @@
       </w:pPr>
     </w:lvl>
   </w:abstractNum>
-  <w:abstractNum w:abstractNumId="31" w15:restartNumberingAfterBreak="0">
+  <w:abstractNum w:abstractNumId="29" w15:restartNumberingAfterBreak="0">
     <w:nsid w:val="51A30E7C"/>
     <w:multiLevelType w:val="multilevel"/>
     <w:tmpl w:val="A7A02F3A"/>
@@ -14166,7 +12811,7 @@
       </w:rPr>
     </w:lvl>
   </w:abstractNum>
-  <w:abstractNum w:abstractNumId="32" w15:restartNumberingAfterBreak="0">
+  <w:abstractNum w:abstractNumId="30" w15:restartNumberingAfterBreak="0">
     <w:nsid w:val="558F14DD"/>
     <w:multiLevelType w:val="hybridMultilevel"/>
     <w:tmpl w:val="499A1B0C"/>
@@ -14252,7 +12897,7 @@
       </w:pPr>
     </w:lvl>
   </w:abstractNum>
-  <w:abstractNum w:abstractNumId="33" w15:restartNumberingAfterBreak="0">
+  <w:abstractNum w:abstractNumId="31" w15:restartNumberingAfterBreak="0">
     <w:nsid w:val="55A13D64"/>
     <w:multiLevelType w:val="hybridMultilevel"/>
     <w:tmpl w:val="CED4132A"/>
@@ -14365,7 +13010,7 @@
       </w:rPr>
     </w:lvl>
   </w:abstractNum>
-  <w:abstractNum w:abstractNumId="34" w15:restartNumberingAfterBreak="0">
+  <w:abstractNum w:abstractNumId="32" w15:restartNumberingAfterBreak="0">
     <w:nsid w:val="56460C62"/>
     <w:multiLevelType w:val="hybridMultilevel"/>
     <w:tmpl w:val="598CCF12"/>
@@ -14478,7 +13123,7 @@
       </w:rPr>
     </w:lvl>
   </w:abstractNum>
-  <w:abstractNum w:abstractNumId="35" w15:restartNumberingAfterBreak="0">
+  <w:abstractNum w:abstractNumId="33" w15:restartNumberingAfterBreak="0">
     <w:nsid w:val="58F318AD"/>
     <w:multiLevelType w:val="hybridMultilevel"/>
     <w:tmpl w:val="9DE6E604"/>
@@ -14591,7 +13236,7 @@
       </w:rPr>
     </w:lvl>
   </w:abstractNum>
-  <w:abstractNum w:abstractNumId="36" w15:restartNumberingAfterBreak="0">
+  <w:abstractNum w:abstractNumId="34" w15:restartNumberingAfterBreak="0">
     <w:nsid w:val="5E691C0B"/>
     <w:multiLevelType w:val="multilevel"/>
     <w:tmpl w:val="0E4013A6"/>
@@ -14740,7 +13385,7 @@
       </w:rPr>
     </w:lvl>
   </w:abstractNum>
-  <w:abstractNum w:abstractNumId="37" w15:restartNumberingAfterBreak="0">
+  <w:abstractNum w:abstractNumId="35" w15:restartNumberingAfterBreak="0">
     <w:nsid w:val="5F034C25"/>
     <w:multiLevelType w:val="hybridMultilevel"/>
     <w:tmpl w:val="BC407FCA"/>
@@ -14826,7 +13471,7 @@
       </w:pPr>
     </w:lvl>
   </w:abstractNum>
-  <w:abstractNum w:abstractNumId="38" w15:restartNumberingAfterBreak="0">
+  <w:abstractNum w:abstractNumId="36" w15:restartNumberingAfterBreak="0">
     <w:nsid w:val="61B76F86"/>
     <w:multiLevelType w:val="hybridMultilevel"/>
     <w:tmpl w:val="4B987460"/>
@@ -14912,7 +13557,7 @@
       </w:pPr>
     </w:lvl>
   </w:abstractNum>
-  <w:abstractNum w:abstractNumId="39" w15:restartNumberingAfterBreak="0">
+  <w:abstractNum w:abstractNumId="37" w15:restartNumberingAfterBreak="0">
     <w:nsid w:val="63270BEF"/>
     <w:multiLevelType w:val="hybridMultilevel"/>
     <w:tmpl w:val="DE96DACE"/>
@@ -15025,7 +13670,7 @@
       </w:rPr>
     </w:lvl>
   </w:abstractNum>
-  <w:abstractNum w:abstractNumId="40" w15:restartNumberingAfterBreak="0">
+  <w:abstractNum w:abstractNumId="38" w15:restartNumberingAfterBreak="0">
     <w:nsid w:val="6B987544"/>
     <w:multiLevelType w:val="hybridMultilevel"/>
     <w:tmpl w:val="0A34C7C8"/>
@@ -15111,7 +13756,7 @@
       </w:pPr>
     </w:lvl>
   </w:abstractNum>
-  <w:abstractNum w:abstractNumId="41" w15:restartNumberingAfterBreak="0">
+  <w:abstractNum w:abstractNumId="39" w15:restartNumberingAfterBreak="0">
     <w:nsid w:val="72114831"/>
     <w:multiLevelType w:val="hybridMultilevel"/>
     <w:tmpl w:val="71DC9D32"/>
@@ -15197,7 +13842,7 @@
       </w:pPr>
     </w:lvl>
   </w:abstractNum>
-  <w:abstractNum w:abstractNumId="42" w15:restartNumberingAfterBreak="0">
+  <w:abstractNum w:abstractNumId="40" w15:restartNumberingAfterBreak="0">
     <w:nsid w:val="736F3B7E"/>
     <w:multiLevelType w:val="hybridMultilevel"/>
     <w:tmpl w:val="0EB4720A"/>
@@ -15310,7 +13955,7 @@
       </w:rPr>
     </w:lvl>
   </w:abstractNum>
-  <w:abstractNum w:abstractNumId="43" w15:restartNumberingAfterBreak="0">
+  <w:abstractNum w:abstractNumId="41" w15:restartNumberingAfterBreak="0">
     <w:nsid w:val="74F8147F"/>
     <w:multiLevelType w:val="hybridMultilevel"/>
     <w:tmpl w:val="58FE7BEC"/>
@@ -15400,7 +14045,7 @@
       </w:pPr>
     </w:lvl>
   </w:abstractNum>
-  <w:abstractNum w:abstractNumId="44" w15:restartNumberingAfterBreak="0">
+  <w:abstractNum w:abstractNumId="42" w15:restartNumberingAfterBreak="0">
     <w:nsid w:val="75C673ED"/>
     <w:multiLevelType w:val="hybridMultilevel"/>
     <w:tmpl w:val="2BAA639C"/>
@@ -15486,7 +14131,7 @@
       </w:pPr>
     </w:lvl>
   </w:abstractNum>
-  <w:abstractNum w:abstractNumId="45" w15:restartNumberingAfterBreak="0">
+  <w:abstractNum w:abstractNumId="43" w15:restartNumberingAfterBreak="0">
     <w:nsid w:val="786E7196"/>
     <w:multiLevelType w:val="hybridMultilevel"/>
     <w:tmpl w:val="7F7C36C4"/>
@@ -15572,7 +14217,7 @@
       </w:pPr>
     </w:lvl>
   </w:abstractNum>
-  <w:abstractNum w:abstractNumId="46" w15:restartNumberingAfterBreak="0">
+  <w:abstractNum w:abstractNumId="44" w15:restartNumberingAfterBreak="0">
     <w:nsid w:val="79494526"/>
     <w:multiLevelType w:val="hybridMultilevel"/>
     <w:tmpl w:val="05BAF9C6"/>
@@ -15685,7 +14330,7 @@
       </w:rPr>
     </w:lvl>
   </w:abstractNum>
-  <w:abstractNum w:abstractNumId="47" w15:restartNumberingAfterBreak="0">
+  <w:abstractNum w:abstractNumId="45" w15:restartNumberingAfterBreak="0">
     <w:nsid w:val="7AB547F5"/>
     <w:multiLevelType w:val="hybridMultilevel"/>
     <w:tmpl w:val="7680A312"/>
@@ -15771,7 +14416,7 @@
       </w:pPr>
     </w:lvl>
   </w:abstractNum>
-  <w:abstractNum w:abstractNumId="48" w15:restartNumberingAfterBreak="0">
+  <w:abstractNum w:abstractNumId="46" w15:restartNumberingAfterBreak="0">
     <w:nsid w:val="7AB83BF5"/>
     <w:multiLevelType w:val="hybridMultilevel"/>
     <w:tmpl w:val="A850B5E2"/>
@@ -15884,7 +14529,7 @@
       </w:rPr>
     </w:lvl>
   </w:abstractNum>
-  <w:abstractNum w:abstractNumId="49" w15:restartNumberingAfterBreak="0">
+  <w:abstractNum w:abstractNumId="47" w15:restartNumberingAfterBreak="0">
     <w:nsid w:val="7DC374E6"/>
     <w:multiLevelType w:val="hybridMultilevel"/>
     <w:tmpl w:val="BEAEA7E2"/>
@@ -15973,7 +14618,7 @@
       </w:pPr>
     </w:lvl>
   </w:abstractNum>
-  <w:abstractNum w:abstractNumId="50" w15:restartNumberingAfterBreak="0">
+  <w:abstractNum w:abstractNumId="48" w15:restartNumberingAfterBreak="0">
     <w:nsid w:val="7F1C3286"/>
     <w:multiLevelType w:val="multilevel"/>
     <w:tmpl w:val="1C44A126"/>
@@ -16122,7 +14767,7 @@
       </w:rPr>
     </w:lvl>
   </w:abstractNum>
-  <w:abstractNum w:abstractNumId="51" w15:restartNumberingAfterBreak="0">
+  <w:abstractNum w:abstractNumId="49" w15:restartNumberingAfterBreak="0">
     <w:nsid w:val="7FB34CA6"/>
     <w:multiLevelType w:val="hybridMultilevel"/>
     <w:tmpl w:val="B18E1BF0"/>
@@ -16209,167 +14854,161 @@
     </w:lvl>
   </w:abstractNum>
   <w:num w:numId="1">
-    <w:abstractNumId w:val="2"/>
+    <w:abstractNumId w:val="26"/>
   </w:num>
   <w:num w:numId="2">
-    <w:abstractNumId w:val="6"/>
+    <w:abstractNumId w:val="3"/>
   </w:num>
   <w:num w:numId="3">
-    <w:abstractNumId w:val="28"/>
+    <w:abstractNumId w:val="24"/>
   </w:num>
   <w:num w:numId="4">
-    <w:abstractNumId w:val="4"/>
+    <w:abstractNumId w:val="17"/>
   </w:num>
   <w:num w:numId="5">
-    <w:abstractNumId w:val="26"/>
+    <w:abstractNumId w:val="46"/>
   </w:num>
   <w:num w:numId="6">
-    <w:abstractNumId w:val="19"/>
+    <w:abstractNumId w:val="31"/>
   </w:num>
   <w:num w:numId="7">
-    <w:abstractNumId w:val="48"/>
+    <w:abstractNumId w:val="43"/>
   </w:num>
   <w:num w:numId="8">
     <w:abstractNumId w:val="33"/>
   </w:num>
   <w:num w:numId="9">
-    <w:abstractNumId w:val="45"/>
+    <w:abstractNumId w:val="44"/>
   </w:num>
   <w:num w:numId="10">
-    <w:abstractNumId w:val="35"/>
+    <w:abstractNumId w:val="6"/>
   </w:num>
   <w:num w:numId="11">
-    <w:abstractNumId w:val="46"/>
+    <w:abstractNumId w:val="49"/>
   </w:num>
   <w:num w:numId="12">
-    <w:abstractNumId w:val="8"/>
+    <w:abstractNumId w:val="1"/>
   </w:num>
   <w:num w:numId="13">
-    <w:abstractNumId w:val="51"/>
+    <w:abstractNumId w:val="10"/>
   </w:num>
   <w:num w:numId="14">
-    <w:abstractNumId w:val="1"/>
+    <w:abstractNumId w:val="0"/>
   </w:num>
   <w:num w:numId="15">
-    <w:abstractNumId w:val="12"/>
+    <w:abstractNumId w:val="36"/>
   </w:num>
   <w:num w:numId="16">
-    <w:abstractNumId w:val="0"/>
+    <w:abstractNumId w:val="41"/>
   </w:num>
   <w:num w:numId="17">
-    <w:abstractNumId w:val="38"/>
+    <w:abstractNumId w:val="30"/>
   </w:num>
   <w:num w:numId="18">
-    <w:abstractNumId w:val="43"/>
+    <w:abstractNumId w:val="27"/>
   </w:num>
   <w:num w:numId="19">
-    <w:abstractNumId w:val="32"/>
+    <w:abstractNumId w:val="28"/>
   </w:num>
   <w:num w:numId="20">
+    <w:abstractNumId w:val="2"/>
+  </w:num>
+  <w:num w:numId="21">
+    <w:abstractNumId w:val="13"/>
+  </w:num>
+  <w:num w:numId="22">
+    <w:abstractNumId w:val="19"/>
+  </w:num>
+  <w:num w:numId="23">
+    <w:abstractNumId w:val="48"/>
+  </w:num>
+  <w:num w:numId="24">
     <w:abstractNumId w:val="29"/>
   </w:num>
-  <w:num w:numId="21">
-    <w:abstractNumId w:val="30"/>
+  <w:num w:numId="25">
+    <w:abstractNumId w:val="34"/>
   </w:num>
-  <w:num w:numId="22">
-    <w:abstractNumId w:val="3"/>
+  <w:num w:numId="26">
+    <w:abstractNumId w:val="47"/>
   </w:num>
-  <w:num w:numId="23">
+  <w:num w:numId="27">
     <w:abstractNumId w:val="15"/>
   </w:num>
-  <w:num w:numId="24">
-    <w:abstractNumId w:val="21"/>
-  </w:num>
-  <w:num w:numId="25">
-    <w:abstractNumId w:val="50"/>
-  </w:num>
-  <w:num w:numId="26">
-    <w:abstractNumId w:val="31"/>
-  </w:num>
-  <w:num w:numId="27">
-    <w:abstractNumId w:val="36"/>
-  </w:num>
   <w:num w:numId="28">
-    <w:abstractNumId w:val="49"/>
+    <w:abstractNumId w:val="14"/>
   </w:num>
   <w:num w:numId="29">
-    <w:abstractNumId w:val="17"/>
+    <w:abstractNumId w:val="5"/>
   </w:num>
   <w:num w:numId="30">
     <w:abstractNumId w:val="16"/>
   </w:num>
   <w:num w:numId="31">
+    <w:abstractNumId w:val="45"/>
+  </w:num>
+  <w:num w:numId="32">
     <w:abstractNumId w:val="7"/>
   </w:num>
-  <w:num w:numId="32">
+  <w:num w:numId="33">
+    <w:abstractNumId w:val="4"/>
+  </w:num>
+  <w:num w:numId="34">
+    <w:abstractNumId w:val="12"/>
+  </w:num>
+  <w:num w:numId="35">
+    <w:abstractNumId w:val="39"/>
+  </w:num>
+  <w:num w:numId="36">
+    <w:abstractNumId w:val="35"/>
+  </w:num>
+  <w:num w:numId="37">
+    <w:abstractNumId w:val="38"/>
+  </w:num>
+  <w:num w:numId="38">
+    <w:abstractNumId w:val="42"/>
+  </w:num>
+  <w:num w:numId="39">
+    <w:abstractNumId w:val="32"/>
+  </w:num>
+  <w:num w:numId="40">
+    <w:abstractNumId w:val="21"/>
+  </w:num>
+  <w:num w:numId="41">
+    <w:abstractNumId w:val="25"/>
+  </w:num>
+  <w:num w:numId="42">
+    <w:abstractNumId w:val="37"/>
+  </w:num>
+  <w:num w:numId="43">
+    <w:abstractNumId w:val="22"/>
+  </w:num>
+  <w:num w:numId="44">
+    <w:abstractNumId w:val="8"/>
+  </w:num>
+  <w:num w:numId="45">
+    <w:abstractNumId w:val="9"/>
+  </w:num>
+  <w:num w:numId="46">
+    <w:abstractNumId w:val="23"/>
+  </w:num>
+  <w:num w:numId="47">
     <w:abstractNumId w:val="18"/>
   </w:num>
-  <w:num w:numId="33">
-    <w:abstractNumId w:val="47"/>
+  <w:num w:numId="48">
+    <w:abstractNumId w:val="20"/>
   </w:num>
-  <w:num w:numId="34">
-    <w:abstractNumId w:val="9"/>
-  </w:num>
-  <w:num w:numId="35">
-    <w:abstractNumId w:val="5"/>
-  </w:num>
-  <w:num w:numId="36">
-    <w:abstractNumId w:val="14"/>
-  </w:num>
-  <w:num w:numId="37">
-    <w:abstractNumId w:val="41"/>
-  </w:num>
-  <w:num w:numId="38">
-    <w:abstractNumId w:val="37"/>
-  </w:num>
-  <w:num w:numId="39">
+  <w:num w:numId="49">
     <w:abstractNumId w:val="40"/>
   </w:num>
-  <w:num w:numId="40">
-    <w:abstractNumId w:val="44"/>
-  </w:num>
-  <w:num w:numId="41">
-    <w:abstractNumId w:val="34"/>
-  </w:num>
-  <w:num w:numId="42">
-    <w:abstractNumId w:val="23"/>
-  </w:num>
-  <w:num w:numId="43">
-    <w:abstractNumId w:val="27"/>
-  </w:num>
-  <w:num w:numId="44">
-    <w:abstractNumId w:val="39"/>
-  </w:num>
-  <w:num w:numId="45">
-    <w:abstractNumId w:val="24"/>
-  </w:num>
-  <w:num w:numId="46">
-    <w:abstractNumId w:val="10"/>
-  </w:num>
-  <w:num w:numId="47">
+  <w:num w:numId="50">
     <w:abstractNumId w:val="11"/>
   </w:num>
-  <w:num w:numId="48">
-    <w:abstractNumId w:val="25"/>
-  </w:num>
-  <w:num w:numId="49">
-    <w:abstractNumId w:val="20"/>
-  </w:num>
-  <w:num w:numId="50">
-    <w:abstractNumId w:val="22"/>
-  </w:num>
-  <w:num w:numId="51">
-    <w:abstractNumId w:val="42"/>
-  </w:num>
-  <w:num w:numId="52">
-    <w:abstractNumId w:val="13"/>
-  </w:num>
-  <w:numIdMacAtCleanup w:val="52"/>
+  <w:numIdMacAtCleanup w:val="50"/>
 </w:numbering>
 </file>
 
 <file path=word/styles.xml><?xml version="1.0" encoding="utf-8"?>
-<w:styles xmlns:mc="http://schemas.openxmlformats.org/markup-compatibility/2006" xmlns:r="http://schemas.openxmlformats.org/officeDocument/2006/relationships" xmlns:w="http://schemas.openxmlformats.org/wordprocessingml/2006/main" xmlns:w14="http://schemas.microsoft.com/office/word/2010/wordml" xmlns:w15="http://schemas.microsoft.com/office/word/2012/wordml" xmlns:w16se="http://schemas.microsoft.com/office/word/2015/wordml/symex" mc:Ignorable="w14 w15 w16se">
+<w:styles xmlns:mc="http://schemas.openxmlformats.org/markup-compatibility/2006" xmlns:r="http://schemas.openxmlformats.org/officeDocument/2006/relationships" xmlns:w="http://schemas.openxmlformats.org/wordprocessingml/2006/main" xmlns:w14="http://schemas.microsoft.com/office/word/2010/wordml" xmlns:w15="http://schemas.microsoft.com/office/word/2012/wordml" xmlns:w16cex="http://schemas.microsoft.com/office/word/2018/wordml/cex" xmlns:w16cid="http://schemas.microsoft.com/office/word/2016/wordml/cid" xmlns:w16="http://schemas.microsoft.com/office/word/2018/wordml" xmlns:w16sdtdh="http://schemas.microsoft.com/office/word/2020/wordml/sdtdatahash" xmlns:w16se="http://schemas.microsoft.com/office/word/2015/wordml/symex" mc:Ignorable="w14 w15 w16se w16cid w16 w16cex w16sdtdh">
   <w:docDefaults>
     <w:rPrDefault>
       <w:rPr>
@@ -16385,7 +15024,7 @@
       </w:pPr>
     </w:pPrDefault>
   </w:docDefaults>
-  <w:latentStyles w:defLockedState="0" w:defUIPriority="99" w:defSemiHidden="0" w:defUnhideWhenUsed="0" w:defQFormat="0" w:count="371">
+  <w:latentStyles w:defLockedState="0" w:defUIPriority="99" w:defSemiHidden="0" w:defUnhideWhenUsed="0" w:defQFormat="0" w:count="376">
     <w:lsdException w:name="Normal" w:uiPriority="0" w:qFormat="1"/>
     <w:lsdException w:name="heading 1" w:uiPriority="9" w:qFormat="1"/>
     <w:lsdException w:name="heading 2" w:semiHidden="1" w:uiPriority="9" w:unhideWhenUsed="1" w:qFormat="1"/>
@@ -16491,7 +15130,6 @@
     <w:lsdException w:name="HTML Sample" w:semiHidden="1" w:unhideWhenUsed="1"/>
     <w:lsdException w:name="HTML Typewriter" w:semiHidden="1" w:unhideWhenUsed="1"/>
     <w:lsdException w:name="HTML Variable" w:semiHidden="1" w:unhideWhenUsed="1"/>
-    <w:lsdException w:name="Normal Table" w:semiHidden="1" w:unhideWhenUsed="1"/>
     <w:lsdException w:name="annotation subject" w:semiHidden="1" w:unhideWhenUsed="1"/>
     <w:lsdException w:name="No List" w:semiHidden="1" w:unhideWhenUsed="1"/>
     <w:lsdException w:name="Outline List 1" w:semiHidden="1" w:unhideWhenUsed="1"/>
@@ -16534,11 +15172,8 @@
     <w:lsdException w:name="Table Contemporary" w:semiHidden="1" w:unhideWhenUsed="1"/>
     <w:lsdException w:name="Table Elegant" w:semiHidden="1" w:unhideWhenUsed="1"/>
     <w:lsdException w:name="Table Professional" w:semiHidden="1" w:unhideWhenUsed="1"/>
-    <w:lsdException w:name="Table Subtle 1" w:semiHidden="1" w:unhideWhenUsed="1"/>
     <w:lsdException w:name="Table Subtle 2" w:semiHidden="1" w:unhideWhenUsed="1"/>
     <w:lsdException w:name="Table Web 1" w:semiHidden="1" w:unhideWhenUsed="1"/>
-    <w:lsdException w:name="Table Web 2" w:semiHidden="1" w:unhideWhenUsed="1"/>
-    <w:lsdException w:name="Table Web 3" w:semiHidden="1" w:unhideWhenUsed="1"/>
     <w:lsdException w:name="Balloon Text" w:semiHidden="1" w:unhideWhenUsed="1"/>
     <w:lsdException w:name="Table Grid" w:uiPriority="39"/>
     <w:lsdException w:name="Table Theme" w:semiHidden="1" w:unhideWhenUsed="1"/>
@@ -16757,6 +15392,11 @@
     <w:lsdException w:name="List Table 5 Dark Accent 6" w:uiPriority="50"/>
     <w:lsdException w:name="List Table 6 Colorful Accent 6" w:uiPriority="51"/>
     <w:lsdException w:name="List Table 7 Colorful Accent 6" w:uiPriority="52"/>
+    <w:lsdException w:name="Mention" w:semiHidden="1" w:unhideWhenUsed="1"/>
+    <w:lsdException w:name="Smart Hyperlink" w:semiHidden="1" w:unhideWhenUsed="1"/>
+    <w:lsdException w:name="Hashtag" w:semiHidden="1" w:unhideWhenUsed="1"/>
+    <w:lsdException w:name="Unresolved Mention" w:semiHidden="1" w:unhideWhenUsed="1"/>
+    <w:lsdException w:name="Smart Link" w:semiHidden="1" w:unhideWhenUsed="1"/>
   </w:latentStyles>
   <w:style w:type="paragraph" w:default="1" w:styleId="Normal">
     <w:name w:val="Normal"/>
@@ -17079,8 +15719,8 @@
       <w:color w:val="2F5496" w:themeColor="accent1" w:themeShade="BF"/>
     </w:rPr>
   </w:style>
-  <w:style w:type="character" w:customStyle="1" w:styleId="UnresolvedMention">
-    <w:name w:val="Unresolved Mention"/>
+  <w:style w:type="character" w:customStyle="1" w:styleId="UnresolvedMention1">
+    <w:name w:val="Unresolved Mention1"/>
     <w:basedOn w:val="DefaultParagraphFont"/>
     <w:uiPriority w:val="99"/>
     <w:semiHidden/>
@@ -17135,6 +15775,19 @@
         <w:insideV w:val="single" w:sz="4" w:space="0" w:color="auto"/>
       </w:tblBorders>
     </w:tblPr>
+  </w:style>
+  <w:style w:type="paragraph" w:customStyle="1" w:styleId="topic-paragraph">
+    <w:name w:val="topic-paragraph"/>
+    <w:basedOn w:val="Normal"/>
+    <w:rsid w:val="00670EFF"/>
+    <w:pPr>
+      <w:spacing w:before="100" w:beforeAutospacing="1" w:after="100" w:afterAutospacing="1" w:line="240" w:lineRule="auto"/>
+    </w:pPr>
+    <w:rPr>
+      <w:rFonts w:ascii="Times New Roman" w:eastAsia="Times New Roman" w:hAnsi="Times New Roman" w:cs="Times New Roman"/>
+      <w:sz w:val="24"/>
+      <w:szCs w:val="24"/>
+    </w:rPr>
   </w:style>
 </w:styles>
 </file>

--- a/machine learning/ml.docx
+++ b/machine learning/ml.docx
@@ -477,6 +477,7 @@
         </w:numPr>
       </w:pPr>
       <w:r>
+        <w:lastRenderedPageBreak/>
         <w:t xml:space="preserve">scikit-learn </w:t>
       </w:r>
       <w:r>
@@ -1125,6 +1126,7 @@
       </w:pPr>
       <w:proofErr w:type="gramStart"/>
       <w:r>
+        <w:lastRenderedPageBreak/>
         <w:t>dot(</w:t>
       </w:r>
       <w:proofErr w:type="gramEnd"/>
@@ -1911,6 +1913,7 @@
         </w:numPr>
       </w:pPr>
       <w:r>
+        <w:lastRenderedPageBreak/>
         <w:t xml:space="preserve">Utilities: </w:t>
       </w:r>
       <w:proofErr w:type="spellStart"/>
@@ -2538,7 +2541,6 @@
         <w:rPr>
           <w:rFonts w:cstheme="minorHAnsi"/>
         </w:rPr>
-        <w:lastRenderedPageBreak/>
         <w:t>Polynomial Regression</w:t>
       </w:r>
     </w:p>
@@ -3038,11 +3040,15 @@
       <w:pPr>
         <w:rPr>
           <w:rFonts w:cstheme="minorHAnsi"/>
-        </w:rPr>
-      </w:pPr>
-      <w:r>
-        <w:rPr>
-          <w:rFonts w:cstheme="minorHAnsi"/>
+          <w:b/>
+          <w:bCs/>
+        </w:rPr>
+      </w:pPr>
+      <w:r>
+        <w:rPr>
+          <w:rFonts w:cstheme="minorHAnsi"/>
+          <w:b/>
+          <w:bCs/>
         </w:rPr>
         <w:t>Deep Learning:</w:t>
       </w:r>
@@ -3105,11 +3111,15 @@
       <w:pPr>
         <w:rPr>
           <w:rFonts w:cstheme="minorHAnsi"/>
-        </w:rPr>
-      </w:pPr>
-      <w:r>
-        <w:rPr>
-          <w:rFonts w:cstheme="minorHAnsi"/>
+          <w:b/>
+          <w:bCs/>
+        </w:rPr>
+      </w:pPr>
+      <w:r>
+        <w:rPr>
+          <w:rFonts w:cstheme="minorHAnsi"/>
+          <w:b/>
+          <w:bCs/>
         </w:rPr>
         <w:t>Natural Language Processing (NLP):</w:t>
       </w:r>
@@ -3200,6 +3210,7 @@
           <w:rFonts w:cstheme="minorHAnsi"/>
           <w:noProof/>
         </w:rPr>
+        <w:lastRenderedPageBreak/>
         <w:drawing>
           <wp:anchor distT="0" distB="0" distL="114300" distR="114300" simplePos="0" relativeHeight="251661312" behindDoc="0" locked="0" layoutInCell="1" allowOverlap="1" wp14:anchorId="61749535" wp14:editId="5D040CA6">
             <wp:simplePos x="0" y="0"/>
@@ -3677,6 +3688,7 @@
           <w:sz w:val="22"/>
           <w:szCs w:val="22"/>
         </w:rPr>
+        <w:lastRenderedPageBreak/>
         <w:t>Email Spam Detection</w:t>
       </w:r>
     </w:p>
@@ -4892,6 +4904,7 @@
                 <w:rStyle w:val="Strong"/>
                 <w:rFonts w:cstheme="minorHAnsi"/>
               </w:rPr>
+              <w:lastRenderedPageBreak/>
               <w:t>Random Forest</w:t>
             </w:r>
           </w:p>
@@ -5912,6 +5925,7 @@
         <w:pStyle w:val="Heading1"/>
       </w:pPr>
       <w:r>
+        <w:lastRenderedPageBreak/>
         <w:t>C</w:t>
       </w:r>
       <w:r>
@@ -5941,7 +5955,6 @@
         <w:rPr>
           <w:rFonts w:cstheme="minorHAnsi"/>
         </w:rPr>
-        <w:lastRenderedPageBreak/>
         <w:t>The main objective of classification machine learning is to build a model that can accurately assign a label or category to a new observation based on its features.</w:t>
       </w:r>
     </w:p>
@@ -6248,6 +6261,7 @@
         <w:rPr>
           <w:b/>
           <w:bCs/>
+          <w:noProof/>
           <w:sz w:val="28"/>
           <w:szCs w:val="28"/>
         </w:rPr>
@@ -6345,6 +6359,7 @@
           <w:sz w:val="28"/>
           <w:szCs w:val="28"/>
         </w:rPr>
+        <w:lastRenderedPageBreak/>
         <w:t>Multiclass Classification</w:t>
       </w:r>
       <w:r>
@@ -7020,6 +7035,7 @@
         <w:rPr>
           <w:rFonts w:eastAsia="Times New Roman" w:cstheme="minorHAnsi"/>
         </w:rPr>
+        <w:lastRenderedPageBreak/>
         <w:t>Use evaluation metrics → Precision, Recall, F1-score, ROC-AUC</w:t>
       </w:r>
     </w:p>
@@ -8363,7 +8379,6 @@
           </w:tcPr>
           <w:p>
             <w:r>
-              <w:lastRenderedPageBreak/>
               <w:t>Ensemble Methods (AdaBoost, Bagging, Voting)</w:t>
             </w:r>
           </w:p>
@@ -8545,6 +8560,7 @@
           <w:b/>
           <w:bCs/>
         </w:rPr>
+        <w:lastRenderedPageBreak/>
         <w:t>Eager Learners</w:t>
       </w:r>
       <w:r>
@@ -8883,6 +8899,7 @@
           <w:b/>
           <w:bCs/>
         </w:rPr>
+        <w:lastRenderedPageBreak/>
         <w:t>Linear regression</w:t>
       </w:r>
       <w:r>
@@ -16363,6 +16380,7 @@
   <w:style w:type="character" w:default="1" w:styleId="DefaultParagraphFont">
     <w:name w:val="Default Paragraph Font"/>
     <w:uiPriority w:val="1"/>
+    <w:semiHidden/>
     <w:unhideWhenUsed/>
   </w:style>
   <w:style w:type="table" w:default="1" w:styleId="TableNormal">

--- a/machine learning/ml.docx
+++ b/machine learning/ml.docx
@@ -477,7 +477,6 @@
         </w:numPr>
       </w:pPr>
       <w:r>
-        <w:lastRenderedPageBreak/>
         <w:t xml:space="preserve">scikit-learn </w:t>
       </w:r>
       <w:r>
@@ -1126,7 +1125,6 @@
       </w:pPr>
       <w:proofErr w:type="gramStart"/>
       <w:r>
-        <w:lastRenderedPageBreak/>
         <w:t>dot(</w:t>
       </w:r>
       <w:proofErr w:type="gramEnd"/>
@@ -1913,7 +1911,6 @@
         </w:numPr>
       </w:pPr>
       <w:r>
-        <w:lastRenderedPageBreak/>
         <w:t xml:space="preserve">Utilities: </w:t>
       </w:r>
       <w:proofErr w:type="spellStart"/>
@@ -3210,7 +3207,6 @@
           <w:rFonts w:cstheme="minorHAnsi"/>
           <w:noProof/>
         </w:rPr>
-        <w:lastRenderedPageBreak/>
         <w:drawing>
           <wp:anchor distT="0" distB="0" distL="114300" distR="114300" simplePos="0" relativeHeight="251661312" behindDoc="0" locked="0" layoutInCell="1" allowOverlap="1" wp14:anchorId="61749535" wp14:editId="5D040CA6">
             <wp:simplePos x="0" y="0"/>
@@ -3688,7 +3684,6 @@
           <w:sz w:val="22"/>
           <w:szCs w:val="22"/>
         </w:rPr>
-        <w:lastRenderedPageBreak/>
         <w:t>Email Spam Detection</w:t>
       </w:r>
     </w:p>
@@ -4003,7 +3998,10 @@
         <w:t xml:space="preserve"> </w:t>
       </w:r>
       <w:r>
-        <w:t>Works — Step by Step</w:t>
+        <w:t xml:space="preserve">Works — Step by </w:t>
+      </w:r>
+      <w:r>
+        <w:t>Step</w:t>
       </w:r>
     </w:p>
     <w:p>
@@ -4434,6 +4432,143 @@
     </w:p>
     <w:p>
       <w:pPr>
+        <w:pStyle w:val="Heading2"/>
+      </w:pPr>
+      <w:r>
+        <w:rPr>
+          <w:rStyle w:val="Strong"/>
+          <w:b/>
+          <w:bCs w:val="0"/>
+        </w:rPr>
+        <w:t>Common Supervised Learning Algorithms</w:t>
+      </w:r>
+    </w:p>
+    <w:p>
+      <w:pPr>
+        <w:pStyle w:val="ListParagraph"/>
+        <w:numPr>
+          <w:ilvl w:val="0"/>
+          <w:numId w:val="68"/>
+        </w:numPr>
+      </w:pPr>
+      <w:r>
+        <w:t>Linear Regression</w:t>
+      </w:r>
+      <w:r>
+        <w:tab/>
+      </w:r>
+    </w:p>
+    <w:p>
+      <w:pPr>
+        <w:pStyle w:val="ListParagraph"/>
+        <w:numPr>
+          <w:ilvl w:val="0"/>
+          <w:numId w:val="68"/>
+        </w:numPr>
+      </w:pPr>
+      <w:r>
+        <w:t>Logistic Regression</w:t>
+      </w:r>
+      <w:r>
+        <w:tab/>
+      </w:r>
+    </w:p>
+    <w:p>
+      <w:pPr>
+        <w:pStyle w:val="ListParagraph"/>
+        <w:numPr>
+          <w:ilvl w:val="0"/>
+          <w:numId w:val="68"/>
+        </w:numPr>
+      </w:pPr>
+      <w:r>
+        <w:t>Decision Tree</w:t>
+      </w:r>
+      <w:r>
+        <w:tab/>
+      </w:r>
+    </w:p>
+    <w:p>
+      <w:pPr>
+        <w:pStyle w:val="ListParagraph"/>
+        <w:numPr>
+          <w:ilvl w:val="0"/>
+          <w:numId w:val="68"/>
+        </w:numPr>
+      </w:pPr>
+      <w:r>
+        <w:t>Random Forest</w:t>
+      </w:r>
+      <w:r>
+        <w:tab/>
+      </w:r>
+    </w:p>
+    <w:p>
+      <w:pPr>
+        <w:pStyle w:val="ListParagraph"/>
+        <w:numPr>
+          <w:ilvl w:val="0"/>
+          <w:numId w:val="68"/>
+        </w:numPr>
+      </w:pPr>
+      <w:r>
+        <w:t>Support Vector Machine (SVM)</w:t>
+      </w:r>
+      <w:r>
+        <w:tab/>
+      </w:r>
+    </w:p>
+    <w:p>
+      <w:pPr>
+        <w:pStyle w:val="ListParagraph"/>
+        <w:numPr>
+          <w:ilvl w:val="0"/>
+          <w:numId w:val="68"/>
+        </w:numPr>
+      </w:pPr>
+      <w:r>
+        <w:t>K-Nearest Neighbors (KNN)</w:t>
+      </w:r>
+      <w:r>
+        <w:tab/>
+      </w:r>
+    </w:p>
+    <w:p>
+      <w:pPr>
+        <w:pStyle w:val="ListParagraph"/>
+        <w:numPr>
+          <w:ilvl w:val="0"/>
+          <w:numId w:val="68"/>
+        </w:numPr>
+      </w:pPr>
+      <w:r>
+        <w:t>Gradient Boosting</w:t>
+      </w:r>
+      <w:r>
+        <w:tab/>
+      </w:r>
+    </w:p>
+    <w:p>
+      <w:pPr>
+        <w:pStyle w:val="ListParagraph"/>
+        <w:numPr>
+          <w:ilvl w:val="0"/>
+          <w:numId w:val="68"/>
+        </w:numPr>
+      </w:pPr>
+      <w:r>
+        <w:t>Naive Bayes</w:t>
+      </w:r>
+    </w:p>
+    <w:p>
+      <w:pPr>
+        <w:rPr>
+          <w:rFonts w:cstheme="minorHAnsi"/>
+        </w:rPr>
+      </w:pPr>
+    </w:p>
+    <w:p>
+      <w:pPr>
         <w:rPr>
           <w:sz w:val="24"/>
         </w:rPr>
@@ -4445,1452 +4580,71 @@
           <w:bCs w:val="0"/>
           <w:sz w:val="24"/>
         </w:rPr>
-        <w:t>Common Supervised Learning Algorithms</w:t>
-      </w:r>
-    </w:p>
-    <w:tbl>
-      <w:tblPr>
-        <w:tblStyle w:val="TableGrid"/>
-        <w:tblW w:w="9387" w:type="dxa"/>
-        <w:tblLook w:val="04A0" w:firstRow="1" w:lastRow="0" w:firstColumn="1" w:lastColumn="0" w:noHBand="0" w:noVBand="1"/>
-      </w:tblPr>
-      <w:tblGrid>
-        <w:gridCol w:w="1764"/>
-        <w:gridCol w:w="1384"/>
-        <w:gridCol w:w="1835"/>
-        <w:gridCol w:w="2172"/>
-        <w:gridCol w:w="2232"/>
-      </w:tblGrid>
-      <w:tr>
-        <w:trPr>
-          <w:trHeight w:val="271"/>
-        </w:trPr>
-        <w:tc>
-          <w:tcPr>
-            <w:tcW w:w="0" w:type="auto"/>
-            <w:hideMark/>
-          </w:tcPr>
-          <w:p>
-            <w:pPr>
-              <w:jc w:val="center"/>
-              <w:rPr>
-                <w:rFonts w:cstheme="minorHAnsi"/>
-                <w:b/>
-                <w:bCs/>
-              </w:rPr>
-            </w:pPr>
-            <w:r>
-              <w:rPr>
-                <w:rStyle w:val="Strong"/>
-                <w:rFonts w:cstheme="minorHAnsi"/>
-              </w:rPr>
-              <w:t>Algorithm</w:t>
-            </w:r>
-          </w:p>
-        </w:tc>
-        <w:tc>
-          <w:tcPr>
-            <w:tcW w:w="0" w:type="auto"/>
-            <w:hideMark/>
-          </w:tcPr>
-          <w:p>
-            <w:pPr>
-              <w:jc w:val="center"/>
-              <w:rPr>
-                <w:rFonts w:cstheme="minorHAnsi"/>
-                <w:b/>
-                <w:bCs/>
-              </w:rPr>
-            </w:pPr>
-            <w:r>
-              <w:rPr>
-                <w:rStyle w:val="Strong"/>
-                <w:rFonts w:cstheme="minorHAnsi"/>
-              </w:rPr>
-              <w:t>Type</w:t>
-            </w:r>
-          </w:p>
-        </w:tc>
-        <w:tc>
-          <w:tcPr>
-            <w:tcW w:w="0" w:type="auto"/>
-            <w:hideMark/>
-          </w:tcPr>
-          <w:p>
-            <w:pPr>
-              <w:jc w:val="center"/>
-              <w:rPr>
-                <w:rFonts w:cstheme="minorHAnsi"/>
-                <w:b/>
-                <w:bCs/>
-              </w:rPr>
-            </w:pPr>
-            <w:r>
-              <w:rPr>
-                <w:rStyle w:val="Strong"/>
-                <w:rFonts w:cstheme="minorHAnsi"/>
-              </w:rPr>
-              <w:t>Purpose</w:t>
-            </w:r>
-          </w:p>
-        </w:tc>
-        <w:tc>
-          <w:tcPr>
-            <w:tcW w:w="0" w:type="auto"/>
-            <w:hideMark/>
-          </w:tcPr>
-          <w:p>
-            <w:pPr>
-              <w:jc w:val="center"/>
-              <w:rPr>
-                <w:rFonts w:cstheme="minorHAnsi"/>
-                <w:b/>
-                <w:bCs/>
-              </w:rPr>
-            </w:pPr>
-            <w:r>
-              <w:rPr>
-                <w:rStyle w:val="Strong"/>
-                <w:rFonts w:cstheme="minorHAnsi"/>
-              </w:rPr>
-              <w:t>How it Works</w:t>
-            </w:r>
-          </w:p>
-        </w:tc>
-        <w:tc>
-          <w:tcPr>
-            <w:tcW w:w="0" w:type="auto"/>
-            <w:hideMark/>
-          </w:tcPr>
-          <w:p>
-            <w:pPr>
-              <w:jc w:val="center"/>
-              <w:rPr>
-                <w:rFonts w:cstheme="minorHAnsi"/>
-                <w:b/>
-                <w:bCs/>
-              </w:rPr>
-            </w:pPr>
-            <w:r>
-              <w:rPr>
-                <w:rStyle w:val="Strong"/>
-                <w:rFonts w:cstheme="minorHAnsi"/>
-              </w:rPr>
-              <w:t>Example Use Case</w:t>
-            </w:r>
-          </w:p>
-        </w:tc>
-      </w:tr>
-      <w:tr>
-        <w:trPr>
-          <w:trHeight w:val="800"/>
-        </w:trPr>
-        <w:tc>
-          <w:tcPr>
-            <w:tcW w:w="0" w:type="auto"/>
-            <w:hideMark/>
-          </w:tcPr>
-          <w:p>
-            <w:pPr>
-              <w:rPr>
-                <w:rFonts w:cstheme="minorHAnsi"/>
-              </w:rPr>
-            </w:pPr>
-            <w:r>
-              <w:rPr>
-                <w:rStyle w:val="Strong"/>
-                <w:rFonts w:cstheme="minorHAnsi"/>
-              </w:rPr>
-              <w:t>Linear Regression</w:t>
-            </w:r>
-          </w:p>
-        </w:tc>
-        <w:tc>
-          <w:tcPr>
-            <w:tcW w:w="0" w:type="auto"/>
-            <w:hideMark/>
-          </w:tcPr>
-          <w:p>
-            <w:pPr>
-              <w:rPr>
-                <w:rFonts w:cstheme="minorHAnsi"/>
-              </w:rPr>
-            </w:pPr>
-            <w:r>
-              <w:rPr>
-                <w:rFonts w:cstheme="minorHAnsi"/>
-              </w:rPr>
-              <w:t>Regression</w:t>
-            </w:r>
-          </w:p>
-        </w:tc>
-        <w:tc>
-          <w:tcPr>
-            <w:tcW w:w="0" w:type="auto"/>
-            <w:hideMark/>
-          </w:tcPr>
-          <w:p>
-            <w:pPr>
-              <w:rPr>
-                <w:rFonts w:cstheme="minorHAnsi"/>
-              </w:rPr>
-            </w:pPr>
-            <w:r>
-              <w:rPr>
-                <w:rFonts w:cstheme="minorHAnsi"/>
-              </w:rPr>
-              <w:t>Predict continuous values</w:t>
-            </w:r>
-          </w:p>
-        </w:tc>
-        <w:tc>
-          <w:tcPr>
-            <w:tcW w:w="0" w:type="auto"/>
-            <w:hideMark/>
-          </w:tcPr>
-          <w:p>
-            <w:pPr>
-              <w:rPr>
-                <w:rFonts w:cstheme="minorHAnsi"/>
-              </w:rPr>
-            </w:pPr>
-            <w:r>
-              <w:rPr>
-                <w:rFonts w:cstheme="minorHAnsi"/>
-              </w:rPr>
-              <w:t>Fits a straight line minimizing squared errors</w:t>
-            </w:r>
-          </w:p>
-        </w:tc>
-        <w:tc>
-          <w:tcPr>
-            <w:tcW w:w="0" w:type="auto"/>
-            <w:hideMark/>
-          </w:tcPr>
-          <w:p>
-            <w:pPr>
-              <w:rPr>
-                <w:rFonts w:cstheme="minorHAnsi"/>
-              </w:rPr>
-            </w:pPr>
-            <w:r>
-              <w:rPr>
-                <w:rFonts w:cstheme="minorHAnsi"/>
-              </w:rPr>
-              <w:t>Predicting house prices</w:t>
-            </w:r>
-          </w:p>
-        </w:tc>
-      </w:tr>
-      <w:tr>
-        <w:trPr>
-          <w:trHeight w:val="800"/>
-        </w:trPr>
-        <w:tc>
-          <w:tcPr>
-            <w:tcW w:w="0" w:type="auto"/>
-            <w:hideMark/>
-          </w:tcPr>
-          <w:p>
-            <w:pPr>
-              <w:rPr>
-                <w:rFonts w:cstheme="minorHAnsi"/>
-              </w:rPr>
-            </w:pPr>
-            <w:r>
-              <w:rPr>
-                <w:rStyle w:val="Strong"/>
-                <w:rFonts w:cstheme="minorHAnsi"/>
-              </w:rPr>
-              <w:t>Logistic Regression</w:t>
-            </w:r>
-          </w:p>
-        </w:tc>
-        <w:tc>
-          <w:tcPr>
-            <w:tcW w:w="0" w:type="auto"/>
-            <w:hideMark/>
-          </w:tcPr>
-          <w:p>
-            <w:pPr>
-              <w:rPr>
-                <w:rFonts w:cstheme="minorHAnsi"/>
-              </w:rPr>
-            </w:pPr>
-            <w:r>
-              <w:rPr>
-                <w:rFonts w:cstheme="minorHAnsi"/>
-              </w:rPr>
-              <w:t>Classification</w:t>
-            </w:r>
-          </w:p>
-        </w:tc>
-        <w:tc>
-          <w:tcPr>
-            <w:tcW w:w="0" w:type="auto"/>
-            <w:hideMark/>
-          </w:tcPr>
-          <w:p>
-            <w:pPr>
-              <w:rPr>
-                <w:rFonts w:cstheme="minorHAnsi"/>
-              </w:rPr>
-            </w:pPr>
-            <w:r>
-              <w:rPr>
-                <w:rFonts w:cstheme="minorHAnsi"/>
-              </w:rPr>
-              <w:t>Predict binary outcomes</w:t>
-            </w:r>
-          </w:p>
-        </w:tc>
-        <w:tc>
-          <w:tcPr>
-            <w:tcW w:w="0" w:type="auto"/>
-            <w:hideMark/>
-          </w:tcPr>
-          <w:p>
-            <w:pPr>
-              <w:rPr>
-                <w:rFonts w:cstheme="minorHAnsi"/>
-              </w:rPr>
-            </w:pPr>
-            <w:r>
-              <w:rPr>
-                <w:rFonts w:cstheme="minorHAnsi"/>
-              </w:rPr>
-              <w:t>Uses sigmoid function to map output to 0–1</w:t>
-            </w:r>
-          </w:p>
-        </w:tc>
-        <w:tc>
-          <w:tcPr>
-            <w:tcW w:w="0" w:type="auto"/>
-            <w:hideMark/>
-          </w:tcPr>
-          <w:p>
-            <w:pPr>
-              <w:rPr>
-                <w:rFonts w:cstheme="minorHAnsi"/>
-              </w:rPr>
-            </w:pPr>
-            <w:r>
-              <w:rPr>
-                <w:rFonts w:cstheme="minorHAnsi"/>
-              </w:rPr>
-              <w:t>Spam email detection</w:t>
-            </w:r>
-          </w:p>
-        </w:tc>
-      </w:tr>
-      <w:tr>
-        <w:trPr>
-          <w:trHeight w:val="543"/>
-        </w:trPr>
-        <w:tc>
-          <w:tcPr>
-            <w:tcW w:w="0" w:type="auto"/>
-            <w:hideMark/>
-          </w:tcPr>
-          <w:p>
-            <w:pPr>
-              <w:rPr>
-                <w:rFonts w:cstheme="minorHAnsi"/>
-              </w:rPr>
-            </w:pPr>
-            <w:r>
-              <w:rPr>
-                <w:rStyle w:val="Strong"/>
-                <w:rFonts w:cstheme="minorHAnsi"/>
-              </w:rPr>
-              <w:t>Decision Tree</w:t>
-            </w:r>
-          </w:p>
-        </w:tc>
-        <w:tc>
-          <w:tcPr>
-            <w:tcW w:w="0" w:type="auto"/>
-            <w:hideMark/>
-          </w:tcPr>
-          <w:p>
-            <w:pPr>
-              <w:rPr>
-                <w:rFonts w:cstheme="minorHAnsi"/>
-              </w:rPr>
-            </w:pPr>
-            <w:r>
-              <w:rPr>
-                <w:rFonts w:cstheme="minorHAnsi"/>
-              </w:rPr>
-              <w:t>Both</w:t>
-            </w:r>
-          </w:p>
-        </w:tc>
-        <w:tc>
-          <w:tcPr>
-            <w:tcW w:w="0" w:type="auto"/>
-            <w:hideMark/>
-          </w:tcPr>
-          <w:p>
-            <w:pPr>
-              <w:rPr>
-                <w:rFonts w:cstheme="minorHAnsi"/>
-              </w:rPr>
-            </w:pPr>
-            <w:r>
-              <w:rPr>
-                <w:rFonts w:cstheme="minorHAnsi"/>
-              </w:rPr>
-              <w:t>Learn decision rules</w:t>
-            </w:r>
-          </w:p>
-        </w:tc>
-        <w:tc>
-          <w:tcPr>
-            <w:tcW w:w="0" w:type="auto"/>
-            <w:hideMark/>
-          </w:tcPr>
-          <w:p>
-            <w:pPr>
-              <w:rPr>
-                <w:rFonts w:cstheme="minorHAnsi"/>
-              </w:rPr>
-            </w:pPr>
-            <w:r>
-              <w:rPr>
-                <w:rFonts w:cstheme="minorHAnsi"/>
-              </w:rPr>
-              <w:t>Tree-like model of decisions</w:t>
-            </w:r>
-          </w:p>
-        </w:tc>
-        <w:tc>
-          <w:tcPr>
-            <w:tcW w:w="0" w:type="auto"/>
-            <w:hideMark/>
-          </w:tcPr>
-          <w:p>
-            <w:pPr>
-              <w:rPr>
-                <w:rFonts w:cstheme="minorHAnsi"/>
-              </w:rPr>
-            </w:pPr>
-            <w:r>
-              <w:rPr>
-                <w:rFonts w:cstheme="minorHAnsi"/>
-              </w:rPr>
-              <w:t>Credit risk analysis</w:t>
-            </w:r>
-          </w:p>
-        </w:tc>
-      </w:tr>
-      <w:tr>
-        <w:trPr>
-          <w:trHeight w:val="528"/>
-        </w:trPr>
-        <w:tc>
-          <w:tcPr>
-            <w:tcW w:w="0" w:type="auto"/>
-            <w:hideMark/>
-          </w:tcPr>
-          <w:p>
-            <w:pPr>
-              <w:rPr>
-                <w:rFonts w:cstheme="minorHAnsi"/>
-              </w:rPr>
-            </w:pPr>
-            <w:r>
-              <w:rPr>
-                <w:rStyle w:val="Strong"/>
-                <w:rFonts w:cstheme="minorHAnsi"/>
-              </w:rPr>
-              <w:lastRenderedPageBreak/>
-              <w:t>Random Forest</w:t>
-            </w:r>
-          </w:p>
-        </w:tc>
-        <w:tc>
-          <w:tcPr>
-            <w:tcW w:w="0" w:type="auto"/>
-            <w:hideMark/>
-          </w:tcPr>
-          <w:p>
-            <w:pPr>
-              <w:rPr>
-                <w:rFonts w:cstheme="minorHAnsi"/>
-              </w:rPr>
-            </w:pPr>
-            <w:r>
-              <w:rPr>
-                <w:rFonts w:cstheme="minorHAnsi"/>
-              </w:rPr>
-              <w:t>Both</w:t>
-            </w:r>
-          </w:p>
-        </w:tc>
-        <w:tc>
-          <w:tcPr>
-            <w:tcW w:w="0" w:type="auto"/>
-            <w:hideMark/>
-          </w:tcPr>
-          <w:p>
-            <w:pPr>
-              <w:rPr>
-                <w:rFonts w:cstheme="minorHAnsi"/>
-              </w:rPr>
-            </w:pPr>
-            <w:r>
-              <w:rPr>
-                <w:rFonts w:cstheme="minorHAnsi"/>
-              </w:rPr>
-              <w:t>Improve accuracy</w:t>
-            </w:r>
-          </w:p>
-        </w:tc>
-        <w:tc>
-          <w:tcPr>
-            <w:tcW w:w="0" w:type="auto"/>
-            <w:hideMark/>
-          </w:tcPr>
-          <w:p>
-            <w:pPr>
-              <w:rPr>
-                <w:rFonts w:cstheme="minorHAnsi"/>
-              </w:rPr>
-            </w:pPr>
-            <w:r>
-              <w:rPr>
-                <w:rFonts w:cstheme="minorHAnsi"/>
-              </w:rPr>
-              <w:t>Combines many decision trees</w:t>
-            </w:r>
-          </w:p>
-        </w:tc>
-        <w:tc>
-          <w:tcPr>
-            <w:tcW w:w="0" w:type="auto"/>
-            <w:hideMark/>
-          </w:tcPr>
-          <w:p>
-            <w:pPr>
-              <w:rPr>
-                <w:rFonts w:cstheme="minorHAnsi"/>
-              </w:rPr>
-            </w:pPr>
-            <w:r>
-              <w:rPr>
-                <w:rFonts w:cstheme="minorHAnsi"/>
-              </w:rPr>
-              <w:t>Fraud detection</w:t>
-            </w:r>
-          </w:p>
-        </w:tc>
-      </w:tr>
-      <w:tr>
-        <w:trPr>
-          <w:trHeight w:val="815"/>
-        </w:trPr>
-        <w:tc>
-          <w:tcPr>
-            <w:tcW w:w="0" w:type="auto"/>
-            <w:hideMark/>
-          </w:tcPr>
-          <w:p>
-            <w:pPr>
-              <w:rPr>
-                <w:rFonts w:cstheme="minorHAnsi"/>
-              </w:rPr>
-            </w:pPr>
-            <w:r>
-              <w:rPr>
-                <w:rStyle w:val="Strong"/>
-                <w:rFonts w:cstheme="minorHAnsi"/>
-              </w:rPr>
-              <w:t>Support Vector Machine (SVM)</w:t>
-            </w:r>
-          </w:p>
-        </w:tc>
-        <w:tc>
-          <w:tcPr>
-            <w:tcW w:w="0" w:type="auto"/>
-            <w:hideMark/>
-          </w:tcPr>
-          <w:p>
-            <w:pPr>
-              <w:rPr>
-                <w:rFonts w:cstheme="minorHAnsi"/>
-              </w:rPr>
-            </w:pPr>
-            <w:r>
-              <w:rPr>
-                <w:rFonts w:cstheme="minorHAnsi"/>
-              </w:rPr>
-              <w:t>Both</w:t>
-            </w:r>
-          </w:p>
-        </w:tc>
-        <w:tc>
-          <w:tcPr>
-            <w:tcW w:w="0" w:type="auto"/>
-            <w:hideMark/>
-          </w:tcPr>
-          <w:p>
-            <w:pPr>
-              <w:rPr>
-                <w:rFonts w:cstheme="minorHAnsi"/>
-              </w:rPr>
-            </w:pPr>
-            <w:r>
-              <w:rPr>
-                <w:rFonts w:cstheme="minorHAnsi"/>
-              </w:rPr>
-              <w:t>Find best separation boundary</w:t>
-            </w:r>
-          </w:p>
-        </w:tc>
-        <w:tc>
-          <w:tcPr>
-            <w:tcW w:w="0" w:type="auto"/>
-            <w:hideMark/>
-          </w:tcPr>
-          <w:p>
-            <w:pPr>
-              <w:rPr>
-                <w:rFonts w:cstheme="minorHAnsi"/>
-              </w:rPr>
-            </w:pPr>
-            <w:r>
-              <w:rPr>
-                <w:rFonts w:cstheme="minorHAnsi"/>
-              </w:rPr>
-              <w:t>Uses hyperplane to separate classes</w:t>
-            </w:r>
-          </w:p>
-        </w:tc>
-        <w:tc>
-          <w:tcPr>
-            <w:tcW w:w="0" w:type="auto"/>
-            <w:hideMark/>
-          </w:tcPr>
-          <w:p>
-            <w:pPr>
-              <w:rPr>
-                <w:rFonts w:cstheme="minorHAnsi"/>
-              </w:rPr>
-            </w:pPr>
-            <w:r>
-              <w:rPr>
-                <w:rFonts w:cstheme="minorHAnsi"/>
-              </w:rPr>
-              <w:t>Image classification</w:t>
-            </w:r>
-          </w:p>
-        </w:tc>
-      </w:tr>
-      <w:tr>
-        <w:trPr>
-          <w:trHeight w:val="800"/>
-        </w:trPr>
-        <w:tc>
-          <w:tcPr>
-            <w:tcW w:w="0" w:type="auto"/>
-            <w:hideMark/>
-          </w:tcPr>
-          <w:p>
-            <w:pPr>
-              <w:rPr>
-                <w:rFonts w:cstheme="minorHAnsi"/>
-              </w:rPr>
-            </w:pPr>
-            <w:r>
-              <w:rPr>
-                <w:rStyle w:val="Strong"/>
-                <w:rFonts w:cstheme="minorHAnsi"/>
-              </w:rPr>
-              <w:t>K-Nearest Neighbors (KNN)</w:t>
-            </w:r>
-          </w:p>
-        </w:tc>
-        <w:tc>
-          <w:tcPr>
-            <w:tcW w:w="0" w:type="auto"/>
-            <w:hideMark/>
-          </w:tcPr>
-          <w:p>
-            <w:pPr>
-              <w:rPr>
-                <w:rFonts w:cstheme="minorHAnsi"/>
-              </w:rPr>
-            </w:pPr>
-            <w:r>
-              <w:rPr>
-                <w:rFonts w:cstheme="minorHAnsi"/>
-              </w:rPr>
-              <w:t>Both</w:t>
-            </w:r>
-          </w:p>
-        </w:tc>
-        <w:tc>
-          <w:tcPr>
-            <w:tcW w:w="0" w:type="auto"/>
-            <w:hideMark/>
-          </w:tcPr>
-          <w:p>
-            <w:pPr>
-              <w:rPr>
-                <w:rFonts w:cstheme="minorHAnsi"/>
-              </w:rPr>
-            </w:pPr>
-            <w:r>
-              <w:rPr>
-                <w:rFonts w:cstheme="minorHAnsi"/>
-              </w:rPr>
-              <w:t>Predict based on neighbors</w:t>
-            </w:r>
-          </w:p>
-        </w:tc>
-        <w:tc>
-          <w:tcPr>
-            <w:tcW w:w="0" w:type="auto"/>
-            <w:hideMark/>
-          </w:tcPr>
-          <w:p>
-            <w:pPr>
-              <w:rPr>
-                <w:rFonts w:cstheme="minorHAnsi"/>
-              </w:rPr>
-            </w:pPr>
-            <w:r>
-              <w:rPr>
-                <w:rFonts w:cstheme="minorHAnsi"/>
-              </w:rPr>
-              <w:t>Considers closest data points</w:t>
-            </w:r>
-          </w:p>
-        </w:tc>
-        <w:tc>
-          <w:tcPr>
-            <w:tcW w:w="0" w:type="auto"/>
-            <w:hideMark/>
-          </w:tcPr>
-          <w:p>
-            <w:pPr>
-              <w:rPr>
-                <w:rFonts w:cstheme="minorHAnsi"/>
-              </w:rPr>
-            </w:pPr>
-            <w:r>
-              <w:rPr>
-                <w:rFonts w:cstheme="minorHAnsi"/>
-              </w:rPr>
-              <w:t>Recommendation systems</w:t>
-            </w:r>
-          </w:p>
-        </w:tc>
-      </w:tr>
-      <w:tr>
-        <w:trPr>
-          <w:trHeight w:val="800"/>
-        </w:trPr>
-        <w:tc>
-          <w:tcPr>
-            <w:tcW w:w="0" w:type="auto"/>
-            <w:hideMark/>
-          </w:tcPr>
-          <w:p>
-            <w:pPr>
-              <w:rPr>
-                <w:rFonts w:cstheme="minorHAnsi"/>
-              </w:rPr>
-            </w:pPr>
-            <w:r>
-              <w:rPr>
-                <w:rStyle w:val="Strong"/>
-                <w:rFonts w:cstheme="minorHAnsi"/>
-              </w:rPr>
-              <w:t>Gradient Boosting</w:t>
-            </w:r>
-          </w:p>
-        </w:tc>
-        <w:tc>
-          <w:tcPr>
-            <w:tcW w:w="0" w:type="auto"/>
-            <w:hideMark/>
-          </w:tcPr>
-          <w:p>
-            <w:pPr>
-              <w:rPr>
-                <w:rFonts w:cstheme="minorHAnsi"/>
-              </w:rPr>
-            </w:pPr>
-            <w:r>
-              <w:rPr>
-                <w:rFonts w:cstheme="minorHAnsi"/>
-              </w:rPr>
-              <w:t>Both</w:t>
-            </w:r>
-          </w:p>
-        </w:tc>
-        <w:tc>
-          <w:tcPr>
-            <w:tcW w:w="0" w:type="auto"/>
-            <w:hideMark/>
-          </w:tcPr>
-          <w:p>
-            <w:pPr>
-              <w:rPr>
-                <w:rFonts w:cstheme="minorHAnsi"/>
-              </w:rPr>
-            </w:pPr>
-            <w:r>
-              <w:rPr>
-                <w:rFonts w:cstheme="minorHAnsi"/>
-              </w:rPr>
-              <w:t>Combine weak models</w:t>
-            </w:r>
-          </w:p>
-        </w:tc>
-        <w:tc>
-          <w:tcPr>
-            <w:tcW w:w="0" w:type="auto"/>
-            <w:hideMark/>
-          </w:tcPr>
-          <w:p>
-            <w:pPr>
-              <w:rPr>
-                <w:rFonts w:cstheme="minorHAnsi"/>
-              </w:rPr>
-            </w:pPr>
-            <w:r>
-              <w:rPr>
-                <w:rFonts w:cstheme="minorHAnsi"/>
-              </w:rPr>
-              <w:t>Sequentially corrects earlier mistakes</w:t>
-            </w:r>
-          </w:p>
-        </w:tc>
-        <w:tc>
-          <w:tcPr>
-            <w:tcW w:w="0" w:type="auto"/>
-            <w:hideMark/>
-          </w:tcPr>
-          <w:p>
-            <w:pPr>
-              <w:rPr>
-                <w:rFonts w:cstheme="minorHAnsi"/>
-              </w:rPr>
-            </w:pPr>
-            <w:r>
-              <w:rPr>
-                <w:rFonts w:cstheme="minorHAnsi"/>
-              </w:rPr>
-              <w:t>Sales prediction</w:t>
-            </w:r>
-          </w:p>
-        </w:tc>
-      </w:tr>
-      <w:tr>
-        <w:trPr>
-          <w:trHeight w:val="543"/>
-        </w:trPr>
-        <w:tc>
-          <w:tcPr>
-            <w:tcW w:w="0" w:type="auto"/>
-            <w:hideMark/>
-          </w:tcPr>
-          <w:p>
-            <w:pPr>
-              <w:rPr>
-                <w:rFonts w:cstheme="minorHAnsi"/>
-              </w:rPr>
-            </w:pPr>
-            <w:r>
-              <w:rPr>
-                <w:rStyle w:val="Strong"/>
-                <w:rFonts w:cstheme="minorHAnsi"/>
-              </w:rPr>
-              <w:t>Naive Bayes</w:t>
-            </w:r>
-          </w:p>
-        </w:tc>
-        <w:tc>
-          <w:tcPr>
-            <w:tcW w:w="0" w:type="auto"/>
-            <w:hideMark/>
-          </w:tcPr>
-          <w:p>
-            <w:pPr>
-              <w:rPr>
-                <w:rFonts w:cstheme="minorHAnsi"/>
-              </w:rPr>
-            </w:pPr>
-            <w:r>
-              <w:rPr>
-                <w:rFonts w:cstheme="minorHAnsi"/>
-              </w:rPr>
-              <w:t>Classification</w:t>
-            </w:r>
-          </w:p>
-        </w:tc>
-        <w:tc>
-          <w:tcPr>
-            <w:tcW w:w="0" w:type="auto"/>
-            <w:hideMark/>
-          </w:tcPr>
-          <w:p>
-            <w:pPr>
-              <w:rPr>
-                <w:rFonts w:cstheme="minorHAnsi"/>
-              </w:rPr>
-            </w:pPr>
-            <w:r>
-              <w:rPr>
-                <w:rFonts w:cstheme="minorHAnsi"/>
-              </w:rPr>
-              <w:t>Probabilistic classification</w:t>
-            </w:r>
-          </w:p>
-        </w:tc>
-        <w:tc>
-          <w:tcPr>
-            <w:tcW w:w="0" w:type="auto"/>
-            <w:hideMark/>
-          </w:tcPr>
-          <w:p>
-            <w:pPr>
-              <w:rPr>
-                <w:rFonts w:cstheme="minorHAnsi"/>
-              </w:rPr>
-            </w:pPr>
-            <w:r>
-              <w:rPr>
-                <w:rFonts w:cstheme="minorHAnsi"/>
-              </w:rPr>
-              <w:t>Based on Bayes’ Theorem</w:t>
-            </w:r>
-          </w:p>
-        </w:tc>
-        <w:tc>
-          <w:tcPr>
-            <w:tcW w:w="0" w:type="auto"/>
-            <w:hideMark/>
-          </w:tcPr>
-          <w:p>
-            <w:pPr>
-              <w:rPr>
-                <w:rFonts w:cstheme="minorHAnsi"/>
-              </w:rPr>
-            </w:pPr>
-            <w:r>
-              <w:rPr>
-                <w:rFonts w:cstheme="minorHAnsi"/>
-              </w:rPr>
-              <w:t>Sentiment analysis, spam filtering</w:t>
-            </w:r>
-          </w:p>
-        </w:tc>
-      </w:tr>
-    </w:tbl>
-    <w:p>
-      <w:pPr>
-        <w:rPr>
-          <w:rFonts w:cstheme="minorHAnsi"/>
-        </w:rPr>
-      </w:pPr>
-    </w:p>
-    <w:p>
-      <w:pPr>
-        <w:rPr>
-          <w:sz w:val="24"/>
-        </w:rPr>
-      </w:pPr>
-      <w:r>
-        <w:rPr>
-          <w:rStyle w:val="Strong"/>
-          <w:rFonts w:cstheme="minorHAnsi"/>
-          <w:bCs w:val="0"/>
-          <w:sz w:val="24"/>
-        </w:rPr>
         <w:t>Real-World Examples of Supervised Learning</w:t>
       </w:r>
     </w:p>
-    <w:tbl>
-      <w:tblPr>
-        <w:tblStyle w:val="TableGrid"/>
-        <w:tblW w:w="9466" w:type="dxa"/>
-        <w:tblLook w:val="04A0" w:firstRow="1" w:lastRow="0" w:firstColumn="1" w:lastColumn="0" w:noHBand="0" w:noVBand="1"/>
-      </w:tblPr>
-      <w:tblGrid>
-        <w:gridCol w:w="1319"/>
-        <w:gridCol w:w="4561"/>
-        <w:gridCol w:w="3586"/>
-      </w:tblGrid>
-      <w:tr>
-        <w:trPr>
-          <w:trHeight w:val="313"/>
-        </w:trPr>
-        <w:tc>
-          <w:tcPr>
-            <w:tcW w:w="0" w:type="auto"/>
-            <w:hideMark/>
-          </w:tcPr>
-          <w:p>
-            <w:pPr>
-              <w:jc w:val="center"/>
-              <w:rPr>
-                <w:rFonts w:cstheme="minorHAnsi"/>
-                <w:b/>
-                <w:bCs/>
-              </w:rPr>
-            </w:pPr>
-            <w:r>
-              <w:rPr>
-                <w:rStyle w:val="Strong"/>
-                <w:rFonts w:cstheme="minorHAnsi"/>
-              </w:rPr>
-              <w:t>Industry</w:t>
-            </w:r>
-          </w:p>
-        </w:tc>
-        <w:tc>
-          <w:tcPr>
-            <w:tcW w:w="0" w:type="auto"/>
-            <w:hideMark/>
-          </w:tcPr>
-          <w:p>
-            <w:pPr>
-              <w:jc w:val="center"/>
-              <w:rPr>
-                <w:rFonts w:cstheme="minorHAnsi"/>
-                <w:b/>
-                <w:bCs/>
-              </w:rPr>
-            </w:pPr>
-            <w:r>
-              <w:rPr>
-                <w:rStyle w:val="Strong"/>
-                <w:rFonts w:cstheme="minorHAnsi"/>
-              </w:rPr>
-              <w:t>Application</w:t>
-            </w:r>
-          </w:p>
-        </w:tc>
-        <w:tc>
-          <w:tcPr>
-            <w:tcW w:w="0" w:type="auto"/>
-            <w:hideMark/>
-          </w:tcPr>
-          <w:p>
-            <w:pPr>
-              <w:jc w:val="center"/>
-              <w:rPr>
-                <w:rFonts w:cstheme="minorHAnsi"/>
-                <w:b/>
-                <w:bCs/>
-              </w:rPr>
-            </w:pPr>
-            <w:r>
-              <w:rPr>
-                <w:rStyle w:val="Strong"/>
-                <w:rFonts w:cstheme="minorHAnsi"/>
-              </w:rPr>
-              <w:t>Algorithm Example</w:t>
-            </w:r>
-          </w:p>
-        </w:tc>
-      </w:tr>
-      <w:tr>
-        <w:trPr>
-          <w:trHeight w:val="296"/>
-        </w:trPr>
-        <w:tc>
-          <w:tcPr>
-            <w:tcW w:w="0" w:type="auto"/>
-            <w:hideMark/>
-          </w:tcPr>
-          <w:p>
-            <w:pPr>
-              <w:rPr>
-                <w:rFonts w:cstheme="minorHAnsi"/>
-              </w:rPr>
-            </w:pPr>
-            <w:r>
-              <w:rPr>
-                <w:rStyle w:val="Strong"/>
-                <w:rFonts w:cstheme="minorHAnsi"/>
-              </w:rPr>
-              <w:t>Finance</w:t>
-            </w:r>
-          </w:p>
-        </w:tc>
-        <w:tc>
-          <w:tcPr>
-            <w:tcW w:w="0" w:type="auto"/>
-            <w:hideMark/>
-          </w:tcPr>
-          <w:p>
-            <w:pPr>
-              <w:rPr>
-                <w:rFonts w:cstheme="minorHAnsi"/>
-              </w:rPr>
-            </w:pPr>
-            <w:r>
-              <w:rPr>
-                <w:rFonts w:cstheme="minorHAnsi"/>
-              </w:rPr>
-              <w:t>Fraud detection</w:t>
-            </w:r>
-          </w:p>
-        </w:tc>
-        <w:tc>
-          <w:tcPr>
-            <w:tcW w:w="0" w:type="auto"/>
-            <w:hideMark/>
-          </w:tcPr>
-          <w:p>
-            <w:pPr>
-              <w:rPr>
-                <w:rFonts w:cstheme="minorHAnsi"/>
-              </w:rPr>
-            </w:pPr>
-            <w:r>
-              <w:rPr>
-                <w:rFonts w:cstheme="minorHAnsi"/>
-              </w:rPr>
-              <w:t>Random Forest, SVM</w:t>
-            </w:r>
-          </w:p>
-        </w:tc>
-      </w:tr>
-      <w:tr>
-        <w:trPr>
-          <w:trHeight w:val="313"/>
-        </w:trPr>
-        <w:tc>
-          <w:tcPr>
-            <w:tcW w:w="0" w:type="auto"/>
-            <w:hideMark/>
-          </w:tcPr>
-          <w:p>
-            <w:pPr>
-              <w:rPr>
-                <w:rFonts w:cstheme="minorHAnsi"/>
-              </w:rPr>
-            </w:pPr>
-            <w:r>
-              <w:rPr>
-                <w:rStyle w:val="Strong"/>
-                <w:rFonts w:cstheme="minorHAnsi"/>
-              </w:rPr>
-              <w:t>Healthcare</w:t>
-            </w:r>
-          </w:p>
-        </w:tc>
-        <w:tc>
-          <w:tcPr>
-            <w:tcW w:w="0" w:type="auto"/>
-            <w:hideMark/>
-          </w:tcPr>
-          <w:p>
-            <w:pPr>
-              <w:rPr>
-                <w:rFonts w:cstheme="minorHAnsi"/>
-              </w:rPr>
-            </w:pPr>
-            <w:r>
-              <w:rPr>
-                <w:rFonts w:cstheme="minorHAnsi"/>
-              </w:rPr>
-              <w:t>Disease prediction (e.g., cancer, Parkinson’s)</w:t>
-            </w:r>
-          </w:p>
-        </w:tc>
-        <w:tc>
-          <w:tcPr>
-            <w:tcW w:w="0" w:type="auto"/>
-            <w:hideMark/>
-          </w:tcPr>
-          <w:p>
-            <w:pPr>
-              <w:rPr>
-                <w:rFonts w:cstheme="minorHAnsi"/>
-              </w:rPr>
-            </w:pPr>
-            <w:r>
-              <w:rPr>
-                <w:rFonts w:cstheme="minorHAnsi"/>
-              </w:rPr>
-              <w:t>Logistic Regression, Decision Tree</w:t>
-            </w:r>
-          </w:p>
-        </w:tc>
-      </w:tr>
-      <w:tr>
-        <w:trPr>
-          <w:trHeight w:val="296"/>
-        </w:trPr>
-        <w:tc>
-          <w:tcPr>
-            <w:tcW w:w="0" w:type="auto"/>
-            <w:hideMark/>
-          </w:tcPr>
-          <w:p>
-            <w:pPr>
-              <w:rPr>
-                <w:rFonts w:cstheme="minorHAnsi"/>
-              </w:rPr>
-            </w:pPr>
-            <w:r>
-              <w:rPr>
-                <w:rStyle w:val="Strong"/>
-                <w:rFonts w:cstheme="minorHAnsi"/>
-              </w:rPr>
-              <w:t>Retail</w:t>
-            </w:r>
-          </w:p>
-        </w:tc>
-        <w:tc>
-          <w:tcPr>
-            <w:tcW w:w="0" w:type="auto"/>
-            <w:hideMark/>
-          </w:tcPr>
-          <w:p>
-            <w:pPr>
-              <w:rPr>
-                <w:rFonts w:cstheme="minorHAnsi"/>
-              </w:rPr>
-            </w:pPr>
-            <w:r>
-              <w:rPr>
-                <w:rFonts w:cstheme="minorHAnsi"/>
-              </w:rPr>
-              <w:t>Customer churn prediction</w:t>
-            </w:r>
-          </w:p>
-        </w:tc>
-        <w:tc>
-          <w:tcPr>
-            <w:tcW w:w="0" w:type="auto"/>
-            <w:hideMark/>
-          </w:tcPr>
-          <w:p>
-            <w:pPr>
-              <w:rPr>
-                <w:rFonts w:cstheme="minorHAnsi"/>
-              </w:rPr>
-            </w:pPr>
-            <w:r>
-              <w:rPr>
-                <w:rFonts w:cstheme="minorHAnsi"/>
-              </w:rPr>
-              <w:t>Gradient Boosting, Random Forest</w:t>
-            </w:r>
-          </w:p>
-        </w:tc>
-      </w:tr>
-      <w:tr>
-        <w:trPr>
-          <w:trHeight w:val="313"/>
-        </w:trPr>
-        <w:tc>
-          <w:tcPr>
-            <w:tcW w:w="0" w:type="auto"/>
-            <w:hideMark/>
-          </w:tcPr>
-          <w:p>
-            <w:pPr>
-              <w:rPr>
-                <w:rFonts w:cstheme="minorHAnsi"/>
-              </w:rPr>
-            </w:pPr>
-            <w:r>
-              <w:rPr>
-                <w:rStyle w:val="Strong"/>
-                <w:rFonts w:cstheme="minorHAnsi"/>
-              </w:rPr>
-              <w:t>Marketing</w:t>
-            </w:r>
-          </w:p>
-        </w:tc>
-        <w:tc>
-          <w:tcPr>
-            <w:tcW w:w="0" w:type="auto"/>
-            <w:hideMark/>
-          </w:tcPr>
-          <w:p>
-            <w:pPr>
-              <w:rPr>
-                <w:rFonts w:cstheme="minorHAnsi"/>
-              </w:rPr>
-            </w:pPr>
-            <w:r>
-              <w:rPr>
-                <w:rFonts w:cstheme="minorHAnsi"/>
-              </w:rPr>
-              <w:t>Targeted advertising</w:t>
-            </w:r>
-          </w:p>
-        </w:tc>
-        <w:tc>
-          <w:tcPr>
-            <w:tcW w:w="0" w:type="auto"/>
-            <w:hideMark/>
-          </w:tcPr>
-          <w:p>
-            <w:pPr>
-              <w:rPr>
-                <w:rFonts w:cstheme="minorHAnsi"/>
-              </w:rPr>
-            </w:pPr>
-            <w:r>
-              <w:rPr>
-                <w:rFonts w:cstheme="minorHAnsi"/>
-              </w:rPr>
-              <w:t>KNN, Logistic Regression</w:t>
-            </w:r>
-          </w:p>
-        </w:tc>
-      </w:tr>
-      <w:tr>
-        <w:trPr>
-          <w:trHeight w:val="296"/>
-        </w:trPr>
-        <w:tc>
-          <w:tcPr>
-            <w:tcW w:w="0" w:type="auto"/>
-            <w:hideMark/>
-          </w:tcPr>
-          <w:p>
-            <w:pPr>
-              <w:rPr>
-                <w:rFonts w:cstheme="minorHAnsi"/>
-              </w:rPr>
-            </w:pPr>
-            <w:r>
-              <w:rPr>
-                <w:rStyle w:val="Strong"/>
-                <w:rFonts w:cstheme="minorHAnsi"/>
-              </w:rPr>
-              <w:t>Weather</w:t>
-            </w:r>
-          </w:p>
-        </w:tc>
-        <w:tc>
-          <w:tcPr>
-            <w:tcW w:w="0" w:type="auto"/>
-            <w:hideMark/>
-          </w:tcPr>
-          <w:p>
-            <w:pPr>
-              <w:rPr>
-                <w:rFonts w:cstheme="minorHAnsi"/>
-              </w:rPr>
-            </w:pPr>
-            <w:r>
-              <w:rPr>
-                <w:rFonts w:cstheme="minorHAnsi"/>
-              </w:rPr>
-              <w:t>Wind speed or temperature prediction</w:t>
-            </w:r>
-          </w:p>
-        </w:tc>
-        <w:tc>
-          <w:tcPr>
-            <w:tcW w:w="0" w:type="auto"/>
-            <w:hideMark/>
-          </w:tcPr>
-          <w:p>
-            <w:pPr>
-              <w:rPr>
-                <w:rFonts w:cstheme="minorHAnsi"/>
-              </w:rPr>
-            </w:pPr>
-            <w:r>
-              <w:rPr>
-                <w:rFonts w:cstheme="minorHAnsi"/>
-              </w:rPr>
-              <w:t>Linear Regression</w:t>
-            </w:r>
-          </w:p>
-        </w:tc>
-      </w:tr>
-    </w:tbl>
-    <w:p>
-      <w:pPr>
-        <w:rPr>
-          <w:rFonts w:cstheme="minorHAnsi"/>
-        </w:rPr>
-      </w:pPr>
-    </w:p>
-    <w:p>
-      <w:pPr>
-        <w:rPr>
-          <w:rFonts w:cstheme="minorHAnsi"/>
-        </w:rPr>
-      </w:pPr>
-    </w:p>
-    <w:p>
-      <w:pPr>
-        <w:rPr>
-          <w:rFonts w:cstheme="minorHAnsi"/>
-        </w:rPr>
-      </w:pPr>
-    </w:p>
-    <w:p>
-      <w:pPr>
-        <w:rPr>
-          <w:rFonts w:cstheme="minorHAnsi"/>
-        </w:rPr>
-      </w:pPr>
-    </w:p>
-    <w:p>
-      <w:pPr>
-        <w:rPr>
-          <w:rFonts w:cstheme="minorHAnsi"/>
-        </w:rPr>
-      </w:pPr>
-    </w:p>
-    <w:p>
-      <w:pPr>
-        <w:rPr>
-          <w:rFonts w:cstheme="minorHAnsi"/>
-        </w:rPr>
-      </w:pPr>
-    </w:p>
-    <w:p>
-      <w:pPr>
-        <w:rPr>
-          <w:rFonts w:cstheme="minorHAnsi"/>
-        </w:rPr>
-      </w:pPr>
-    </w:p>
-    <w:p>
-      <w:pPr>
-        <w:rPr>
-          <w:rFonts w:cstheme="minorHAnsi"/>
-        </w:rPr>
-      </w:pPr>
-    </w:p>
-    <w:p>
-      <w:pPr>
-        <w:rPr>
-          <w:rFonts w:cstheme="minorHAnsi"/>
-        </w:rPr>
-      </w:pPr>
-    </w:p>
-    <w:p>
-      <w:pPr>
-        <w:rPr>
-          <w:rFonts w:cstheme="minorHAnsi"/>
-        </w:rPr>
-      </w:pPr>
-    </w:p>
-    <w:p>
-      <w:pPr>
-        <w:rPr>
-          <w:rFonts w:cstheme="minorHAnsi"/>
-        </w:rPr>
-      </w:pPr>
+    <w:p>
+      <w:pPr>
+        <w:pStyle w:val="ListParagraph"/>
+        <w:numPr>
+          <w:ilvl w:val="0"/>
+          <w:numId w:val="69"/>
+        </w:numPr>
+      </w:pPr>
+      <w:r>
+        <w:t>Finance</w:t>
+      </w:r>
+    </w:p>
+    <w:p>
+      <w:pPr>
+        <w:pStyle w:val="ListParagraph"/>
+        <w:numPr>
+          <w:ilvl w:val="0"/>
+          <w:numId w:val="69"/>
+        </w:numPr>
+      </w:pPr>
+      <w:r>
+        <w:t>Healthcare</w:t>
+      </w:r>
+    </w:p>
+    <w:p>
+      <w:pPr>
+        <w:pStyle w:val="ListParagraph"/>
+        <w:numPr>
+          <w:ilvl w:val="0"/>
+          <w:numId w:val="69"/>
+        </w:numPr>
+      </w:pPr>
+      <w:r>
+        <w:t>Retail</w:t>
+      </w:r>
+      <w:r>
+        <w:tab/>
+      </w:r>
+    </w:p>
+    <w:p>
+      <w:pPr>
+        <w:pStyle w:val="ListParagraph"/>
+        <w:numPr>
+          <w:ilvl w:val="0"/>
+          <w:numId w:val="69"/>
+        </w:numPr>
+      </w:pPr>
+      <w:r>
+        <w:t>Marketing</w:t>
+      </w:r>
+    </w:p>
+    <w:p>
+      <w:pPr>
+        <w:pStyle w:val="ListParagraph"/>
+        <w:numPr>
+          <w:ilvl w:val="0"/>
+          <w:numId w:val="69"/>
+        </w:numPr>
+      </w:pPr>
+      <w:r>
+        <w:t>Weather</w:t>
+      </w:r>
     </w:p>
     <w:p>
       <w:pPr>
@@ -5923,9 +4677,9 @@
     <w:p>
       <w:pPr>
         <w:pStyle w:val="Heading1"/>
-      </w:pPr>
-      <w:r>
-        <w:lastRenderedPageBreak/>
+        <w:spacing w:after="240"/>
+      </w:pPr>
+      <w:r>
         <w:t>C</w:t>
       </w:r>
       <w:r>
@@ -5978,6 +4732,8 @@
         </w:numPr>
         <w:rPr>
           <w:rFonts w:cstheme="minorHAnsi"/>
+          <w:sz w:val="20"/>
+          <w:szCs w:val="20"/>
         </w:rPr>
       </w:pPr>
       <w:r>
@@ -5985,8 +4741,8 @@
           <w:rFonts w:cstheme="minorHAnsi"/>
           <w:b/>
           <w:bCs/>
-          <w:sz w:val="28"/>
-          <w:szCs w:val="28"/>
+          <w:sz w:val="24"/>
+          <w:szCs w:val="24"/>
         </w:rPr>
         <w:t>Binary Classification</w:t>
       </w:r>
@@ -5995,16 +4751,16 @@
           <w:rFonts w:cstheme="minorHAnsi"/>
           <w:b/>
           <w:bCs/>
-          <w:sz w:val="28"/>
-          <w:szCs w:val="28"/>
+          <w:sz w:val="24"/>
+          <w:szCs w:val="24"/>
         </w:rPr>
         <w:t>:</w:t>
       </w:r>
       <w:r>
         <w:rPr>
           <w:rFonts w:cstheme="minorHAnsi"/>
-          <w:sz w:val="28"/>
-          <w:szCs w:val="28"/>
+          <w:sz w:val="24"/>
+          <w:szCs w:val="24"/>
         </w:rPr>
         <w:t xml:space="preserve"> </w:t>
       </w:r>
@@ -6048,6 +4804,7 @@
         </w:rPr>
       </w:pPr>
       <w:r>
+        <w:lastRenderedPageBreak/>
         <w:t xml:space="preserve">Output variable </w:t>
       </w:r>
       <w:r>
@@ -6349,6 +5106,8 @@
         </w:numPr>
         <w:rPr>
           <w:rFonts w:cstheme="minorHAnsi"/>
+          <w:sz w:val="20"/>
+          <w:szCs w:val="20"/>
         </w:rPr>
       </w:pPr>
       <w:r>
@@ -6356,10 +5115,9 @@
           <w:rFonts w:cstheme="minorHAnsi"/>
           <w:b/>
           <w:bCs/>
-          <w:sz w:val="28"/>
-          <w:szCs w:val="28"/>
-        </w:rPr>
-        <w:lastRenderedPageBreak/>
+          <w:sz w:val="24"/>
+          <w:szCs w:val="24"/>
+        </w:rPr>
         <w:t>Multiclass Classification</w:t>
       </w:r>
       <w:r>
@@ -6367,16 +5125,16 @@
           <w:rFonts w:cstheme="minorHAnsi"/>
           <w:b/>
           <w:bCs/>
-          <w:sz w:val="28"/>
-          <w:szCs w:val="28"/>
+          <w:sz w:val="24"/>
+          <w:szCs w:val="24"/>
         </w:rPr>
         <w:t>:</w:t>
       </w:r>
       <w:r>
         <w:rPr>
           <w:rFonts w:cstheme="minorHAnsi"/>
-          <w:sz w:val="28"/>
-          <w:szCs w:val="28"/>
+          <w:sz w:val="24"/>
+          <w:szCs w:val="24"/>
         </w:rPr>
         <w:t xml:space="preserve"> </w:t>
       </w:r>
@@ -6491,6 +5249,7 @@
         <w:ind w:left="1800"/>
       </w:pPr>
       <w:r>
+        <w:lastRenderedPageBreak/>
         <w:t xml:space="preserve">Decision Tree, </w:t>
       </w:r>
     </w:p>
@@ -6556,13 +5315,17 @@
           <w:ilvl w:val="0"/>
           <w:numId w:val="11"/>
         </w:numPr>
+        <w:rPr>
+          <w:sz w:val="20"/>
+          <w:szCs w:val="20"/>
+        </w:rPr>
       </w:pPr>
       <w:r>
         <w:rPr>
           <w:b/>
           <w:bCs/>
-          <w:sz w:val="28"/>
-          <w:szCs w:val="28"/>
+          <w:sz w:val="24"/>
+          <w:szCs w:val="24"/>
         </w:rPr>
         <w:t xml:space="preserve">Multi-Label </w:t>
       </w:r>
@@ -6570,15 +5333,15 @@
         <w:rPr>
           <w:b/>
           <w:bCs/>
-          <w:sz w:val="28"/>
-          <w:szCs w:val="28"/>
+          <w:sz w:val="24"/>
+          <w:szCs w:val="24"/>
         </w:rPr>
         <w:t>Classification:</w:t>
       </w:r>
       <w:r>
         <w:rPr>
-          <w:sz w:val="28"/>
-          <w:szCs w:val="28"/>
+          <w:sz w:val="24"/>
+          <w:szCs w:val="24"/>
         </w:rPr>
         <w:t xml:space="preserve"> </w:t>
       </w:r>
@@ -6735,6 +5498,8 @@
         </w:numPr>
         <w:rPr>
           <w:rFonts w:cstheme="minorHAnsi"/>
+          <w:sz w:val="20"/>
+          <w:szCs w:val="20"/>
         </w:rPr>
       </w:pPr>
       <w:r>
@@ -6742,8 +5507,8 @@
           <w:rFonts w:cstheme="minorHAnsi"/>
           <w:b/>
           <w:bCs/>
-          <w:sz w:val="28"/>
-          <w:szCs w:val="28"/>
+          <w:sz w:val="24"/>
+          <w:szCs w:val="24"/>
         </w:rPr>
         <w:t>Imbalanced Classification</w:t>
       </w:r>
@@ -6752,16 +5517,16 @@
           <w:rFonts w:cstheme="minorHAnsi"/>
           <w:b/>
           <w:bCs/>
-          <w:sz w:val="28"/>
-          <w:szCs w:val="28"/>
+          <w:sz w:val="24"/>
+          <w:szCs w:val="24"/>
         </w:rPr>
         <w:t>:</w:t>
       </w:r>
       <w:r>
         <w:rPr>
           <w:rFonts w:cstheme="minorHAnsi"/>
-          <w:sz w:val="28"/>
-          <w:szCs w:val="28"/>
+          <w:sz w:val="24"/>
+          <w:szCs w:val="24"/>
         </w:rPr>
         <w:t xml:space="preserve"> </w:t>
       </w:r>
@@ -7035,877 +5800,277 @@
         <w:rPr>
           <w:rFonts w:eastAsia="Times New Roman" w:cstheme="minorHAnsi"/>
         </w:rPr>
+        <w:t>Use evaluation metrics → Precision, Recall, F1-score, ROC-AUC</w:t>
+      </w:r>
+    </w:p>
+    <w:p>
+      <w:pPr>
+        <w:rPr>
+          <w:rFonts w:eastAsia="Times New Roman" w:cstheme="minorHAnsi"/>
+        </w:rPr>
+      </w:pPr>
+      <w:r>
+        <w:rPr>
+          <w:rFonts w:eastAsia="Times New Roman" w:cstheme="minorHAnsi"/>
+        </w:rPr>
+        <w:br w:type="page"/>
+      </w:r>
+    </w:p>
+    <w:p>
+      <w:pPr>
+        <w:rPr>
+          <w:b/>
+          <w:bCs/>
+          <w:sz w:val="24"/>
+          <w:szCs w:val="24"/>
+        </w:rPr>
+      </w:pPr>
+      <w:r>
+        <w:rPr>
+          <w:b/>
+          <w:bCs/>
+          <w:sz w:val="24"/>
+          <w:szCs w:val="24"/>
+        </w:rPr>
         <w:lastRenderedPageBreak/>
-        <w:t>Use evaluation metrics → Precision, Recall, F1-score, ROC-AUC</w:t>
-      </w:r>
-    </w:p>
-    <w:p>
-      <w:pPr>
-        <w:spacing w:before="100" w:beforeAutospacing="1" w:after="100" w:afterAutospacing="1" w:line="240" w:lineRule="auto"/>
-        <w:rPr>
-          <w:rFonts w:eastAsia="Times New Roman" w:cstheme="minorHAnsi"/>
-        </w:rPr>
-      </w:pPr>
-    </w:p>
-    <w:p>
-      <w:pPr>
-        <w:pStyle w:val="Heading2"/>
-      </w:pPr>
-      <w:r>
-        <w:rPr>
-          <w:rStyle w:val="Strong"/>
+        <w:t>Classification algorithms can also be categorized based on how they learn from data:</w:t>
+      </w:r>
+    </w:p>
+    <w:p>
+      <w:pPr>
+        <w:pStyle w:val="ListParagraph"/>
+        <w:numPr>
+          <w:ilvl w:val="0"/>
+          <w:numId w:val="12"/>
+        </w:numPr>
+        <w:rPr>
+          <w:rFonts w:cstheme="minorHAnsi"/>
+        </w:rPr>
+      </w:pPr>
+      <w:r>
+        <w:rPr>
+          <w:rFonts w:cstheme="minorHAnsi"/>
           <w:b/>
-          <w:bCs w:val="0"/>
-        </w:rPr>
-        <w:t>Classification Model Evaluation Metrics</w:t>
-      </w:r>
-    </w:p>
-    <w:p>
-      <w:pPr>
-        <w:pStyle w:val="NormalWeb"/>
-        <w:numPr>
-          <w:ilvl w:val="0"/>
-          <w:numId w:val="62"/>
-        </w:numPr>
-        <w:rPr>
-          <w:rFonts w:asciiTheme="minorHAnsi" w:hAnsiTheme="minorHAnsi" w:cstheme="minorHAnsi"/>
-          <w:sz w:val="22"/>
-          <w:szCs w:val="22"/>
-        </w:rPr>
-      </w:pPr>
-      <w:r>
-        <w:rPr>
-          <w:rStyle w:val="Strong"/>
-          <w:rFonts w:asciiTheme="minorHAnsi" w:hAnsiTheme="minorHAnsi" w:cstheme="minorHAnsi"/>
-          <w:sz w:val="22"/>
-          <w:szCs w:val="22"/>
-        </w:rPr>
-        <w:t>Accuracy:</w:t>
-      </w:r>
-      <w:r>
-        <w:rPr>
-          <w:rFonts w:asciiTheme="minorHAnsi" w:hAnsiTheme="minorHAnsi" w:cstheme="minorHAnsi"/>
-          <w:sz w:val="22"/>
-          <w:szCs w:val="22"/>
-        </w:rPr>
-        <w:t xml:space="preserve"> Correct predictions / total predictions</w:t>
-      </w:r>
-    </w:p>
-    <w:p>
-      <w:pPr>
-        <w:pStyle w:val="NormalWeb"/>
-        <w:numPr>
-          <w:ilvl w:val="0"/>
-          <w:numId w:val="62"/>
-        </w:numPr>
-        <w:rPr>
-          <w:rFonts w:asciiTheme="minorHAnsi" w:hAnsiTheme="minorHAnsi" w:cstheme="minorHAnsi"/>
-          <w:sz w:val="22"/>
-          <w:szCs w:val="22"/>
-        </w:rPr>
-      </w:pPr>
-      <w:r>
-        <w:rPr>
-          <w:rStyle w:val="Strong"/>
-          <w:rFonts w:asciiTheme="minorHAnsi" w:hAnsiTheme="minorHAnsi" w:cstheme="minorHAnsi"/>
-          <w:sz w:val="22"/>
-          <w:szCs w:val="22"/>
-        </w:rPr>
-        <w:t>Confusion Matrix:</w:t>
-      </w:r>
-      <w:r>
-        <w:rPr>
-          <w:rFonts w:asciiTheme="minorHAnsi" w:hAnsiTheme="minorHAnsi" w:cstheme="minorHAnsi"/>
-          <w:sz w:val="22"/>
-          <w:szCs w:val="22"/>
-        </w:rPr>
-        <w:t xml:space="preserve"> TP, TN, FP, FN per class</w:t>
-      </w:r>
-    </w:p>
-    <w:p>
-      <w:pPr>
-        <w:pStyle w:val="NormalWeb"/>
-        <w:numPr>
-          <w:ilvl w:val="0"/>
-          <w:numId w:val="62"/>
-        </w:numPr>
-        <w:rPr>
-          <w:rFonts w:asciiTheme="minorHAnsi" w:hAnsiTheme="minorHAnsi" w:cstheme="minorHAnsi"/>
-          <w:sz w:val="22"/>
-          <w:szCs w:val="22"/>
-        </w:rPr>
-      </w:pPr>
-      <w:r>
-        <w:rPr>
-          <w:rStyle w:val="Strong"/>
-          <w:rFonts w:asciiTheme="minorHAnsi" w:hAnsiTheme="minorHAnsi" w:cstheme="minorHAnsi"/>
-          <w:sz w:val="22"/>
-          <w:szCs w:val="22"/>
-        </w:rPr>
-        <w:t>Precision:</w:t>
-      </w:r>
-      <w:r>
-        <w:rPr>
-          <w:rFonts w:asciiTheme="minorHAnsi" w:hAnsiTheme="minorHAnsi" w:cstheme="minorHAnsi"/>
-          <w:sz w:val="22"/>
-          <w:szCs w:val="22"/>
-        </w:rPr>
-        <w:t xml:space="preserve"> TP / (TP + FP)</w:t>
-      </w:r>
-    </w:p>
-    <w:p>
-      <w:pPr>
-        <w:pStyle w:val="NormalWeb"/>
-        <w:numPr>
-          <w:ilvl w:val="0"/>
-          <w:numId w:val="62"/>
-        </w:numPr>
-        <w:rPr>
-          <w:rFonts w:asciiTheme="minorHAnsi" w:hAnsiTheme="minorHAnsi" w:cstheme="minorHAnsi"/>
-          <w:sz w:val="22"/>
-          <w:szCs w:val="22"/>
-        </w:rPr>
-      </w:pPr>
-      <w:r>
-        <w:rPr>
-          <w:rStyle w:val="Strong"/>
-          <w:rFonts w:asciiTheme="minorHAnsi" w:hAnsiTheme="minorHAnsi" w:cstheme="minorHAnsi"/>
-          <w:sz w:val="22"/>
-          <w:szCs w:val="22"/>
-        </w:rPr>
-        <w:t>Recall (Sensitivity):</w:t>
-      </w:r>
-      <w:r>
-        <w:rPr>
-          <w:rFonts w:asciiTheme="minorHAnsi" w:hAnsiTheme="minorHAnsi" w:cstheme="minorHAnsi"/>
-          <w:sz w:val="22"/>
-          <w:szCs w:val="22"/>
-        </w:rPr>
-        <w:t xml:space="preserve"> TP / (TP + FN)</w:t>
-      </w:r>
-    </w:p>
-    <w:p>
-      <w:pPr>
-        <w:pStyle w:val="NormalWeb"/>
-        <w:numPr>
-          <w:ilvl w:val="0"/>
-          <w:numId w:val="62"/>
-        </w:numPr>
-        <w:rPr>
-          <w:rFonts w:asciiTheme="minorHAnsi" w:hAnsiTheme="minorHAnsi" w:cstheme="minorHAnsi"/>
-          <w:sz w:val="22"/>
-          <w:szCs w:val="22"/>
-        </w:rPr>
-      </w:pPr>
-      <w:r>
-        <w:rPr>
-          <w:rStyle w:val="Strong"/>
-          <w:rFonts w:asciiTheme="minorHAnsi" w:hAnsiTheme="minorHAnsi" w:cstheme="minorHAnsi"/>
-          <w:sz w:val="22"/>
-          <w:szCs w:val="22"/>
-        </w:rPr>
-        <w:t>F1-Score:</w:t>
-      </w:r>
-      <w:r>
-        <w:rPr>
-          <w:rFonts w:asciiTheme="minorHAnsi" w:hAnsiTheme="minorHAnsi" w:cstheme="minorHAnsi"/>
-          <w:sz w:val="22"/>
-          <w:szCs w:val="22"/>
-        </w:rPr>
-        <w:t xml:space="preserve"> Harmonic mean of precision and recall</w:t>
-      </w:r>
-    </w:p>
-    <w:p>
-      <w:pPr>
-        <w:pStyle w:val="NormalWeb"/>
-        <w:numPr>
-          <w:ilvl w:val="0"/>
-          <w:numId w:val="62"/>
-        </w:numPr>
-        <w:rPr>
-          <w:rFonts w:asciiTheme="minorHAnsi" w:hAnsiTheme="minorHAnsi" w:cstheme="minorHAnsi"/>
-          <w:sz w:val="22"/>
-          <w:szCs w:val="22"/>
-        </w:rPr>
-      </w:pPr>
-      <w:r>
-        <w:rPr>
-          <w:rStyle w:val="Strong"/>
-          <w:rFonts w:asciiTheme="minorHAnsi" w:hAnsiTheme="minorHAnsi" w:cstheme="minorHAnsi"/>
-          <w:sz w:val="22"/>
-          <w:szCs w:val="22"/>
-        </w:rPr>
-        <w:t>ROC &amp; AUC:</w:t>
-      </w:r>
-      <w:r>
-        <w:rPr>
-          <w:rFonts w:asciiTheme="minorHAnsi" w:hAnsiTheme="minorHAnsi" w:cstheme="minorHAnsi"/>
-          <w:sz w:val="22"/>
-          <w:szCs w:val="22"/>
-        </w:rPr>
-        <w:t xml:space="preserve"> Measures classifier performance across thresholds</w:t>
-      </w:r>
-    </w:p>
-    <w:p>
-      <w:pPr>
-        <w:pStyle w:val="NormalWeb"/>
-        <w:numPr>
-          <w:ilvl w:val="0"/>
-          <w:numId w:val="62"/>
-        </w:numPr>
-        <w:rPr>
-          <w:rFonts w:asciiTheme="minorHAnsi" w:hAnsiTheme="minorHAnsi" w:cstheme="minorHAnsi"/>
-          <w:sz w:val="22"/>
-          <w:szCs w:val="22"/>
-        </w:rPr>
-      </w:pPr>
-      <w:r>
-        <w:rPr>
-          <w:rStyle w:val="Strong"/>
-          <w:rFonts w:asciiTheme="minorHAnsi" w:hAnsiTheme="minorHAnsi" w:cstheme="minorHAnsi"/>
-          <w:sz w:val="22"/>
-          <w:szCs w:val="22"/>
-        </w:rPr>
-        <w:t>Cross-validation:</w:t>
-      </w:r>
-      <w:r>
-        <w:rPr>
-          <w:rFonts w:asciiTheme="minorHAnsi" w:hAnsiTheme="minorHAnsi" w:cstheme="minorHAnsi"/>
-          <w:sz w:val="22"/>
-          <w:szCs w:val="22"/>
-        </w:rPr>
-        <w:t xml:space="preserve"> Robust estimate of model performance by splitting data into multiple folds</w:t>
-      </w:r>
-    </w:p>
-    <w:p>
-      <w:pPr>
-        <w:rPr>
-          <w:rFonts w:cstheme="minorHAnsi"/>
-        </w:rPr>
-      </w:pPr>
-    </w:p>
-    <w:p>
-      <w:pPr>
-        <w:pStyle w:val="Heading2"/>
-      </w:pPr>
-      <w:r>
-        <w:rPr>
-          <w:rStyle w:val="Strong"/>
+          <w:bCs/>
+          <w:sz w:val="24"/>
+          <w:szCs w:val="24"/>
+        </w:rPr>
+        <w:t>Lazy Learners:</w:t>
+      </w:r>
+      <w:r>
+        <w:rPr>
+          <w:rFonts w:cstheme="minorHAnsi"/>
+          <w:sz w:val="24"/>
+          <w:szCs w:val="24"/>
+        </w:rPr>
+        <w:t> </w:t>
+      </w:r>
+      <w:r>
+        <w:rPr>
+          <w:rFonts w:cstheme="minorHAnsi"/>
+        </w:rPr>
+        <w:t>Lazy Learners are also known as instance-based learners, lazy learners do not learn a model during the training phase. Instead, they simply store the training data and use it to classify new instances at prediction time. It is very fast at prediction time because it does not require computations during the predictions. it is less effective in high-dimensional spaces or when the number of training instances is large.</w:t>
+      </w:r>
+    </w:p>
+    <w:p>
+      <w:pPr>
+        <w:pStyle w:val="ListParagraph"/>
+        <w:ind w:left="360"/>
+        <w:rPr>
+          <w:rFonts w:cstheme="minorHAnsi"/>
+        </w:rPr>
+      </w:pPr>
+      <w:r>
+        <w:rPr>
+          <w:rFonts w:cstheme="minorHAnsi"/>
+        </w:rPr>
+        <w:t>Examples</w:t>
+      </w:r>
+      <w:r>
+        <w:rPr>
+          <w:rFonts w:cstheme="minorHAnsi"/>
+        </w:rPr>
+        <w:t>-</w:t>
+      </w:r>
+    </w:p>
+    <w:p>
+      <w:pPr>
+        <w:pStyle w:val="ListParagraph"/>
+        <w:numPr>
+          <w:ilvl w:val="0"/>
+          <w:numId w:val="60"/>
+        </w:numPr>
+        <w:rPr>
+          <w:rFonts w:cstheme="minorHAnsi"/>
+        </w:rPr>
+      </w:pPr>
+      <w:r>
+        <w:rPr>
+          <w:rFonts w:cstheme="minorHAnsi"/>
+        </w:rPr>
+        <w:t xml:space="preserve">k-nearest neighbors </w:t>
+      </w:r>
+    </w:p>
+    <w:p>
+      <w:pPr>
+        <w:pStyle w:val="ListParagraph"/>
+        <w:numPr>
+          <w:ilvl w:val="0"/>
+          <w:numId w:val="60"/>
+        </w:numPr>
+        <w:rPr>
+          <w:rFonts w:cstheme="minorHAnsi"/>
+        </w:rPr>
+      </w:pPr>
+      <w:r>
+        <w:rPr>
+          <w:rFonts w:cstheme="minorHAnsi"/>
+        </w:rPr>
+        <w:t>case-based reasoning.</w:t>
+      </w:r>
+    </w:p>
+    <w:p>
+      <w:pPr>
+        <w:pStyle w:val="ListParagraph"/>
+        <w:ind w:left="2520"/>
+        <w:rPr>
+          <w:rFonts w:cstheme="minorHAnsi"/>
+        </w:rPr>
+      </w:pPr>
+    </w:p>
+    <w:p>
+      <w:pPr>
+        <w:pStyle w:val="ListParagraph"/>
+        <w:numPr>
+          <w:ilvl w:val="0"/>
+          <w:numId w:val="12"/>
+        </w:numPr>
+        <w:rPr>
+          <w:rFonts w:cstheme="minorHAnsi"/>
+        </w:rPr>
+      </w:pPr>
+      <w:r>
+        <w:rPr>
+          <w:rFonts w:cstheme="minorHAnsi"/>
           <w:b/>
-          <w:bCs w:val="0"/>
-        </w:rPr>
-        <w:t>Workflow for Implementing Classification</w:t>
-      </w:r>
-    </w:p>
-    <w:p>
-      <w:pPr>
-        <w:pStyle w:val="NormalWeb"/>
-        <w:numPr>
-          <w:ilvl w:val="0"/>
-          <w:numId w:val="63"/>
-        </w:numPr>
-        <w:rPr>
-          <w:rFonts w:asciiTheme="minorHAnsi" w:hAnsiTheme="minorHAnsi" w:cstheme="minorHAnsi"/>
-          <w:sz w:val="22"/>
-          <w:szCs w:val="22"/>
-        </w:rPr>
-      </w:pPr>
-      <w:r>
-        <w:rPr>
-          <w:rStyle w:val="Strong"/>
-          <w:rFonts w:asciiTheme="minorHAnsi" w:hAnsiTheme="minorHAnsi" w:cstheme="minorHAnsi"/>
-          <w:sz w:val="22"/>
-          <w:szCs w:val="22"/>
-        </w:rPr>
-        <w:t>Define the Problem:</w:t>
-      </w:r>
-      <w:r>
-        <w:rPr>
-          <w:rFonts w:asciiTheme="minorHAnsi" w:hAnsiTheme="minorHAnsi" w:cstheme="minorHAnsi"/>
-          <w:sz w:val="22"/>
-          <w:szCs w:val="22"/>
-        </w:rPr>
-        <w:t xml:space="preserve"> Identify target labels and relationships with input features.</w:t>
-      </w:r>
-    </w:p>
-    <w:p>
-      <w:pPr>
-        <w:pStyle w:val="NormalWeb"/>
-        <w:numPr>
-          <w:ilvl w:val="0"/>
-          <w:numId w:val="63"/>
-        </w:numPr>
-        <w:rPr>
-          <w:rFonts w:asciiTheme="minorHAnsi" w:hAnsiTheme="minorHAnsi" w:cstheme="minorHAnsi"/>
-          <w:sz w:val="22"/>
-          <w:szCs w:val="22"/>
-        </w:rPr>
-      </w:pPr>
-      <w:r>
-        <w:rPr>
-          <w:rStyle w:val="Strong"/>
-          <w:rFonts w:asciiTheme="minorHAnsi" w:hAnsiTheme="minorHAnsi" w:cstheme="minorHAnsi"/>
-          <w:sz w:val="22"/>
-          <w:szCs w:val="22"/>
-        </w:rPr>
-        <w:t>Data Preparation:</w:t>
-      </w:r>
-      <w:r>
-        <w:rPr>
-          <w:rFonts w:asciiTheme="minorHAnsi" w:hAnsiTheme="minorHAnsi" w:cstheme="minorHAnsi"/>
-          <w:sz w:val="22"/>
-          <w:szCs w:val="22"/>
-        </w:rPr>
-        <w:t xml:space="preserve"> Collect, clean, preprocess, and split into train/test/validation sets.</w:t>
-      </w:r>
-    </w:p>
-    <w:p>
-      <w:pPr>
-        <w:pStyle w:val="NormalWeb"/>
-        <w:numPr>
-          <w:ilvl w:val="0"/>
-          <w:numId w:val="63"/>
-        </w:numPr>
-        <w:rPr>
-          <w:rFonts w:asciiTheme="minorHAnsi" w:hAnsiTheme="minorHAnsi" w:cstheme="minorHAnsi"/>
-          <w:sz w:val="22"/>
-          <w:szCs w:val="22"/>
-        </w:rPr>
-      </w:pPr>
-      <w:r>
-        <w:rPr>
-          <w:rStyle w:val="Strong"/>
-          <w:rFonts w:asciiTheme="minorHAnsi" w:hAnsiTheme="minorHAnsi" w:cstheme="minorHAnsi"/>
-          <w:sz w:val="22"/>
-          <w:szCs w:val="22"/>
-        </w:rPr>
-        <w:t>Feature Extraction:</w:t>
-      </w:r>
-      <w:r>
-        <w:rPr>
-          <w:rFonts w:asciiTheme="minorHAnsi" w:hAnsiTheme="minorHAnsi" w:cstheme="minorHAnsi"/>
-          <w:sz w:val="22"/>
-          <w:szCs w:val="22"/>
-        </w:rPr>
-        <w:t xml:space="preserve"> Select relevant features influencing the target variable.</w:t>
-      </w:r>
-    </w:p>
-    <w:p>
-      <w:pPr>
-        <w:pStyle w:val="NormalWeb"/>
-        <w:numPr>
-          <w:ilvl w:val="0"/>
-          <w:numId w:val="63"/>
-        </w:numPr>
-        <w:rPr>
-          <w:rFonts w:asciiTheme="minorHAnsi" w:hAnsiTheme="minorHAnsi" w:cstheme="minorHAnsi"/>
-          <w:sz w:val="22"/>
-          <w:szCs w:val="22"/>
-        </w:rPr>
-      </w:pPr>
-      <w:r>
-        <w:rPr>
-          <w:rStyle w:val="Strong"/>
-          <w:rFonts w:asciiTheme="minorHAnsi" w:hAnsiTheme="minorHAnsi" w:cstheme="minorHAnsi"/>
-          <w:sz w:val="22"/>
-          <w:szCs w:val="22"/>
-        </w:rPr>
-        <w:t>Model Selection:</w:t>
-      </w:r>
-      <w:r>
-        <w:rPr>
-          <w:rFonts w:asciiTheme="minorHAnsi" w:hAnsiTheme="minorHAnsi" w:cstheme="minorHAnsi"/>
-          <w:sz w:val="22"/>
-          <w:szCs w:val="22"/>
-        </w:rPr>
-        <w:t xml:space="preserve"> Choose an appropriate algorithm based on problem and data size.</w:t>
-      </w:r>
-    </w:p>
-    <w:p>
-      <w:pPr>
-        <w:pStyle w:val="NormalWeb"/>
-        <w:numPr>
-          <w:ilvl w:val="0"/>
-          <w:numId w:val="63"/>
-        </w:numPr>
-        <w:rPr>
-          <w:rFonts w:asciiTheme="minorHAnsi" w:hAnsiTheme="minorHAnsi" w:cstheme="minorHAnsi"/>
-          <w:sz w:val="22"/>
-          <w:szCs w:val="22"/>
-        </w:rPr>
-      </w:pPr>
-      <w:r>
-        <w:rPr>
-          <w:rStyle w:val="Strong"/>
-          <w:rFonts w:asciiTheme="minorHAnsi" w:hAnsiTheme="minorHAnsi" w:cstheme="minorHAnsi"/>
-          <w:sz w:val="22"/>
-          <w:szCs w:val="22"/>
-        </w:rPr>
-        <w:t>Model Training:</w:t>
-      </w:r>
-      <w:r>
-        <w:rPr>
-          <w:rFonts w:asciiTheme="minorHAnsi" w:hAnsiTheme="minorHAnsi" w:cstheme="minorHAnsi"/>
-          <w:sz w:val="22"/>
-          <w:szCs w:val="22"/>
-        </w:rPr>
-        <w:t xml:space="preserve"> Fit the model on training data to minimize prediction errors.</w:t>
-      </w:r>
-    </w:p>
-    <w:p>
-      <w:pPr>
-        <w:pStyle w:val="NormalWeb"/>
-        <w:numPr>
-          <w:ilvl w:val="0"/>
-          <w:numId w:val="63"/>
-        </w:numPr>
-        <w:rPr>
-          <w:rFonts w:asciiTheme="minorHAnsi" w:hAnsiTheme="minorHAnsi" w:cstheme="minorHAnsi"/>
-          <w:sz w:val="22"/>
-          <w:szCs w:val="22"/>
-        </w:rPr>
-      </w:pPr>
-      <w:r>
-        <w:rPr>
-          <w:rStyle w:val="Strong"/>
-          <w:rFonts w:asciiTheme="minorHAnsi" w:hAnsiTheme="minorHAnsi" w:cstheme="minorHAnsi"/>
-          <w:sz w:val="22"/>
-          <w:szCs w:val="22"/>
-        </w:rPr>
-        <w:t>Model Evaluation:</w:t>
-      </w:r>
-      <w:r>
-        <w:rPr>
-          <w:rFonts w:asciiTheme="minorHAnsi" w:hAnsiTheme="minorHAnsi" w:cstheme="minorHAnsi"/>
-          <w:sz w:val="22"/>
-          <w:szCs w:val="22"/>
-        </w:rPr>
-        <w:t xml:space="preserve"> Assess using metrics such as Log Loss, Confusion Matrix, Precision, Recall, F1-score, ROC-AUC.</w:t>
-      </w:r>
-    </w:p>
-    <w:p>
-      <w:pPr>
-        <w:pStyle w:val="NormalWeb"/>
-        <w:numPr>
-          <w:ilvl w:val="0"/>
-          <w:numId w:val="63"/>
-        </w:numPr>
-        <w:rPr>
-          <w:rFonts w:asciiTheme="minorHAnsi" w:hAnsiTheme="minorHAnsi" w:cstheme="minorHAnsi"/>
-          <w:sz w:val="22"/>
-          <w:szCs w:val="22"/>
-        </w:rPr>
-      </w:pPr>
-      <w:r>
-        <w:rPr>
-          <w:rStyle w:val="Strong"/>
-          <w:rFonts w:asciiTheme="minorHAnsi" w:hAnsiTheme="minorHAnsi" w:cstheme="minorHAnsi"/>
-          <w:sz w:val="22"/>
-          <w:szCs w:val="22"/>
-        </w:rPr>
-        <w:t>Fine-Tuning:</w:t>
-      </w:r>
-      <w:r>
-        <w:rPr>
-          <w:rFonts w:asciiTheme="minorHAnsi" w:hAnsiTheme="minorHAnsi" w:cstheme="minorHAnsi"/>
-          <w:sz w:val="22"/>
-          <w:szCs w:val="22"/>
-        </w:rPr>
-        <w:t xml:space="preserve"> Adjust parameters or switch algorithms to improve performance.</w:t>
-      </w:r>
-    </w:p>
-    <w:p>
-      <w:pPr>
-        <w:pStyle w:val="NormalWeb"/>
-        <w:numPr>
-          <w:ilvl w:val="0"/>
-          <w:numId w:val="63"/>
-        </w:numPr>
-        <w:rPr>
-          <w:rFonts w:asciiTheme="minorHAnsi" w:hAnsiTheme="minorHAnsi" w:cstheme="minorHAnsi"/>
-          <w:sz w:val="22"/>
-          <w:szCs w:val="22"/>
-        </w:rPr>
-      </w:pPr>
-      <w:r>
-        <w:rPr>
-          <w:rStyle w:val="Strong"/>
-          <w:rFonts w:asciiTheme="minorHAnsi" w:hAnsiTheme="minorHAnsi" w:cstheme="minorHAnsi"/>
-          <w:sz w:val="22"/>
-          <w:szCs w:val="22"/>
-        </w:rPr>
-        <w:t>Deployment:</w:t>
-      </w:r>
-      <w:r>
-        <w:rPr>
-          <w:rFonts w:asciiTheme="minorHAnsi" w:hAnsiTheme="minorHAnsi" w:cstheme="minorHAnsi"/>
-          <w:sz w:val="22"/>
-          <w:szCs w:val="22"/>
-        </w:rPr>
-        <w:t xml:space="preserve"> Use the trained model to predict new, unseen data.</w:t>
-      </w:r>
-    </w:p>
-    <w:p>
-      <w:pPr>
-        <w:rPr>
-          <w:rFonts w:cstheme="minorHAnsi"/>
-        </w:rPr>
-      </w:pPr>
-    </w:p>
-    <w:p>
-      <w:pPr>
-        <w:pStyle w:val="Heading2"/>
-      </w:pPr>
-      <w:r>
-        <w:rPr>
-          <w:rStyle w:val="Strong"/>
-          <w:b/>
-          <w:bCs w:val="0"/>
-        </w:rPr>
-        <w:t>Real-life Examples of Classification</w:t>
-      </w:r>
-    </w:p>
-    <w:p>
-      <w:pPr>
-        <w:pStyle w:val="NormalWeb"/>
-        <w:numPr>
-          <w:ilvl w:val="0"/>
-          <w:numId w:val="64"/>
-        </w:numPr>
-        <w:rPr>
-          <w:rFonts w:asciiTheme="minorHAnsi" w:hAnsiTheme="minorHAnsi" w:cstheme="minorHAnsi"/>
-          <w:sz w:val="22"/>
-          <w:szCs w:val="22"/>
-        </w:rPr>
-      </w:pPr>
-      <w:r>
-        <w:rPr>
-          <w:rFonts w:asciiTheme="minorHAnsi" w:hAnsiTheme="minorHAnsi" w:cstheme="minorHAnsi"/>
-          <w:sz w:val="22"/>
-          <w:szCs w:val="22"/>
-        </w:rPr>
-        <w:t>Email spam filtering</w:t>
-      </w:r>
-    </w:p>
-    <w:p>
-      <w:pPr>
-        <w:pStyle w:val="NormalWeb"/>
-        <w:numPr>
-          <w:ilvl w:val="0"/>
-          <w:numId w:val="64"/>
-        </w:numPr>
-        <w:rPr>
-          <w:rFonts w:asciiTheme="minorHAnsi" w:hAnsiTheme="minorHAnsi" w:cstheme="minorHAnsi"/>
-          <w:sz w:val="22"/>
-          <w:szCs w:val="22"/>
-        </w:rPr>
-      </w:pPr>
-      <w:r>
-        <w:rPr>
-          <w:rFonts w:asciiTheme="minorHAnsi" w:hAnsiTheme="minorHAnsi" w:cstheme="minorHAnsi"/>
-          <w:sz w:val="22"/>
-          <w:szCs w:val="22"/>
-        </w:rPr>
-        <w:t>Credit risk assessment</w:t>
-      </w:r>
-    </w:p>
-    <w:p>
-      <w:pPr>
-        <w:pStyle w:val="NormalWeb"/>
-        <w:numPr>
-          <w:ilvl w:val="0"/>
-          <w:numId w:val="64"/>
-        </w:numPr>
-        <w:rPr>
-          <w:rFonts w:asciiTheme="minorHAnsi" w:hAnsiTheme="minorHAnsi" w:cstheme="minorHAnsi"/>
-          <w:sz w:val="22"/>
-          <w:szCs w:val="22"/>
-        </w:rPr>
-      </w:pPr>
-      <w:r>
-        <w:rPr>
-          <w:rFonts w:asciiTheme="minorHAnsi" w:hAnsiTheme="minorHAnsi" w:cstheme="minorHAnsi"/>
-          <w:sz w:val="22"/>
-          <w:szCs w:val="22"/>
-        </w:rPr>
-        <w:t>Medical diagnosis</w:t>
-      </w:r>
-    </w:p>
-    <w:p>
-      <w:pPr>
-        <w:pStyle w:val="NormalWeb"/>
-        <w:numPr>
-          <w:ilvl w:val="0"/>
-          <w:numId w:val="64"/>
-        </w:numPr>
-        <w:rPr>
-          <w:rFonts w:asciiTheme="minorHAnsi" w:hAnsiTheme="minorHAnsi" w:cstheme="minorHAnsi"/>
-          <w:sz w:val="22"/>
-          <w:szCs w:val="22"/>
-        </w:rPr>
-      </w:pPr>
-      <w:r>
-        <w:rPr>
-          <w:rFonts w:asciiTheme="minorHAnsi" w:hAnsiTheme="minorHAnsi" w:cstheme="minorHAnsi"/>
-          <w:sz w:val="22"/>
-          <w:szCs w:val="22"/>
-        </w:rPr>
-        <w:t>Image classification</w:t>
-      </w:r>
-    </w:p>
-    <w:p>
-      <w:pPr>
-        <w:pStyle w:val="NormalWeb"/>
-        <w:numPr>
-          <w:ilvl w:val="0"/>
-          <w:numId w:val="64"/>
-        </w:numPr>
-        <w:rPr>
-          <w:rFonts w:asciiTheme="minorHAnsi" w:hAnsiTheme="minorHAnsi" w:cstheme="minorHAnsi"/>
-          <w:sz w:val="22"/>
-          <w:szCs w:val="22"/>
-        </w:rPr>
-      </w:pPr>
-      <w:r>
-        <w:rPr>
-          <w:rFonts w:asciiTheme="minorHAnsi" w:hAnsiTheme="minorHAnsi" w:cstheme="minorHAnsi"/>
-          <w:sz w:val="22"/>
-          <w:szCs w:val="22"/>
-        </w:rPr>
-        <w:t>Sentiment analysis</w:t>
-      </w:r>
-    </w:p>
-    <w:p>
-      <w:pPr>
-        <w:pStyle w:val="NormalWeb"/>
-        <w:numPr>
-          <w:ilvl w:val="0"/>
-          <w:numId w:val="64"/>
-        </w:numPr>
-        <w:rPr>
-          <w:rFonts w:asciiTheme="minorHAnsi" w:hAnsiTheme="minorHAnsi" w:cstheme="minorHAnsi"/>
-          <w:sz w:val="22"/>
-          <w:szCs w:val="22"/>
-        </w:rPr>
-      </w:pPr>
-      <w:r>
-        <w:rPr>
-          <w:rFonts w:asciiTheme="minorHAnsi" w:hAnsiTheme="minorHAnsi" w:cstheme="minorHAnsi"/>
-          <w:sz w:val="22"/>
-          <w:szCs w:val="22"/>
-        </w:rPr>
-        <w:t>Fraud detection</w:t>
-      </w:r>
-    </w:p>
-    <w:p>
-      <w:pPr>
-        <w:pStyle w:val="NormalWeb"/>
-        <w:numPr>
-          <w:ilvl w:val="0"/>
-          <w:numId w:val="64"/>
-        </w:numPr>
-        <w:rPr>
-          <w:rFonts w:asciiTheme="minorHAnsi" w:hAnsiTheme="minorHAnsi" w:cstheme="minorHAnsi"/>
-          <w:sz w:val="22"/>
-          <w:szCs w:val="22"/>
-        </w:rPr>
-      </w:pPr>
-      <w:r>
-        <w:rPr>
-          <w:rFonts w:asciiTheme="minorHAnsi" w:hAnsiTheme="minorHAnsi" w:cstheme="minorHAnsi"/>
-          <w:sz w:val="22"/>
-          <w:szCs w:val="22"/>
-        </w:rPr>
-        <w:t>Quality control</w:t>
-      </w:r>
-    </w:p>
-    <w:p>
-      <w:pPr>
-        <w:pStyle w:val="NormalWeb"/>
-        <w:numPr>
-          <w:ilvl w:val="0"/>
-          <w:numId w:val="64"/>
-        </w:numPr>
-        <w:rPr>
-          <w:rFonts w:asciiTheme="minorHAnsi" w:hAnsiTheme="minorHAnsi" w:cstheme="minorHAnsi"/>
-          <w:sz w:val="22"/>
-          <w:szCs w:val="22"/>
-        </w:rPr>
-      </w:pPr>
-      <w:r>
-        <w:rPr>
-          <w:rFonts w:asciiTheme="minorHAnsi" w:hAnsiTheme="minorHAnsi" w:cstheme="minorHAnsi"/>
-          <w:sz w:val="22"/>
-          <w:szCs w:val="22"/>
-        </w:rPr>
-        <w:t>Recommendation systems</w:t>
-      </w:r>
-    </w:p>
-    <w:p>
-      <w:pPr>
-        <w:spacing w:before="100" w:beforeAutospacing="1" w:after="100" w:afterAutospacing="1" w:line="240" w:lineRule="auto"/>
-        <w:rPr>
-          <w:rFonts w:eastAsia="Times New Roman" w:cstheme="minorHAnsi"/>
-        </w:rPr>
-      </w:pPr>
-    </w:p>
-    <w:p>
-      <w:pPr>
-        <w:spacing w:before="100" w:beforeAutospacing="1" w:after="100" w:afterAutospacing="1" w:line="240" w:lineRule="auto"/>
-        <w:rPr>
-          <w:rFonts w:eastAsia="Times New Roman" w:cstheme="minorHAnsi"/>
-        </w:rPr>
-      </w:pPr>
-    </w:p>
-    <w:p>
-      <w:pPr>
-        <w:pStyle w:val="Heading1"/>
-      </w:pPr>
-      <w:r>
-        <w:t>Classification Algorithms in Machine Learning</w:t>
-      </w:r>
-    </w:p>
-    <w:p>
-      <w:pPr>
-        <w:rPr>
-          <w:rFonts w:cstheme="minorHAnsi"/>
-        </w:rPr>
-      </w:pPr>
-      <w:r>
-        <w:rPr>
-          <w:rFonts w:cstheme="minorHAnsi"/>
-        </w:rPr>
-        <w:t xml:space="preserve">Classification algorithms are a key part of </w:t>
-      </w:r>
-      <w:r>
-        <w:rPr>
-          <w:rStyle w:val="Strong"/>
-          <w:rFonts w:cstheme="minorHAnsi"/>
-        </w:rPr>
-        <w:t>supervised machine learning</w:t>
-      </w:r>
-      <w:r>
-        <w:rPr>
-          <w:rFonts w:cstheme="minorHAnsi"/>
-        </w:rPr>
-        <w:t xml:space="preserve">, used to predict the </w:t>
-      </w:r>
-      <w:r>
-        <w:rPr>
-          <w:rStyle w:val="Strong"/>
-          <w:rFonts w:cstheme="minorHAnsi"/>
-        </w:rPr>
-        <w:t>category or class</w:t>
-      </w:r>
-      <w:r>
-        <w:rPr>
-          <w:rFonts w:cstheme="minorHAnsi"/>
-        </w:rPr>
-        <w:t xml:space="preserve"> of a new data point based on labeled training data. Different algorithms have different approaches, advantages, and limitations.</w:t>
-      </w:r>
-    </w:p>
-    <w:p>
-      <w:pPr>
-        <w:rPr>
-          <w:rFonts w:cstheme="minorHAnsi"/>
-        </w:rPr>
-      </w:pPr>
-    </w:p>
-    <w:p>
-      <w:pPr>
-        <w:rPr>
-          <w:rFonts w:cstheme="minorHAnsi"/>
-        </w:rPr>
-      </w:pPr>
-      <w:r>
-        <w:rPr>
-          <w:rFonts w:cstheme="minorHAnsi"/>
-        </w:rPr>
-        <w:t xml:space="preserve">There are various types of classifiers algorithms. Some of them </w:t>
-      </w:r>
-      <w:r>
-        <w:rPr>
-          <w:rFonts w:cstheme="minorHAnsi"/>
-        </w:rPr>
-        <w:t>are:</w:t>
-      </w:r>
-      <w:r>
-        <w:rPr>
-          <w:rFonts w:cstheme="minorHAnsi"/>
-        </w:rPr>
-        <w:t> </w:t>
-      </w:r>
-    </w:p>
-    <w:p>
-      <w:pPr>
-        <w:pStyle w:val="ListParagraph"/>
-        <w:numPr>
-          <w:ilvl w:val="0"/>
-          <w:numId w:val="59"/>
-        </w:numPr>
-      </w:pPr>
-      <w:r>
-        <w:t>Logistic regression</w:t>
-      </w:r>
-    </w:p>
-    <w:p>
-      <w:pPr>
-        <w:pStyle w:val="ListParagraph"/>
-        <w:numPr>
-          <w:ilvl w:val="0"/>
-          <w:numId w:val="59"/>
-        </w:numPr>
-      </w:pPr>
-      <w:r>
-        <w:t>Decision tree </w:t>
-      </w:r>
-    </w:p>
-    <w:p>
-      <w:pPr>
-        <w:pStyle w:val="ListParagraph"/>
-        <w:numPr>
-          <w:ilvl w:val="0"/>
-          <w:numId w:val="59"/>
-        </w:numPr>
-      </w:pPr>
-      <w:r>
-        <w:t>Random forest</w:t>
-      </w:r>
-    </w:p>
-    <w:p>
-      <w:pPr>
-        <w:pStyle w:val="ListParagraph"/>
-        <w:numPr>
-          <w:ilvl w:val="0"/>
-          <w:numId w:val="59"/>
-        </w:numPr>
-      </w:pPr>
-      <w:r>
-        <w:t>Support vector machine (SVM) </w:t>
-      </w:r>
-    </w:p>
-    <w:p>
-      <w:pPr>
-        <w:pStyle w:val="ListParagraph"/>
-        <w:numPr>
-          <w:ilvl w:val="0"/>
-          <w:numId w:val="59"/>
-        </w:numPr>
-      </w:pPr>
-      <w:r>
-        <w:t>K-nearest neighbors </w:t>
-      </w:r>
-    </w:p>
-    <w:p>
-      <w:pPr>
-        <w:pStyle w:val="ListParagraph"/>
-        <w:numPr>
-          <w:ilvl w:val="0"/>
-          <w:numId w:val="59"/>
-        </w:numPr>
-      </w:pPr>
-      <w:r>
-        <w:t>Naive Bayes</w:t>
+          <w:bCs/>
+          <w:sz w:val="24"/>
+          <w:szCs w:val="24"/>
+        </w:rPr>
+        <w:t>Eager Learners</w:t>
+      </w:r>
+      <w:r>
+        <w:rPr>
+          <w:rFonts w:cstheme="minorHAnsi"/>
+          <w:sz w:val="24"/>
+          <w:szCs w:val="24"/>
+        </w:rPr>
+        <w:t xml:space="preserve">: </w:t>
+      </w:r>
+      <w:r>
+        <w:rPr>
+          <w:rFonts w:cstheme="minorHAnsi"/>
+        </w:rPr>
+        <w:t xml:space="preserve">Eager Learners are also known as model-based learners, eager learners learn a model from the training data during the training phase and use this model to classify new instances at prediction time. It is more effective in high-dimensional spaces having large training datasets. </w:t>
+      </w:r>
+    </w:p>
+    <w:p>
+      <w:pPr>
+        <w:pStyle w:val="ListParagraph"/>
+        <w:ind w:left="360"/>
+        <w:rPr>
+          <w:rFonts w:cstheme="minorHAnsi"/>
+        </w:rPr>
+      </w:pPr>
+      <w:r>
+        <w:rPr>
+          <w:rFonts w:cstheme="minorHAnsi"/>
+        </w:rPr>
+        <w:t>Examples</w:t>
+      </w:r>
+      <w:r>
+        <w:rPr>
+          <w:rFonts w:cstheme="minorHAnsi"/>
+        </w:rPr>
+        <w:t>: -</w:t>
+      </w:r>
+      <w:r>
+        <w:rPr>
+          <w:rFonts w:cstheme="minorHAnsi"/>
+        </w:rPr>
+        <w:t xml:space="preserve"> </w:t>
+      </w:r>
+    </w:p>
+    <w:p>
+      <w:pPr>
+        <w:pStyle w:val="ListParagraph"/>
+        <w:numPr>
+          <w:ilvl w:val="0"/>
+          <w:numId w:val="61"/>
+        </w:numPr>
+        <w:rPr>
+          <w:rFonts w:cstheme="minorHAnsi"/>
+        </w:rPr>
+      </w:pPr>
+      <w:r>
+        <w:rPr>
+          <w:rFonts w:cstheme="minorHAnsi"/>
+        </w:rPr>
+        <w:t>D</w:t>
+      </w:r>
+      <w:r>
+        <w:rPr>
+          <w:rFonts w:cstheme="minorHAnsi"/>
+        </w:rPr>
+        <w:t xml:space="preserve">ecision trees, </w:t>
+      </w:r>
+    </w:p>
+    <w:p>
+      <w:pPr>
+        <w:pStyle w:val="ListParagraph"/>
+        <w:numPr>
+          <w:ilvl w:val="0"/>
+          <w:numId w:val="61"/>
+        </w:numPr>
+        <w:rPr>
+          <w:rFonts w:cstheme="minorHAnsi"/>
+        </w:rPr>
+      </w:pPr>
+      <w:r>
+        <w:rPr>
+          <w:rFonts w:cstheme="minorHAnsi"/>
+        </w:rPr>
+        <w:t>R</w:t>
+      </w:r>
+      <w:r>
+        <w:rPr>
+          <w:rFonts w:cstheme="minorHAnsi"/>
+        </w:rPr>
+        <w:t xml:space="preserve">andom forests, </w:t>
+      </w:r>
+    </w:p>
+    <w:p>
+      <w:pPr>
+        <w:pStyle w:val="ListParagraph"/>
+        <w:numPr>
+          <w:ilvl w:val="0"/>
+          <w:numId w:val="61"/>
+        </w:numPr>
+        <w:rPr>
+          <w:rFonts w:cstheme="minorHAnsi"/>
+        </w:rPr>
+      </w:pPr>
+      <w:r>
+        <w:rPr>
+          <w:rFonts w:cstheme="minorHAnsi"/>
+        </w:rPr>
+        <w:t>S</w:t>
+      </w:r>
+      <w:r>
+        <w:rPr>
+          <w:rFonts w:cstheme="minorHAnsi"/>
+        </w:rPr>
+        <w:t>upport vector machines.</w:t>
       </w:r>
     </w:p>
     <w:p>
@@ -8427,55 +6592,887 @@
     </w:p>
     <w:p>
       <w:pPr>
-        <w:rPr>
-          <w:rFonts w:cstheme="minorHAnsi"/>
-        </w:rPr>
-      </w:pPr>
-    </w:p>
-    <w:p>
-      <w:pPr>
-        <w:rPr>
+        <w:spacing w:before="100" w:beforeAutospacing="1" w:after="100" w:afterAutospacing="1" w:line="240" w:lineRule="auto"/>
+        <w:rPr>
+          <w:rFonts w:eastAsia="Times New Roman" w:cstheme="minorHAnsi"/>
+        </w:rPr>
+      </w:pPr>
+    </w:p>
+    <w:p>
+      <w:pPr>
+        <w:pStyle w:val="Heading2"/>
+      </w:pPr>
+      <w:r>
+        <w:rPr>
+          <w:rStyle w:val="Strong"/>
           <w:b/>
-          <w:bCs/>
-          <w:sz w:val="24"/>
-          <w:szCs w:val="24"/>
-        </w:rPr>
-      </w:pPr>
-      <w:r>
-        <w:rPr>
+          <w:bCs w:val="0"/>
+        </w:rPr>
+        <w:lastRenderedPageBreak/>
+        <w:t>Classification Model Evaluation Metrics</w:t>
+      </w:r>
+    </w:p>
+    <w:p>
+      <w:pPr>
+        <w:pStyle w:val="NormalWeb"/>
+        <w:numPr>
+          <w:ilvl w:val="0"/>
+          <w:numId w:val="62"/>
+        </w:numPr>
+        <w:rPr>
+          <w:rFonts w:asciiTheme="minorHAnsi" w:hAnsiTheme="minorHAnsi" w:cstheme="minorHAnsi"/>
+          <w:sz w:val="22"/>
+          <w:szCs w:val="22"/>
+        </w:rPr>
+      </w:pPr>
+      <w:r>
+        <w:rPr>
+          <w:rStyle w:val="Strong"/>
+          <w:rFonts w:asciiTheme="minorHAnsi" w:hAnsiTheme="minorHAnsi" w:cstheme="minorHAnsi"/>
+          <w:sz w:val="22"/>
+          <w:szCs w:val="22"/>
+        </w:rPr>
+        <w:t>Accuracy:</w:t>
+      </w:r>
+      <w:r>
+        <w:rPr>
+          <w:rFonts w:asciiTheme="minorHAnsi" w:hAnsiTheme="minorHAnsi" w:cstheme="minorHAnsi"/>
+          <w:sz w:val="22"/>
+          <w:szCs w:val="22"/>
+        </w:rPr>
+        <w:t xml:space="preserve"> Correct predictions / total predictions</w:t>
+      </w:r>
+    </w:p>
+    <w:p>
+      <w:pPr>
+        <w:pStyle w:val="NormalWeb"/>
+        <w:numPr>
+          <w:ilvl w:val="0"/>
+          <w:numId w:val="62"/>
+        </w:numPr>
+        <w:rPr>
+          <w:rFonts w:asciiTheme="minorHAnsi" w:hAnsiTheme="minorHAnsi" w:cstheme="minorHAnsi"/>
+          <w:sz w:val="22"/>
+          <w:szCs w:val="22"/>
+        </w:rPr>
+      </w:pPr>
+      <w:r>
+        <w:rPr>
+          <w:rStyle w:val="Strong"/>
+          <w:rFonts w:asciiTheme="minorHAnsi" w:hAnsiTheme="minorHAnsi" w:cstheme="minorHAnsi"/>
+          <w:sz w:val="22"/>
+          <w:szCs w:val="22"/>
+        </w:rPr>
+        <w:t>Confusion Matrix:</w:t>
+      </w:r>
+      <w:r>
+        <w:rPr>
+          <w:rFonts w:asciiTheme="minorHAnsi" w:hAnsiTheme="minorHAnsi" w:cstheme="minorHAnsi"/>
+          <w:sz w:val="22"/>
+          <w:szCs w:val="22"/>
+        </w:rPr>
+        <w:t xml:space="preserve"> TP, TN, FP, FN per class</w:t>
+      </w:r>
+    </w:p>
+    <w:p>
+      <w:pPr>
+        <w:pStyle w:val="NormalWeb"/>
+        <w:numPr>
+          <w:ilvl w:val="0"/>
+          <w:numId w:val="62"/>
+        </w:numPr>
+        <w:rPr>
+          <w:rFonts w:asciiTheme="minorHAnsi" w:hAnsiTheme="minorHAnsi" w:cstheme="minorHAnsi"/>
+          <w:sz w:val="22"/>
+          <w:szCs w:val="22"/>
+        </w:rPr>
+      </w:pPr>
+      <w:r>
+        <w:rPr>
+          <w:rStyle w:val="Strong"/>
+          <w:rFonts w:asciiTheme="minorHAnsi" w:hAnsiTheme="minorHAnsi" w:cstheme="minorHAnsi"/>
+          <w:sz w:val="22"/>
+          <w:szCs w:val="22"/>
+        </w:rPr>
+        <w:t>Precision:</w:t>
+      </w:r>
+      <w:r>
+        <w:rPr>
+          <w:rFonts w:asciiTheme="minorHAnsi" w:hAnsiTheme="minorHAnsi" w:cstheme="minorHAnsi"/>
+          <w:sz w:val="22"/>
+          <w:szCs w:val="22"/>
+        </w:rPr>
+        <w:t xml:space="preserve"> TP / (TP + FP)</w:t>
+      </w:r>
+    </w:p>
+    <w:p>
+      <w:pPr>
+        <w:pStyle w:val="NormalWeb"/>
+        <w:numPr>
+          <w:ilvl w:val="0"/>
+          <w:numId w:val="62"/>
+        </w:numPr>
+        <w:rPr>
+          <w:rFonts w:asciiTheme="minorHAnsi" w:hAnsiTheme="minorHAnsi" w:cstheme="minorHAnsi"/>
+          <w:sz w:val="22"/>
+          <w:szCs w:val="22"/>
+        </w:rPr>
+      </w:pPr>
+      <w:r>
+        <w:rPr>
+          <w:rStyle w:val="Strong"/>
+          <w:rFonts w:asciiTheme="minorHAnsi" w:hAnsiTheme="minorHAnsi" w:cstheme="minorHAnsi"/>
+          <w:sz w:val="22"/>
+          <w:szCs w:val="22"/>
+        </w:rPr>
+        <w:t>Recall (Sensitivity):</w:t>
+      </w:r>
+      <w:r>
+        <w:rPr>
+          <w:rFonts w:asciiTheme="minorHAnsi" w:hAnsiTheme="minorHAnsi" w:cstheme="minorHAnsi"/>
+          <w:sz w:val="22"/>
+          <w:szCs w:val="22"/>
+        </w:rPr>
+        <w:t xml:space="preserve"> TP / (TP + FN)</w:t>
+      </w:r>
+    </w:p>
+    <w:p>
+      <w:pPr>
+        <w:pStyle w:val="NormalWeb"/>
+        <w:numPr>
+          <w:ilvl w:val="0"/>
+          <w:numId w:val="62"/>
+        </w:numPr>
+        <w:rPr>
+          <w:rFonts w:asciiTheme="minorHAnsi" w:hAnsiTheme="minorHAnsi" w:cstheme="minorHAnsi"/>
+          <w:sz w:val="22"/>
+          <w:szCs w:val="22"/>
+        </w:rPr>
+      </w:pPr>
+      <w:r>
+        <w:rPr>
+          <w:rStyle w:val="Strong"/>
+          <w:rFonts w:asciiTheme="minorHAnsi" w:hAnsiTheme="minorHAnsi" w:cstheme="minorHAnsi"/>
+          <w:sz w:val="22"/>
+          <w:szCs w:val="22"/>
+        </w:rPr>
+        <w:t>F1-Score:</w:t>
+      </w:r>
+      <w:r>
+        <w:rPr>
+          <w:rFonts w:asciiTheme="minorHAnsi" w:hAnsiTheme="minorHAnsi" w:cstheme="minorHAnsi"/>
+          <w:sz w:val="22"/>
+          <w:szCs w:val="22"/>
+        </w:rPr>
+        <w:t xml:space="preserve"> Harmonic mean of precision and recall</w:t>
+      </w:r>
+    </w:p>
+    <w:p>
+      <w:pPr>
+        <w:pStyle w:val="NormalWeb"/>
+        <w:numPr>
+          <w:ilvl w:val="0"/>
+          <w:numId w:val="62"/>
+        </w:numPr>
+        <w:rPr>
+          <w:rFonts w:asciiTheme="minorHAnsi" w:hAnsiTheme="minorHAnsi" w:cstheme="minorHAnsi"/>
+          <w:sz w:val="22"/>
+          <w:szCs w:val="22"/>
+        </w:rPr>
+      </w:pPr>
+      <w:r>
+        <w:rPr>
+          <w:rStyle w:val="Strong"/>
+          <w:rFonts w:asciiTheme="minorHAnsi" w:hAnsiTheme="minorHAnsi" w:cstheme="minorHAnsi"/>
+          <w:sz w:val="22"/>
+          <w:szCs w:val="22"/>
+        </w:rPr>
+        <w:t>ROC &amp; AUC:</w:t>
+      </w:r>
+      <w:r>
+        <w:rPr>
+          <w:rFonts w:asciiTheme="minorHAnsi" w:hAnsiTheme="minorHAnsi" w:cstheme="minorHAnsi"/>
+          <w:sz w:val="22"/>
+          <w:szCs w:val="22"/>
+        </w:rPr>
+        <w:t xml:space="preserve"> Measures classifier performance across thresholds</w:t>
+      </w:r>
+    </w:p>
+    <w:p>
+      <w:pPr>
+        <w:pStyle w:val="NormalWeb"/>
+        <w:numPr>
+          <w:ilvl w:val="0"/>
+          <w:numId w:val="62"/>
+        </w:numPr>
+        <w:rPr>
+          <w:rFonts w:asciiTheme="minorHAnsi" w:hAnsiTheme="minorHAnsi" w:cstheme="minorHAnsi"/>
+          <w:sz w:val="22"/>
+          <w:szCs w:val="22"/>
+        </w:rPr>
+      </w:pPr>
+      <w:r>
+        <w:rPr>
+          <w:rStyle w:val="Strong"/>
+          <w:rFonts w:asciiTheme="minorHAnsi" w:hAnsiTheme="minorHAnsi" w:cstheme="minorHAnsi"/>
+          <w:sz w:val="22"/>
+          <w:szCs w:val="22"/>
+        </w:rPr>
+        <w:t>Cross-validation:</w:t>
+      </w:r>
+      <w:r>
+        <w:rPr>
+          <w:rFonts w:asciiTheme="minorHAnsi" w:hAnsiTheme="minorHAnsi" w:cstheme="minorHAnsi"/>
+          <w:sz w:val="22"/>
+          <w:szCs w:val="22"/>
+        </w:rPr>
+        <w:t xml:space="preserve"> Robust estimate of model performance by splitting data into multiple folds</w:t>
+      </w:r>
+    </w:p>
+    <w:p>
+      <w:pPr>
+        <w:rPr>
+          <w:rFonts w:cstheme="minorHAnsi"/>
+        </w:rPr>
+      </w:pPr>
+    </w:p>
+    <w:p>
+      <w:pPr>
+        <w:pStyle w:val="Heading2"/>
+      </w:pPr>
+      <w:r>
+        <w:rPr>
+          <w:rStyle w:val="Strong"/>
           <w:b/>
-          <w:bCs/>
-          <w:sz w:val="24"/>
-          <w:szCs w:val="24"/>
-        </w:rPr>
-        <w:t>Classification algorithms can also be categorized based on how they learn from data:</w:t>
-      </w:r>
-    </w:p>
-    <w:p>
-      <w:pPr>
-        <w:pStyle w:val="ListParagraph"/>
-        <w:numPr>
-          <w:ilvl w:val="0"/>
-          <w:numId w:val="12"/>
-        </w:numPr>
-        <w:rPr>
-          <w:rFonts w:cstheme="minorHAnsi"/>
-        </w:rPr>
-      </w:pPr>
-      <w:r>
-        <w:rPr>
-          <w:rFonts w:cstheme="minorHAnsi"/>
+          <w:bCs w:val="0"/>
+        </w:rPr>
+        <w:t>Workflow for Implementing Classification</w:t>
+      </w:r>
+    </w:p>
+    <w:p>
+      <w:pPr>
+        <w:pStyle w:val="NormalWeb"/>
+        <w:numPr>
+          <w:ilvl w:val="0"/>
+          <w:numId w:val="63"/>
+        </w:numPr>
+        <w:rPr>
+          <w:rFonts w:asciiTheme="minorHAnsi" w:hAnsiTheme="minorHAnsi" w:cstheme="minorHAnsi"/>
+          <w:sz w:val="22"/>
+          <w:szCs w:val="22"/>
+        </w:rPr>
+      </w:pPr>
+      <w:r>
+        <w:rPr>
+          <w:rStyle w:val="Strong"/>
+          <w:rFonts w:asciiTheme="minorHAnsi" w:hAnsiTheme="minorHAnsi" w:cstheme="minorHAnsi"/>
+          <w:sz w:val="22"/>
+          <w:szCs w:val="22"/>
+        </w:rPr>
+        <w:t>Define the Problem:</w:t>
+      </w:r>
+      <w:r>
+        <w:rPr>
+          <w:rFonts w:asciiTheme="minorHAnsi" w:hAnsiTheme="minorHAnsi" w:cstheme="minorHAnsi"/>
+          <w:sz w:val="22"/>
+          <w:szCs w:val="22"/>
+        </w:rPr>
+        <w:t xml:space="preserve"> Identify target labels and relationships with input features.</w:t>
+      </w:r>
+    </w:p>
+    <w:p>
+      <w:pPr>
+        <w:pStyle w:val="NormalWeb"/>
+        <w:numPr>
+          <w:ilvl w:val="0"/>
+          <w:numId w:val="63"/>
+        </w:numPr>
+        <w:rPr>
+          <w:rFonts w:asciiTheme="minorHAnsi" w:hAnsiTheme="minorHAnsi" w:cstheme="minorHAnsi"/>
+          <w:sz w:val="22"/>
+          <w:szCs w:val="22"/>
+        </w:rPr>
+      </w:pPr>
+      <w:r>
+        <w:rPr>
+          <w:rStyle w:val="Strong"/>
+          <w:rFonts w:asciiTheme="minorHAnsi" w:hAnsiTheme="minorHAnsi" w:cstheme="minorHAnsi"/>
+          <w:sz w:val="22"/>
+          <w:szCs w:val="22"/>
+        </w:rPr>
+        <w:t>Data Preparation:</w:t>
+      </w:r>
+      <w:r>
+        <w:rPr>
+          <w:rFonts w:asciiTheme="minorHAnsi" w:hAnsiTheme="minorHAnsi" w:cstheme="minorHAnsi"/>
+          <w:sz w:val="22"/>
+          <w:szCs w:val="22"/>
+        </w:rPr>
+        <w:t xml:space="preserve"> Collect, clean, preprocess, and split into train/test/validation sets.</w:t>
+      </w:r>
+    </w:p>
+    <w:p>
+      <w:pPr>
+        <w:pStyle w:val="NormalWeb"/>
+        <w:numPr>
+          <w:ilvl w:val="0"/>
+          <w:numId w:val="63"/>
+        </w:numPr>
+        <w:rPr>
+          <w:rFonts w:asciiTheme="minorHAnsi" w:hAnsiTheme="minorHAnsi" w:cstheme="minorHAnsi"/>
+          <w:sz w:val="22"/>
+          <w:szCs w:val="22"/>
+        </w:rPr>
+      </w:pPr>
+      <w:r>
+        <w:rPr>
+          <w:rStyle w:val="Strong"/>
+          <w:rFonts w:asciiTheme="minorHAnsi" w:hAnsiTheme="minorHAnsi" w:cstheme="minorHAnsi"/>
+          <w:sz w:val="22"/>
+          <w:szCs w:val="22"/>
+        </w:rPr>
+        <w:t>Feature Extraction:</w:t>
+      </w:r>
+      <w:r>
+        <w:rPr>
+          <w:rFonts w:asciiTheme="minorHAnsi" w:hAnsiTheme="minorHAnsi" w:cstheme="minorHAnsi"/>
+          <w:sz w:val="22"/>
+          <w:szCs w:val="22"/>
+        </w:rPr>
+        <w:t xml:space="preserve"> Select relevant features influencing the target variable.</w:t>
+      </w:r>
+    </w:p>
+    <w:p>
+      <w:pPr>
+        <w:pStyle w:val="NormalWeb"/>
+        <w:numPr>
+          <w:ilvl w:val="0"/>
+          <w:numId w:val="63"/>
+        </w:numPr>
+        <w:rPr>
+          <w:rFonts w:asciiTheme="minorHAnsi" w:hAnsiTheme="minorHAnsi" w:cstheme="minorHAnsi"/>
+          <w:sz w:val="22"/>
+          <w:szCs w:val="22"/>
+        </w:rPr>
+      </w:pPr>
+      <w:r>
+        <w:rPr>
+          <w:rStyle w:val="Strong"/>
+          <w:rFonts w:asciiTheme="minorHAnsi" w:hAnsiTheme="minorHAnsi" w:cstheme="minorHAnsi"/>
+          <w:sz w:val="22"/>
+          <w:szCs w:val="22"/>
+        </w:rPr>
+        <w:t>Model Selection:</w:t>
+      </w:r>
+      <w:r>
+        <w:rPr>
+          <w:rFonts w:asciiTheme="minorHAnsi" w:hAnsiTheme="minorHAnsi" w:cstheme="minorHAnsi"/>
+          <w:sz w:val="22"/>
+          <w:szCs w:val="22"/>
+        </w:rPr>
+        <w:t xml:space="preserve"> Choose an appropriate algorithm based on problem and data size.</w:t>
+      </w:r>
+    </w:p>
+    <w:p>
+      <w:pPr>
+        <w:pStyle w:val="NormalWeb"/>
+        <w:numPr>
+          <w:ilvl w:val="0"/>
+          <w:numId w:val="63"/>
+        </w:numPr>
+        <w:rPr>
+          <w:rFonts w:asciiTheme="minorHAnsi" w:hAnsiTheme="minorHAnsi" w:cstheme="minorHAnsi"/>
+          <w:sz w:val="22"/>
+          <w:szCs w:val="22"/>
+        </w:rPr>
+      </w:pPr>
+      <w:r>
+        <w:rPr>
+          <w:rStyle w:val="Strong"/>
+          <w:rFonts w:asciiTheme="minorHAnsi" w:hAnsiTheme="minorHAnsi" w:cstheme="minorHAnsi"/>
+          <w:sz w:val="22"/>
+          <w:szCs w:val="22"/>
+        </w:rPr>
+        <w:t>Model Training:</w:t>
+      </w:r>
+      <w:r>
+        <w:rPr>
+          <w:rFonts w:asciiTheme="minorHAnsi" w:hAnsiTheme="minorHAnsi" w:cstheme="minorHAnsi"/>
+          <w:sz w:val="22"/>
+          <w:szCs w:val="22"/>
+        </w:rPr>
+        <w:t xml:space="preserve"> Fit the model on training data to minimize prediction errors.</w:t>
+      </w:r>
+    </w:p>
+    <w:p>
+      <w:pPr>
+        <w:pStyle w:val="NormalWeb"/>
+        <w:numPr>
+          <w:ilvl w:val="0"/>
+          <w:numId w:val="63"/>
+        </w:numPr>
+        <w:rPr>
+          <w:rFonts w:asciiTheme="minorHAnsi" w:hAnsiTheme="minorHAnsi" w:cstheme="minorHAnsi"/>
+          <w:sz w:val="22"/>
+          <w:szCs w:val="22"/>
+        </w:rPr>
+      </w:pPr>
+      <w:r>
+        <w:rPr>
+          <w:rStyle w:val="Strong"/>
+          <w:rFonts w:asciiTheme="minorHAnsi" w:hAnsiTheme="minorHAnsi" w:cstheme="minorHAnsi"/>
+          <w:sz w:val="22"/>
+          <w:szCs w:val="22"/>
+        </w:rPr>
+        <w:t>Model Evaluation:</w:t>
+      </w:r>
+      <w:r>
+        <w:rPr>
+          <w:rFonts w:asciiTheme="minorHAnsi" w:hAnsiTheme="minorHAnsi" w:cstheme="minorHAnsi"/>
+          <w:sz w:val="22"/>
+          <w:szCs w:val="22"/>
+        </w:rPr>
+        <w:t xml:space="preserve"> Assess using metrics such as Log Loss, Confusion Matrix, Precision, Recall, F1-score, ROC-AUC.</w:t>
+      </w:r>
+    </w:p>
+    <w:p>
+      <w:pPr>
+        <w:pStyle w:val="NormalWeb"/>
+        <w:numPr>
+          <w:ilvl w:val="0"/>
+          <w:numId w:val="63"/>
+        </w:numPr>
+        <w:rPr>
+          <w:rFonts w:asciiTheme="minorHAnsi" w:hAnsiTheme="minorHAnsi" w:cstheme="minorHAnsi"/>
+          <w:sz w:val="22"/>
+          <w:szCs w:val="22"/>
+        </w:rPr>
+      </w:pPr>
+      <w:r>
+        <w:rPr>
+          <w:rStyle w:val="Strong"/>
+          <w:rFonts w:asciiTheme="minorHAnsi" w:hAnsiTheme="minorHAnsi" w:cstheme="minorHAnsi"/>
+          <w:sz w:val="22"/>
+          <w:szCs w:val="22"/>
+        </w:rPr>
+        <w:t>Fine-Tuning:</w:t>
+      </w:r>
+      <w:r>
+        <w:rPr>
+          <w:rFonts w:asciiTheme="minorHAnsi" w:hAnsiTheme="minorHAnsi" w:cstheme="minorHAnsi"/>
+          <w:sz w:val="22"/>
+          <w:szCs w:val="22"/>
+        </w:rPr>
+        <w:t xml:space="preserve"> Adjust parameters or switch algorithms to improve performance.</w:t>
+      </w:r>
+    </w:p>
+    <w:p>
+      <w:pPr>
+        <w:pStyle w:val="NormalWeb"/>
+        <w:numPr>
+          <w:ilvl w:val="0"/>
+          <w:numId w:val="63"/>
+        </w:numPr>
+        <w:rPr>
+          <w:rFonts w:asciiTheme="minorHAnsi" w:hAnsiTheme="minorHAnsi" w:cstheme="minorHAnsi"/>
+          <w:sz w:val="22"/>
+          <w:szCs w:val="22"/>
+        </w:rPr>
+      </w:pPr>
+      <w:r>
+        <w:rPr>
+          <w:rStyle w:val="Strong"/>
+          <w:rFonts w:asciiTheme="minorHAnsi" w:hAnsiTheme="minorHAnsi" w:cstheme="minorHAnsi"/>
+          <w:sz w:val="22"/>
+          <w:szCs w:val="22"/>
+        </w:rPr>
+        <w:t>Deployment:</w:t>
+      </w:r>
+      <w:r>
+        <w:rPr>
+          <w:rFonts w:asciiTheme="minorHAnsi" w:hAnsiTheme="minorHAnsi" w:cstheme="minorHAnsi"/>
+          <w:sz w:val="22"/>
+          <w:szCs w:val="22"/>
+        </w:rPr>
+        <w:t xml:space="preserve"> Use the trained model to predict new, unseen data.</w:t>
+      </w:r>
+    </w:p>
+    <w:p>
+      <w:pPr>
+        <w:rPr>
+          <w:rFonts w:cstheme="minorHAnsi"/>
+        </w:rPr>
+      </w:pPr>
+    </w:p>
+    <w:p>
+      <w:pPr>
+        <w:pStyle w:val="Heading2"/>
+      </w:pPr>
+      <w:r>
+        <w:rPr>
+          <w:rStyle w:val="Strong"/>
           <w:b/>
-          <w:bCs/>
-        </w:rPr>
-        <w:t>Lazy Learners:</w:t>
-      </w:r>
-      <w:r>
-        <w:rPr>
-          <w:rFonts w:cstheme="minorHAnsi"/>
-        </w:rPr>
-        <w:t> Lazy Learners are also known as instance-based learners, lazy learners do not learn a model during the training phase. Instead, they simply store the training data and use it to classify new instances at prediction time. It is very fast at prediction time because it does not require computations during the predictions. it is less effective in high-dimensional spaces or when the number of training instances is large.</w:t>
-      </w:r>
+          <w:bCs w:val="0"/>
+        </w:rPr>
+        <w:t>Real-life Examples of Classification</w:t>
+      </w:r>
+    </w:p>
+    <w:p>
+      <w:pPr>
+        <w:pStyle w:val="NormalWeb"/>
+        <w:numPr>
+          <w:ilvl w:val="0"/>
+          <w:numId w:val="64"/>
+        </w:numPr>
+        <w:rPr>
+          <w:rFonts w:asciiTheme="minorHAnsi" w:hAnsiTheme="minorHAnsi" w:cstheme="minorHAnsi"/>
+          <w:sz w:val="22"/>
+          <w:szCs w:val="22"/>
+        </w:rPr>
+      </w:pPr>
+      <w:r>
+        <w:rPr>
+          <w:rFonts w:asciiTheme="minorHAnsi" w:hAnsiTheme="minorHAnsi" w:cstheme="minorHAnsi"/>
+          <w:sz w:val="22"/>
+          <w:szCs w:val="22"/>
+        </w:rPr>
+        <w:t>Email spam filtering</w:t>
+      </w:r>
+    </w:p>
+    <w:p>
+      <w:pPr>
+        <w:pStyle w:val="NormalWeb"/>
+        <w:numPr>
+          <w:ilvl w:val="0"/>
+          <w:numId w:val="64"/>
+        </w:numPr>
+        <w:rPr>
+          <w:rFonts w:asciiTheme="minorHAnsi" w:hAnsiTheme="minorHAnsi" w:cstheme="minorHAnsi"/>
+          <w:sz w:val="22"/>
+          <w:szCs w:val="22"/>
+        </w:rPr>
+      </w:pPr>
+      <w:r>
+        <w:rPr>
+          <w:rFonts w:asciiTheme="minorHAnsi" w:hAnsiTheme="minorHAnsi" w:cstheme="minorHAnsi"/>
+          <w:sz w:val="22"/>
+          <w:szCs w:val="22"/>
+        </w:rPr>
+        <w:t>Credit risk assessment</w:t>
+      </w:r>
+    </w:p>
+    <w:p>
+      <w:pPr>
+        <w:pStyle w:val="NormalWeb"/>
+        <w:numPr>
+          <w:ilvl w:val="0"/>
+          <w:numId w:val="64"/>
+        </w:numPr>
+        <w:rPr>
+          <w:rFonts w:asciiTheme="minorHAnsi" w:hAnsiTheme="minorHAnsi" w:cstheme="minorHAnsi"/>
+          <w:sz w:val="22"/>
+          <w:szCs w:val="22"/>
+        </w:rPr>
+      </w:pPr>
+      <w:r>
+        <w:rPr>
+          <w:rFonts w:asciiTheme="minorHAnsi" w:hAnsiTheme="minorHAnsi" w:cstheme="minorHAnsi"/>
+          <w:sz w:val="22"/>
+          <w:szCs w:val="22"/>
+        </w:rPr>
+        <w:t>Medical diagnosis</w:t>
+      </w:r>
+    </w:p>
+    <w:p>
+      <w:pPr>
+        <w:pStyle w:val="NormalWeb"/>
+        <w:numPr>
+          <w:ilvl w:val="0"/>
+          <w:numId w:val="64"/>
+        </w:numPr>
+        <w:rPr>
+          <w:rFonts w:asciiTheme="minorHAnsi" w:hAnsiTheme="minorHAnsi" w:cstheme="minorHAnsi"/>
+          <w:sz w:val="22"/>
+          <w:szCs w:val="22"/>
+        </w:rPr>
+      </w:pPr>
+      <w:r>
+        <w:rPr>
+          <w:rFonts w:asciiTheme="minorHAnsi" w:hAnsiTheme="minorHAnsi" w:cstheme="minorHAnsi"/>
+          <w:sz w:val="22"/>
+          <w:szCs w:val="22"/>
+        </w:rPr>
+        <w:t>Image classification</w:t>
+      </w:r>
+    </w:p>
+    <w:p>
+      <w:pPr>
+        <w:pStyle w:val="NormalWeb"/>
+        <w:numPr>
+          <w:ilvl w:val="0"/>
+          <w:numId w:val="64"/>
+        </w:numPr>
+        <w:rPr>
+          <w:rFonts w:asciiTheme="minorHAnsi" w:hAnsiTheme="minorHAnsi" w:cstheme="minorHAnsi"/>
+          <w:sz w:val="22"/>
+          <w:szCs w:val="22"/>
+        </w:rPr>
+      </w:pPr>
+      <w:r>
+        <w:rPr>
+          <w:rFonts w:asciiTheme="minorHAnsi" w:hAnsiTheme="minorHAnsi" w:cstheme="minorHAnsi"/>
+          <w:sz w:val="22"/>
+          <w:szCs w:val="22"/>
+        </w:rPr>
+        <w:t>Sentiment analysis</w:t>
+      </w:r>
+    </w:p>
+    <w:p>
+      <w:pPr>
+        <w:pStyle w:val="NormalWeb"/>
+        <w:numPr>
+          <w:ilvl w:val="0"/>
+          <w:numId w:val="64"/>
+        </w:numPr>
+        <w:rPr>
+          <w:rFonts w:asciiTheme="minorHAnsi" w:hAnsiTheme="minorHAnsi" w:cstheme="minorHAnsi"/>
+          <w:sz w:val="22"/>
+          <w:szCs w:val="22"/>
+        </w:rPr>
+      </w:pPr>
+      <w:r>
+        <w:rPr>
+          <w:rFonts w:asciiTheme="minorHAnsi" w:hAnsiTheme="minorHAnsi" w:cstheme="minorHAnsi"/>
+          <w:sz w:val="22"/>
+          <w:szCs w:val="22"/>
+        </w:rPr>
+        <w:t>Fraud detection</w:t>
+      </w:r>
+    </w:p>
+    <w:p>
+      <w:pPr>
+        <w:pStyle w:val="NormalWeb"/>
+        <w:numPr>
+          <w:ilvl w:val="0"/>
+          <w:numId w:val="64"/>
+        </w:numPr>
+        <w:rPr>
+          <w:rFonts w:asciiTheme="minorHAnsi" w:hAnsiTheme="minorHAnsi" w:cstheme="minorHAnsi"/>
+          <w:sz w:val="22"/>
+          <w:szCs w:val="22"/>
+        </w:rPr>
+      </w:pPr>
+      <w:r>
+        <w:rPr>
+          <w:rFonts w:asciiTheme="minorHAnsi" w:hAnsiTheme="minorHAnsi" w:cstheme="minorHAnsi"/>
+          <w:sz w:val="22"/>
+          <w:szCs w:val="22"/>
+        </w:rPr>
+        <w:t>Quality control</w:t>
+      </w:r>
+    </w:p>
+    <w:p>
+      <w:pPr>
+        <w:pStyle w:val="NormalWeb"/>
+        <w:numPr>
+          <w:ilvl w:val="0"/>
+          <w:numId w:val="64"/>
+        </w:numPr>
+        <w:rPr>
+          <w:rFonts w:asciiTheme="minorHAnsi" w:hAnsiTheme="minorHAnsi" w:cstheme="minorHAnsi"/>
+          <w:sz w:val="22"/>
+          <w:szCs w:val="22"/>
+        </w:rPr>
+      </w:pPr>
+      <w:r>
+        <w:rPr>
+          <w:rFonts w:asciiTheme="minorHAnsi" w:hAnsiTheme="minorHAnsi" w:cstheme="minorHAnsi"/>
+          <w:sz w:val="22"/>
+          <w:szCs w:val="22"/>
+        </w:rPr>
+        <w:t>Recommendation systems</w:t>
+      </w:r>
+    </w:p>
+    <w:p>
+      <w:pPr>
+        <w:spacing w:before="100" w:beforeAutospacing="1" w:after="100" w:afterAutospacing="1" w:line="240" w:lineRule="auto"/>
+        <w:rPr>
+          <w:rFonts w:eastAsia="Times New Roman" w:cstheme="minorHAnsi"/>
+        </w:rPr>
+      </w:pPr>
+    </w:p>
+    <w:p>
+      <w:pPr>
+        <w:spacing w:before="100" w:beforeAutospacing="1" w:after="100" w:afterAutospacing="1" w:line="240" w:lineRule="auto"/>
+        <w:rPr>
+          <w:rFonts w:eastAsia="Times New Roman" w:cstheme="minorHAnsi"/>
+        </w:rPr>
+      </w:pPr>
+    </w:p>
+    <w:p>
+      <w:pPr>
+        <w:pStyle w:val="Heading1"/>
+        <w:spacing w:after="240"/>
+      </w:pPr>
+      <w:r>
+        <w:t xml:space="preserve">Algorithms </w:t>
+      </w:r>
+      <w:r>
+        <w:t xml:space="preserve">of </w:t>
+      </w:r>
+      <w:r>
+        <w:t>Classification</w:t>
+      </w:r>
+    </w:p>
+    <w:p>
+      <w:pPr>
+        <w:rPr>
+          <w:rFonts w:cstheme="minorHAnsi"/>
+        </w:rPr>
+      </w:pPr>
+      <w:r>
+        <w:rPr>
+          <w:rFonts w:cstheme="minorHAnsi"/>
+        </w:rPr>
+        <w:t xml:space="preserve">Classification algorithms are a key part of </w:t>
+      </w:r>
+      <w:r>
+        <w:rPr>
+          <w:rStyle w:val="Strong"/>
+          <w:rFonts w:cstheme="minorHAnsi"/>
+        </w:rPr>
+        <w:t>supervised machine learning</w:t>
+      </w:r>
+      <w:r>
+        <w:rPr>
+          <w:rFonts w:cstheme="minorHAnsi"/>
+        </w:rPr>
+        <w:t xml:space="preserve">, used to predict the </w:t>
+      </w:r>
+      <w:r>
+        <w:rPr>
+          <w:rStyle w:val="Strong"/>
+          <w:rFonts w:cstheme="minorHAnsi"/>
+        </w:rPr>
+        <w:t>category or class</w:t>
+      </w:r>
+      <w:r>
+        <w:rPr>
+          <w:rFonts w:cstheme="minorHAnsi"/>
+        </w:rPr>
+        <w:t xml:space="preserve"> of a new data point based on labeled training data. Different algorithms have different approaches, advantages, and limitations.</w:t>
+      </w:r>
+    </w:p>
+    <w:p>
+      <w:pPr>
+        <w:rPr>
+          <w:rFonts w:cstheme="minorHAnsi"/>
+        </w:rPr>
+      </w:pPr>
+    </w:p>
+    <w:p>
+      <w:pPr>
+        <w:rPr>
+          <w:rFonts w:cstheme="minorHAnsi"/>
+        </w:rPr>
+      </w:pPr>
+      <w:r>
+        <w:rPr>
+          <w:rFonts w:cstheme="minorHAnsi"/>
+        </w:rPr>
+        <w:t xml:space="preserve">There are various types of classifiers algorithms. Some of them </w:t>
+      </w:r>
+      <w:r>
+        <w:rPr>
+          <w:rFonts w:cstheme="minorHAnsi"/>
+        </w:rPr>
+        <w:t>are:</w:t>
+      </w:r>
+      <w:r>
+        <w:rPr>
+          <w:rFonts w:cstheme="minorHAnsi"/>
+        </w:rPr>
+        <w:t> </w:t>
+      </w:r>
+    </w:p>
+    <w:p>
+      <w:pPr>
+        <w:pStyle w:val="ListParagraph"/>
+        <w:numPr>
+          <w:ilvl w:val="0"/>
+          <w:numId w:val="59"/>
+        </w:numPr>
+      </w:pPr>
+      <w:r>
+        <w:t>Logistic regression</w:t>
+      </w:r>
+    </w:p>
+    <w:p>
+      <w:pPr>
+        <w:pStyle w:val="ListParagraph"/>
+        <w:numPr>
+          <w:ilvl w:val="0"/>
+          <w:numId w:val="59"/>
+        </w:numPr>
+      </w:pPr>
+      <w:r>
+        <w:t>Decision tree </w:t>
+      </w:r>
+    </w:p>
+    <w:p>
+      <w:pPr>
+        <w:pStyle w:val="ListParagraph"/>
+        <w:numPr>
+          <w:ilvl w:val="0"/>
+          <w:numId w:val="59"/>
+        </w:numPr>
+      </w:pPr>
+      <w:r>
+        <w:t>Random forest</w:t>
+      </w:r>
+    </w:p>
+    <w:p>
+      <w:pPr>
+        <w:pStyle w:val="ListParagraph"/>
+        <w:numPr>
+          <w:ilvl w:val="0"/>
+          <w:numId w:val="59"/>
+        </w:numPr>
+      </w:pPr>
+      <w:r>
+        <w:t>Support vector machine (SVM) </w:t>
+      </w:r>
+    </w:p>
+    <w:p>
+      <w:pPr>
+        <w:pStyle w:val="ListParagraph"/>
+        <w:numPr>
+          <w:ilvl w:val="0"/>
+          <w:numId w:val="59"/>
+        </w:numPr>
+      </w:pPr>
+      <w:r>
+        <w:t>K-nearest neighbors </w:t>
+      </w:r>
+    </w:p>
+    <w:p>
+      <w:pPr>
+        <w:pStyle w:val="ListParagraph"/>
+        <w:numPr>
+          <w:ilvl w:val="0"/>
+          <w:numId w:val="59"/>
+        </w:numPr>
+      </w:pPr>
+      <w:r>
+        <w:t>Naive Bayes</w:t>
+      </w:r>
+    </w:p>
+    <w:p>
+      <w:pPr>
+        <w:rPr>
+          <w:rFonts w:cstheme="minorHAnsi"/>
+        </w:rPr>
+      </w:pPr>
     </w:p>
     <w:p>
       <w:pPr>
@@ -8485,90 +7482,6 @@
           <w:rFonts w:cstheme="minorHAnsi"/>
         </w:rPr>
       </w:pPr>
-      <w:r>
-        <w:rPr>
-          <w:rFonts w:cstheme="minorHAnsi"/>
-        </w:rPr>
-        <w:t>Examples</w:t>
-      </w:r>
-      <w:r>
-        <w:rPr>
-          <w:rFonts w:cstheme="minorHAnsi"/>
-        </w:rPr>
-        <w:t>-</w:t>
-      </w:r>
-    </w:p>
-    <w:p>
-      <w:pPr>
-        <w:pStyle w:val="ListParagraph"/>
-        <w:numPr>
-          <w:ilvl w:val="0"/>
-          <w:numId w:val="60"/>
-        </w:numPr>
-        <w:rPr>
-          <w:rFonts w:cstheme="minorHAnsi"/>
-        </w:rPr>
-      </w:pPr>
-      <w:r>
-        <w:rPr>
-          <w:rFonts w:cstheme="minorHAnsi"/>
-        </w:rPr>
-        <w:t xml:space="preserve">k-nearest neighbors </w:t>
-      </w:r>
-    </w:p>
-    <w:p>
-      <w:pPr>
-        <w:pStyle w:val="ListParagraph"/>
-        <w:numPr>
-          <w:ilvl w:val="0"/>
-          <w:numId w:val="60"/>
-        </w:numPr>
-        <w:rPr>
-          <w:rFonts w:cstheme="minorHAnsi"/>
-        </w:rPr>
-      </w:pPr>
-      <w:r>
-        <w:rPr>
-          <w:rFonts w:cstheme="minorHAnsi"/>
-        </w:rPr>
-        <w:t>case-based reasoning.</w:t>
-      </w:r>
-    </w:p>
-    <w:p>
-      <w:pPr>
-        <w:pStyle w:val="ListParagraph"/>
-        <w:ind w:left="2520"/>
-        <w:rPr>
-          <w:rFonts w:cstheme="minorHAnsi"/>
-        </w:rPr>
-      </w:pPr>
-    </w:p>
-    <w:p>
-      <w:pPr>
-        <w:pStyle w:val="ListParagraph"/>
-        <w:numPr>
-          <w:ilvl w:val="0"/>
-          <w:numId w:val="12"/>
-        </w:numPr>
-        <w:rPr>
-          <w:rFonts w:cstheme="minorHAnsi"/>
-        </w:rPr>
-      </w:pPr>
-      <w:r>
-        <w:rPr>
-          <w:rFonts w:cstheme="minorHAnsi"/>
-          <w:b/>
-          <w:bCs/>
-        </w:rPr>
-        <w:lastRenderedPageBreak/>
-        <w:t>Eager Learners</w:t>
-      </w:r>
-      <w:r>
-        <w:rPr>
-          <w:rFonts w:cstheme="minorHAnsi"/>
-        </w:rPr>
-        <w:t xml:space="preserve">: Eager Learners are also known as model-based learners, eager learners learn a model from the training data during the training phase and use this model to classify new instances at prediction time. It is more effective in high-dimensional spaces having large training datasets. </w:t>
-      </w:r>
     </w:p>
     <w:p>
       <w:pPr>
@@ -8578,96 +7491,6 @@
           <w:rFonts w:cstheme="minorHAnsi"/>
         </w:rPr>
       </w:pPr>
-      <w:r>
-        <w:rPr>
-          <w:rFonts w:cstheme="minorHAnsi"/>
-        </w:rPr>
-        <w:t>Examples</w:t>
-      </w:r>
-      <w:r>
-        <w:rPr>
-          <w:rFonts w:cstheme="minorHAnsi"/>
-        </w:rPr>
-        <w:t>: -</w:t>
-      </w:r>
-      <w:r>
-        <w:rPr>
-          <w:rFonts w:cstheme="minorHAnsi"/>
-        </w:rPr>
-        <w:t xml:space="preserve"> </w:t>
-      </w:r>
-    </w:p>
-    <w:p>
-      <w:pPr>
-        <w:pStyle w:val="ListParagraph"/>
-        <w:numPr>
-          <w:ilvl w:val="0"/>
-          <w:numId w:val="61"/>
-        </w:numPr>
-        <w:rPr>
-          <w:rFonts w:cstheme="minorHAnsi"/>
-        </w:rPr>
-      </w:pPr>
-      <w:r>
-        <w:rPr>
-          <w:rFonts w:cstheme="minorHAnsi"/>
-        </w:rPr>
-        <w:t>D</w:t>
-      </w:r>
-      <w:r>
-        <w:rPr>
-          <w:rFonts w:cstheme="minorHAnsi"/>
-        </w:rPr>
-        <w:t xml:space="preserve">ecision trees, </w:t>
-      </w:r>
-    </w:p>
-    <w:p>
-      <w:pPr>
-        <w:pStyle w:val="ListParagraph"/>
-        <w:numPr>
-          <w:ilvl w:val="0"/>
-          <w:numId w:val="61"/>
-        </w:numPr>
-        <w:rPr>
-          <w:rFonts w:cstheme="minorHAnsi"/>
-        </w:rPr>
-      </w:pPr>
-      <w:r>
-        <w:rPr>
-          <w:rFonts w:cstheme="minorHAnsi"/>
-        </w:rPr>
-        <w:t>R</w:t>
-      </w:r>
-      <w:r>
-        <w:rPr>
-          <w:rFonts w:cstheme="minorHAnsi"/>
-        </w:rPr>
-        <w:t xml:space="preserve">andom forests, </w:t>
-      </w:r>
-    </w:p>
-    <w:p>
-      <w:pPr>
-        <w:pStyle w:val="ListParagraph"/>
-        <w:numPr>
-          <w:ilvl w:val="0"/>
-          <w:numId w:val="61"/>
-        </w:numPr>
-        <w:rPr>
-          <w:rFonts w:cstheme="minorHAnsi"/>
-        </w:rPr>
-      </w:pPr>
-      <w:r>
-        <w:rPr>
-          <w:rFonts w:cstheme="minorHAnsi"/>
-        </w:rPr>
-        <w:t>S</w:t>
-      </w:r>
-      <w:r>
-        <w:rPr>
-          <w:rFonts w:cstheme="minorHAnsi"/>
-        </w:rPr>
-        <w:t>upport vector machines.</w:t>
-      </w:r>
     </w:p>
     <w:p>
       <w:pPr>
@@ -8678,6 +7501,67 @@
         </w:rPr>
       </w:pPr>
     </w:p>
+    <w:p/>
+    <w:p>
+      <w:pPr>
+        <w:pStyle w:val="Heading1"/>
+        <w:spacing w:before="0" w:after="240"/>
+      </w:pPr>
+      <w:r>
+        <w:t>Logistic regression</w:t>
+      </w:r>
+    </w:p>
+    <w:p/>
+    <w:p/>
+    <w:p>
+      <w:pPr>
+        <w:pStyle w:val="Heading1"/>
+        <w:spacing w:before="0" w:after="240"/>
+      </w:pPr>
+      <w:r>
+        <w:t>Decision tree </w:t>
+      </w:r>
+    </w:p>
+    <w:p/>
+    <w:p>
+      <w:pPr>
+        <w:pStyle w:val="Heading1"/>
+        <w:spacing w:before="0" w:after="240"/>
+      </w:pPr>
+      <w:r>
+        <w:t>Random forest</w:t>
+      </w:r>
+    </w:p>
+    <w:p/>
+    <w:p>
+      <w:pPr>
+        <w:pStyle w:val="Heading1"/>
+        <w:spacing w:before="0" w:after="240"/>
+      </w:pPr>
+      <w:r>
+        <w:t>Support vector machine (SVM) </w:t>
+      </w:r>
+    </w:p>
+    <w:p/>
+    <w:p>
+      <w:pPr>
+        <w:pStyle w:val="Heading1"/>
+        <w:spacing w:before="0" w:after="240"/>
+      </w:pPr>
+      <w:r>
+        <w:t>K-nearest neighbors </w:t>
+      </w:r>
+    </w:p>
+    <w:p/>
+    <w:p>
+      <w:pPr>
+        <w:pStyle w:val="Heading1"/>
+        <w:spacing w:before="0" w:after="240"/>
+      </w:pPr>
+      <w:r>
+        <w:t>Naive Bayes</w:t>
+      </w:r>
+    </w:p>
     <w:p>
       <w:pPr>
         <w:pStyle w:val="ListParagraph"/>
@@ -8698,52 +7582,24 @@
     </w:p>
     <w:p>
       <w:pPr>
+        <w:pStyle w:val="ListParagraph"/>
+        <w:ind w:left="360"/>
+        <w:rPr>
+          <w:rFonts w:cstheme="minorHAnsi"/>
+        </w:rPr>
+      </w:pPr>
+    </w:p>
+    <w:p>
+      <w:pPr>
+        <w:rPr>
+          <w:rFonts w:cstheme="minorHAnsi"/>
+        </w:rPr>
+      </w:pPr>
+    </w:p>
+    <w:p>
+      <w:pPr>
         <w:pStyle w:val="Heading1"/>
-      </w:pPr>
-      <w:r>
-        <w:t xml:space="preserve">Logistic </w:t>
-      </w:r>
-      <w:r>
-        <w:t>regression</w:t>
-      </w:r>
-    </w:p>
-    <w:p>
-      <w:pPr>
-        <w:pStyle w:val="ListParagraph"/>
-        <w:ind w:left="360"/>
-        <w:rPr>
-          <w:rFonts w:cstheme="minorHAnsi"/>
-        </w:rPr>
-      </w:pPr>
-    </w:p>
-    <w:p>
-      <w:pPr>
-        <w:pStyle w:val="ListParagraph"/>
-        <w:ind w:left="360"/>
-        <w:rPr>
-          <w:rFonts w:cstheme="minorHAnsi"/>
-        </w:rPr>
-      </w:pPr>
-    </w:p>
-    <w:p>
-      <w:pPr>
-        <w:pStyle w:val="ListParagraph"/>
-        <w:ind w:left="360"/>
-        <w:rPr>
-          <w:rFonts w:cstheme="minorHAnsi"/>
-        </w:rPr>
-      </w:pPr>
-    </w:p>
-    <w:p>
-      <w:pPr>
-        <w:rPr>
-          <w:rFonts w:cstheme="minorHAnsi"/>
-        </w:rPr>
-      </w:pPr>
-    </w:p>
-    <w:p>
-      <w:pPr>
-        <w:pStyle w:val="Heading1"/>
+        <w:spacing w:after="240"/>
       </w:pPr>
       <w:r>
         <w:t>Regression</w:t>
@@ -8899,7 +7755,6 @@
           <w:b/>
           <w:bCs/>
         </w:rPr>
-        <w:lastRenderedPageBreak/>
         <w:t>Linear regression</w:t>
       </w:r>
       <w:r>
@@ -9558,8 +8413,8 @@
   <w:abstractNum w:abstractNumId="4" w15:restartNumberingAfterBreak="0">
     <w:nsid w:val="0EFB657F"/>
     <w:multiLevelType w:val="hybridMultilevel"/>
-    <w:tmpl w:val="AA424B18"/>
-    <w:lvl w:ilvl="0" w:tplc="1D8E2924">
+    <w:tmpl w:val="6AE68B5A"/>
+    <w:lvl w:ilvl="0" w:tplc="82EABD06">
       <w:start w:val="1"/>
       <w:numFmt w:val="decimal"/>
       <w:lvlText w:val="%1."/>
@@ -9570,8 +8425,8 @@
       <w:rPr>
         <w:b/>
         <w:bCs/>
-        <w:sz w:val="28"/>
-        <w:szCs w:val="28"/>
+        <w:sz w:val="24"/>
+        <w:szCs w:val="24"/>
       </w:rPr>
     </w:lvl>
     <w:lvl w:ilvl="1" w:tplc="04090019" w:tentative="1">
@@ -9734,6 +8589,92 @@
     </w:lvl>
   </w:abstractNum>
   <w:abstractNum w:abstractNumId="6" w15:restartNumberingAfterBreak="0">
+    <w:nsid w:val="1474639E"/>
+    <w:multiLevelType w:val="hybridMultilevel"/>
+    <w:tmpl w:val="CDBA164A"/>
+    <w:lvl w:ilvl="0" w:tplc="0409000F">
+      <w:start w:val="1"/>
+      <w:numFmt w:val="decimal"/>
+      <w:lvlText w:val="%1."/>
+      <w:lvlJc w:val="left"/>
+      <w:pPr>
+        <w:ind w:left="2520" w:hanging="360"/>
+      </w:pPr>
+    </w:lvl>
+    <w:lvl w:ilvl="1" w:tplc="04090019" w:tentative="1">
+      <w:start w:val="1"/>
+      <w:numFmt w:val="lowerLetter"/>
+      <w:lvlText w:val="%2."/>
+      <w:lvlJc w:val="left"/>
+      <w:pPr>
+        <w:ind w:left="3240" w:hanging="360"/>
+      </w:pPr>
+    </w:lvl>
+    <w:lvl w:ilvl="2" w:tplc="0409001B" w:tentative="1">
+      <w:start w:val="1"/>
+      <w:numFmt w:val="lowerRoman"/>
+      <w:lvlText w:val="%3."/>
+      <w:lvlJc w:val="right"/>
+      <w:pPr>
+        <w:ind w:left="3960" w:hanging="180"/>
+      </w:pPr>
+    </w:lvl>
+    <w:lvl w:ilvl="3" w:tplc="0409000F" w:tentative="1">
+      <w:start w:val="1"/>
+      <w:numFmt w:val="decimal"/>
+      <w:lvlText w:val="%4."/>
+      <w:lvlJc w:val="left"/>
+      <w:pPr>
+        <w:ind w:left="4680" w:hanging="360"/>
+      </w:pPr>
+    </w:lvl>
+    <w:lvl w:ilvl="4" w:tplc="04090019" w:tentative="1">
+      <w:start w:val="1"/>
+      <w:numFmt w:val="lowerLetter"/>
+      <w:lvlText w:val="%5."/>
+      <w:lvlJc w:val="left"/>
+      <w:pPr>
+        <w:ind w:left="5400" w:hanging="360"/>
+      </w:pPr>
+    </w:lvl>
+    <w:lvl w:ilvl="5" w:tplc="0409001B" w:tentative="1">
+      <w:start w:val="1"/>
+      <w:numFmt w:val="lowerRoman"/>
+      <w:lvlText w:val="%6."/>
+      <w:lvlJc w:val="right"/>
+      <w:pPr>
+        <w:ind w:left="6120" w:hanging="180"/>
+      </w:pPr>
+    </w:lvl>
+    <w:lvl w:ilvl="6" w:tplc="0409000F" w:tentative="1">
+      <w:start w:val="1"/>
+      <w:numFmt w:val="decimal"/>
+      <w:lvlText w:val="%7."/>
+      <w:lvlJc w:val="left"/>
+      <w:pPr>
+        <w:ind w:left="6840" w:hanging="360"/>
+      </w:pPr>
+    </w:lvl>
+    <w:lvl w:ilvl="7" w:tplc="04090019" w:tentative="1">
+      <w:start w:val="1"/>
+      <w:numFmt w:val="lowerLetter"/>
+      <w:lvlText w:val="%8."/>
+      <w:lvlJc w:val="left"/>
+      <w:pPr>
+        <w:ind w:left="7560" w:hanging="360"/>
+      </w:pPr>
+    </w:lvl>
+    <w:lvl w:ilvl="8" w:tplc="0409001B" w:tentative="1">
+      <w:start w:val="1"/>
+      <w:numFmt w:val="lowerRoman"/>
+      <w:lvlText w:val="%9."/>
+      <w:lvlJc w:val="right"/>
+      <w:pPr>
+        <w:ind w:left="8280" w:hanging="180"/>
+      </w:pPr>
+    </w:lvl>
+  </w:abstractNum>
+  <w:abstractNum w:abstractNumId="7" w15:restartNumberingAfterBreak="0">
     <w:nsid w:val="14A47D48"/>
     <w:multiLevelType w:val="multilevel"/>
     <w:tmpl w:val="013C952A"/>
@@ -9846,7 +8787,7 @@
       </w:pPr>
     </w:lvl>
   </w:abstractNum>
-  <w:abstractNum w:abstractNumId="7" w15:restartNumberingAfterBreak="0">
+  <w:abstractNum w:abstractNumId="8" w15:restartNumberingAfterBreak="0">
     <w:nsid w:val="164A42F3"/>
     <w:multiLevelType w:val="hybridMultilevel"/>
     <w:tmpl w:val="4508D108"/>
@@ -9959,7 +8900,7 @@
       </w:rPr>
     </w:lvl>
   </w:abstractNum>
-  <w:abstractNum w:abstractNumId="8" w15:restartNumberingAfterBreak="0">
+  <w:abstractNum w:abstractNumId="9" w15:restartNumberingAfterBreak="0">
     <w:nsid w:val="18D96234"/>
     <w:multiLevelType w:val="hybridMultilevel"/>
     <w:tmpl w:val="6E38D77C"/>
@@ -10045,7 +8986,7 @@
       </w:pPr>
     </w:lvl>
   </w:abstractNum>
-  <w:abstractNum w:abstractNumId="9" w15:restartNumberingAfterBreak="0">
+  <w:abstractNum w:abstractNumId="10" w15:restartNumberingAfterBreak="0">
     <w:nsid w:val="1C757D23"/>
     <w:multiLevelType w:val="hybridMultilevel"/>
     <w:tmpl w:val="6B6C771C"/>
@@ -10135,7 +9076,7 @@
       </w:pPr>
     </w:lvl>
   </w:abstractNum>
-  <w:abstractNum w:abstractNumId="10" w15:restartNumberingAfterBreak="0">
+  <w:abstractNum w:abstractNumId="11" w15:restartNumberingAfterBreak="0">
     <w:nsid w:val="2085558C"/>
     <w:multiLevelType w:val="hybridMultilevel"/>
     <w:tmpl w:val="224E62C4"/>
@@ -10225,7 +9166,7 @@
       </w:pPr>
     </w:lvl>
   </w:abstractNum>
-  <w:abstractNum w:abstractNumId="11" w15:restartNumberingAfterBreak="0">
+  <w:abstractNum w:abstractNumId="12" w15:restartNumberingAfterBreak="0">
     <w:nsid w:val="21F611B6"/>
     <w:multiLevelType w:val="hybridMultilevel"/>
     <w:tmpl w:val="6D9C6B42"/>
@@ -10311,7 +9252,7 @@
       </w:pPr>
     </w:lvl>
   </w:abstractNum>
-  <w:abstractNum w:abstractNumId="12" w15:restartNumberingAfterBreak="0">
+  <w:abstractNum w:abstractNumId="13" w15:restartNumberingAfterBreak="0">
     <w:nsid w:val="22060A8C"/>
     <w:multiLevelType w:val="hybridMultilevel"/>
     <w:tmpl w:val="C0AC0E1E"/>
@@ -10424,7 +9365,7 @@
       </w:rPr>
     </w:lvl>
   </w:abstractNum>
-  <w:abstractNum w:abstractNumId="13" w15:restartNumberingAfterBreak="0">
+  <w:abstractNum w:abstractNumId="14" w15:restartNumberingAfterBreak="0">
     <w:nsid w:val="229D236C"/>
     <w:multiLevelType w:val="hybridMultilevel"/>
     <w:tmpl w:val="309637FA"/>
@@ -10537,7 +9478,7 @@
       </w:rPr>
     </w:lvl>
   </w:abstractNum>
-  <w:abstractNum w:abstractNumId="14" w15:restartNumberingAfterBreak="0">
+  <w:abstractNum w:abstractNumId="15" w15:restartNumberingAfterBreak="0">
     <w:nsid w:val="2381421C"/>
     <w:multiLevelType w:val="hybridMultilevel"/>
     <w:tmpl w:val="767CE134"/>
@@ -10650,7 +9591,7 @@
       </w:rPr>
     </w:lvl>
   </w:abstractNum>
-  <w:abstractNum w:abstractNumId="15" w15:restartNumberingAfterBreak="0">
+  <w:abstractNum w:abstractNumId="16" w15:restartNumberingAfterBreak="0">
     <w:nsid w:val="261C480A"/>
     <w:multiLevelType w:val="hybridMultilevel"/>
     <w:tmpl w:val="C3BED218"/>
@@ -10736,7 +9677,7 @@
       </w:pPr>
     </w:lvl>
   </w:abstractNum>
-  <w:abstractNum w:abstractNumId="16" w15:restartNumberingAfterBreak="0">
+  <w:abstractNum w:abstractNumId="17" w15:restartNumberingAfterBreak="0">
     <w:nsid w:val="27356447"/>
     <w:multiLevelType w:val="hybridMultilevel"/>
     <w:tmpl w:val="A45AC3CA"/>
@@ -10822,7 +9763,7 @@
       </w:pPr>
     </w:lvl>
   </w:abstractNum>
-  <w:abstractNum w:abstractNumId="17" w15:restartNumberingAfterBreak="0">
+  <w:abstractNum w:abstractNumId="18" w15:restartNumberingAfterBreak="0">
     <w:nsid w:val="28405357"/>
     <w:multiLevelType w:val="hybridMultilevel"/>
     <w:tmpl w:val="D0BC575C"/>
@@ -10935,7 +9876,7 @@
       </w:rPr>
     </w:lvl>
   </w:abstractNum>
-  <w:abstractNum w:abstractNumId="18" w15:restartNumberingAfterBreak="0">
+  <w:abstractNum w:abstractNumId="19" w15:restartNumberingAfterBreak="0">
     <w:nsid w:val="290D1867"/>
     <w:multiLevelType w:val="hybridMultilevel"/>
     <w:tmpl w:val="078A8040"/>
@@ -11025,7 +9966,7 @@
       </w:pPr>
     </w:lvl>
   </w:abstractNum>
-  <w:abstractNum w:abstractNumId="19" w15:restartNumberingAfterBreak="0">
+  <w:abstractNum w:abstractNumId="20" w15:restartNumberingAfterBreak="0">
     <w:nsid w:val="2B6756BC"/>
     <w:multiLevelType w:val="hybridMultilevel"/>
     <w:tmpl w:val="6C488F66"/>
@@ -11111,7 +10052,7 @@
       </w:pPr>
     </w:lvl>
   </w:abstractNum>
-  <w:abstractNum w:abstractNumId="20" w15:restartNumberingAfterBreak="0">
+  <w:abstractNum w:abstractNumId="21" w15:restartNumberingAfterBreak="0">
     <w:nsid w:val="2C0D2AAE"/>
     <w:multiLevelType w:val="hybridMultilevel"/>
     <w:tmpl w:val="A90A74A8"/>
@@ -11201,7 +10142,7 @@
       </w:pPr>
     </w:lvl>
   </w:abstractNum>
-  <w:abstractNum w:abstractNumId="21" w15:restartNumberingAfterBreak="0">
+  <w:abstractNum w:abstractNumId="22" w15:restartNumberingAfterBreak="0">
     <w:nsid w:val="2DA379B8"/>
     <w:multiLevelType w:val="hybridMultilevel"/>
     <w:tmpl w:val="51ACC9DA"/>
@@ -11287,7 +10228,7 @@
       </w:pPr>
     </w:lvl>
   </w:abstractNum>
-  <w:abstractNum w:abstractNumId="22" w15:restartNumberingAfterBreak="0">
+  <w:abstractNum w:abstractNumId="23" w15:restartNumberingAfterBreak="0">
     <w:nsid w:val="308820D1"/>
     <w:multiLevelType w:val="hybridMultilevel"/>
     <w:tmpl w:val="6A6C38C2"/>
@@ -11400,7 +10341,7 @@
       </w:rPr>
     </w:lvl>
   </w:abstractNum>
-  <w:abstractNum w:abstractNumId="23" w15:restartNumberingAfterBreak="0">
+  <w:abstractNum w:abstractNumId="24" w15:restartNumberingAfterBreak="0">
     <w:nsid w:val="338526BE"/>
     <w:multiLevelType w:val="hybridMultilevel"/>
     <w:tmpl w:val="3B161890"/>
@@ -11486,7 +10427,7 @@
       </w:pPr>
     </w:lvl>
   </w:abstractNum>
-  <w:abstractNum w:abstractNumId="24" w15:restartNumberingAfterBreak="0">
+  <w:abstractNum w:abstractNumId="25" w15:restartNumberingAfterBreak="0">
     <w:nsid w:val="363E3118"/>
     <w:multiLevelType w:val="hybridMultilevel"/>
     <w:tmpl w:val="7F7C36C4"/>
@@ -11572,7 +10513,7 @@
       </w:pPr>
     </w:lvl>
   </w:abstractNum>
-  <w:abstractNum w:abstractNumId="25" w15:restartNumberingAfterBreak="0">
+  <w:abstractNum w:abstractNumId="26" w15:restartNumberingAfterBreak="0">
     <w:nsid w:val="36A05D6F"/>
     <w:multiLevelType w:val="hybridMultilevel"/>
     <w:tmpl w:val="00A62C8C"/>
@@ -11661,7 +10602,7 @@
       </w:pPr>
     </w:lvl>
   </w:abstractNum>
-  <w:abstractNum w:abstractNumId="26" w15:restartNumberingAfterBreak="0">
+  <w:abstractNum w:abstractNumId="27" w15:restartNumberingAfterBreak="0">
     <w:nsid w:val="36AE6164"/>
     <w:multiLevelType w:val="hybridMultilevel"/>
     <w:tmpl w:val="E5CC428E"/>
@@ -11774,7 +10715,7 @@
       </w:rPr>
     </w:lvl>
   </w:abstractNum>
-  <w:abstractNum w:abstractNumId="27" w15:restartNumberingAfterBreak="0">
+  <w:abstractNum w:abstractNumId="28" w15:restartNumberingAfterBreak="0">
     <w:nsid w:val="3705034E"/>
     <w:multiLevelType w:val="hybridMultilevel"/>
     <w:tmpl w:val="CCE27576"/>
@@ -11887,7 +10828,7 @@
       </w:rPr>
     </w:lvl>
   </w:abstractNum>
-  <w:abstractNum w:abstractNumId="28" w15:restartNumberingAfterBreak="0">
+  <w:abstractNum w:abstractNumId="29" w15:restartNumberingAfterBreak="0">
     <w:nsid w:val="37917008"/>
     <w:multiLevelType w:val="multilevel"/>
     <w:tmpl w:val="498E2844"/>
@@ -12036,7 +10977,7 @@
       </w:rPr>
     </w:lvl>
   </w:abstractNum>
-  <w:abstractNum w:abstractNumId="29" w15:restartNumberingAfterBreak="0">
+  <w:abstractNum w:abstractNumId="30" w15:restartNumberingAfterBreak="0">
     <w:nsid w:val="3B4C20B6"/>
     <w:multiLevelType w:val="hybridMultilevel"/>
     <w:tmpl w:val="16CE4C0E"/>
@@ -12149,7 +11090,7 @@
       </w:rPr>
     </w:lvl>
   </w:abstractNum>
-  <w:abstractNum w:abstractNumId="30" w15:restartNumberingAfterBreak="0">
+  <w:abstractNum w:abstractNumId="31" w15:restartNumberingAfterBreak="0">
     <w:nsid w:val="3C164D96"/>
     <w:multiLevelType w:val="hybridMultilevel"/>
     <w:tmpl w:val="86004CE8"/>
@@ -12239,7 +11180,7 @@
       </w:pPr>
     </w:lvl>
   </w:abstractNum>
-  <w:abstractNum w:abstractNumId="31" w15:restartNumberingAfterBreak="0">
+  <w:abstractNum w:abstractNumId="32" w15:restartNumberingAfterBreak="0">
     <w:nsid w:val="3FCD4D66"/>
     <w:multiLevelType w:val="hybridMultilevel"/>
     <w:tmpl w:val="EEC6B810"/>
@@ -12352,7 +11293,7 @@
       </w:rPr>
     </w:lvl>
   </w:abstractNum>
-  <w:abstractNum w:abstractNumId="32" w15:restartNumberingAfterBreak="0">
+  <w:abstractNum w:abstractNumId="33" w15:restartNumberingAfterBreak="0">
     <w:nsid w:val="4314249C"/>
     <w:multiLevelType w:val="hybridMultilevel"/>
     <w:tmpl w:val="7CC87B7A"/>
@@ -12438,7 +11379,7 @@
       </w:pPr>
     </w:lvl>
   </w:abstractNum>
-  <w:abstractNum w:abstractNumId="33" w15:restartNumberingAfterBreak="0">
+  <w:abstractNum w:abstractNumId="34" w15:restartNumberingAfterBreak="0">
     <w:nsid w:val="45045DD1"/>
     <w:multiLevelType w:val="hybridMultilevel"/>
     <w:tmpl w:val="B2BA403C"/>
@@ -12551,7 +11492,7 @@
       </w:rPr>
     </w:lvl>
   </w:abstractNum>
-  <w:abstractNum w:abstractNumId="34" w15:restartNumberingAfterBreak="0">
+  <w:abstractNum w:abstractNumId="35" w15:restartNumberingAfterBreak="0">
     <w:nsid w:val="45422D8A"/>
     <w:multiLevelType w:val="hybridMultilevel"/>
     <w:tmpl w:val="9F9A667C"/>
@@ -12664,7 +11605,7 @@
       </w:rPr>
     </w:lvl>
   </w:abstractNum>
-  <w:abstractNum w:abstractNumId="35" w15:restartNumberingAfterBreak="0">
+  <w:abstractNum w:abstractNumId="36" w15:restartNumberingAfterBreak="0">
     <w:nsid w:val="471537DD"/>
     <w:multiLevelType w:val="hybridMultilevel"/>
     <w:tmpl w:val="B3A0A5FA"/>
@@ -12750,7 +11691,120 @@
       </w:pPr>
     </w:lvl>
   </w:abstractNum>
-  <w:abstractNum w:abstractNumId="36" w15:restartNumberingAfterBreak="0">
+  <w:abstractNum w:abstractNumId="37" w15:restartNumberingAfterBreak="0">
+    <w:nsid w:val="4C272EA9"/>
+    <w:multiLevelType w:val="hybridMultilevel"/>
+    <w:tmpl w:val="822EAE02"/>
+    <w:lvl w:ilvl="0" w:tplc="04090001">
+      <w:start w:val="1"/>
+      <w:numFmt w:val="bullet"/>
+      <w:lvlText w:val=""/>
+      <w:lvlJc w:val="left"/>
+      <w:pPr>
+        <w:ind w:left="720" w:hanging="360"/>
+      </w:pPr>
+      <w:rPr>
+        <w:rFonts w:ascii="Symbol" w:hAnsi="Symbol" w:hint="default"/>
+      </w:rPr>
+    </w:lvl>
+    <w:lvl w:ilvl="1" w:tplc="04090003" w:tentative="1">
+      <w:start w:val="1"/>
+      <w:numFmt w:val="bullet"/>
+      <w:lvlText w:val="o"/>
+      <w:lvlJc w:val="left"/>
+      <w:pPr>
+        <w:ind w:left="1440" w:hanging="360"/>
+      </w:pPr>
+      <w:rPr>
+        <w:rFonts w:ascii="Courier New" w:hAnsi="Courier New" w:cs="Courier New" w:hint="default"/>
+      </w:rPr>
+    </w:lvl>
+    <w:lvl w:ilvl="2" w:tplc="04090005" w:tentative="1">
+      <w:start w:val="1"/>
+      <w:numFmt w:val="bullet"/>
+      <w:lvlText w:val=""/>
+      <w:lvlJc w:val="left"/>
+      <w:pPr>
+        <w:ind w:left="2160" w:hanging="360"/>
+      </w:pPr>
+      <w:rPr>
+        <w:rFonts w:ascii="Wingdings" w:hAnsi="Wingdings" w:hint="default"/>
+      </w:rPr>
+    </w:lvl>
+    <w:lvl w:ilvl="3" w:tplc="04090001" w:tentative="1">
+      <w:start w:val="1"/>
+      <w:numFmt w:val="bullet"/>
+      <w:lvlText w:val=""/>
+      <w:lvlJc w:val="left"/>
+      <w:pPr>
+        <w:ind w:left="2880" w:hanging="360"/>
+      </w:pPr>
+      <w:rPr>
+        <w:rFonts w:ascii="Symbol" w:hAnsi="Symbol" w:hint="default"/>
+      </w:rPr>
+    </w:lvl>
+    <w:lvl w:ilvl="4" w:tplc="04090003" w:tentative="1">
+      <w:start w:val="1"/>
+      <w:numFmt w:val="bullet"/>
+      <w:lvlText w:val="o"/>
+      <w:lvlJc w:val="left"/>
+      <w:pPr>
+        <w:ind w:left="3600" w:hanging="360"/>
+      </w:pPr>
+      <w:rPr>
+        <w:rFonts w:ascii="Courier New" w:hAnsi="Courier New" w:cs="Courier New" w:hint="default"/>
+      </w:rPr>
+    </w:lvl>
+    <w:lvl w:ilvl="5" w:tplc="04090005" w:tentative="1">
+      <w:start w:val="1"/>
+      <w:numFmt w:val="bullet"/>
+      <w:lvlText w:val=""/>
+      <w:lvlJc w:val="left"/>
+      <w:pPr>
+        <w:ind w:left="4320" w:hanging="360"/>
+      </w:pPr>
+      <w:rPr>
+        <w:rFonts w:ascii="Wingdings" w:hAnsi="Wingdings" w:hint="default"/>
+      </w:rPr>
+    </w:lvl>
+    <w:lvl w:ilvl="6" w:tplc="04090001" w:tentative="1">
+      <w:start w:val="1"/>
+      <w:numFmt w:val="bullet"/>
+      <w:lvlText w:val=""/>
+      <w:lvlJc w:val="left"/>
+      <w:pPr>
+        <w:ind w:left="5040" w:hanging="360"/>
+      </w:pPr>
+      <w:rPr>
+        <w:rFonts w:ascii="Symbol" w:hAnsi="Symbol" w:hint="default"/>
+      </w:rPr>
+    </w:lvl>
+    <w:lvl w:ilvl="7" w:tplc="04090003" w:tentative="1">
+      <w:start w:val="1"/>
+      <w:numFmt w:val="bullet"/>
+      <w:lvlText w:val="o"/>
+      <w:lvlJc w:val="left"/>
+      <w:pPr>
+        <w:ind w:left="5760" w:hanging="360"/>
+      </w:pPr>
+      <w:rPr>
+        <w:rFonts w:ascii="Courier New" w:hAnsi="Courier New" w:cs="Courier New" w:hint="default"/>
+      </w:rPr>
+    </w:lvl>
+    <w:lvl w:ilvl="8" w:tplc="04090005" w:tentative="1">
+      <w:start w:val="1"/>
+      <w:numFmt w:val="bullet"/>
+      <w:lvlText w:val=""/>
+      <w:lvlJc w:val="left"/>
+      <w:pPr>
+        <w:ind w:left="6480" w:hanging="360"/>
+      </w:pPr>
+      <w:rPr>
+        <w:rFonts w:ascii="Wingdings" w:hAnsi="Wingdings" w:hint="default"/>
+      </w:rPr>
+    </w:lvl>
+  </w:abstractNum>
+  <w:abstractNum w:abstractNumId="38" w15:restartNumberingAfterBreak="0">
     <w:nsid w:val="4C2F7D9C"/>
     <w:multiLevelType w:val="hybridMultilevel"/>
     <w:tmpl w:val="5C8CCAC2"/>
@@ -12836,7 +11890,7 @@
       </w:pPr>
     </w:lvl>
   </w:abstractNum>
-  <w:abstractNum w:abstractNumId="37" w15:restartNumberingAfterBreak="0">
+  <w:abstractNum w:abstractNumId="39" w15:restartNumberingAfterBreak="0">
     <w:nsid w:val="4EE203EF"/>
     <w:multiLevelType w:val="hybridMultilevel"/>
     <w:tmpl w:val="1562A750"/>
@@ -12926,7 +11980,7 @@
       </w:pPr>
     </w:lvl>
   </w:abstractNum>
-  <w:abstractNum w:abstractNumId="38" w15:restartNumberingAfterBreak="0">
+  <w:abstractNum w:abstractNumId="40" w15:restartNumberingAfterBreak="0">
     <w:nsid w:val="505166C7"/>
     <w:multiLevelType w:val="hybridMultilevel"/>
     <w:tmpl w:val="3994577C"/>
@@ -13012,7 +12066,7 @@
       </w:pPr>
     </w:lvl>
   </w:abstractNum>
-  <w:abstractNum w:abstractNumId="39" w15:restartNumberingAfterBreak="0">
+  <w:abstractNum w:abstractNumId="41" w15:restartNumberingAfterBreak="0">
     <w:nsid w:val="51A30E7C"/>
     <w:multiLevelType w:val="multilevel"/>
     <w:tmpl w:val="A7A02F3A"/>
@@ -13161,7 +12215,7 @@
       </w:rPr>
     </w:lvl>
   </w:abstractNum>
-  <w:abstractNum w:abstractNumId="40" w15:restartNumberingAfterBreak="0">
+  <w:abstractNum w:abstractNumId="42" w15:restartNumberingAfterBreak="0">
     <w:nsid w:val="55A13D64"/>
     <w:multiLevelType w:val="hybridMultilevel"/>
     <w:tmpl w:val="CED4132A"/>
@@ -13274,7 +12328,7 @@
       </w:rPr>
     </w:lvl>
   </w:abstractNum>
-  <w:abstractNum w:abstractNumId="41" w15:restartNumberingAfterBreak="0">
+  <w:abstractNum w:abstractNumId="43" w15:restartNumberingAfterBreak="0">
     <w:nsid w:val="56460C62"/>
     <w:multiLevelType w:val="hybridMultilevel"/>
     <w:tmpl w:val="598CCF12"/>
@@ -13387,7 +12441,7 @@
       </w:rPr>
     </w:lvl>
   </w:abstractNum>
-  <w:abstractNum w:abstractNumId="42" w15:restartNumberingAfterBreak="0">
+  <w:abstractNum w:abstractNumId="44" w15:restartNumberingAfterBreak="0">
     <w:nsid w:val="58F318AD"/>
     <w:multiLevelType w:val="hybridMultilevel"/>
     <w:tmpl w:val="9DE6E604"/>
@@ -13500,7 +12554,93 @@
       </w:rPr>
     </w:lvl>
   </w:abstractNum>
-  <w:abstractNum w:abstractNumId="43" w15:restartNumberingAfterBreak="0">
+  <w:abstractNum w:abstractNumId="45" w15:restartNumberingAfterBreak="0">
+    <w:nsid w:val="5CE16E35"/>
+    <w:multiLevelType w:val="hybridMultilevel"/>
+    <w:tmpl w:val="5A0A9EA6"/>
+    <w:lvl w:ilvl="0" w:tplc="0409000F">
+      <w:start w:val="1"/>
+      <w:numFmt w:val="decimal"/>
+      <w:lvlText w:val="%1."/>
+      <w:lvlJc w:val="left"/>
+      <w:pPr>
+        <w:ind w:left="833" w:hanging="360"/>
+      </w:pPr>
+    </w:lvl>
+    <w:lvl w:ilvl="1" w:tplc="04090019" w:tentative="1">
+      <w:start w:val="1"/>
+      <w:numFmt w:val="lowerLetter"/>
+      <w:lvlText w:val="%2."/>
+      <w:lvlJc w:val="left"/>
+      <w:pPr>
+        <w:ind w:left="1553" w:hanging="360"/>
+      </w:pPr>
+    </w:lvl>
+    <w:lvl w:ilvl="2" w:tplc="0409001B" w:tentative="1">
+      <w:start w:val="1"/>
+      <w:numFmt w:val="lowerRoman"/>
+      <w:lvlText w:val="%3."/>
+      <w:lvlJc w:val="right"/>
+      <w:pPr>
+        <w:ind w:left="2273" w:hanging="180"/>
+      </w:pPr>
+    </w:lvl>
+    <w:lvl w:ilvl="3" w:tplc="0409000F" w:tentative="1">
+      <w:start w:val="1"/>
+      <w:numFmt w:val="decimal"/>
+      <w:lvlText w:val="%4."/>
+      <w:lvlJc w:val="left"/>
+      <w:pPr>
+        <w:ind w:left="2993" w:hanging="360"/>
+      </w:pPr>
+    </w:lvl>
+    <w:lvl w:ilvl="4" w:tplc="04090019" w:tentative="1">
+      <w:start w:val="1"/>
+      <w:numFmt w:val="lowerLetter"/>
+      <w:lvlText w:val="%5."/>
+      <w:lvlJc w:val="left"/>
+      <w:pPr>
+        <w:ind w:left="3713" w:hanging="360"/>
+      </w:pPr>
+    </w:lvl>
+    <w:lvl w:ilvl="5" w:tplc="0409001B" w:tentative="1">
+      <w:start w:val="1"/>
+      <w:numFmt w:val="lowerRoman"/>
+      <w:lvlText w:val="%6."/>
+      <w:lvlJc w:val="right"/>
+      <w:pPr>
+        <w:ind w:left="4433" w:hanging="180"/>
+      </w:pPr>
+    </w:lvl>
+    <w:lvl w:ilvl="6" w:tplc="0409000F" w:tentative="1">
+      <w:start w:val="1"/>
+      <w:numFmt w:val="decimal"/>
+      <w:lvlText w:val="%7."/>
+      <w:lvlJc w:val="left"/>
+      <w:pPr>
+        <w:ind w:left="5153" w:hanging="360"/>
+      </w:pPr>
+    </w:lvl>
+    <w:lvl w:ilvl="7" w:tplc="04090019" w:tentative="1">
+      <w:start w:val="1"/>
+      <w:numFmt w:val="lowerLetter"/>
+      <w:lvlText w:val="%8."/>
+      <w:lvlJc w:val="left"/>
+      <w:pPr>
+        <w:ind w:left="5873" w:hanging="360"/>
+      </w:pPr>
+    </w:lvl>
+    <w:lvl w:ilvl="8" w:tplc="0409001B" w:tentative="1">
+      <w:start w:val="1"/>
+      <w:numFmt w:val="lowerRoman"/>
+      <w:lvlText w:val="%9."/>
+      <w:lvlJc w:val="right"/>
+      <w:pPr>
+        <w:ind w:left="6593" w:hanging="180"/>
+      </w:pPr>
+    </w:lvl>
+  </w:abstractNum>
+  <w:abstractNum w:abstractNumId="46" w15:restartNumberingAfterBreak="0">
     <w:nsid w:val="5E691C0B"/>
     <w:multiLevelType w:val="multilevel"/>
     <w:tmpl w:val="0E4013A6"/>
@@ -13649,7 +12789,7 @@
       </w:rPr>
     </w:lvl>
   </w:abstractNum>
-  <w:abstractNum w:abstractNumId="44" w15:restartNumberingAfterBreak="0">
+  <w:abstractNum w:abstractNumId="47" w15:restartNumberingAfterBreak="0">
     <w:nsid w:val="5F034C25"/>
     <w:multiLevelType w:val="hybridMultilevel"/>
     <w:tmpl w:val="BC407FCA"/>
@@ -13735,7 +12875,7 @@
       </w:pPr>
     </w:lvl>
   </w:abstractNum>
-  <w:abstractNum w:abstractNumId="45" w15:restartNumberingAfterBreak="0">
+  <w:abstractNum w:abstractNumId="48" w15:restartNumberingAfterBreak="0">
     <w:nsid w:val="630F083C"/>
     <w:multiLevelType w:val="multilevel"/>
     <w:tmpl w:val="086C5BEC"/>
@@ -13848,7 +12988,7 @@
       </w:pPr>
     </w:lvl>
   </w:abstractNum>
-  <w:abstractNum w:abstractNumId="46" w15:restartNumberingAfterBreak="0">
+  <w:abstractNum w:abstractNumId="49" w15:restartNumberingAfterBreak="0">
     <w:nsid w:val="63270BEF"/>
     <w:multiLevelType w:val="hybridMultilevel"/>
     <w:tmpl w:val="DE96DACE"/>
@@ -13961,7 +13101,7 @@
       </w:rPr>
     </w:lvl>
   </w:abstractNum>
-  <w:abstractNum w:abstractNumId="47" w15:restartNumberingAfterBreak="0">
+  <w:abstractNum w:abstractNumId="50" w15:restartNumberingAfterBreak="0">
     <w:nsid w:val="667D0E7D"/>
     <w:multiLevelType w:val="hybridMultilevel"/>
     <w:tmpl w:val="162CDF5E"/>
@@ -14074,7 +13214,7 @@
       </w:rPr>
     </w:lvl>
   </w:abstractNum>
-  <w:abstractNum w:abstractNumId="48" w15:restartNumberingAfterBreak="0">
+  <w:abstractNum w:abstractNumId="51" w15:restartNumberingAfterBreak="0">
     <w:nsid w:val="68DC0DB1"/>
     <w:multiLevelType w:val="hybridMultilevel"/>
     <w:tmpl w:val="FB849C08"/>
@@ -14187,7 +13327,93 @@
       </w:rPr>
     </w:lvl>
   </w:abstractNum>
-  <w:abstractNum w:abstractNumId="49" w15:restartNumberingAfterBreak="0">
+  <w:abstractNum w:abstractNumId="52" w15:restartNumberingAfterBreak="0">
+    <w:nsid w:val="698B434E"/>
+    <w:multiLevelType w:val="hybridMultilevel"/>
+    <w:tmpl w:val="A45AC3CA"/>
+    <w:lvl w:ilvl="0" w:tplc="FFFFFFFF">
+      <w:start w:val="1"/>
+      <w:numFmt w:val="decimal"/>
+      <w:lvlText w:val="%1."/>
+      <w:lvlJc w:val="left"/>
+      <w:pPr>
+        <w:ind w:left="2880" w:hanging="360"/>
+      </w:pPr>
+    </w:lvl>
+    <w:lvl w:ilvl="1" w:tplc="FFFFFFFF" w:tentative="1">
+      <w:start w:val="1"/>
+      <w:numFmt w:val="lowerLetter"/>
+      <w:lvlText w:val="%2."/>
+      <w:lvlJc w:val="left"/>
+      <w:pPr>
+        <w:ind w:left="3600" w:hanging="360"/>
+      </w:pPr>
+    </w:lvl>
+    <w:lvl w:ilvl="2" w:tplc="FFFFFFFF" w:tentative="1">
+      <w:start w:val="1"/>
+      <w:numFmt w:val="lowerRoman"/>
+      <w:lvlText w:val="%3."/>
+      <w:lvlJc w:val="right"/>
+      <w:pPr>
+        <w:ind w:left="4320" w:hanging="180"/>
+      </w:pPr>
+    </w:lvl>
+    <w:lvl w:ilvl="3" w:tplc="FFFFFFFF" w:tentative="1">
+      <w:start w:val="1"/>
+      <w:numFmt w:val="decimal"/>
+      <w:lvlText w:val="%4."/>
+      <w:lvlJc w:val="left"/>
+      <w:pPr>
+        <w:ind w:left="5040" w:hanging="360"/>
+      </w:pPr>
+    </w:lvl>
+    <w:lvl w:ilvl="4" w:tplc="FFFFFFFF" w:tentative="1">
+      <w:start w:val="1"/>
+      <w:numFmt w:val="lowerLetter"/>
+      <w:lvlText w:val="%5."/>
+      <w:lvlJc w:val="left"/>
+      <w:pPr>
+        <w:ind w:left="5760" w:hanging="360"/>
+      </w:pPr>
+    </w:lvl>
+    <w:lvl w:ilvl="5" w:tplc="FFFFFFFF" w:tentative="1">
+      <w:start w:val="1"/>
+      <w:numFmt w:val="lowerRoman"/>
+      <w:lvlText w:val="%6."/>
+      <w:lvlJc w:val="right"/>
+      <w:pPr>
+        <w:ind w:left="6480" w:hanging="180"/>
+      </w:pPr>
+    </w:lvl>
+    <w:lvl w:ilvl="6" w:tplc="FFFFFFFF" w:tentative="1">
+      <w:start w:val="1"/>
+      <w:numFmt w:val="decimal"/>
+      <w:lvlText w:val="%7."/>
+      <w:lvlJc w:val="left"/>
+      <w:pPr>
+        <w:ind w:left="7200" w:hanging="360"/>
+      </w:pPr>
+    </w:lvl>
+    <w:lvl w:ilvl="7" w:tplc="FFFFFFFF" w:tentative="1">
+      <w:start w:val="1"/>
+      <w:numFmt w:val="lowerLetter"/>
+      <w:lvlText w:val="%8."/>
+      <w:lvlJc w:val="left"/>
+      <w:pPr>
+        <w:ind w:left="7920" w:hanging="360"/>
+      </w:pPr>
+    </w:lvl>
+    <w:lvl w:ilvl="8" w:tplc="FFFFFFFF" w:tentative="1">
+      <w:start w:val="1"/>
+      <w:numFmt w:val="lowerRoman"/>
+      <w:lvlText w:val="%9."/>
+      <w:lvlJc w:val="right"/>
+      <w:pPr>
+        <w:ind w:left="8640" w:hanging="180"/>
+      </w:pPr>
+    </w:lvl>
+  </w:abstractNum>
+  <w:abstractNum w:abstractNumId="53" w15:restartNumberingAfterBreak="0">
     <w:nsid w:val="6B987544"/>
     <w:multiLevelType w:val="hybridMultilevel"/>
     <w:tmpl w:val="0A34C7C8"/>
@@ -14273,7 +13499,7 @@
       </w:pPr>
     </w:lvl>
   </w:abstractNum>
-  <w:abstractNum w:abstractNumId="50" w15:restartNumberingAfterBreak="0">
+  <w:abstractNum w:abstractNumId="54" w15:restartNumberingAfterBreak="0">
     <w:nsid w:val="6C5F3D72"/>
     <w:multiLevelType w:val="multilevel"/>
     <w:tmpl w:val="E1C8506A"/>
@@ -14284,15 +13510,1398 @@
       <w:lvlJc w:val="left"/>
       <w:pPr>
         <w:tabs>
+          <w:tab w:val="num" w:pos="3240"/>
+        </w:tabs>
+        <w:ind w:left="3240" w:hanging="360"/>
+      </w:pPr>
+    </w:lvl>
+    <w:lvl w:ilvl="1" w:tentative="1">
+      <w:start w:val="1"/>
+      <w:numFmt w:val="decimal"/>
+      <w:lvlText w:val="%2."/>
+      <w:lvlJc w:val="left"/>
+      <w:pPr>
+        <w:tabs>
+          <w:tab w:val="num" w:pos="3960"/>
+        </w:tabs>
+        <w:ind w:left="3960" w:hanging="360"/>
+      </w:pPr>
+    </w:lvl>
+    <w:lvl w:ilvl="2" w:tentative="1">
+      <w:start w:val="1"/>
+      <w:numFmt w:val="decimal"/>
+      <w:lvlText w:val="%3."/>
+      <w:lvlJc w:val="left"/>
+      <w:pPr>
+        <w:tabs>
+          <w:tab w:val="num" w:pos="4680"/>
+        </w:tabs>
+        <w:ind w:left="4680" w:hanging="360"/>
+      </w:pPr>
+    </w:lvl>
+    <w:lvl w:ilvl="3" w:tentative="1">
+      <w:start w:val="1"/>
+      <w:numFmt w:val="decimal"/>
+      <w:lvlText w:val="%4."/>
+      <w:lvlJc w:val="left"/>
+      <w:pPr>
+        <w:tabs>
+          <w:tab w:val="num" w:pos="5400"/>
+        </w:tabs>
+        <w:ind w:left="5400" w:hanging="360"/>
+      </w:pPr>
+    </w:lvl>
+    <w:lvl w:ilvl="4" w:tentative="1">
+      <w:start w:val="1"/>
+      <w:numFmt w:val="decimal"/>
+      <w:lvlText w:val="%5."/>
+      <w:lvlJc w:val="left"/>
+      <w:pPr>
+        <w:tabs>
+          <w:tab w:val="num" w:pos="6120"/>
+        </w:tabs>
+        <w:ind w:left="6120" w:hanging="360"/>
+      </w:pPr>
+    </w:lvl>
+    <w:lvl w:ilvl="5" w:tentative="1">
+      <w:start w:val="1"/>
+      <w:numFmt w:val="decimal"/>
+      <w:lvlText w:val="%6."/>
+      <w:lvlJc w:val="left"/>
+      <w:pPr>
+        <w:tabs>
+          <w:tab w:val="num" w:pos="6840"/>
+        </w:tabs>
+        <w:ind w:left="6840" w:hanging="360"/>
+      </w:pPr>
+    </w:lvl>
+    <w:lvl w:ilvl="6" w:tentative="1">
+      <w:start w:val="1"/>
+      <w:numFmt w:val="decimal"/>
+      <w:lvlText w:val="%7."/>
+      <w:lvlJc w:val="left"/>
+      <w:pPr>
+        <w:tabs>
+          <w:tab w:val="num" w:pos="7560"/>
+        </w:tabs>
+        <w:ind w:left="7560" w:hanging="360"/>
+      </w:pPr>
+    </w:lvl>
+    <w:lvl w:ilvl="7" w:tentative="1">
+      <w:start w:val="1"/>
+      <w:numFmt w:val="decimal"/>
+      <w:lvlText w:val="%8."/>
+      <w:lvlJc w:val="left"/>
+      <w:pPr>
+        <w:tabs>
+          <w:tab w:val="num" w:pos="8280"/>
+        </w:tabs>
+        <w:ind w:left="8280" w:hanging="360"/>
+      </w:pPr>
+    </w:lvl>
+    <w:lvl w:ilvl="8" w:tentative="1">
+      <w:start w:val="1"/>
+      <w:numFmt w:val="decimal"/>
+      <w:lvlText w:val="%9."/>
+      <w:lvlJc w:val="left"/>
+      <w:pPr>
+        <w:tabs>
+          <w:tab w:val="num" w:pos="9000"/>
+        </w:tabs>
+        <w:ind w:left="9000" w:hanging="360"/>
+      </w:pPr>
+    </w:lvl>
+  </w:abstractNum>
+  <w:abstractNum w:abstractNumId="55" w15:restartNumberingAfterBreak="0">
+    <w:nsid w:val="6DDD7E6C"/>
+    <w:multiLevelType w:val="hybridMultilevel"/>
+    <w:tmpl w:val="251294CA"/>
+    <w:lvl w:ilvl="0" w:tplc="0409000F">
+      <w:start w:val="1"/>
+      <w:numFmt w:val="decimal"/>
+      <w:lvlText w:val="%1."/>
+      <w:lvlJc w:val="left"/>
+      <w:pPr>
+        <w:ind w:left="833" w:hanging="360"/>
+      </w:pPr>
+    </w:lvl>
+    <w:lvl w:ilvl="1" w:tplc="04090019" w:tentative="1">
+      <w:start w:val="1"/>
+      <w:numFmt w:val="lowerLetter"/>
+      <w:lvlText w:val="%2."/>
+      <w:lvlJc w:val="left"/>
+      <w:pPr>
+        <w:ind w:left="1553" w:hanging="360"/>
+      </w:pPr>
+    </w:lvl>
+    <w:lvl w:ilvl="2" w:tplc="0409001B" w:tentative="1">
+      <w:start w:val="1"/>
+      <w:numFmt w:val="lowerRoman"/>
+      <w:lvlText w:val="%3."/>
+      <w:lvlJc w:val="right"/>
+      <w:pPr>
+        <w:ind w:left="2273" w:hanging="180"/>
+      </w:pPr>
+    </w:lvl>
+    <w:lvl w:ilvl="3" w:tplc="0409000F" w:tentative="1">
+      <w:start w:val="1"/>
+      <w:numFmt w:val="decimal"/>
+      <w:lvlText w:val="%4."/>
+      <w:lvlJc w:val="left"/>
+      <w:pPr>
+        <w:ind w:left="2993" w:hanging="360"/>
+      </w:pPr>
+    </w:lvl>
+    <w:lvl w:ilvl="4" w:tplc="04090019" w:tentative="1">
+      <w:start w:val="1"/>
+      <w:numFmt w:val="lowerLetter"/>
+      <w:lvlText w:val="%5."/>
+      <w:lvlJc w:val="left"/>
+      <w:pPr>
+        <w:ind w:left="3713" w:hanging="360"/>
+      </w:pPr>
+    </w:lvl>
+    <w:lvl w:ilvl="5" w:tplc="0409001B" w:tentative="1">
+      <w:start w:val="1"/>
+      <w:numFmt w:val="lowerRoman"/>
+      <w:lvlText w:val="%6."/>
+      <w:lvlJc w:val="right"/>
+      <w:pPr>
+        <w:ind w:left="4433" w:hanging="180"/>
+      </w:pPr>
+    </w:lvl>
+    <w:lvl w:ilvl="6" w:tplc="0409000F" w:tentative="1">
+      <w:start w:val="1"/>
+      <w:numFmt w:val="decimal"/>
+      <w:lvlText w:val="%7."/>
+      <w:lvlJc w:val="left"/>
+      <w:pPr>
+        <w:ind w:left="5153" w:hanging="360"/>
+      </w:pPr>
+    </w:lvl>
+    <w:lvl w:ilvl="7" w:tplc="04090019" w:tentative="1">
+      <w:start w:val="1"/>
+      <w:numFmt w:val="lowerLetter"/>
+      <w:lvlText w:val="%8."/>
+      <w:lvlJc w:val="left"/>
+      <w:pPr>
+        <w:ind w:left="5873" w:hanging="360"/>
+      </w:pPr>
+    </w:lvl>
+    <w:lvl w:ilvl="8" w:tplc="0409001B" w:tentative="1">
+      <w:start w:val="1"/>
+      <w:numFmt w:val="lowerRoman"/>
+      <w:lvlText w:val="%9."/>
+      <w:lvlJc w:val="right"/>
+      <w:pPr>
+        <w:ind w:left="6593" w:hanging="180"/>
+      </w:pPr>
+    </w:lvl>
+  </w:abstractNum>
+  <w:abstractNum w:abstractNumId="56" w15:restartNumberingAfterBreak="0">
+    <w:nsid w:val="72114831"/>
+    <w:multiLevelType w:val="hybridMultilevel"/>
+    <w:tmpl w:val="71DC9D32"/>
+    <w:lvl w:ilvl="0" w:tplc="0409000F">
+      <w:start w:val="1"/>
+      <w:numFmt w:val="decimal"/>
+      <w:lvlText w:val="%1."/>
+      <w:lvlJc w:val="left"/>
+      <w:pPr>
+        <w:ind w:left="1080" w:hanging="360"/>
+      </w:pPr>
+    </w:lvl>
+    <w:lvl w:ilvl="1" w:tplc="04090019" w:tentative="1">
+      <w:start w:val="1"/>
+      <w:numFmt w:val="lowerLetter"/>
+      <w:lvlText w:val="%2."/>
+      <w:lvlJc w:val="left"/>
+      <w:pPr>
+        <w:ind w:left="1800" w:hanging="360"/>
+      </w:pPr>
+    </w:lvl>
+    <w:lvl w:ilvl="2" w:tplc="0409001B" w:tentative="1">
+      <w:start w:val="1"/>
+      <w:numFmt w:val="lowerRoman"/>
+      <w:lvlText w:val="%3."/>
+      <w:lvlJc w:val="right"/>
+      <w:pPr>
+        <w:ind w:left="2520" w:hanging="180"/>
+      </w:pPr>
+    </w:lvl>
+    <w:lvl w:ilvl="3" w:tplc="0409000F" w:tentative="1">
+      <w:start w:val="1"/>
+      <w:numFmt w:val="decimal"/>
+      <w:lvlText w:val="%4."/>
+      <w:lvlJc w:val="left"/>
+      <w:pPr>
+        <w:ind w:left="3240" w:hanging="360"/>
+      </w:pPr>
+    </w:lvl>
+    <w:lvl w:ilvl="4" w:tplc="04090019" w:tentative="1">
+      <w:start w:val="1"/>
+      <w:numFmt w:val="lowerLetter"/>
+      <w:lvlText w:val="%5."/>
+      <w:lvlJc w:val="left"/>
+      <w:pPr>
+        <w:ind w:left="3960" w:hanging="360"/>
+      </w:pPr>
+    </w:lvl>
+    <w:lvl w:ilvl="5" w:tplc="0409001B" w:tentative="1">
+      <w:start w:val="1"/>
+      <w:numFmt w:val="lowerRoman"/>
+      <w:lvlText w:val="%6."/>
+      <w:lvlJc w:val="right"/>
+      <w:pPr>
+        <w:ind w:left="4680" w:hanging="180"/>
+      </w:pPr>
+    </w:lvl>
+    <w:lvl w:ilvl="6" w:tplc="0409000F" w:tentative="1">
+      <w:start w:val="1"/>
+      <w:numFmt w:val="decimal"/>
+      <w:lvlText w:val="%7."/>
+      <w:lvlJc w:val="left"/>
+      <w:pPr>
+        <w:ind w:left="5400" w:hanging="360"/>
+      </w:pPr>
+    </w:lvl>
+    <w:lvl w:ilvl="7" w:tplc="04090019" w:tentative="1">
+      <w:start w:val="1"/>
+      <w:numFmt w:val="lowerLetter"/>
+      <w:lvlText w:val="%8."/>
+      <w:lvlJc w:val="left"/>
+      <w:pPr>
+        <w:ind w:left="6120" w:hanging="360"/>
+      </w:pPr>
+    </w:lvl>
+    <w:lvl w:ilvl="8" w:tplc="0409001B" w:tentative="1">
+      <w:start w:val="1"/>
+      <w:numFmt w:val="lowerRoman"/>
+      <w:lvlText w:val="%9."/>
+      <w:lvlJc w:val="right"/>
+      <w:pPr>
+        <w:ind w:left="6840" w:hanging="180"/>
+      </w:pPr>
+    </w:lvl>
+  </w:abstractNum>
+  <w:abstractNum w:abstractNumId="57" w15:restartNumberingAfterBreak="0">
+    <w:nsid w:val="72C83A4D"/>
+    <w:multiLevelType w:val="hybridMultilevel"/>
+    <w:tmpl w:val="1DF246B0"/>
+    <w:lvl w:ilvl="0" w:tplc="FFFFFFFF">
+      <w:start w:val="1"/>
+      <w:numFmt w:val="decimal"/>
+      <w:lvlText w:val="%1."/>
+      <w:lvlJc w:val="left"/>
+      <w:pPr>
+        <w:ind w:left="2520" w:hanging="360"/>
+      </w:pPr>
+      <w:rPr>
+        <w:b/>
+        <w:bCs/>
+      </w:rPr>
+    </w:lvl>
+    <w:lvl w:ilvl="1" w:tplc="FFFFFFFF">
+      <w:start w:val="1"/>
+      <w:numFmt w:val="lowerLetter"/>
+      <w:lvlText w:val="%2."/>
+      <w:lvlJc w:val="left"/>
+      <w:pPr>
+        <w:ind w:left="3240" w:hanging="360"/>
+      </w:pPr>
+    </w:lvl>
+    <w:lvl w:ilvl="2" w:tplc="FFFFFFFF">
+      <w:start w:val="1"/>
+      <w:numFmt w:val="lowerRoman"/>
+      <w:lvlText w:val="%3."/>
+      <w:lvlJc w:val="right"/>
+      <w:pPr>
+        <w:ind w:left="3960" w:hanging="180"/>
+      </w:pPr>
+    </w:lvl>
+    <w:lvl w:ilvl="3" w:tplc="FFFFFFFF" w:tentative="1">
+      <w:start w:val="1"/>
+      <w:numFmt w:val="decimal"/>
+      <w:lvlText w:val="%4."/>
+      <w:lvlJc w:val="left"/>
+      <w:pPr>
+        <w:ind w:left="4680" w:hanging="360"/>
+      </w:pPr>
+    </w:lvl>
+    <w:lvl w:ilvl="4" w:tplc="FFFFFFFF" w:tentative="1">
+      <w:start w:val="1"/>
+      <w:numFmt w:val="lowerLetter"/>
+      <w:lvlText w:val="%5."/>
+      <w:lvlJc w:val="left"/>
+      <w:pPr>
+        <w:ind w:left="5400" w:hanging="360"/>
+      </w:pPr>
+    </w:lvl>
+    <w:lvl w:ilvl="5" w:tplc="FFFFFFFF" w:tentative="1">
+      <w:start w:val="1"/>
+      <w:numFmt w:val="lowerRoman"/>
+      <w:lvlText w:val="%6."/>
+      <w:lvlJc w:val="right"/>
+      <w:pPr>
+        <w:ind w:left="6120" w:hanging="180"/>
+      </w:pPr>
+    </w:lvl>
+    <w:lvl w:ilvl="6" w:tplc="FFFFFFFF" w:tentative="1">
+      <w:start w:val="1"/>
+      <w:numFmt w:val="decimal"/>
+      <w:lvlText w:val="%7."/>
+      <w:lvlJc w:val="left"/>
+      <w:pPr>
+        <w:ind w:left="6840" w:hanging="360"/>
+      </w:pPr>
+    </w:lvl>
+    <w:lvl w:ilvl="7" w:tplc="FFFFFFFF" w:tentative="1">
+      <w:start w:val="1"/>
+      <w:numFmt w:val="lowerLetter"/>
+      <w:lvlText w:val="%8."/>
+      <w:lvlJc w:val="left"/>
+      <w:pPr>
+        <w:ind w:left="7560" w:hanging="360"/>
+      </w:pPr>
+    </w:lvl>
+    <w:lvl w:ilvl="8" w:tplc="FFFFFFFF" w:tentative="1">
+      <w:start w:val="1"/>
+      <w:numFmt w:val="lowerRoman"/>
+      <w:lvlText w:val="%9."/>
+      <w:lvlJc w:val="right"/>
+      <w:pPr>
+        <w:ind w:left="8280" w:hanging="180"/>
+      </w:pPr>
+    </w:lvl>
+  </w:abstractNum>
+  <w:abstractNum w:abstractNumId="58" w15:restartNumberingAfterBreak="0">
+    <w:nsid w:val="736F3B7E"/>
+    <w:multiLevelType w:val="hybridMultilevel"/>
+    <w:tmpl w:val="0EB4720A"/>
+    <w:lvl w:ilvl="0" w:tplc="04090001">
+      <w:start w:val="1"/>
+      <w:numFmt w:val="bullet"/>
+      <w:lvlText w:val=""/>
+      <w:lvlJc w:val="left"/>
+      <w:pPr>
+        <w:ind w:left="720" w:hanging="360"/>
+      </w:pPr>
+      <w:rPr>
+        <w:rFonts w:ascii="Symbol" w:hAnsi="Symbol" w:hint="default"/>
+      </w:rPr>
+    </w:lvl>
+    <w:lvl w:ilvl="1" w:tplc="04090003" w:tentative="1">
+      <w:start w:val="1"/>
+      <w:numFmt w:val="bullet"/>
+      <w:lvlText w:val="o"/>
+      <w:lvlJc w:val="left"/>
+      <w:pPr>
+        <w:ind w:left="1440" w:hanging="360"/>
+      </w:pPr>
+      <w:rPr>
+        <w:rFonts w:ascii="Courier New" w:hAnsi="Courier New" w:cs="Courier New" w:hint="default"/>
+      </w:rPr>
+    </w:lvl>
+    <w:lvl w:ilvl="2" w:tplc="04090005" w:tentative="1">
+      <w:start w:val="1"/>
+      <w:numFmt w:val="bullet"/>
+      <w:lvlText w:val=""/>
+      <w:lvlJc w:val="left"/>
+      <w:pPr>
+        <w:ind w:left="2160" w:hanging="360"/>
+      </w:pPr>
+      <w:rPr>
+        <w:rFonts w:ascii="Wingdings" w:hAnsi="Wingdings" w:hint="default"/>
+      </w:rPr>
+    </w:lvl>
+    <w:lvl w:ilvl="3" w:tplc="04090001" w:tentative="1">
+      <w:start w:val="1"/>
+      <w:numFmt w:val="bullet"/>
+      <w:lvlText w:val=""/>
+      <w:lvlJc w:val="left"/>
+      <w:pPr>
+        <w:ind w:left="2880" w:hanging="360"/>
+      </w:pPr>
+      <w:rPr>
+        <w:rFonts w:ascii="Symbol" w:hAnsi="Symbol" w:hint="default"/>
+      </w:rPr>
+    </w:lvl>
+    <w:lvl w:ilvl="4" w:tplc="04090003" w:tentative="1">
+      <w:start w:val="1"/>
+      <w:numFmt w:val="bullet"/>
+      <w:lvlText w:val="o"/>
+      <w:lvlJc w:val="left"/>
+      <w:pPr>
+        <w:ind w:left="3600" w:hanging="360"/>
+      </w:pPr>
+      <w:rPr>
+        <w:rFonts w:ascii="Courier New" w:hAnsi="Courier New" w:cs="Courier New" w:hint="default"/>
+      </w:rPr>
+    </w:lvl>
+    <w:lvl w:ilvl="5" w:tplc="04090005" w:tentative="1">
+      <w:start w:val="1"/>
+      <w:numFmt w:val="bullet"/>
+      <w:lvlText w:val=""/>
+      <w:lvlJc w:val="left"/>
+      <w:pPr>
+        <w:ind w:left="4320" w:hanging="360"/>
+      </w:pPr>
+      <w:rPr>
+        <w:rFonts w:ascii="Wingdings" w:hAnsi="Wingdings" w:hint="default"/>
+      </w:rPr>
+    </w:lvl>
+    <w:lvl w:ilvl="6" w:tplc="04090001" w:tentative="1">
+      <w:start w:val="1"/>
+      <w:numFmt w:val="bullet"/>
+      <w:lvlText w:val=""/>
+      <w:lvlJc w:val="left"/>
+      <w:pPr>
+        <w:ind w:left="5040" w:hanging="360"/>
+      </w:pPr>
+      <w:rPr>
+        <w:rFonts w:ascii="Symbol" w:hAnsi="Symbol" w:hint="default"/>
+      </w:rPr>
+    </w:lvl>
+    <w:lvl w:ilvl="7" w:tplc="04090003" w:tentative="1">
+      <w:start w:val="1"/>
+      <w:numFmt w:val="bullet"/>
+      <w:lvlText w:val="o"/>
+      <w:lvlJc w:val="left"/>
+      <w:pPr>
+        <w:ind w:left="5760" w:hanging="360"/>
+      </w:pPr>
+      <w:rPr>
+        <w:rFonts w:ascii="Courier New" w:hAnsi="Courier New" w:cs="Courier New" w:hint="default"/>
+      </w:rPr>
+    </w:lvl>
+    <w:lvl w:ilvl="8" w:tplc="04090005" w:tentative="1">
+      <w:start w:val="1"/>
+      <w:numFmt w:val="bullet"/>
+      <w:lvlText w:val=""/>
+      <w:lvlJc w:val="left"/>
+      <w:pPr>
+        <w:ind w:left="6480" w:hanging="360"/>
+      </w:pPr>
+      <w:rPr>
+        <w:rFonts w:ascii="Wingdings" w:hAnsi="Wingdings" w:hint="default"/>
+      </w:rPr>
+    </w:lvl>
+  </w:abstractNum>
+  <w:abstractNum w:abstractNumId="59" w15:restartNumberingAfterBreak="0">
+    <w:nsid w:val="74F8147F"/>
+    <w:multiLevelType w:val="hybridMultilevel"/>
+    <w:tmpl w:val="08CCDB74"/>
+    <w:lvl w:ilvl="0" w:tplc="9DE4C21C">
+      <w:start w:val="1"/>
+      <w:numFmt w:val="decimal"/>
+      <w:lvlText w:val="%1."/>
+      <w:lvlJc w:val="left"/>
+      <w:pPr>
+        <w:ind w:left="360" w:hanging="360"/>
+      </w:pPr>
+      <w:rPr>
+        <w:b/>
+        <w:bCs/>
+        <w:sz w:val="24"/>
+        <w:szCs w:val="24"/>
+      </w:rPr>
+    </w:lvl>
+    <w:lvl w:ilvl="1" w:tplc="04090019">
+      <w:start w:val="1"/>
+      <w:numFmt w:val="lowerLetter"/>
+      <w:lvlText w:val="%2."/>
+      <w:lvlJc w:val="left"/>
+      <w:pPr>
+        <w:ind w:left="1080" w:hanging="360"/>
+      </w:pPr>
+    </w:lvl>
+    <w:lvl w:ilvl="2" w:tplc="0409001B">
+      <w:start w:val="1"/>
+      <w:numFmt w:val="lowerRoman"/>
+      <w:lvlText w:val="%3."/>
+      <w:lvlJc w:val="right"/>
+      <w:pPr>
+        <w:ind w:left="1800" w:hanging="180"/>
+      </w:pPr>
+    </w:lvl>
+    <w:lvl w:ilvl="3" w:tplc="0409000F" w:tentative="1">
+      <w:start w:val="1"/>
+      <w:numFmt w:val="decimal"/>
+      <w:lvlText w:val="%4."/>
+      <w:lvlJc w:val="left"/>
+      <w:pPr>
+        <w:ind w:left="2520" w:hanging="360"/>
+      </w:pPr>
+    </w:lvl>
+    <w:lvl w:ilvl="4" w:tplc="04090019" w:tentative="1">
+      <w:start w:val="1"/>
+      <w:numFmt w:val="lowerLetter"/>
+      <w:lvlText w:val="%5."/>
+      <w:lvlJc w:val="left"/>
+      <w:pPr>
+        <w:ind w:left="3240" w:hanging="360"/>
+      </w:pPr>
+    </w:lvl>
+    <w:lvl w:ilvl="5" w:tplc="0409001B" w:tentative="1">
+      <w:start w:val="1"/>
+      <w:numFmt w:val="lowerRoman"/>
+      <w:lvlText w:val="%6."/>
+      <w:lvlJc w:val="right"/>
+      <w:pPr>
+        <w:ind w:left="3960" w:hanging="180"/>
+      </w:pPr>
+    </w:lvl>
+    <w:lvl w:ilvl="6" w:tplc="0409000F" w:tentative="1">
+      <w:start w:val="1"/>
+      <w:numFmt w:val="decimal"/>
+      <w:lvlText w:val="%7."/>
+      <w:lvlJc w:val="left"/>
+      <w:pPr>
+        <w:ind w:left="4680" w:hanging="360"/>
+      </w:pPr>
+    </w:lvl>
+    <w:lvl w:ilvl="7" w:tplc="04090019" w:tentative="1">
+      <w:start w:val="1"/>
+      <w:numFmt w:val="lowerLetter"/>
+      <w:lvlText w:val="%8."/>
+      <w:lvlJc w:val="left"/>
+      <w:pPr>
+        <w:ind w:left="5400" w:hanging="360"/>
+      </w:pPr>
+    </w:lvl>
+    <w:lvl w:ilvl="8" w:tplc="0409001B" w:tentative="1">
+      <w:start w:val="1"/>
+      <w:numFmt w:val="lowerRoman"/>
+      <w:lvlText w:val="%9."/>
+      <w:lvlJc w:val="right"/>
+      <w:pPr>
+        <w:ind w:left="6120" w:hanging="180"/>
+      </w:pPr>
+    </w:lvl>
+  </w:abstractNum>
+  <w:abstractNum w:abstractNumId="60" w15:restartNumberingAfterBreak="0">
+    <w:nsid w:val="75C673ED"/>
+    <w:multiLevelType w:val="hybridMultilevel"/>
+    <w:tmpl w:val="2BAA639C"/>
+    <w:lvl w:ilvl="0" w:tplc="0409000F">
+      <w:start w:val="1"/>
+      <w:numFmt w:val="decimal"/>
+      <w:lvlText w:val="%1."/>
+      <w:lvlJc w:val="left"/>
+      <w:pPr>
+        <w:ind w:left="720" w:hanging="360"/>
+      </w:pPr>
+    </w:lvl>
+    <w:lvl w:ilvl="1" w:tplc="04090019" w:tentative="1">
+      <w:start w:val="1"/>
+      <w:numFmt w:val="lowerLetter"/>
+      <w:lvlText w:val="%2."/>
+      <w:lvlJc w:val="left"/>
+      <w:pPr>
+        <w:ind w:left="1440" w:hanging="360"/>
+      </w:pPr>
+    </w:lvl>
+    <w:lvl w:ilvl="2" w:tplc="0409001B" w:tentative="1">
+      <w:start w:val="1"/>
+      <w:numFmt w:val="lowerRoman"/>
+      <w:lvlText w:val="%3."/>
+      <w:lvlJc w:val="right"/>
+      <w:pPr>
+        <w:ind w:left="2160" w:hanging="180"/>
+      </w:pPr>
+    </w:lvl>
+    <w:lvl w:ilvl="3" w:tplc="0409000F" w:tentative="1">
+      <w:start w:val="1"/>
+      <w:numFmt w:val="decimal"/>
+      <w:lvlText w:val="%4."/>
+      <w:lvlJc w:val="left"/>
+      <w:pPr>
+        <w:ind w:left="2880" w:hanging="360"/>
+      </w:pPr>
+    </w:lvl>
+    <w:lvl w:ilvl="4" w:tplc="04090019" w:tentative="1">
+      <w:start w:val="1"/>
+      <w:numFmt w:val="lowerLetter"/>
+      <w:lvlText w:val="%5."/>
+      <w:lvlJc w:val="left"/>
+      <w:pPr>
+        <w:ind w:left="3600" w:hanging="360"/>
+      </w:pPr>
+    </w:lvl>
+    <w:lvl w:ilvl="5" w:tplc="0409001B" w:tentative="1">
+      <w:start w:val="1"/>
+      <w:numFmt w:val="lowerRoman"/>
+      <w:lvlText w:val="%6."/>
+      <w:lvlJc w:val="right"/>
+      <w:pPr>
+        <w:ind w:left="4320" w:hanging="180"/>
+      </w:pPr>
+    </w:lvl>
+    <w:lvl w:ilvl="6" w:tplc="0409000F" w:tentative="1">
+      <w:start w:val="1"/>
+      <w:numFmt w:val="decimal"/>
+      <w:lvlText w:val="%7."/>
+      <w:lvlJc w:val="left"/>
+      <w:pPr>
+        <w:ind w:left="5040" w:hanging="360"/>
+      </w:pPr>
+    </w:lvl>
+    <w:lvl w:ilvl="7" w:tplc="04090019" w:tentative="1">
+      <w:start w:val="1"/>
+      <w:numFmt w:val="lowerLetter"/>
+      <w:lvlText w:val="%8."/>
+      <w:lvlJc w:val="left"/>
+      <w:pPr>
+        <w:ind w:left="5760" w:hanging="360"/>
+      </w:pPr>
+    </w:lvl>
+    <w:lvl w:ilvl="8" w:tplc="0409001B" w:tentative="1">
+      <w:start w:val="1"/>
+      <w:numFmt w:val="lowerRoman"/>
+      <w:lvlText w:val="%9."/>
+      <w:lvlJc w:val="right"/>
+      <w:pPr>
+        <w:ind w:left="6480" w:hanging="180"/>
+      </w:pPr>
+    </w:lvl>
+  </w:abstractNum>
+  <w:abstractNum w:abstractNumId="61" w15:restartNumberingAfterBreak="0">
+    <w:nsid w:val="77D336CB"/>
+    <w:multiLevelType w:val="hybridMultilevel"/>
+    <w:tmpl w:val="A8FE995E"/>
+    <w:lvl w:ilvl="0" w:tplc="0409000F">
+      <w:start w:val="1"/>
+      <w:numFmt w:val="decimal"/>
+      <w:lvlText w:val="%1."/>
+      <w:lvlJc w:val="left"/>
+      <w:pPr>
+        <w:ind w:left="2520" w:hanging="360"/>
+      </w:pPr>
+      <w:rPr>
+        <w:rFonts w:hint="default"/>
+      </w:rPr>
+    </w:lvl>
+    <w:lvl w:ilvl="1" w:tplc="FFFFFFFF" w:tentative="1">
+      <w:start w:val="1"/>
+      <w:numFmt w:val="bullet"/>
+      <w:lvlText w:val="o"/>
+      <w:lvlJc w:val="left"/>
+      <w:pPr>
+        <w:ind w:left="3240" w:hanging="360"/>
+      </w:pPr>
+      <w:rPr>
+        <w:rFonts w:ascii="Courier New" w:hAnsi="Courier New" w:cs="Courier New" w:hint="default"/>
+      </w:rPr>
+    </w:lvl>
+    <w:lvl w:ilvl="2" w:tplc="FFFFFFFF" w:tentative="1">
+      <w:start w:val="1"/>
+      <w:numFmt w:val="bullet"/>
+      <w:lvlText w:val=""/>
+      <w:lvlJc w:val="left"/>
+      <w:pPr>
+        <w:ind w:left="3960" w:hanging="360"/>
+      </w:pPr>
+      <w:rPr>
+        <w:rFonts w:ascii="Wingdings" w:hAnsi="Wingdings" w:hint="default"/>
+      </w:rPr>
+    </w:lvl>
+    <w:lvl w:ilvl="3" w:tplc="FFFFFFFF" w:tentative="1">
+      <w:start w:val="1"/>
+      <w:numFmt w:val="bullet"/>
+      <w:lvlText w:val=""/>
+      <w:lvlJc w:val="left"/>
+      <w:pPr>
+        <w:ind w:left="4680" w:hanging="360"/>
+      </w:pPr>
+      <w:rPr>
+        <w:rFonts w:ascii="Symbol" w:hAnsi="Symbol" w:hint="default"/>
+      </w:rPr>
+    </w:lvl>
+    <w:lvl w:ilvl="4" w:tplc="FFFFFFFF" w:tentative="1">
+      <w:start w:val="1"/>
+      <w:numFmt w:val="bullet"/>
+      <w:lvlText w:val="o"/>
+      <w:lvlJc w:val="left"/>
+      <w:pPr>
+        <w:ind w:left="5400" w:hanging="360"/>
+      </w:pPr>
+      <w:rPr>
+        <w:rFonts w:ascii="Courier New" w:hAnsi="Courier New" w:cs="Courier New" w:hint="default"/>
+      </w:rPr>
+    </w:lvl>
+    <w:lvl w:ilvl="5" w:tplc="FFFFFFFF" w:tentative="1">
+      <w:start w:val="1"/>
+      <w:numFmt w:val="bullet"/>
+      <w:lvlText w:val=""/>
+      <w:lvlJc w:val="left"/>
+      <w:pPr>
+        <w:ind w:left="6120" w:hanging="360"/>
+      </w:pPr>
+      <w:rPr>
+        <w:rFonts w:ascii="Wingdings" w:hAnsi="Wingdings" w:hint="default"/>
+      </w:rPr>
+    </w:lvl>
+    <w:lvl w:ilvl="6" w:tplc="FFFFFFFF" w:tentative="1">
+      <w:start w:val="1"/>
+      <w:numFmt w:val="bullet"/>
+      <w:lvlText w:val=""/>
+      <w:lvlJc w:val="left"/>
+      <w:pPr>
+        <w:ind w:left="6840" w:hanging="360"/>
+      </w:pPr>
+      <w:rPr>
+        <w:rFonts w:ascii="Symbol" w:hAnsi="Symbol" w:hint="default"/>
+      </w:rPr>
+    </w:lvl>
+    <w:lvl w:ilvl="7" w:tplc="FFFFFFFF" w:tentative="1">
+      <w:start w:val="1"/>
+      <w:numFmt w:val="bullet"/>
+      <w:lvlText w:val="o"/>
+      <w:lvlJc w:val="left"/>
+      <w:pPr>
+        <w:ind w:left="7560" w:hanging="360"/>
+      </w:pPr>
+      <w:rPr>
+        <w:rFonts w:ascii="Courier New" w:hAnsi="Courier New" w:cs="Courier New" w:hint="default"/>
+      </w:rPr>
+    </w:lvl>
+    <w:lvl w:ilvl="8" w:tplc="FFFFFFFF" w:tentative="1">
+      <w:start w:val="1"/>
+      <w:numFmt w:val="bullet"/>
+      <w:lvlText w:val=""/>
+      <w:lvlJc w:val="left"/>
+      <w:pPr>
+        <w:ind w:left="8280" w:hanging="360"/>
+      </w:pPr>
+      <w:rPr>
+        <w:rFonts w:ascii="Wingdings" w:hAnsi="Wingdings" w:hint="default"/>
+      </w:rPr>
+    </w:lvl>
+  </w:abstractNum>
+  <w:abstractNum w:abstractNumId="62" w15:restartNumberingAfterBreak="0">
+    <w:nsid w:val="786E7196"/>
+    <w:multiLevelType w:val="hybridMultilevel"/>
+    <w:tmpl w:val="37900E30"/>
+    <w:lvl w:ilvl="0" w:tplc="FFFFFFFF">
+      <w:start w:val="1"/>
+      <w:numFmt w:val="decimal"/>
+      <w:lvlText w:val="%1."/>
+      <w:lvlJc w:val="left"/>
+      <w:pPr>
+        <w:ind w:left="720" w:hanging="360"/>
+      </w:pPr>
+    </w:lvl>
+    <w:lvl w:ilvl="1" w:tplc="FFFFFFFF">
+      <w:start w:val="1"/>
+      <w:numFmt w:val="decimal"/>
+      <w:lvlText w:val="%2."/>
+      <w:lvlJc w:val="left"/>
+      <w:pPr>
+        <w:ind w:left="1440" w:hanging="360"/>
+      </w:pPr>
+    </w:lvl>
+    <w:lvl w:ilvl="2" w:tplc="FFFFFFFF" w:tentative="1">
+      <w:start w:val="1"/>
+      <w:numFmt w:val="lowerRoman"/>
+      <w:lvlText w:val="%3."/>
+      <w:lvlJc w:val="right"/>
+      <w:pPr>
+        <w:ind w:left="2160" w:hanging="180"/>
+      </w:pPr>
+    </w:lvl>
+    <w:lvl w:ilvl="3" w:tplc="FFFFFFFF" w:tentative="1">
+      <w:start w:val="1"/>
+      <w:numFmt w:val="decimal"/>
+      <w:lvlText w:val="%4."/>
+      <w:lvlJc w:val="left"/>
+      <w:pPr>
+        <w:ind w:left="2880" w:hanging="360"/>
+      </w:pPr>
+    </w:lvl>
+    <w:lvl w:ilvl="4" w:tplc="FFFFFFFF" w:tentative="1">
+      <w:start w:val="1"/>
+      <w:numFmt w:val="lowerLetter"/>
+      <w:lvlText w:val="%5."/>
+      <w:lvlJc w:val="left"/>
+      <w:pPr>
+        <w:ind w:left="3600" w:hanging="360"/>
+      </w:pPr>
+    </w:lvl>
+    <w:lvl w:ilvl="5" w:tplc="FFFFFFFF" w:tentative="1">
+      <w:start w:val="1"/>
+      <w:numFmt w:val="lowerRoman"/>
+      <w:lvlText w:val="%6."/>
+      <w:lvlJc w:val="right"/>
+      <w:pPr>
+        <w:ind w:left="4320" w:hanging="180"/>
+      </w:pPr>
+    </w:lvl>
+    <w:lvl w:ilvl="6" w:tplc="FFFFFFFF" w:tentative="1">
+      <w:start w:val="1"/>
+      <w:numFmt w:val="decimal"/>
+      <w:lvlText w:val="%7."/>
+      <w:lvlJc w:val="left"/>
+      <w:pPr>
+        <w:ind w:left="5040" w:hanging="360"/>
+      </w:pPr>
+    </w:lvl>
+    <w:lvl w:ilvl="7" w:tplc="FFFFFFFF" w:tentative="1">
+      <w:start w:val="1"/>
+      <w:numFmt w:val="lowerLetter"/>
+      <w:lvlText w:val="%8."/>
+      <w:lvlJc w:val="left"/>
+      <w:pPr>
+        <w:ind w:left="5760" w:hanging="360"/>
+      </w:pPr>
+    </w:lvl>
+    <w:lvl w:ilvl="8" w:tplc="FFFFFFFF" w:tentative="1">
+      <w:start w:val="1"/>
+      <w:numFmt w:val="lowerRoman"/>
+      <w:lvlText w:val="%9."/>
+      <w:lvlJc w:val="right"/>
+      <w:pPr>
+        <w:ind w:left="6480" w:hanging="180"/>
+      </w:pPr>
+    </w:lvl>
+  </w:abstractNum>
+  <w:abstractNum w:abstractNumId="63" w15:restartNumberingAfterBreak="0">
+    <w:nsid w:val="79494526"/>
+    <w:multiLevelType w:val="hybridMultilevel"/>
+    <w:tmpl w:val="05BAF9C6"/>
+    <w:lvl w:ilvl="0" w:tplc="04090001">
+      <w:start w:val="1"/>
+      <w:numFmt w:val="bullet"/>
+      <w:lvlText w:val=""/>
+      <w:lvlJc w:val="left"/>
+      <w:pPr>
+        <w:ind w:left="1440" w:hanging="360"/>
+      </w:pPr>
+      <w:rPr>
+        <w:rFonts w:ascii="Symbol" w:hAnsi="Symbol" w:hint="default"/>
+      </w:rPr>
+    </w:lvl>
+    <w:lvl w:ilvl="1" w:tplc="04090003" w:tentative="1">
+      <w:start w:val="1"/>
+      <w:numFmt w:val="bullet"/>
+      <w:lvlText w:val="o"/>
+      <w:lvlJc w:val="left"/>
+      <w:pPr>
+        <w:ind w:left="2160" w:hanging="360"/>
+      </w:pPr>
+      <w:rPr>
+        <w:rFonts w:ascii="Courier New" w:hAnsi="Courier New" w:cs="Courier New" w:hint="default"/>
+      </w:rPr>
+    </w:lvl>
+    <w:lvl w:ilvl="2" w:tplc="04090005" w:tentative="1">
+      <w:start w:val="1"/>
+      <w:numFmt w:val="bullet"/>
+      <w:lvlText w:val=""/>
+      <w:lvlJc w:val="left"/>
+      <w:pPr>
+        <w:ind w:left="2880" w:hanging="360"/>
+      </w:pPr>
+      <w:rPr>
+        <w:rFonts w:ascii="Wingdings" w:hAnsi="Wingdings" w:hint="default"/>
+      </w:rPr>
+    </w:lvl>
+    <w:lvl w:ilvl="3" w:tplc="04090001" w:tentative="1">
+      <w:start w:val="1"/>
+      <w:numFmt w:val="bullet"/>
+      <w:lvlText w:val=""/>
+      <w:lvlJc w:val="left"/>
+      <w:pPr>
+        <w:ind w:left="3600" w:hanging="360"/>
+      </w:pPr>
+      <w:rPr>
+        <w:rFonts w:ascii="Symbol" w:hAnsi="Symbol" w:hint="default"/>
+      </w:rPr>
+    </w:lvl>
+    <w:lvl w:ilvl="4" w:tplc="04090003" w:tentative="1">
+      <w:start w:val="1"/>
+      <w:numFmt w:val="bullet"/>
+      <w:lvlText w:val="o"/>
+      <w:lvlJc w:val="left"/>
+      <w:pPr>
+        <w:ind w:left="4320" w:hanging="360"/>
+      </w:pPr>
+      <w:rPr>
+        <w:rFonts w:ascii="Courier New" w:hAnsi="Courier New" w:cs="Courier New" w:hint="default"/>
+      </w:rPr>
+    </w:lvl>
+    <w:lvl w:ilvl="5" w:tplc="04090005" w:tentative="1">
+      <w:start w:val="1"/>
+      <w:numFmt w:val="bullet"/>
+      <w:lvlText w:val=""/>
+      <w:lvlJc w:val="left"/>
+      <w:pPr>
+        <w:ind w:left="5040" w:hanging="360"/>
+      </w:pPr>
+      <w:rPr>
+        <w:rFonts w:ascii="Wingdings" w:hAnsi="Wingdings" w:hint="default"/>
+      </w:rPr>
+    </w:lvl>
+    <w:lvl w:ilvl="6" w:tplc="04090001" w:tentative="1">
+      <w:start w:val="1"/>
+      <w:numFmt w:val="bullet"/>
+      <w:lvlText w:val=""/>
+      <w:lvlJc w:val="left"/>
+      <w:pPr>
+        <w:ind w:left="5760" w:hanging="360"/>
+      </w:pPr>
+      <w:rPr>
+        <w:rFonts w:ascii="Symbol" w:hAnsi="Symbol" w:hint="default"/>
+      </w:rPr>
+    </w:lvl>
+    <w:lvl w:ilvl="7" w:tplc="04090003" w:tentative="1">
+      <w:start w:val="1"/>
+      <w:numFmt w:val="bullet"/>
+      <w:lvlText w:val="o"/>
+      <w:lvlJc w:val="left"/>
+      <w:pPr>
+        <w:ind w:left="6480" w:hanging="360"/>
+      </w:pPr>
+      <w:rPr>
+        <w:rFonts w:ascii="Courier New" w:hAnsi="Courier New" w:cs="Courier New" w:hint="default"/>
+      </w:rPr>
+    </w:lvl>
+    <w:lvl w:ilvl="8" w:tplc="04090005" w:tentative="1">
+      <w:start w:val="1"/>
+      <w:numFmt w:val="bullet"/>
+      <w:lvlText w:val=""/>
+      <w:lvlJc w:val="left"/>
+      <w:pPr>
+        <w:ind w:left="7200" w:hanging="360"/>
+      </w:pPr>
+      <w:rPr>
+        <w:rFonts w:ascii="Wingdings" w:hAnsi="Wingdings" w:hint="default"/>
+      </w:rPr>
+    </w:lvl>
+  </w:abstractNum>
+  <w:abstractNum w:abstractNumId="64" w15:restartNumberingAfterBreak="0">
+    <w:nsid w:val="796579C2"/>
+    <w:multiLevelType w:val="hybridMultilevel"/>
+    <w:tmpl w:val="C64AC02E"/>
+    <w:lvl w:ilvl="0" w:tplc="04090019">
+      <w:start w:val="1"/>
+      <w:numFmt w:val="lowerLetter"/>
+      <w:lvlText w:val="%1."/>
+      <w:lvlJc w:val="left"/>
+      <w:pPr>
+        <w:ind w:left="1080" w:hanging="360"/>
+      </w:pPr>
+      <w:rPr>
+        <w:rFonts w:hint="default"/>
+      </w:rPr>
+    </w:lvl>
+    <w:lvl w:ilvl="1" w:tplc="FFFFFFFF" w:tentative="1">
+      <w:start w:val="1"/>
+      <w:numFmt w:val="bullet"/>
+      <w:lvlText w:val="o"/>
+      <w:lvlJc w:val="left"/>
+      <w:pPr>
+        <w:ind w:left="1800" w:hanging="360"/>
+      </w:pPr>
+      <w:rPr>
+        <w:rFonts w:ascii="Courier New" w:hAnsi="Courier New" w:cs="Courier New" w:hint="default"/>
+      </w:rPr>
+    </w:lvl>
+    <w:lvl w:ilvl="2" w:tplc="FFFFFFFF" w:tentative="1">
+      <w:start w:val="1"/>
+      <w:numFmt w:val="bullet"/>
+      <w:lvlText w:val=""/>
+      <w:lvlJc w:val="left"/>
+      <w:pPr>
+        <w:ind w:left="2520" w:hanging="360"/>
+      </w:pPr>
+      <w:rPr>
+        <w:rFonts w:ascii="Wingdings" w:hAnsi="Wingdings" w:hint="default"/>
+      </w:rPr>
+    </w:lvl>
+    <w:lvl w:ilvl="3" w:tplc="FFFFFFFF" w:tentative="1">
+      <w:start w:val="1"/>
+      <w:numFmt w:val="bullet"/>
+      <w:lvlText w:val=""/>
+      <w:lvlJc w:val="left"/>
+      <w:pPr>
+        <w:ind w:left="3240" w:hanging="360"/>
+      </w:pPr>
+      <w:rPr>
+        <w:rFonts w:ascii="Symbol" w:hAnsi="Symbol" w:hint="default"/>
+      </w:rPr>
+    </w:lvl>
+    <w:lvl w:ilvl="4" w:tplc="FFFFFFFF" w:tentative="1">
+      <w:start w:val="1"/>
+      <w:numFmt w:val="bullet"/>
+      <w:lvlText w:val="o"/>
+      <w:lvlJc w:val="left"/>
+      <w:pPr>
+        <w:ind w:left="3960" w:hanging="360"/>
+      </w:pPr>
+      <w:rPr>
+        <w:rFonts w:ascii="Courier New" w:hAnsi="Courier New" w:cs="Courier New" w:hint="default"/>
+      </w:rPr>
+    </w:lvl>
+    <w:lvl w:ilvl="5" w:tplc="FFFFFFFF" w:tentative="1">
+      <w:start w:val="1"/>
+      <w:numFmt w:val="bullet"/>
+      <w:lvlText w:val=""/>
+      <w:lvlJc w:val="left"/>
+      <w:pPr>
+        <w:ind w:left="4680" w:hanging="360"/>
+      </w:pPr>
+      <w:rPr>
+        <w:rFonts w:ascii="Wingdings" w:hAnsi="Wingdings" w:hint="default"/>
+      </w:rPr>
+    </w:lvl>
+    <w:lvl w:ilvl="6" w:tplc="FFFFFFFF" w:tentative="1">
+      <w:start w:val="1"/>
+      <w:numFmt w:val="bullet"/>
+      <w:lvlText w:val=""/>
+      <w:lvlJc w:val="left"/>
+      <w:pPr>
+        <w:ind w:left="5400" w:hanging="360"/>
+      </w:pPr>
+      <w:rPr>
+        <w:rFonts w:ascii="Symbol" w:hAnsi="Symbol" w:hint="default"/>
+      </w:rPr>
+    </w:lvl>
+    <w:lvl w:ilvl="7" w:tplc="FFFFFFFF" w:tentative="1">
+      <w:start w:val="1"/>
+      <w:numFmt w:val="bullet"/>
+      <w:lvlText w:val="o"/>
+      <w:lvlJc w:val="left"/>
+      <w:pPr>
+        <w:ind w:left="6120" w:hanging="360"/>
+      </w:pPr>
+      <w:rPr>
+        <w:rFonts w:ascii="Courier New" w:hAnsi="Courier New" w:cs="Courier New" w:hint="default"/>
+      </w:rPr>
+    </w:lvl>
+    <w:lvl w:ilvl="8" w:tplc="FFFFFFFF" w:tentative="1">
+      <w:start w:val="1"/>
+      <w:numFmt w:val="bullet"/>
+      <w:lvlText w:val=""/>
+      <w:lvlJc w:val="left"/>
+      <w:pPr>
+        <w:ind w:left="6840" w:hanging="360"/>
+      </w:pPr>
+      <w:rPr>
+        <w:rFonts w:ascii="Wingdings" w:hAnsi="Wingdings" w:hint="default"/>
+      </w:rPr>
+    </w:lvl>
+  </w:abstractNum>
+  <w:abstractNum w:abstractNumId="65" w15:restartNumberingAfterBreak="0">
+    <w:nsid w:val="7AB547F5"/>
+    <w:multiLevelType w:val="hybridMultilevel"/>
+    <w:tmpl w:val="7680A312"/>
+    <w:lvl w:ilvl="0" w:tplc="0409000F">
+      <w:start w:val="1"/>
+      <w:numFmt w:val="decimal"/>
+      <w:lvlText w:val="%1."/>
+      <w:lvlJc w:val="left"/>
+      <w:pPr>
+        <w:ind w:left="1080" w:hanging="360"/>
+      </w:pPr>
+    </w:lvl>
+    <w:lvl w:ilvl="1" w:tplc="04090019" w:tentative="1">
+      <w:start w:val="1"/>
+      <w:numFmt w:val="lowerLetter"/>
+      <w:lvlText w:val="%2."/>
+      <w:lvlJc w:val="left"/>
+      <w:pPr>
+        <w:ind w:left="1800" w:hanging="360"/>
+      </w:pPr>
+    </w:lvl>
+    <w:lvl w:ilvl="2" w:tplc="0409001B" w:tentative="1">
+      <w:start w:val="1"/>
+      <w:numFmt w:val="lowerRoman"/>
+      <w:lvlText w:val="%3."/>
+      <w:lvlJc w:val="right"/>
+      <w:pPr>
+        <w:ind w:left="2520" w:hanging="180"/>
+      </w:pPr>
+    </w:lvl>
+    <w:lvl w:ilvl="3" w:tplc="0409000F" w:tentative="1">
+      <w:start w:val="1"/>
+      <w:numFmt w:val="decimal"/>
+      <w:lvlText w:val="%4."/>
+      <w:lvlJc w:val="left"/>
+      <w:pPr>
+        <w:ind w:left="3240" w:hanging="360"/>
+      </w:pPr>
+    </w:lvl>
+    <w:lvl w:ilvl="4" w:tplc="04090019" w:tentative="1">
+      <w:start w:val="1"/>
+      <w:numFmt w:val="lowerLetter"/>
+      <w:lvlText w:val="%5."/>
+      <w:lvlJc w:val="left"/>
+      <w:pPr>
+        <w:ind w:left="3960" w:hanging="360"/>
+      </w:pPr>
+    </w:lvl>
+    <w:lvl w:ilvl="5" w:tplc="0409001B" w:tentative="1">
+      <w:start w:val="1"/>
+      <w:numFmt w:val="lowerRoman"/>
+      <w:lvlText w:val="%6."/>
+      <w:lvlJc w:val="right"/>
+      <w:pPr>
+        <w:ind w:left="4680" w:hanging="180"/>
+      </w:pPr>
+    </w:lvl>
+    <w:lvl w:ilvl="6" w:tplc="0409000F" w:tentative="1">
+      <w:start w:val="1"/>
+      <w:numFmt w:val="decimal"/>
+      <w:lvlText w:val="%7."/>
+      <w:lvlJc w:val="left"/>
+      <w:pPr>
+        <w:ind w:left="5400" w:hanging="360"/>
+      </w:pPr>
+    </w:lvl>
+    <w:lvl w:ilvl="7" w:tplc="04090019" w:tentative="1">
+      <w:start w:val="1"/>
+      <w:numFmt w:val="lowerLetter"/>
+      <w:lvlText w:val="%8."/>
+      <w:lvlJc w:val="left"/>
+      <w:pPr>
+        <w:ind w:left="6120" w:hanging="360"/>
+      </w:pPr>
+    </w:lvl>
+    <w:lvl w:ilvl="8" w:tplc="0409001B" w:tentative="1">
+      <w:start w:val="1"/>
+      <w:numFmt w:val="lowerRoman"/>
+      <w:lvlText w:val="%9."/>
+      <w:lvlJc w:val="right"/>
+      <w:pPr>
+        <w:ind w:left="6840" w:hanging="180"/>
+      </w:pPr>
+    </w:lvl>
+  </w:abstractNum>
+  <w:abstractNum w:abstractNumId="66" w15:restartNumberingAfterBreak="0">
+    <w:nsid w:val="7AB83BF5"/>
+    <w:multiLevelType w:val="hybridMultilevel"/>
+    <w:tmpl w:val="A850B5E2"/>
+    <w:lvl w:ilvl="0" w:tplc="04090001">
+      <w:start w:val="1"/>
+      <w:numFmt w:val="bullet"/>
+      <w:lvlText w:val=""/>
+      <w:lvlJc w:val="left"/>
+      <w:pPr>
+        <w:ind w:left="1440" w:hanging="360"/>
+      </w:pPr>
+      <w:rPr>
+        <w:rFonts w:ascii="Symbol" w:hAnsi="Symbol" w:hint="default"/>
+      </w:rPr>
+    </w:lvl>
+    <w:lvl w:ilvl="1" w:tplc="04090003" w:tentative="1">
+      <w:start w:val="1"/>
+      <w:numFmt w:val="bullet"/>
+      <w:lvlText w:val="o"/>
+      <w:lvlJc w:val="left"/>
+      <w:pPr>
+        <w:ind w:left="2160" w:hanging="360"/>
+      </w:pPr>
+      <w:rPr>
+        <w:rFonts w:ascii="Courier New" w:hAnsi="Courier New" w:cs="Courier New" w:hint="default"/>
+      </w:rPr>
+    </w:lvl>
+    <w:lvl w:ilvl="2" w:tplc="04090005" w:tentative="1">
+      <w:start w:val="1"/>
+      <w:numFmt w:val="bullet"/>
+      <w:lvlText w:val=""/>
+      <w:lvlJc w:val="left"/>
+      <w:pPr>
+        <w:ind w:left="2880" w:hanging="360"/>
+      </w:pPr>
+      <w:rPr>
+        <w:rFonts w:ascii="Wingdings" w:hAnsi="Wingdings" w:hint="default"/>
+      </w:rPr>
+    </w:lvl>
+    <w:lvl w:ilvl="3" w:tplc="04090001" w:tentative="1">
+      <w:start w:val="1"/>
+      <w:numFmt w:val="bullet"/>
+      <w:lvlText w:val=""/>
+      <w:lvlJc w:val="left"/>
+      <w:pPr>
+        <w:ind w:left="3600" w:hanging="360"/>
+      </w:pPr>
+      <w:rPr>
+        <w:rFonts w:ascii="Symbol" w:hAnsi="Symbol" w:hint="default"/>
+      </w:rPr>
+    </w:lvl>
+    <w:lvl w:ilvl="4" w:tplc="04090003" w:tentative="1">
+      <w:start w:val="1"/>
+      <w:numFmt w:val="bullet"/>
+      <w:lvlText w:val="o"/>
+      <w:lvlJc w:val="left"/>
+      <w:pPr>
+        <w:ind w:left="4320" w:hanging="360"/>
+      </w:pPr>
+      <w:rPr>
+        <w:rFonts w:ascii="Courier New" w:hAnsi="Courier New" w:cs="Courier New" w:hint="default"/>
+      </w:rPr>
+    </w:lvl>
+    <w:lvl w:ilvl="5" w:tplc="04090005" w:tentative="1">
+      <w:start w:val="1"/>
+      <w:numFmt w:val="bullet"/>
+      <w:lvlText w:val=""/>
+      <w:lvlJc w:val="left"/>
+      <w:pPr>
+        <w:ind w:left="5040" w:hanging="360"/>
+      </w:pPr>
+      <w:rPr>
+        <w:rFonts w:ascii="Wingdings" w:hAnsi="Wingdings" w:hint="default"/>
+      </w:rPr>
+    </w:lvl>
+    <w:lvl w:ilvl="6" w:tplc="04090001" w:tentative="1">
+      <w:start w:val="1"/>
+      <w:numFmt w:val="bullet"/>
+      <w:lvlText w:val=""/>
+      <w:lvlJc w:val="left"/>
+      <w:pPr>
+        <w:ind w:left="5760" w:hanging="360"/>
+      </w:pPr>
+      <w:rPr>
+        <w:rFonts w:ascii="Symbol" w:hAnsi="Symbol" w:hint="default"/>
+      </w:rPr>
+    </w:lvl>
+    <w:lvl w:ilvl="7" w:tplc="04090003" w:tentative="1">
+      <w:start w:val="1"/>
+      <w:numFmt w:val="bullet"/>
+      <w:lvlText w:val="o"/>
+      <w:lvlJc w:val="left"/>
+      <w:pPr>
+        <w:ind w:left="6480" w:hanging="360"/>
+      </w:pPr>
+      <w:rPr>
+        <w:rFonts w:ascii="Courier New" w:hAnsi="Courier New" w:cs="Courier New" w:hint="default"/>
+      </w:rPr>
+    </w:lvl>
+    <w:lvl w:ilvl="8" w:tplc="04090005" w:tentative="1">
+      <w:start w:val="1"/>
+      <w:numFmt w:val="bullet"/>
+      <w:lvlText w:val=""/>
+      <w:lvlJc w:val="left"/>
+      <w:pPr>
+        <w:ind w:left="7200" w:hanging="360"/>
+      </w:pPr>
+      <w:rPr>
+        <w:rFonts w:ascii="Wingdings" w:hAnsi="Wingdings" w:hint="default"/>
+      </w:rPr>
+    </w:lvl>
+  </w:abstractNum>
+  <w:abstractNum w:abstractNumId="67" w15:restartNumberingAfterBreak="0">
+    <w:nsid w:val="7DC374E6"/>
+    <w:multiLevelType w:val="hybridMultilevel"/>
+    <w:tmpl w:val="BEAEA7E2"/>
+    <w:lvl w:ilvl="0" w:tplc="1B363092">
+      <w:start w:val="1"/>
+      <w:numFmt w:val="decimal"/>
+      <w:lvlText w:val="%1."/>
+      <w:lvlJc w:val="left"/>
+      <w:pPr>
+        <w:ind w:left="1080" w:hanging="360"/>
+      </w:pPr>
+      <w:rPr>
+        <w:rFonts w:cstheme="minorHAnsi" w:hint="default"/>
+      </w:rPr>
+    </w:lvl>
+    <w:lvl w:ilvl="1" w:tplc="04090019" w:tentative="1">
+      <w:start w:val="1"/>
+      <w:numFmt w:val="lowerLetter"/>
+      <w:lvlText w:val="%2."/>
+      <w:lvlJc w:val="left"/>
+      <w:pPr>
+        <w:ind w:left="1800" w:hanging="360"/>
+      </w:pPr>
+    </w:lvl>
+    <w:lvl w:ilvl="2" w:tplc="0409001B" w:tentative="1">
+      <w:start w:val="1"/>
+      <w:numFmt w:val="lowerRoman"/>
+      <w:lvlText w:val="%3."/>
+      <w:lvlJc w:val="right"/>
+      <w:pPr>
+        <w:ind w:left="2520" w:hanging="180"/>
+      </w:pPr>
+    </w:lvl>
+    <w:lvl w:ilvl="3" w:tplc="0409000F" w:tentative="1">
+      <w:start w:val="1"/>
+      <w:numFmt w:val="decimal"/>
+      <w:lvlText w:val="%4."/>
+      <w:lvlJc w:val="left"/>
+      <w:pPr>
+        <w:ind w:left="3240" w:hanging="360"/>
+      </w:pPr>
+    </w:lvl>
+    <w:lvl w:ilvl="4" w:tplc="04090019" w:tentative="1">
+      <w:start w:val="1"/>
+      <w:numFmt w:val="lowerLetter"/>
+      <w:lvlText w:val="%5."/>
+      <w:lvlJc w:val="left"/>
+      <w:pPr>
+        <w:ind w:left="3960" w:hanging="360"/>
+      </w:pPr>
+    </w:lvl>
+    <w:lvl w:ilvl="5" w:tplc="0409001B" w:tentative="1">
+      <w:start w:val="1"/>
+      <w:numFmt w:val="lowerRoman"/>
+      <w:lvlText w:val="%6."/>
+      <w:lvlJc w:val="right"/>
+      <w:pPr>
+        <w:ind w:left="4680" w:hanging="180"/>
+      </w:pPr>
+    </w:lvl>
+    <w:lvl w:ilvl="6" w:tplc="0409000F" w:tentative="1">
+      <w:start w:val="1"/>
+      <w:numFmt w:val="decimal"/>
+      <w:lvlText w:val="%7."/>
+      <w:lvlJc w:val="left"/>
+      <w:pPr>
+        <w:ind w:left="5400" w:hanging="360"/>
+      </w:pPr>
+    </w:lvl>
+    <w:lvl w:ilvl="7" w:tplc="04090019" w:tentative="1">
+      <w:start w:val="1"/>
+      <w:numFmt w:val="lowerLetter"/>
+      <w:lvlText w:val="%8."/>
+      <w:lvlJc w:val="left"/>
+      <w:pPr>
+        <w:ind w:left="6120" w:hanging="360"/>
+      </w:pPr>
+    </w:lvl>
+    <w:lvl w:ilvl="8" w:tplc="0409001B" w:tentative="1">
+      <w:start w:val="1"/>
+      <w:numFmt w:val="lowerRoman"/>
+      <w:lvlText w:val="%9."/>
+      <w:lvlJc w:val="right"/>
+      <w:pPr>
+        <w:ind w:left="6840" w:hanging="180"/>
+      </w:pPr>
+    </w:lvl>
+  </w:abstractNum>
+  <w:abstractNum w:abstractNumId="68" w15:restartNumberingAfterBreak="0">
+    <w:nsid w:val="7F1C3286"/>
+    <w:multiLevelType w:val="multilevel"/>
+    <w:tmpl w:val="1C44A126"/>
+    <w:lvl w:ilvl="0">
+      <w:start w:val="1"/>
+      <w:numFmt w:val="bullet"/>
+      <w:lvlText w:val=""/>
+      <w:lvlJc w:val="left"/>
+      <w:pPr>
+        <w:tabs>
           <w:tab w:val="num" w:pos="720"/>
         </w:tabs>
         <w:ind w:left="720" w:hanging="360"/>
       </w:pPr>
+      <w:rPr>
+        <w:rFonts w:ascii="Symbol" w:hAnsi="Symbol" w:hint="default"/>
+        <w:sz w:val="20"/>
+      </w:rPr>
     </w:lvl>
     <w:lvl w:ilvl="1" w:tentative="1">
       <w:start w:val="1"/>
-      <w:numFmt w:val="decimal"/>
-      <w:lvlText w:val="%2."/>
+      <w:numFmt w:val="bullet"/>
+      <w:lvlText w:val="o"/>
       <w:lvlJc w:val="left"/>
       <w:pPr>
         <w:tabs>
@@ -14300,11 +14909,15 @@
         </w:tabs>
         <w:ind w:left="1440" w:hanging="360"/>
       </w:pPr>
+      <w:rPr>
+        <w:rFonts w:ascii="Courier New" w:hAnsi="Courier New" w:hint="default"/>
+        <w:sz w:val="20"/>
+      </w:rPr>
     </w:lvl>
     <w:lvl w:ilvl="2" w:tentative="1">
       <w:start w:val="1"/>
-      <w:numFmt w:val="decimal"/>
-      <w:lvlText w:val="%3."/>
+      <w:numFmt w:val="bullet"/>
+      <w:lvlText w:val=""/>
       <w:lvlJc w:val="left"/>
       <w:pPr>
         <w:tabs>
@@ -14312,11 +14925,15 @@
         </w:tabs>
         <w:ind w:left="2160" w:hanging="360"/>
       </w:pPr>
+      <w:rPr>
+        <w:rFonts w:ascii="Wingdings" w:hAnsi="Wingdings" w:hint="default"/>
+        <w:sz w:val="20"/>
+      </w:rPr>
     </w:lvl>
     <w:lvl w:ilvl="3" w:tentative="1">
       <w:start w:val="1"/>
-      <w:numFmt w:val="decimal"/>
-      <w:lvlText w:val="%4."/>
+      <w:numFmt w:val="bullet"/>
+      <w:lvlText w:val=""/>
       <w:lvlJc w:val="left"/>
       <w:pPr>
         <w:tabs>
@@ -14324,11 +14941,15 @@
         </w:tabs>
         <w:ind w:left="2880" w:hanging="360"/>
       </w:pPr>
+      <w:rPr>
+        <w:rFonts w:ascii="Wingdings" w:hAnsi="Wingdings" w:hint="default"/>
+        <w:sz w:val="20"/>
+      </w:rPr>
     </w:lvl>
     <w:lvl w:ilvl="4" w:tentative="1">
       <w:start w:val="1"/>
-      <w:numFmt w:val="decimal"/>
-      <w:lvlText w:val="%5."/>
+      <w:numFmt w:val="bullet"/>
+      <w:lvlText w:val=""/>
       <w:lvlJc w:val="left"/>
       <w:pPr>
         <w:tabs>
@@ -14336,11 +14957,15 @@
         </w:tabs>
         <w:ind w:left="3600" w:hanging="360"/>
       </w:pPr>
+      <w:rPr>
+        <w:rFonts w:ascii="Wingdings" w:hAnsi="Wingdings" w:hint="default"/>
+        <w:sz w:val="20"/>
+      </w:rPr>
     </w:lvl>
     <w:lvl w:ilvl="5" w:tentative="1">
       <w:start w:val="1"/>
-      <w:numFmt w:val="decimal"/>
-      <w:lvlText w:val="%6."/>
+      <w:numFmt w:val="bullet"/>
+      <w:lvlText w:val=""/>
       <w:lvlJc w:val="left"/>
       <w:pPr>
         <w:tabs>
@@ -14348,11 +14973,15 @@
         </w:tabs>
         <w:ind w:left="4320" w:hanging="360"/>
       </w:pPr>
+      <w:rPr>
+        <w:rFonts w:ascii="Wingdings" w:hAnsi="Wingdings" w:hint="default"/>
+        <w:sz w:val="20"/>
+      </w:rPr>
     </w:lvl>
     <w:lvl w:ilvl="6" w:tentative="1">
       <w:start w:val="1"/>
-      <w:numFmt w:val="decimal"/>
-      <w:lvlText w:val="%7."/>
+      <w:numFmt w:val="bullet"/>
+      <w:lvlText w:val=""/>
       <w:lvlJc w:val="left"/>
       <w:pPr>
         <w:tabs>
@@ -14360,11 +14989,15 @@
         </w:tabs>
         <w:ind w:left="5040" w:hanging="360"/>
       </w:pPr>
+      <w:rPr>
+        <w:rFonts w:ascii="Wingdings" w:hAnsi="Wingdings" w:hint="default"/>
+        <w:sz w:val="20"/>
+      </w:rPr>
     </w:lvl>
     <w:lvl w:ilvl="7" w:tentative="1">
       <w:start w:val="1"/>
-      <w:numFmt w:val="decimal"/>
-      <w:lvlText w:val="%8."/>
+      <w:numFmt w:val="bullet"/>
+      <w:lvlText w:val=""/>
       <w:lvlJc w:val="left"/>
       <w:pPr>
         <w:tabs>
@@ -14372,11 +15005,15 @@
         </w:tabs>
         <w:ind w:left="5760" w:hanging="360"/>
       </w:pPr>
+      <w:rPr>
+        <w:rFonts w:ascii="Wingdings" w:hAnsi="Wingdings" w:hint="default"/>
+        <w:sz w:val="20"/>
+      </w:rPr>
     </w:lvl>
     <w:lvl w:ilvl="8" w:tentative="1">
       <w:start w:val="1"/>
-      <w:numFmt w:val="decimal"/>
-      <w:lvlText w:val="%9."/>
+      <w:numFmt w:val="bullet"/>
+      <w:lvlText w:val=""/>
       <w:lvlJc w:val="left"/>
       <w:pPr>
         <w:tabs>
@@ -14384,1223 +15021,13 @@
         </w:tabs>
         <w:ind w:left="6480" w:hanging="360"/>
       </w:pPr>
-    </w:lvl>
-  </w:abstractNum>
-  <w:abstractNum w:abstractNumId="51" w15:restartNumberingAfterBreak="0">
-    <w:nsid w:val="72114831"/>
-    <w:multiLevelType w:val="hybridMultilevel"/>
-    <w:tmpl w:val="71DC9D32"/>
-    <w:lvl w:ilvl="0" w:tplc="0409000F">
-      <w:start w:val="1"/>
-      <w:numFmt w:val="decimal"/>
-      <w:lvlText w:val="%1."/>
-      <w:lvlJc w:val="left"/>
-      <w:pPr>
-        <w:ind w:left="1080" w:hanging="360"/>
-      </w:pPr>
-    </w:lvl>
-    <w:lvl w:ilvl="1" w:tplc="04090019" w:tentative="1">
-      <w:start w:val="1"/>
-      <w:numFmt w:val="lowerLetter"/>
-      <w:lvlText w:val="%2."/>
-      <w:lvlJc w:val="left"/>
-      <w:pPr>
-        <w:ind w:left="1800" w:hanging="360"/>
-      </w:pPr>
-    </w:lvl>
-    <w:lvl w:ilvl="2" w:tplc="0409001B" w:tentative="1">
-      <w:start w:val="1"/>
-      <w:numFmt w:val="lowerRoman"/>
-      <w:lvlText w:val="%3."/>
-      <w:lvlJc w:val="right"/>
-      <w:pPr>
-        <w:ind w:left="2520" w:hanging="180"/>
-      </w:pPr>
-    </w:lvl>
-    <w:lvl w:ilvl="3" w:tplc="0409000F" w:tentative="1">
-      <w:start w:val="1"/>
-      <w:numFmt w:val="decimal"/>
-      <w:lvlText w:val="%4."/>
-      <w:lvlJc w:val="left"/>
-      <w:pPr>
-        <w:ind w:left="3240" w:hanging="360"/>
-      </w:pPr>
-    </w:lvl>
-    <w:lvl w:ilvl="4" w:tplc="04090019" w:tentative="1">
-      <w:start w:val="1"/>
-      <w:numFmt w:val="lowerLetter"/>
-      <w:lvlText w:val="%5."/>
-      <w:lvlJc w:val="left"/>
-      <w:pPr>
-        <w:ind w:left="3960" w:hanging="360"/>
-      </w:pPr>
-    </w:lvl>
-    <w:lvl w:ilvl="5" w:tplc="0409001B" w:tentative="1">
-      <w:start w:val="1"/>
-      <w:numFmt w:val="lowerRoman"/>
-      <w:lvlText w:val="%6."/>
-      <w:lvlJc w:val="right"/>
-      <w:pPr>
-        <w:ind w:left="4680" w:hanging="180"/>
-      </w:pPr>
-    </w:lvl>
-    <w:lvl w:ilvl="6" w:tplc="0409000F" w:tentative="1">
-      <w:start w:val="1"/>
-      <w:numFmt w:val="decimal"/>
-      <w:lvlText w:val="%7."/>
-      <w:lvlJc w:val="left"/>
-      <w:pPr>
-        <w:ind w:left="5400" w:hanging="360"/>
-      </w:pPr>
-    </w:lvl>
-    <w:lvl w:ilvl="7" w:tplc="04090019" w:tentative="1">
-      <w:start w:val="1"/>
-      <w:numFmt w:val="lowerLetter"/>
-      <w:lvlText w:val="%8."/>
-      <w:lvlJc w:val="left"/>
-      <w:pPr>
-        <w:ind w:left="6120" w:hanging="360"/>
-      </w:pPr>
-    </w:lvl>
-    <w:lvl w:ilvl="8" w:tplc="0409001B" w:tentative="1">
-      <w:start w:val="1"/>
-      <w:numFmt w:val="lowerRoman"/>
-      <w:lvlText w:val="%9."/>
-      <w:lvlJc w:val="right"/>
-      <w:pPr>
-        <w:ind w:left="6840" w:hanging="180"/>
-      </w:pPr>
-    </w:lvl>
-  </w:abstractNum>
-  <w:abstractNum w:abstractNumId="52" w15:restartNumberingAfterBreak="0">
-    <w:nsid w:val="72C83A4D"/>
-    <w:multiLevelType w:val="hybridMultilevel"/>
-    <w:tmpl w:val="1DF246B0"/>
-    <w:lvl w:ilvl="0" w:tplc="FFFFFFFF">
-      <w:start w:val="1"/>
-      <w:numFmt w:val="decimal"/>
-      <w:lvlText w:val="%1."/>
-      <w:lvlJc w:val="left"/>
-      <w:pPr>
-        <w:ind w:left="2520" w:hanging="360"/>
-      </w:pPr>
-      <w:rPr>
-        <w:b/>
-        <w:bCs/>
-      </w:rPr>
-    </w:lvl>
-    <w:lvl w:ilvl="1" w:tplc="FFFFFFFF">
-      <w:start w:val="1"/>
-      <w:numFmt w:val="lowerLetter"/>
-      <w:lvlText w:val="%2."/>
-      <w:lvlJc w:val="left"/>
-      <w:pPr>
-        <w:ind w:left="3240" w:hanging="360"/>
-      </w:pPr>
-    </w:lvl>
-    <w:lvl w:ilvl="2" w:tplc="FFFFFFFF">
-      <w:start w:val="1"/>
-      <w:numFmt w:val="lowerRoman"/>
-      <w:lvlText w:val="%3."/>
-      <w:lvlJc w:val="right"/>
-      <w:pPr>
-        <w:ind w:left="3960" w:hanging="180"/>
-      </w:pPr>
-    </w:lvl>
-    <w:lvl w:ilvl="3" w:tplc="FFFFFFFF" w:tentative="1">
-      <w:start w:val="1"/>
-      <w:numFmt w:val="decimal"/>
-      <w:lvlText w:val="%4."/>
-      <w:lvlJc w:val="left"/>
-      <w:pPr>
-        <w:ind w:left="4680" w:hanging="360"/>
-      </w:pPr>
-    </w:lvl>
-    <w:lvl w:ilvl="4" w:tplc="FFFFFFFF" w:tentative="1">
-      <w:start w:val="1"/>
-      <w:numFmt w:val="lowerLetter"/>
-      <w:lvlText w:val="%5."/>
-      <w:lvlJc w:val="left"/>
-      <w:pPr>
-        <w:ind w:left="5400" w:hanging="360"/>
-      </w:pPr>
-    </w:lvl>
-    <w:lvl w:ilvl="5" w:tplc="FFFFFFFF" w:tentative="1">
-      <w:start w:val="1"/>
-      <w:numFmt w:val="lowerRoman"/>
-      <w:lvlText w:val="%6."/>
-      <w:lvlJc w:val="right"/>
-      <w:pPr>
-        <w:ind w:left="6120" w:hanging="180"/>
-      </w:pPr>
-    </w:lvl>
-    <w:lvl w:ilvl="6" w:tplc="FFFFFFFF" w:tentative="1">
-      <w:start w:val="1"/>
-      <w:numFmt w:val="decimal"/>
-      <w:lvlText w:val="%7."/>
-      <w:lvlJc w:val="left"/>
-      <w:pPr>
-        <w:ind w:left="6840" w:hanging="360"/>
-      </w:pPr>
-    </w:lvl>
-    <w:lvl w:ilvl="7" w:tplc="FFFFFFFF" w:tentative="1">
-      <w:start w:val="1"/>
-      <w:numFmt w:val="lowerLetter"/>
-      <w:lvlText w:val="%8."/>
-      <w:lvlJc w:val="left"/>
-      <w:pPr>
-        <w:ind w:left="7560" w:hanging="360"/>
-      </w:pPr>
-    </w:lvl>
-    <w:lvl w:ilvl="8" w:tplc="FFFFFFFF" w:tentative="1">
-      <w:start w:val="1"/>
-      <w:numFmt w:val="lowerRoman"/>
-      <w:lvlText w:val="%9."/>
-      <w:lvlJc w:val="right"/>
-      <w:pPr>
-        <w:ind w:left="8280" w:hanging="180"/>
-      </w:pPr>
-    </w:lvl>
-  </w:abstractNum>
-  <w:abstractNum w:abstractNumId="53" w15:restartNumberingAfterBreak="0">
-    <w:nsid w:val="736F3B7E"/>
-    <w:multiLevelType w:val="hybridMultilevel"/>
-    <w:tmpl w:val="0EB4720A"/>
-    <w:lvl w:ilvl="0" w:tplc="04090001">
-      <w:start w:val="1"/>
-      <w:numFmt w:val="bullet"/>
-      <w:lvlText w:val=""/>
-      <w:lvlJc w:val="left"/>
-      <w:pPr>
-        <w:ind w:left="720" w:hanging="360"/>
-      </w:pPr>
-      <w:rPr>
-        <w:rFonts w:ascii="Symbol" w:hAnsi="Symbol" w:hint="default"/>
-      </w:rPr>
-    </w:lvl>
-    <w:lvl w:ilvl="1" w:tplc="04090003" w:tentative="1">
-      <w:start w:val="1"/>
-      <w:numFmt w:val="bullet"/>
-      <w:lvlText w:val="o"/>
-      <w:lvlJc w:val="left"/>
-      <w:pPr>
-        <w:ind w:left="1440" w:hanging="360"/>
-      </w:pPr>
-      <w:rPr>
-        <w:rFonts w:ascii="Courier New" w:hAnsi="Courier New" w:cs="Courier New" w:hint="default"/>
-      </w:rPr>
-    </w:lvl>
-    <w:lvl w:ilvl="2" w:tplc="04090005" w:tentative="1">
-      <w:start w:val="1"/>
-      <w:numFmt w:val="bullet"/>
-      <w:lvlText w:val=""/>
-      <w:lvlJc w:val="left"/>
-      <w:pPr>
-        <w:ind w:left="2160" w:hanging="360"/>
-      </w:pPr>
-      <w:rPr>
-        <w:rFonts w:ascii="Wingdings" w:hAnsi="Wingdings" w:hint="default"/>
-      </w:rPr>
-    </w:lvl>
-    <w:lvl w:ilvl="3" w:tplc="04090001" w:tentative="1">
-      <w:start w:val="1"/>
-      <w:numFmt w:val="bullet"/>
-      <w:lvlText w:val=""/>
-      <w:lvlJc w:val="left"/>
-      <w:pPr>
-        <w:ind w:left="2880" w:hanging="360"/>
-      </w:pPr>
-      <w:rPr>
-        <w:rFonts w:ascii="Symbol" w:hAnsi="Symbol" w:hint="default"/>
-      </w:rPr>
-    </w:lvl>
-    <w:lvl w:ilvl="4" w:tplc="04090003" w:tentative="1">
-      <w:start w:val="1"/>
-      <w:numFmt w:val="bullet"/>
-      <w:lvlText w:val="o"/>
-      <w:lvlJc w:val="left"/>
-      <w:pPr>
-        <w:ind w:left="3600" w:hanging="360"/>
-      </w:pPr>
-      <w:rPr>
-        <w:rFonts w:ascii="Courier New" w:hAnsi="Courier New" w:cs="Courier New" w:hint="default"/>
-      </w:rPr>
-    </w:lvl>
-    <w:lvl w:ilvl="5" w:tplc="04090005" w:tentative="1">
-      <w:start w:val="1"/>
-      <w:numFmt w:val="bullet"/>
-      <w:lvlText w:val=""/>
-      <w:lvlJc w:val="left"/>
-      <w:pPr>
-        <w:ind w:left="4320" w:hanging="360"/>
-      </w:pPr>
-      <w:rPr>
-        <w:rFonts w:ascii="Wingdings" w:hAnsi="Wingdings" w:hint="default"/>
-      </w:rPr>
-    </w:lvl>
-    <w:lvl w:ilvl="6" w:tplc="04090001" w:tentative="1">
-      <w:start w:val="1"/>
-      <w:numFmt w:val="bullet"/>
-      <w:lvlText w:val=""/>
-      <w:lvlJc w:val="left"/>
-      <w:pPr>
-        <w:ind w:left="5040" w:hanging="360"/>
-      </w:pPr>
-      <w:rPr>
-        <w:rFonts w:ascii="Symbol" w:hAnsi="Symbol" w:hint="default"/>
-      </w:rPr>
-    </w:lvl>
-    <w:lvl w:ilvl="7" w:tplc="04090003" w:tentative="1">
-      <w:start w:val="1"/>
-      <w:numFmt w:val="bullet"/>
-      <w:lvlText w:val="o"/>
-      <w:lvlJc w:val="left"/>
-      <w:pPr>
-        <w:ind w:left="5760" w:hanging="360"/>
-      </w:pPr>
-      <w:rPr>
-        <w:rFonts w:ascii="Courier New" w:hAnsi="Courier New" w:cs="Courier New" w:hint="default"/>
-      </w:rPr>
-    </w:lvl>
-    <w:lvl w:ilvl="8" w:tplc="04090005" w:tentative="1">
-      <w:start w:val="1"/>
-      <w:numFmt w:val="bullet"/>
-      <w:lvlText w:val=""/>
-      <w:lvlJc w:val="left"/>
-      <w:pPr>
-        <w:ind w:left="6480" w:hanging="360"/>
-      </w:pPr>
-      <w:rPr>
-        <w:rFonts w:ascii="Wingdings" w:hAnsi="Wingdings" w:hint="default"/>
-      </w:rPr>
-    </w:lvl>
-  </w:abstractNum>
-  <w:abstractNum w:abstractNumId="54" w15:restartNumberingAfterBreak="0">
-    <w:nsid w:val="74F8147F"/>
-    <w:multiLevelType w:val="hybridMultilevel"/>
-    <w:tmpl w:val="1DF246B0"/>
-    <w:lvl w:ilvl="0" w:tplc="69A8EF92">
-      <w:start w:val="1"/>
-      <w:numFmt w:val="decimal"/>
-      <w:lvlText w:val="%1."/>
-      <w:lvlJc w:val="left"/>
-      <w:pPr>
-        <w:ind w:left="360" w:hanging="360"/>
-      </w:pPr>
-      <w:rPr>
-        <w:b/>
-        <w:bCs/>
-      </w:rPr>
-    </w:lvl>
-    <w:lvl w:ilvl="1" w:tplc="04090019">
-      <w:start w:val="1"/>
-      <w:numFmt w:val="lowerLetter"/>
-      <w:lvlText w:val="%2."/>
-      <w:lvlJc w:val="left"/>
-      <w:pPr>
-        <w:ind w:left="1080" w:hanging="360"/>
-      </w:pPr>
-    </w:lvl>
-    <w:lvl w:ilvl="2" w:tplc="0409001B">
-      <w:start w:val="1"/>
-      <w:numFmt w:val="lowerRoman"/>
-      <w:lvlText w:val="%3."/>
-      <w:lvlJc w:val="right"/>
-      <w:pPr>
-        <w:ind w:left="1800" w:hanging="180"/>
-      </w:pPr>
-    </w:lvl>
-    <w:lvl w:ilvl="3" w:tplc="0409000F" w:tentative="1">
-      <w:start w:val="1"/>
-      <w:numFmt w:val="decimal"/>
-      <w:lvlText w:val="%4."/>
-      <w:lvlJc w:val="left"/>
-      <w:pPr>
-        <w:ind w:left="2520" w:hanging="360"/>
-      </w:pPr>
-    </w:lvl>
-    <w:lvl w:ilvl="4" w:tplc="04090019" w:tentative="1">
-      <w:start w:val="1"/>
-      <w:numFmt w:val="lowerLetter"/>
-      <w:lvlText w:val="%5."/>
-      <w:lvlJc w:val="left"/>
-      <w:pPr>
-        <w:ind w:left="3240" w:hanging="360"/>
-      </w:pPr>
-    </w:lvl>
-    <w:lvl w:ilvl="5" w:tplc="0409001B" w:tentative="1">
-      <w:start w:val="1"/>
-      <w:numFmt w:val="lowerRoman"/>
-      <w:lvlText w:val="%6."/>
-      <w:lvlJc w:val="right"/>
-      <w:pPr>
-        <w:ind w:left="3960" w:hanging="180"/>
-      </w:pPr>
-    </w:lvl>
-    <w:lvl w:ilvl="6" w:tplc="0409000F" w:tentative="1">
-      <w:start w:val="1"/>
-      <w:numFmt w:val="decimal"/>
-      <w:lvlText w:val="%7."/>
-      <w:lvlJc w:val="left"/>
-      <w:pPr>
-        <w:ind w:left="4680" w:hanging="360"/>
-      </w:pPr>
-    </w:lvl>
-    <w:lvl w:ilvl="7" w:tplc="04090019" w:tentative="1">
-      <w:start w:val="1"/>
-      <w:numFmt w:val="lowerLetter"/>
-      <w:lvlText w:val="%8."/>
-      <w:lvlJc w:val="left"/>
-      <w:pPr>
-        <w:ind w:left="5400" w:hanging="360"/>
-      </w:pPr>
-    </w:lvl>
-    <w:lvl w:ilvl="8" w:tplc="0409001B" w:tentative="1">
-      <w:start w:val="1"/>
-      <w:numFmt w:val="lowerRoman"/>
-      <w:lvlText w:val="%9."/>
-      <w:lvlJc w:val="right"/>
-      <w:pPr>
-        <w:ind w:left="6120" w:hanging="180"/>
-      </w:pPr>
-    </w:lvl>
-  </w:abstractNum>
-  <w:abstractNum w:abstractNumId="55" w15:restartNumberingAfterBreak="0">
-    <w:nsid w:val="75C673ED"/>
-    <w:multiLevelType w:val="hybridMultilevel"/>
-    <w:tmpl w:val="2BAA639C"/>
-    <w:lvl w:ilvl="0" w:tplc="0409000F">
-      <w:start w:val="1"/>
-      <w:numFmt w:val="decimal"/>
-      <w:lvlText w:val="%1."/>
-      <w:lvlJc w:val="left"/>
-      <w:pPr>
-        <w:ind w:left="720" w:hanging="360"/>
-      </w:pPr>
-    </w:lvl>
-    <w:lvl w:ilvl="1" w:tplc="04090019" w:tentative="1">
-      <w:start w:val="1"/>
-      <w:numFmt w:val="lowerLetter"/>
-      <w:lvlText w:val="%2."/>
-      <w:lvlJc w:val="left"/>
-      <w:pPr>
-        <w:ind w:left="1440" w:hanging="360"/>
-      </w:pPr>
-    </w:lvl>
-    <w:lvl w:ilvl="2" w:tplc="0409001B" w:tentative="1">
-      <w:start w:val="1"/>
-      <w:numFmt w:val="lowerRoman"/>
-      <w:lvlText w:val="%3."/>
-      <w:lvlJc w:val="right"/>
-      <w:pPr>
-        <w:ind w:left="2160" w:hanging="180"/>
-      </w:pPr>
-    </w:lvl>
-    <w:lvl w:ilvl="3" w:tplc="0409000F" w:tentative="1">
-      <w:start w:val="1"/>
-      <w:numFmt w:val="decimal"/>
-      <w:lvlText w:val="%4."/>
-      <w:lvlJc w:val="left"/>
-      <w:pPr>
-        <w:ind w:left="2880" w:hanging="360"/>
-      </w:pPr>
-    </w:lvl>
-    <w:lvl w:ilvl="4" w:tplc="04090019" w:tentative="1">
-      <w:start w:val="1"/>
-      <w:numFmt w:val="lowerLetter"/>
-      <w:lvlText w:val="%5."/>
-      <w:lvlJc w:val="left"/>
-      <w:pPr>
-        <w:ind w:left="3600" w:hanging="360"/>
-      </w:pPr>
-    </w:lvl>
-    <w:lvl w:ilvl="5" w:tplc="0409001B" w:tentative="1">
-      <w:start w:val="1"/>
-      <w:numFmt w:val="lowerRoman"/>
-      <w:lvlText w:val="%6."/>
-      <w:lvlJc w:val="right"/>
-      <w:pPr>
-        <w:ind w:left="4320" w:hanging="180"/>
-      </w:pPr>
-    </w:lvl>
-    <w:lvl w:ilvl="6" w:tplc="0409000F" w:tentative="1">
-      <w:start w:val="1"/>
-      <w:numFmt w:val="decimal"/>
-      <w:lvlText w:val="%7."/>
-      <w:lvlJc w:val="left"/>
-      <w:pPr>
-        <w:ind w:left="5040" w:hanging="360"/>
-      </w:pPr>
-    </w:lvl>
-    <w:lvl w:ilvl="7" w:tplc="04090019" w:tentative="1">
-      <w:start w:val="1"/>
-      <w:numFmt w:val="lowerLetter"/>
-      <w:lvlText w:val="%8."/>
-      <w:lvlJc w:val="left"/>
-      <w:pPr>
-        <w:ind w:left="5760" w:hanging="360"/>
-      </w:pPr>
-    </w:lvl>
-    <w:lvl w:ilvl="8" w:tplc="0409001B" w:tentative="1">
-      <w:start w:val="1"/>
-      <w:numFmt w:val="lowerRoman"/>
-      <w:lvlText w:val="%9."/>
-      <w:lvlJc w:val="right"/>
-      <w:pPr>
-        <w:ind w:left="6480" w:hanging="180"/>
-      </w:pPr>
-    </w:lvl>
-  </w:abstractNum>
-  <w:abstractNum w:abstractNumId="56" w15:restartNumberingAfterBreak="0">
-    <w:nsid w:val="786E7196"/>
-    <w:multiLevelType w:val="hybridMultilevel"/>
-    <w:tmpl w:val="37900E30"/>
-    <w:lvl w:ilvl="0" w:tplc="FFFFFFFF">
-      <w:start w:val="1"/>
-      <w:numFmt w:val="decimal"/>
-      <w:lvlText w:val="%1."/>
-      <w:lvlJc w:val="left"/>
-      <w:pPr>
-        <w:ind w:left="720" w:hanging="360"/>
-      </w:pPr>
-    </w:lvl>
-    <w:lvl w:ilvl="1" w:tplc="FFFFFFFF">
-      <w:start w:val="1"/>
-      <w:numFmt w:val="decimal"/>
-      <w:lvlText w:val="%2."/>
-      <w:lvlJc w:val="left"/>
-      <w:pPr>
-        <w:ind w:left="1440" w:hanging="360"/>
-      </w:pPr>
-    </w:lvl>
-    <w:lvl w:ilvl="2" w:tplc="FFFFFFFF" w:tentative="1">
-      <w:start w:val="1"/>
-      <w:numFmt w:val="lowerRoman"/>
-      <w:lvlText w:val="%3."/>
-      <w:lvlJc w:val="right"/>
-      <w:pPr>
-        <w:ind w:left="2160" w:hanging="180"/>
-      </w:pPr>
-    </w:lvl>
-    <w:lvl w:ilvl="3" w:tplc="FFFFFFFF" w:tentative="1">
-      <w:start w:val="1"/>
-      <w:numFmt w:val="decimal"/>
-      <w:lvlText w:val="%4."/>
-      <w:lvlJc w:val="left"/>
-      <w:pPr>
-        <w:ind w:left="2880" w:hanging="360"/>
-      </w:pPr>
-    </w:lvl>
-    <w:lvl w:ilvl="4" w:tplc="FFFFFFFF" w:tentative="1">
-      <w:start w:val="1"/>
-      <w:numFmt w:val="lowerLetter"/>
-      <w:lvlText w:val="%5."/>
-      <w:lvlJc w:val="left"/>
-      <w:pPr>
-        <w:ind w:left="3600" w:hanging="360"/>
-      </w:pPr>
-    </w:lvl>
-    <w:lvl w:ilvl="5" w:tplc="FFFFFFFF" w:tentative="1">
-      <w:start w:val="1"/>
-      <w:numFmt w:val="lowerRoman"/>
-      <w:lvlText w:val="%6."/>
-      <w:lvlJc w:val="right"/>
-      <w:pPr>
-        <w:ind w:left="4320" w:hanging="180"/>
-      </w:pPr>
-    </w:lvl>
-    <w:lvl w:ilvl="6" w:tplc="FFFFFFFF" w:tentative="1">
-      <w:start w:val="1"/>
-      <w:numFmt w:val="decimal"/>
-      <w:lvlText w:val="%7."/>
-      <w:lvlJc w:val="left"/>
-      <w:pPr>
-        <w:ind w:left="5040" w:hanging="360"/>
-      </w:pPr>
-    </w:lvl>
-    <w:lvl w:ilvl="7" w:tplc="FFFFFFFF" w:tentative="1">
-      <w:start w:val="1"/>
-      <w:numFmt w:val="lowerLetter"/>
-      <w:lvlText w:val="%8."/>
-      <w:lvlJc w:val="left"/>
-      <w:pPr>
-        <w:ind w:left="5760" w:hanging="360"/>
-      </w:pPr>
-    </w:lvl>
-    <w:lvl w:ilvl="8" w:tplc="FFFFFFFF" w:tentative="1">
-      <w:start w:val="1"/>
-      <w:numFmt w:val="lowerRoman"/>
-      <w:lvlText w:val="%9."/>
-      <w:lvlJc w:val="right"/>
-      <w:pPr>
-        <w:ind w:left="6480" w:hanging="180"/>
-      </w:pPr>
-    </w:lvl>
-  </w:abstractNum>
-  <w:abstractNum w:abstractNumId="57" w15:restartNumberingAfterBreak="0">
-    <w:nsid w:val="79494526"/>
-    <w:multiLevelType w:val="hybridMultilevel"/>
-    <w:tmpl w:val="05BAF9C6"/>
-    <w:lvl w:ilvl="0" w:tplc="04090001">
-      <w:start w:val="1"/>
-      <w:numFmt w:val="bullet"/>
-      <w:lvlText w:val=""/>
-      <w:lvlJc w:val="left"/>
-      <w:pPr>
-        <w:ind w:left="1440" w:hanging="360"/>
-      </w:pPr>
-      <w:rPr>
-        <w:rFonts w:ascii="Symbol" w:hAnsi="Symbol" w:hint="default"/>
-      </w:rPr>
-    </w:lvl>
-    <w:lvl w:ilvl="1" w:tplc="04090003" w:tentative="1">
-      <w:start w:val="1"/>
-      <w:numFmt w:val="bullet"/>
-      <w:lvlText w:val="o"/>
-      <w:lvlJc w:val="left"/>
-      <w:pPr>
-        <w:ind w:left="2160" w:hanging="360"/>
-      </w:pPr>
-      <w:rPr>
-        <w:rFonts w:ascii="Courier New" w:hAnsi="Courier New" w:cs="Courier New" w:hint="default"/>
-      </w:rPr>
-    </w:lvl>
-    <w:lvl w:ilvl="2" w:tplc="04090005" w:tentative="1">
-      <w:start w:val="1"/>
-      <w:numFmt w:val="bullet"/>
-      <w:lvlText w:val=""/>
-      <w:lvlJc w:val="left"/>
-      <w:pPr>
-        <w:ind w:left="2880" w:hanging="360"/>
-      </w:pPr>
-      <w:rPr>
-        <w:rFonts w:ascii="Wingdings" w:hAnsi="Wingdings" w:hint="default"/>
-      </w:rPr>
-    </w:lvl>
-    <w:lvl w:ilvl="3" w:tplc="04090001" w:tentative="1">
-      <w:start w:val="1"/>
-      <w:numFmt w:val="bullet"/>
-      <w:lvlText w:val=""/>
-      <w:lvlJc w:val="left"/>
-      <w:pPr>
-        <w:ind w:left="3600" w:hanging="360"/>
-      </w:pPr>
-      <w:rPr>
-        <w:rFonts w:ascii="Symbol" w:hAnsi="Symbol" w:hint="default"/>
-      </w:rPr>
-    </w:lvl>
-    <w:lvl w:ilvl="4" w:tplc="04090003" w:tentative="1">
-      <w:start w:val="1"/>
-      <w:numFmt w:val="bullet"/>
-      <w:lvlText w:val="o"/>
-      <w:lvlJc w:val="left"/>
-      <w:pPr>
-        <w:ind w:left="4320" w:hanging="360"/>
-      </w:pPr>
-      <w:rPr>
-        <w:rFonts w:ascii="Courier New" w:hAnsi="Courier New" w:cs="Courier New" w:hint="default"/>
-      </w:rPr>
-    </w:lvl>
-    <w:lvl w:ilvl="5" w:tplc="04090005" w:tentative="1">
-      <w:start w:val="1"/>
-      <w:numFmt w:val="bullet"/>
-      <w:lvlText w:val=""/>
-      <w:lvlJc w:val="left"/>
-      <w:pPr>
-        <w:ind w:left="5040" w:hanging="360"/>
-      </w:pPr>
-      <w:rPr>
-        <w:rFonts w:ascii="Wingdings" w:hAnsi="Wingdings" w:hint="default"/>
-      </w:rPr>
-    </w:lvl>
-    <w:lvl w:ilvl="6" w:tplc="04090001" w:tentative="1">
-      <w:start w:val="1"/>
-      <w:numFmt w:val="bullet"/>
-      <w:lvlText w:val=""/>
-      <w:lvlJc w:val="left"/>
-      <w:pPr>
-        <w:ind w:left="5760" w:hanging="360"/>
-      </w:pPr>
-      <w:rPr>
-        <w:rFonts w:ascii="Symbol" w:hAnsi="Symbol" w:hint="default"/>
-      </w:rPr>
-    </w:lvl>
-    <w:lvl w:ilvl="7" w:tplc="04090003" w:tentative="1">
-      <w:start w:val="1"/>
-      <w:numFmt w:val="bullet"/>
-      <w:lvlText w:val="o"/>
-      <w:lvlJc w:val="left"/>
-      <w:pPr>
-        <w:ind w:left="6480" w:hanging="360"/>
-      </w:pPr>
-      <w:rPr>
-        <w:rFonts w:ascii="Courier New" w:hAnsi="Courier New" w:cs="Courier New" w:hint="default"/>
-      </w:rPr>
-    </w:lvl>
-    <w:lvl w:ilvl="8" w:tplc="04090005" w:tentative="1">
-      <w:start w:val="1"/>
-      <w:numFmt w:val="bullet"/>
-      <w:lvlText w:val=""/>
-      <w:lvlJc w:val="left"/>
-      <w:pPr>
-        <w:ind w:left="7200" w:hanging="360"/>
-      </w:pPr>
-      <w:rPr>
-        <w:rFonts w:ascii="Wingdings" w:hAnsi="Wingdings" w:hint="default"/>
-      </w:rPr>
-    </w:lvl>
-  </w:abstractNum>
-  <w:abstractNum w:abstractNumId="58" w15:restartNumberingAfterBreak="0">
-    <w:nsid w:val="796579C2"/>
-    <w:multiLevelType w:val="hybridMultilevel"/>
-    <w:tmpl w:val="C64AC02E"/>
-    <w:lvl w:ilvl="0" w:tplc="04090019">
-      <w:start w:val="1"/>
-      <w:numFmt w:val="lowerLetter"/>
-      <w:lvlText w:val="%1."/>
-      <w:lvlJc w:val="left"/>
-      <w:pPr>
-        <w:ind w:left="1080" w:hanging="360"/>
-      </w:pPr>
-      <w:rPr>
-        <w:rFonts w:hint="default"/>
-      </w:rPr>
-    </w:lvl>
-    <w:lvl w:ilvl="1" w:tplc="FFFFFFFF" w:tentative="1">
-      <w:start w:val="1"/>
-      <w:numFmt w:val="bullet"/>
-      <w:lvlText w:val="o"/>
-      <w:lvlJc w:val="left"/>
-      <w:pPr>
-        <w:ind w:left="1800" w:hanging="360"/>
-      </w:pPr>
-      <w:rPr>
-        <w:rFonts w:ascii="Courier New" w:hAnsi="Courier New" w:cs="Courier New" w:hint="default"/>
-      </w:rPr>
-    </w:lvl>
-    <w:lvl w:ilvl="2" w:tplc="FFFFFFFF" w:tentative="1">
-      <w:start w:val="1"/>
-      <w:numFmt w:val="bullet"/>
-      <w:lvlText w:val=""/>
-      <w:lvlJc w:val="left"/>
-      <w:pPr>
-        <w:ind w:left="2520" w:hanging="360"/>
-      </w:pPr>
-      <w:rPr>
-        <w:rFonts w:ascii="Wingdings" w:hAnsi="Wingdings" w:hint="default"/>
-      </w:rPr>
-    </w:lvl>
-    <w:lvl w:ilvl="3" w:tplc="FFFFFFFF" w:tentative="1">
-      <w:start w:val="1"/>
-      <w:numFmt w:val="bullet"/>
-      <w:lvlText w:val=""/>
-      <w:lvlJc w:val="left"/>
-      <w:pPr>
-        <w:ind w:left="3240" w:hanging="360"/>
-      </w:pPr>
-      <w:rPr>
-        <w:rFonts w:ascii="Symbol" w:hAnsi="Symbol" w:hint="default"/>
-      </w:rPr>
-    </w:lvl>
-    <w:lvl w:ilvl="4" w:tplc="FFFFFFFF" w:tentative="1">
-      <w:start w:val="1"/>
-      <w:numFmt w:val="bullet"/>
-      <w:lvlText w:val="o"/>
-      <w:lvlJc w:val="left"/>
-      <w:pPr>
-        <w:ind w:left="3960" w:hanging="360"/>
-      </w:pPr>
-      <w:rPr>
-        <w:rFonts w:ascii="Courier New" w:hAnsi="Courier New" w:cs="Courier New" w:hint="default"/>
-      </w:rPr>
-    </w:lvl>
-    <w:lvl w:ilvl="5" w:tplc="FFFFFFFF" w:tentative="1">
-      <w:start w:val="1"/>
-      <w:numFmt w:val="bullet"/>
-      <w:lvlText w:val=""/>
-      <w:lvlJc w:val="left"/>
-      <w:pPr>
-        <w:ind w:left="4680" w:hanging="360"/>
-      </w:pPr>
-      <w:rPr>
-        <w:rFonts w:ascii="Wingdings" w:hAnsi="Wingdings" w:hint="default"/>
-      </w:rPr>
-    </w:lvl>
-    <w:lvl w:ilvl="6" w:tplc="FFFFFFFF" w:tentative="1">
-      <w:start w:val="1"/>
-      <w:numFmt w:val="bullet"/>
-      <w:lvlText w:val=""/>
-      <w:lvlJc w:val="left"/>
-      <w:pPr>
-        <w:ind w:left="5400" w:hanging="360"/>
-      </w:pPr>
-      <w:rPr>
-        <w:rFonts w:ascii="Symbol" w:hAnsi="Symbol" w:hint="default"/>
-      </w:rPr>
-    </w:lvl>
-    <w:lvl w:ilvl="7" w:tplc="FFFFFFFF" w:tentative="1">
-      <w:start w:val="1"/>
-      <w:numFmt w:val="bullet"/>
-      <w:lvlText w:val="o"/>
-      <w:lvlJc w:val="left"/>
-      <w:pPr>
-        <w:ind w:left="6120" w:hanging="360"/>
-      </w:pPr>
-      <w:rPr>
-        <w:rFonts w:ascii="Courier New" w:hAnsi="Courier New" w:cs="Courier New" w:hint="default"/>
-      </w:rPr>
-    </w:lvl>
-    <w:lvl w:ilvl="8" w:tplc="FFFFFFFF" w:tentative="1">
-      <w:start w:val="1"/>
-      <w:numFmt w:val="bullet"/>
-      <w:lvlText w:val=""/>
-      <w:lvlJc w:val="left"/>
-      <w:pPr>
-        <w:ind w:left="6840" w:hanging="360"/>
-      </w:pPr>
-      <w:rPr>
-        <w:rFonts w:ascii="Wingdings" w:hAnsi="Wingdings" w:hint="default"/>
-      </w:rPr>
-    </w:lvl>
-  </w:abstractNum>
-  <w:abstractNum w:abstractNumId="59" w15:restartNumberingAfterBreak="0">
-    <w:nsid w:val="7AB547F5"/>
-    <w:multiLevelType w:val="hybridMultilevel"/>
-    <w:tmpl w:val="7680A312"/>
-    <w:lvl w:ilvl="0" w:tplc="0409000F">
-      <w:start w:val="1"/>
-      <w:numFmt w:val="decimal"/>
-      <w:lvlText w:val="%1."/>
-      <w:lvlJc w:val="left"/>
-      <w:pPr>
-        <w:ind w:left="1080" w:hanging="360"/>
-      </w:pPr>
-    </w:lvl>
-    <w:lvl w:ilvl="1" w:tplc="04090019" w:tentative="1">
-      <w:start w:val="1"/>
-      <w:numFmt w:val="lowerLetter"/>
-      <w:lvlText w:val="%2."/>
-      <w:lvlJc w:val="left"/>
-      <w:pPr>
-        <w:ind w:left="1800" w:hanging="360"/>
-      </w:pPr>
-    </w:lvl>
-    <w:lvl w:ilvl="2" w:tplc="0409001B" w:tentative="1">
-      <w:start w:val="1"/>
-      <w:numFmt w:val="lowerRoman"/>
-      <w:lvlText w:val="%3."/>
-      <w:lvlJc w:val="right"/>
-      <w:pPr>
-        <w:ind w:left="2520" w:hanging="180"/>
-      </w:pPr>
-    </w:lvl>
-    <w:lvl w:ilvl="3" w:tplc="0409000F" w:tentative="1">
-      <w:start w:val="1"/>
-      <w:numFmt w:val="decimal"/>
-      <w:lvlText w:val="%4."/>
-      <w:lvlJc w:val="left"/>
-      <w:pPr>
-        <w:ind w:left="3240" w:hanging="360"/>
-      </w:pPr>
-    </w:lvl>
-    <w:lvl w:ilvl="4" w:tplc="04090019" w:tentative="1">
-      <w:start w:val="1"/>
-      <w:numFmt w:val="lowerLetter"/>
-      <w:lvlText w:val="%5."/>
-      <w:lvlJc w:val="left"/>
-      <w:pPr>
-        <w:ind w:left="3960" w:hanging="360"/>
-      </w:pPr>
-    </w:lvl>
-    <w:lvl w:ilvl="5" w:tplc="0409001B" w:tentative="1">
-      <w:start w:val="1"/>
-      <w:numFmt w:val="lowerRoman"/>
-      <w:lvlText w:val="%6."/>
-      <w:lvlJc w:val="right"/>
-      <w:pPr>
-        <w:ind w:left="4680" w:hanging="180"/>
-      </w:pPr>
-    </w:lvl>
-    <w:lvl w:ilvl="6" w:tplc="0409000F" w:tentative="1">
-      <w:start w:val="1"/>
-      <w:numFmt w:val="decimal"/>
-      <w:lvlText w:val="%7."/>
-      <w:lvlJc w:val="left"/>
-      <w:pPr>
-        <w:ind w:left="5400" w:hanging="360"/>
-      </w:pPr>
-    </w:lvl>
-    <w:lvl w:ilvl="7" w:tplc="04090019" w:tentative="1">
-      <w:start w:val="1"/>
-      <w:numFmt w:val="lowerLetter"/>
-      <w:lvlText w:val="%8."/>
-      <w:lvlJc w:val="left"/>
-      <w:pPr>
-        <w:ind w:left="6120" w:hanging="360"/>
-      </w:pPr>
-    </w:lvl>
-    <w:lvl w:ilvl="8" w:tplc="0409001B" w:tentative="1">
-      <w:start w:val="1"/>
-      <w:numFmt w:val="lowerRoman"/>
-      <w:lvlText w:val="%9."/>
-      <w:lvlJc w:val="right"/>
-      <w:pPr>
-        <w:ind w:left="6840" w:hanging="180"/>
-      </w:pPr>
-    </w:lvl>
-  </w:abstractNum>
-  <w:abstractNum w:abstractNumId="60" w15:restartNumberingAfterBreak="0">
-    <w:nsid w:val="7AB83BF5"/>
-    <w:multiLevelType w:val="hybridMultilevel"/>
-    <w:tmpl w:val="A850B5E2"/>
-    <w:lvl w:ilvl="0" w:tplc="04090001">
-      <w:start w:val="1"/>
-      <w:numFmt w:val="bullet"/>
-      <w:lvlText w:val=""/>
-      <w:lvlJc w:val="left"/>
-      <w:pPr>
-        <w:ind w:left="1440" w:hanging="360"/>
-      </w:pPr>
-      <w:rPr>
-        <w:rFonts w:ascii="Symbol" w:hAnsi="Symbol" w:hint="default"/>
-      </w:rPr>
-    </w:lvl>
-    <w:lvl w:ilvl="1" w:tplc="04090003" w:tentative="1">
-      <w:start w:val="1"/>
-      <w:numFmt w:val="bullet"/>
-      <w:lvlText w:val="o"/>
-      <w:lvlJc w:val="left"/>
-      <w:pPr>
-        <w:ind w:left="2160" w:hanging="360"/>
-      </w:pPr>
-      <w:rPr>
-        <w:rFonts w:ascii="Courier New" w:hAnsi="Courier New" w:cs="Courier New" w:hint="default"/>
-      </w:rPr>
-    </w:lvl>
-    <w:lvl w:ilvl="2" w:tplc="04090005" w:tentative="1">
-      <w:start w:val="1"/>
-      <w:numFmt w:val="bullet"/>
-      <w:lvlText w:val=""/>
-      <w:lvlJc w:val="left"/>
-      <w:pPr>
-        <w:ind w:left="2880" w:hanging="360"/>
-      </w:pPr>
-      <w:rPr>
-        <w:rFonts w:ascii="Wingdings" w:hAnsi="Wingdings" w:hint="default"/>
-      </w:rPr>
-    </w:lvl>
-    <w:lvl w:ilvl="3" w:tplc="04090001" w:tentative="1">
-      <w:start w:val="1"/>
-      <w:numFmt w:val="bullet"/>
-      <w:lvlText w:val=""/>
-      <w:lvlJc w:val="left"/>
-      <w:pPr>
-        <w:ind w:left="3600" w:hanging="360"/>
-      </w:pPr>
-      <w:rPr>
-        <w:rFonts w:ascii="Symbol" w:hAnsi="Symbol" w:hint="default"/>
-      </w:rPr>
-    </w:lvl>
-    <w:lvl w:ilvl="4" w:tplc="04090003" w:tentative="1">
-      <w:start w:val="1"/>
-      <w:numFmt w:val="bullet"/>
-      <w:lvlText w:val="o"/>
-      <w:lvlJc w:val="left"/>
-      <w:pPr>
-        <w:ind w:left="4320" w:hanging="360"/>
-      </w:pPr>
-      <w:rPr>
-        <w:rFonts w:ascii="Courier New" w:hAnsi="Courier New" w:cs="Courier New" w:hint="default"/>
-      </w:rPr>
-    </w:lvl>
-    <w:lvl w:ilvl="5" w:tplc="04090005" w:tentative="1">
-      <w:start w:val="1"/>
-      <w:numFmt w:val="bullet"/>
-      <w:lvlText w:val=""/>
-      <w:lvlJc w:val="left"/>
-      <w:pPr>
-        <w:ind w:left="5040" w:hanging="360"/>
-      </w:pPr>
-      <w:rPr>
-        <w:rFonts w:ascii="Wingdings" w:hAnsi="Wingdings" w:hint="default"/>
-      </w:rPr>
-    </w:lvl>
-    <w:lvl w:ilvl="6" w:tplc="04090001" w:tentative="1">
-      <w:start w:val="1"/>
-      <w:numFmt w:val="bullet"/>
-      <w:lvlText w:val=""/>
-      <w:lvlJc w:val="left"/>
-      <w:pPr>
-        <w:ind w:left="5760" w:hanging="360"/>
-      </w:pPr>
-      <w:rPr>
-        <w:rFonts w:ascii="Symbol" w:hAnsi="Symbol" w:hint="default"/>
-      </w:rPr>
-    </w:lvl>
-    <w:lvl w:ilvl="7" w:tplc="04090003" w:tentative="1">
-      <w:start w:val="1"/>
-      <w:numFmt w:val="bullet"/>
-      <w:lvlText w:val="o"/>
-      <w:lvlJc w:val="left"/>
-      <w:pPr>
-        <w:ind w:left="6480" w:hanging="360"/>
-      </w:pPr>
-      <w:rPr>
-        <w:rFonts w:ascii="Courier New" w:hAnsi="Courier New" w:cs="Courier New" w:hint="default"/>
-      </w:rPr>
-    </w:lvl>
-    <w:lvl w:ilvl="8" w:tplc="04090005" w:tentative="1">
-      <w:start w:val="1"/>
-      <w:numFmt w:val="bullet"/>
-      <w:lvlText w:val=""/>
-      <w:lvlJc w:val="left"/>
-      <w:pPr>
-        <w:ind w:left="7200" w:hanging="360"/>
-      </w:pPr>
-      <w:rPr>
-        <w:rFonts w:ascii="Wingdings" w:hAnsi="Wingdings" w:hint="default"/>
-      </w:rPr>
-    </w:lvl>
-  </w:abstractNum>
-  <w:abstractNum w:abstractNumId="61" w15:restartNumberingAfterBreak="0">
-    <w:nsid w:val="7DC374E6"/>
-    <w:multiLevelType w:val="hybridMultilevel"/>
-    <w:tmpl w:val="BEAEA7E2"/>
-    <w:lvl w:ilvl="0" w:tplc="1B363092">
-      <w:start w:val="1"/>
-      <w:numFmt w:val="decimal"/>
-      <w:lvlText w:val="%1."/>
-      <w:lvlJc w:val="left"/>
-      <w:pPr>
-        <w:ind w:left="1080" w:hanging="360"/>
-      </w:pPr>
-      <w:rPr>
-        <w:rFonts w:cstheme="minorHAnsi" w:hint="default"/>
-      </w:rPr>
-    </w:lvl>
-    <w:lvl w:ilvl="1" w:tplc="04090019" w:tentative="1">
-      <w:start w:val="1"/>
-      <w:numFmt w:val="lowerLetter"/>
-      <w:lvlText w:val="%2."/>
-      <w:lvlJc w:val="left"/>
-      <w:pPr>
-        <w:ind w:left="1800" w:hanging="360"/>
-      </w:pPr>
-    </w:lvl>
-    <w:lvl w:ilvl="2" w:tplc="0409001B" w:tentative="1">
-      <w:start w:val="1"/>
-      <w:numFmt w:val="lowerRoman"/>
-      <w:lvlText w:val="%3."/>
-      <w:lvlJc w:val="right"/>
-      <w:pPr>
-        <w:ind w:left="2520" w:hanging="180"/>
-      </w:pPr>
-    </w:lvl>
-    <w:lvl w:ilvl="3" w:tplc="0409000F" w:tentative="1">
-      <w:start w:val="1"/>
-      <w:numFmt w:val="decimal"/>
-      <w:lvlText w:val="%4."/>
-      <w:lvlJc w:val="left"/>
-      <w:pPr>
-        <w:ind w:left="3240" w:hanging="360"/>
-      </w:pPr>
-    </w:lvl>
-    <w:lvl w:ilvl="4" w:tplc="04090019" w:tentative="1">
-      <w:start w:val="1"/>
-      <w:numFmt w:val="lowerLetter"/>
-      <w:lvlText w:val="%5."/>
-      <w:lvlJc w:val="left"/>
-      <w:pPr>
-        <w:ind w:left="3960" w:hanging="360"/>
-      </w:pPr>
-    </w:lvl>
-    <w:lvl w:ilvl="5" w:tplc="0409001B" w:tentative="1">
-      <w:start w:val="1"/>
-      <w:numFmt w:val="lowerRoman"/>
-      <w:lvlText w:val="%6."/>
-      <w:lvlJc w:val="right"/>
-      <w:pPr>
-        <w:ind w:left="4680" w:hanging="180"/>
-      </w:pPr>
-    </w:lvl>
-    <w:lvl w:ilvl="6" w:tplc="0409000F" w:tentative="1">
-      <w:start w:val="1"/>
-      <w:numFmt w:val="decimal"/>
-      <w:lvlText w:val="%7."/>
-      <w:lvlJc w:val="left"/>
-      <w:pPr>
-        <w:ind w:left="5400" w:hanging="360"/>
-      </w:pPr>
-    </w:lvl>
-    <w:lvl w:ilvl="7" w:tplc="04090019" w:tentative="1">
-      <w:start w:val="1"/>
-      <w:numFmt w:val="lowerLetter"/>
-      <w:lvlText w:val="%8."/>
-      <w:lvlJc w:val="left"/>
-      <w:pPr>
-        <w:ind w:left="6120" w:hanging="360"/>
-      </w:pPr>
-    </w:lvl>
-    <w:lvl w:ilvl="8" w:tplc="0409001B" w:tentative="1">
-      <w:start w:val="1"/>
-      <w:numFmt w:val="lowerRoman"/>
-      <w:lvlText w:val="%9."/>
-      <w:lvlJc w:val="right"/>
-      <w:pPr>
-        <w:ind w:left="6840" w:hanging="180"/>
-      </w:pPr>
-    </w:lvl>
-  </w:abstractNum>
-  <w:abstractNum w:abstractNumId="62" w15:restartNumberingAfterBreak="0">
-    <w:nsid w:val="7F1C3286"/>
-    <w:multiLevelType w:val="multilevel"/>
-    <w:tmpl w:val="1C44A126"/>
-    <w:lvl w:ilvl="0">
-      <w:start w:val="1"/>
-      <w:numFmt w:val="bullet"/>
-      <w:lvlText w:val=""/>
-      <w:lvlJc w:val="left"/>
-      <w:pPr>
-        <w:tabs>
-          <w:tab w:val="num" w:pos="720"/>
-        </w:tabs>
-        <w:ind w:left="720" w:hanging="360"/>
-      </w:pPr>
-      <w:rPr>
-        <w:rFonts w:ascii="Symbol" w:hAnsi="Symbol" w:hint="default"/>
-        <w:sz w:val="20"/>
-      </w:rPr>
-    </w:lvl>
-    <w:lvl w:ilvl="1" w:tentative="1">
-      <w:start w:val="1"/>
-      <w:numFmt w:val="bullet"/>
-      <w:lvlText w:val="o"/>
-      <w:lvlJc w:val="left"/>
-      <w:pPr>
-        <w:tabs>
-          <w:tab w:val="num" w:pos="1440"/>
-        </w:tabs>
-        <w:ind w:left="1440" w:hanging="360"/>
-      </w:pPr>
-      <w:rPr>
-        <w:rFonts w:ascii="Courier New" w:hAnsi="Courier New" w:hint="default"/>
-        <w:sz w:val="20"/>
-      </w:rPr>
-    </w:lvl>
-    <w:lvl w:ilvl="2" w:tentative="1">
-      <w:start w:val="1"/>
-      <w:numFmt w:val="bullet"/>
-      <w:lvlText w:val=""/>
-      <w:lvlJc w:val="left"/>
-      <w:pPr>
-        <w:tabs>
-          <w:tab w:val="num" w:pos="2160"/>
-        </w:tabs>
-        <w:ind w:left="2160" w:hanging="360"/>
-      </w:pPr>
       <w:rPr>
         <w:rFonts w:ascii="Wingdings" w:hAnsi="Wingdings" w:hint="default"/>
         <w:sz w:val="20"/>
       </w:rPr>
     </w:lvl>
-    <w:lvl w:ilvl="3" w:tentative="1">
-      <w:start w:val="1"/>
-      <w:numFmt w:val="bullet"/>
-      <w:lvlText w:val=""/>
-      <w:lvlJc w:val="left"/>
-      <w:pPr>
-        <w:tabs>
-          <w:tab w:val="num" w:pos="2880"/>
-        </w:tabs>
-        <w:ind w:left="2880" w:hanging="360"/>
-      </w:pPr>
-      <w:rPr>
-        <w:rFonts w:ascii="Wingdings" w:hAnsi="Wingdings" w:hint="default"/>
-        <w:sz w:val="20"/>
-      </w:rPr>
-    </w:lvl>
-    <w:lvl w:ilvl="4" w:tentative="1">
-      <w:start w:val="1"/>
-      <w:numFmt w:val="bullet"/>
-      <w:lvlText w:val=""/>
-      <w:lvlJc w:val="left"/>
-      <w:pPr>
-        <w:tabs>
-          <w:tab w:val="num" w:pos="3600"/>
-        </w:tabs>
-        <w:ind w:left="3600" w:hanging="360"/>
-      </w:pPr>
-      <w:rPr>
-        <w:rFonts w:ascii="Wingdings" w:hAnsi="Wingdings" w:hint="default"/>
-        <w:sz w:val="20"/>
-      </w:rPr>
-    </w:lvl>
-    <w:lvl w:ilvl="5" w:tentative="1">
-      <w:start w:val="1"/>
-      <w:numFmt w:val="bullet"/>
-      <w:lvlText w:val=""/>
-      <w:lvlJc w:val="left"/>
-      <w:pPr>
-        <w:tabs>
-          <w:tab w:val="num" w:pos="4320"/>
-        </w:tabs>
-        <w:ind w:left="4320" w:hanging="360"/>
-      </w:pPr>
-      <w:rPr>
-        <w:rFonts w:ascii="Wingdings" w:hAnsi="Wingdings" w:hint="default"/>
-        <w:sz w:val="20"/>
-      </w:rPr>
-    </w:lvl>
-    <w:lvl w:ilvl="6" w:tentative="1">
-      <w:start w:val="1"/>
-      <w:numFmt w:val="bullet"/>
-      <w:lvlText w:val=""/>
-      <w:lvlJc w:val="left"/>
-      <w:pPr>
-        <w:tabs>
-          <w:tab w:val="num" w:pos="5040"/>
-        </w:tabs>
-        <w:ind w:left="5040" w:hanging="360"/>
-      </w:pPr>
-      <w:rPr>
-        <w:rFonts w:ascii="Wingdings" w:hAnsi="Wingdings" w:hint="default"/>
-        <w:sz w:val="20"/>
-      </w:rPr>
-    </w:lvl>
-    <w:lvl w:ilvl="7" w:tentative="1">
-      <w:start w:val="1"/>
-      <w:numFmt w:val="bullet"/>
-      <w:lvlText w:val=""/>
-      <w:lvlJc w:val="left"/>
-      <w:pPr>
-        <w:tabs>
-          <w:tab w:val="num" w:pos="5760"/>
-        </w:tabs>
-        <w:ind w:left="5760" w:hanging="360"/>
-      </w:pPr>
-      <w:rPr>
-        <w:rFonts w:ascii="Wingdings" w:hAnsi="Wingdings" w:hint="default"/>
-        <w:sz w:val="20"/>
-      </w:rPr>
-    </w:lvl>
-    <w:lvl w:ilvl="8" w:tentative="1">
-      <w:start w:val="1"/>
-      <w:numFmt w:val="bullet"/>
-      <w:lvlText w:val=""/>
-      <w:lvlJc w:val="left"/>
-      <w:pPr>
-        <w:tabs>
-          <w:tab w:val="num" w:pos="6480"/>
-        </w:tabs>
-        <w:ind w:left="6480" w:hanging="360"/>
-      </w:pPr>
-      <w:rPr>
-        <w:rFonts w:ascii="Wingdings" w:hAnsi="Wingdings" w:hint="default"/>
-        <w:sz w:val="20"/>
-      </w:rPr>
-    </w:lvl>
   </w:abstractNum>
-  <w:abstractNum w:abstractNumId="63" w15:restartNumberingAfterBreak="0">
+  <w:abstractNum w:abstractNumId="69" w15:restartNumberingAfterBreak="0">
     <w:nsid w:val="7FB34CA6"/>
     <w:multiLevelType w:val="hybridMultilevel"/>
     <w:tmpl w:val="CBF28DA0"/>
@@ -15687,196 +15114,214 @@
     </w:lvl>
   </w:abstractNum>
   <w:num w:numId="1">
-    <w:abstractNumId w:val="38"/>
+    <w:abstractNumId w:val="40"/>
   </w:num>
   <w:num w:numId="2">
     <w:abstractNumId w:val="5"/>
   </w:num>
   <w:num w:numId="3">
-    <w:abstractNumId w:val="35"/>
+    <w:abstractNumId w:val="36"/>
   </w:num>
   <w:num w:numId="4">
-    <w:abstractNumId w:val="24"/>
+    <w:abstractNumId w:val="25"/>
   </w:num>
   <w:num w:numId="5">
-    <w:abstractNumId w:val="60"/>
+    <w:abstractNumId w:val="66"/>
   </w:num>
   <w:num w:numId="6">
-    <w:abstractNumId w:val="40"/>
+    <w:abstractNumId w:val="42"/>
   </w:num>
   <w:num w:numId="7">
-    <w:abstractNumId w:val="56"/>
+    <w:abstractNumId w:val="62"/>
   </w:num>
   <w:num w:numId="8">
-    <w:abstractNumId w:val="42"/>
+    <w:abstractNumId w:val="44"/>
   </w:num>
   <w:num w:numId="9">
-    <w:abstractNumId w:val="57"/>
+    <w:abstractNumId w:val="63"/>
   </w:num>
   <w:num w:numId="10">
-    <w:abstractNumId w:val="63"/>
+    <w:abstractNumId w:val="69"/>
   </w:num>
   <w:num w:numId="11">
     <w:abstractNumId w:val="4"/>
   </w:num>
   <w:num w:numId="12">
-    <w:abstractNumId w:val="54"/>
+    <w:abstractNumId w:val="59"/>
   </w:num>
   <w:num w:numId="13">
+    <w:abstractNumId w:val="21"/>
+  </w:num>
+  <w:num w:numId="14">
+    <w:abstractNumId w:val="29"/>
+  </w:num>
+  <w:num w:numId="15">
+    <w:abstractNumId w:val="68"/>
+  </w:num>
+  <w:num w:numId="16">
+    <w:abstractNumId w:val="41"/>
+  </w:num>
+  <w:num w:numId="17">
+    <w:abstractNumId w:val="46"/>
+  </w:num>
+  <w:num w:numId="18">
+    <w:abstractNumId w:val="67"/>
+  </w:num>
+  <w:num w:numId="19">
+    <w:abstractNumId w:val="23"/>
+  </w:num>
+  <w:num w:numId="20">
+    <w:abstractNumId w:val="22"/>
+  </w:num>
+  <w:num w:numId="21">
+    <w:abstractNumId w:val="10"/>
+  </w:num>
+  <w:num w:numId="22">
+    <w:abstractNumId w:val="24"/>
+  </w:num>
+  <w:num w:numId="23">
+    <w:abstractNumId w:val="65"/>
+  </w:num>
+  <w:num w:numId="24">
+    <w:abstractNumId w:val="12"/>
+  </w:num>
+  <w:num w:numId="25">
+    <w:abstractNumId w:val="9"/>
+  </w:num>
+  <w:num w:numId="26">
     <w:abstractNumId w:val="20"/>
   </w:num>
-  <w:num w:numId="14">
-    <w:abstractNumId w:val="28"/>
+  <w:num w:numId="27">
+    <w:abstractNumId w:val="56"/>
   </w:num>
-  <w:num w:numId="15">
-    <w:abstractNumId w:val="62"/>
+  <w:num w:numId="28">
+    <w:abstractNumId w:val="47"/>
   </w:num>
-  <w:num w:numId="16">
-    <w:abstractNumId w:val="39"/>
+  <w:num w:numId="29">
+    <w:abstractNumId w:val="53"/>
   </w:num>
-  <w:num w:numId="17">
+  <w:num w:numId="30">
+    <w:abstractNumId w:val="60"/>
+  </w:num>
+  <w:num w:numId="31">
     <w:abstractNumId w:val="43"/>
   </w:num>
-  <w:num w:numId="18">
-    <w:abstractNumId w:val="61"/>
+  <w:num w:numId="32">
+    <w:abstractNumId w:val="33"/>
   </w:num>
-  <w:num w:numId="19">
-    <w:abstractNumId w:val="22"/>
+  <w:num w:numId="33">
+    <w:abstractNumId w:val="38"/>
   </w:num>
-  <w:num w:numId="20">
-    <w:abstractNumId w:val="21"/>
+  <w:num w:numId="34">
+    <w:abstractNumId w:val="49"/>
   </w:num>
-  <w:num w:numId="21">
-    <w:abstractNumId w:val="9"/>
+  <w:num w:numId="35">
+    <w:abstractNumId w:val="34"/>
   </w:num>
-  <w:num w:numId="22">
-    <w:abstractNumId w:val="23"/>
+  <w:num w:numId="36">
+    <w:abstractNumId w:val="15"/>
   </w:num>
-  <w:num w:numId="23">
-    <w:abstractNumId w:val="59"/>
+  <w:num w:numId="37">
+    <w:abstractNumId w:val="16"/>
   </w:num>
-  <w:num w:numId="24">
-    <w:abstractNumId w:val="11"/>
+  <w:num w:numId="38">
+    <w:abstractNumId w:val="35"/>
   </w:num>
-  <w:num w:numId="25">
-    <w:abstractNumId w:val="8"/>
+  <w:num w:numId="39">
+    <w:abstractNumId w:val="27"/>
   </w:num>
-  <w:num w:numId="26">
+  <w:num w:numId="40">
+    <w:abstractNumId w:val="31"/>
+  </w:num>
+  <w:num w:numId="41">
+    <w:abstractNumId w:val="58"/>
+  </w:num>
+  <w:num w:numId="42">
     <w:abstractNumId w:val="19"/>
   </w:num>
-  <w:num w:numId="27">
-    <w:abstractNumId w:val="51"/>
-  </w:num>
-  <w:num w:numId="28">
-    <w:abstractNumId w:val="44"/>
-  </w:num>
-  <w:num w:numId="29">
-    <w:abstractNumId w:val="49"/>
-  </w:num>
-  <w:num w:numId="30">
-    <w:abstractNumId w:val="55"/>
-  </w:num>
-  <w:num w:numId="31">
-    <w:abstractNumId w:val="41"/>
-  </w:num>
-  <w:num w:numId="32">
-    <w:abstractNumId w:val="32"/>
-  </w:num>
-  <w:num w:numId="33">
-    <w:abstractNumId w:val="36"/>
-  </w:num>
-  <w:num w:numId="34">
-    <w:abstractNumId w:val="46"/>
-  </w:num>
-  <w:num w:numId="35">
-    <w:abstractNumId w:val="33"/>
-  </w:num>
-  <w:num w:numId="36">
-    <w:abstractNumId w:val="14"/>
-  </w:num>
-  <w:num w:numId="37">
-    <w:abstractNumId w:val="15"/>
-  </w:num>
-  <w:num w:numId="38">
-    <w:abstractNumId w:val="34"/>
-  </w:num>
-  <w:num w:numId="39">
-    <w:abstractNumId w:val="26"/>
-  </w:num>
-  <w:num w:numId="40">
-    <w:abstractNumId w:val="30"/>
-  </w:num>
-  <w:num w:numId="41">
-    <w:abstractNumId w:val="53"/>
-  </w:num>
-  <w:num w:numId="42">
-    <w:abstractNumId w:val="18"/>
-  </w:num>
   <w:num w:numId="43">
-    <w:abstractNumId w:val="27"/>
+    <w:abstractNumId w:val="28"/>
   </w:num>
   <w:num w:numId="44">
     <w:abstractNumId w:val="1"/>
   </w:num>
   <w:num w:numId="45">
+    <w:abstractNumId w:val="14"/>
+  </w:num>
+  <w:num w:numId="46">
+    <w:abstractNumId w:val="11"/>
+  </w:num>
+  <w:num w:numId="47">
+    <w:abstractNumId w:val="51"/>
+  </w:num>
+  <w:num w:numId="48">
     <w:abstractNumId w:val="13"/>
   </w:num>
-  <w:num w:numId="46">
-    <w:abstractNumId w:val="10"/>
-  </w:num>
-  <w:num w:numId="47">
-    <w:abstractNumId w:val="48"/>
-  </w:num>
-  <w:num w:numId="48">
-    <w:abstractNumId w:val="12"/>
-  </w:num>
   <w:num w:numId="49">
-    <w:abstractNumId w:val="29"/>
+    <w:abstractNumId w:val="30"/>
   </w:num>
   <w:num w:numId="50">
-    <w:abstractNumId w:val="58"/>
+    <w:abstractNumId w:val="64"/>
   </w:num>
   <w:num w:numId="51">
-    <w:abstractNumId w:val="7"/>
+    <w:abstractNumId w:val="8"/>
   </w:num>
   <w:num w:numId="52">
-    <w:abstractNumId w:val="17"/>
+    <w:abstractNumId w:val="18"/>
   </w:num>
   <w:num w:numId="53">
     <w:abstractNumId w:val="0"/>
   </w:num>
   <w:num w:numId="54">
-    <w:abstractNumId w:val="31"/>
+    <w:abstractNumId w:val="32"/>
   </w:num>
   <w:num w:numId="55">
     <w:abstractNumId w:val="2"/>
   </w:num>
   <w:num w:numId="56">
-    <w:abstractNumId w:val="6"/>
+    <w:abstractNumId w:val="7"/>
   </w:num>
   <w:num w:numId="57">
-    <w:abstractNumId w:val="25"/>
+    <w:abstractNumId w:val="26"/>
   </w:num>
   <w:num w:numId="58">
-    <w:abstractNumId w:val="47"/>
+    <w:abstractNumId w:val="50"/>
   </w:num>
   <w:num w:numId="59">
-    <w:abstractNumId w:val="16"/>
+    <w:abstractNumId w:val="17"/>
   </w:num>
   <w:num w:numId="60">
-    <w:abstractNumId w:val="37"/>
+    <w:abstractNumId w:val="39"/>
   </w:num>
   <w:num w:numId="61">
-    <w:abstractNumId w:val="52"/>
+    <w:abstractNumId w:val="57"/>
   </w:num>
   <w:num w:numId="62">
     <w:abstractNumId w:val="3"/>
   </w:num>
   <w:num w:numId="63">
+    <w:abstractNumId w:val="48"/>
+  </w:num>
+  <w:num w:numId="64">
+    <w:abstractNumId w:val="54"/>
+  </w:num>
+  <w:num w:numId="65">
+    <w:abstractNumId w:val="55"/>
+  </w:num>
+  <w:num w:numId="66">
     <w:abstractNumId w:val="45"/>
   </w:num>
-  <w:num w:numId="64">
-    <w:abstractNumId w:val="50"/>
+  <w:num w:numId="67">
+    <w:abstractNumId w:val="37"/>
+  </w:num>
+  <w:num w:numId="68">
+    <w:abstractNumId w:val="61"/>
+  </w:num>
+  <w:num w:numId="69">
+    <w:abstractNumId w:val="6"/>
+  </w:num>
+  <w:num w:numId="70">
+    <w:abstractNumId w:val="52"/>
   </w:num>
   <w:numIdMacAtCleanup w:val="64"/>
 </w:numbering>
@@ -16280,7 +15725,7 @@
   <w:style w:type="paragraph" w:default="1" w:styleId="Normal">
     <w:name w:val="Normal"/>
     <w:qFormat/>
-    <w:rsid w:val="0085595A"/>
+    <w:rsid w:val="008E7025"/>
   </w:style>
   <w:style w:type="paragraph" w:styleId="Heading1">
     <w:name w:val="heading 1"/>
@@ -16314,7 +15759,7 @@
     <w:uiPriority w:val="9"/>
     <w:unhideWhenUsed/>
     <w:qFormat/>
-    <w:rsid w:val="008D1E52"/>
+    <w:rsid w:val="00DD327B"/>
     <w:pPr>
       <w:keepNext/>
       <w:keepLines/>
@@ -16575,7 +16020,7 @@
     <w:basedOn w:val="DefaultParagraphFont"/>
     <w:link w:val="Heading2"/>
     <w:uiPriority w:val="9"/>
-    <w:rsid w:val="008D1E52"/>
+    <w:rsid w:val="00DD327B"/>
     <w:rPr>
       <w:rFonts w:eastAsiaTheme="majorEastAsia" w:cstheme="minorHAnsi"/>
       <w:b/>
